--- a/00-首页/题组Word/习题书/教师版/第二篇-结构化学/6-超分子与材料化学.docx
+++ b/00-首页/题组Word/习题书/教师版/第二篇-结构化学/6-超分子与材料化学.docx
@@ -2,7 +2,7 @@
 <file path=word/document.xml><?xml version="1.0" encoding="utf-8"?>
 <w:document xmlns:w="http://schemas.openxmlformats.org/wordprocessingml/2006/main" xmlns:m="http://schemas.openxmlformats.org/officeDocument/2006/math" xmlns:r="http://schemas.openxmlformats.org/officeDocument/2006/relationships" xmlns:o="urn:schemas-microsoft-com:office:office" xmlns:v="urn:schemas-microsoft-com:vml" xmlns:w10="urn:schemas-microsoft-com:office:word" xmlns:a="http://schemas.openxmlformats.org/drawingml/2006/main" xmlns:pic="http://schemas.openxmlformats.org/drawingml/2006/picture" xmlns:wp="http://schemas.openxmlformats.org/drawingml/2006/wordprocessingDrawing">
   <w:body>
-    <w:bookmarkStart w:id="70" w:name="第-6-章-超分子与材料化学"/>
+    <w:bookmarkStart w:id="85" w:name="第-6-章-超分子与材料化学"/>
     <w:p>
       <w:pPr>
         <w:spacing w:after="1800" w:before="1200" w:line="276" w:lineRule="auto"/>
@@ -138,7 +138,7 @@
           <w:color w:val="5B6975"/>
           <w:sz w:val="24"/>
         </w:rPr>
-        <w:t>：26</w:t>
+        <w:t>：29</w:t>
       </w:r>
     </w:p>
     <w:p>
@@ -222,7 +222,7 @@
           <w:color w:val="5B6975"/>
           <w:sz w:val="24"/>
         </w:rPr>
-        <w:t>：2026-09-01</w:t>
+        <w:t>：2026-09-06</w:t>
       </w:r>
     </w:p>
     <w:p>
@@ -2207,7 +2207,7 @@
       </w:r>
     </w:p>
     <w:bookmarkEnd w:id="9"/>
-    <w:bookmarkStart w:id="14" w:name="无机固体化学-习题10.3"/>
+    <w:bookmarkStart w:id="16" w:name="一分册测试-ch1b-10-组氨酸硅钨酸盐超分子"/>
     <w:p>
       <w:pPr>
         <w:pStyle w:val="Heading2"/>
@@ -2223,25 +2223,19 @@
         <w:rPr>
           <w:rFonts w:hint="eastAsia" w:ascii="Times New Roman" w:hAnsi="Times New Roman" w:eastAsia="SimHei" w:cs="Times New Roman"/>
         </w:rPr>
-        <w:t>无机固体化学</w:t>
-      </w:r>
-      <w:r>
-        <w:rPr>
-          <w:rFonts w:hint="eastAsia" w:ascii="Times New Roman" w:hAnsi="Times New Roman" w:eastAsia="Times New Roman" w:cs="Times New Roman"/>
-        </w:rPr>
-        <w:t>-</w:t>
+        <w:t>一分册测试</w:t>
+      </w:r>
+      <w:r>
+        <w:rPr>
+          <w:rFonts w:hint="eastAsia" w:ascii="Times New Roman" w:hAnsi="Times New Roman" w:eastAsia="Times New Roman" w:cs="Times New Roman"/>
+        </w:rPr>
+        <w:t>-Ch1B-10-</w:t>
       </w:r>
       <w:r>
         <w:rPr>
           <w:rFonts w:hint="eastAsia" w:ascii="Times New Roman" w:hAnsi="Times New Roman" w:eastAsia="SimHei" w:cs="Times New Roman"/>
         </w:rPr>
-        <w:t>习题</w:t>
-      </w:r>
-      <w:r>
-        <w:rPr>
-          <w:rFonts w:hint="eastAsia" w:ascii="Times New Roman" w:hAnsi="Times New Roman" w:eastAsia="Times New Roman" w:cs="Times New Roman"/>
-        </w:rPr>
-        <w:t>10.3</w:t>
+        <w:t>组氨酸硅钨酸盐超分子</w:t>
       </w:r>
     </w:p>
     <w:p>
@@ -2252,49 +2246,61 @@
         <w:rPr>
           <w:rFonts w:hint="eastAsia" w:ascii="Times New Roman" w:hAnsi="Times New Roman" w:eastAsia="FangSong" w:cs="Times New Roman"/>
         </w:rPr>
-        <w:t>解释固体的能带形成</w:t>
+        <w:t>研究发现</w:t>
+      </w:r>
+      <w:r>
+        <w:rPr>
+          <w:rFonts w:hint="eastAsia" w:ascii="Times New Roman" w:hAnsi="Times New Roman" w:eastAsia="Times New Roman" w:cs="Times New Roman"/>
+        </w:rPr>
+        <w:t>，</w:t>
+      </w:r>
+      <w:r>
+        <w:rPr>
+          <w:rFonts w:hint="eastAsia" w:ascii="Times New Roman" w:hAnsi="Times New Roman" w:eastAsia="FangSong" w:cs="Times New Roman"/>
+        </w:rPr>
+        <w:t>氨基酸与多金属氧酸盐能够通过氢键形成超分子化合物</w:t>
+      </w:r>
+      <w:r>
+        <w:rPr>
+          <w:rFonts w:hint="eastAsia" w:ascii="Times New Roman" w:hAnsi="Times New Roman" w:eastAsia="Times New Roman" w:cs="Times New Roman"/>
+        </w:rPr>
+        <w:t>，</w:t>
+      </w:r>
+      <w:r>
+        <w:rPr>
+          <w:rFonts w:hint="eastAsia" w:ascii="Times New Roman" w:hAnsi="Times New Roman" w:eastAsia="FangSong" w:cs="Times New Roman"/>
+        </w:rPr>
+        <w:t>晶体中常含有结晶水</w:t>
+      </w:r>
+      <w:r>
+        <w:rPr>
+          <w:rFonts w:hint="eastAsia" w:ascii="Times New Roman" w:hAnsi="Times New Roman" w:eastAsia="Times New Roman" w:cs="Times New Roman"/>
+        </w:rPr>
+        <w:t>，</w:t>
+      </w:r>
+      <w:r>
+        <w:rPr>
+          <w:rFonts w:hint="eastAsia" w:ascii="Times New Roman" w:hAnsi="Times New Roman" w:eastAsia="FangSong" w:cs="Times New Roman"/>
+        </w:rPr>
+        <w:t>这类物质展示其独特的晶体结构和新颖的物理化学性质</w:t>
+      </w:r>
+      <w:r>
+        <w:rPr>
+          <w:rFonts w:hint="eastAsia" w:ascii="Times New Roman" w:hAnsi="Times New Roman" w:eastAsia="Times New Roman" w:cs="Times New Roman"/>
+        </w:rPr>
+        <w:t>，</w:t>
+      </w:r>
+      <w:r>
+        <w:rPr>
+          <w:rFonts w:hint="eastAsia" w:ascii="Times New Roman" w:hAnsi="Times New Roman" w:eastAsia="FangSong" w:cs="Times New Roman"/>
+        </w:rPr>
+        <w:t>对探究新型功能材料十分重要</w:t>
       </w:r>
       <w:r>
         <w:rPr>
           <w:rFonts w:hint="eastAsia" w:ascii="Times New Roman" w:hAnsi="Times New Roman" w:eastAsia="Times New Roman" w:cs="Times New Roman"/>
         </w:rPr>
         <w:t>。</w:t>
-      </w:r>
-      <w:r>
-        <w:rPr>
-          <w:rFonts w:hint="eastAsia" w:ascii="Times New Roman" w:hAnsi="Times New Roman" w:eastAsia="FangSong" w:cs="Times New Roman"/>
-        </w:rPr>
-        <w:t>什么是</w:t>
-      </w:r>
-      <w:r>
-        <w:rPr>
-          <w:rFonts w:ascii="Times New Roman" w:hAnsi="Times New Roman" w:eastAsia="Times New Roman" w:cs="Times New Roman"/>
-        </w:rPr>
-        <w:t xml:space="preserve"> Fermi </w:t>
-      </w:r>
-      <w:r>
-        <w:rPr>
-          <w:rFonts w:hint="eastAsia" w:ascii="Times New Roman" w:hAnsi="Times New Roman" w:eastAsia="FangSong" w:cs="Times New Roman"/>
-        </w:rPr>
-        <w:t>能级</w:t>
-      </w:r>
-      <w:r>
-        <w:rPr>
-          <w:rFonts w:hint="eastAsia" w:ascii="Times New Roman" w:hAnsi="Times New Roman" w:eastAsia="Times New Roman" w:cs="Times New Roman"/>
-        </w:rPr>
-        <w:t>？</w:t>
-      </w:r>
-      <w:r>
-        <w:rPr>
-          <w:rFonts w:hint="eastAsia" w:ascii="Times New Roman" w:hAnsi="Times New Roman" w:eastAsia="FangSong" w:cs="Times New Roman"/>
-        </w:rPr>
-        <w:t>什么是固体中的能隙</w:t>
-      </w:r>
-      <w:r>
-        <w:rPr>
-          <w:rFonts w:hint="eastAsia" w:ascii="Times New Roman" w:hAnsi="Times New Roman" w:eastAsia="Times New Roman" w:cs="Times New Roman"/>
-        </w:rPr>
-        <w:t>？</w:t>
       </w:r>
     </w:p>
     <w:p>
@@ -2303,6 +2309,827 @@
       </w:pPr>
       <w:r>
         <w:rPr>
+          <w:rFonts w:hint="eastAsia" w:ascii="Times New Roman" w:hAnsi="Times New Roman" w:eastAsia="FangSong" w:cs="Times New Roman"/>
+        </w:rPr>
+        <w:t>某研究小组采用一种简便的溶液法</w:t>
+      </w:r>
+      <w:r>
+        <w:rPr>
+          <w:rFonts w:hint="eastAsia" w:ascii="Times New Roman" w:hAnsi="Times New Roman" w:eastAsia="Times New Roman" w:cs="Times New Roman"/>
+        </w:rPr>
+        <w:t>，</w:t>
+      </w:r>
+      <w:r>
+        <w:rPr>
+          <w:rFonts w:hint="eastAsia" w:ascii="Times New Roman" w:hAnsi="Times New Roman" w:eastAsia="FangSong" w:cs="Times New Roman"/>
+        </w:rPr>
+        <w:t>将一定量的组氨酸</w:t>
+      </w:r>
+      <w:r>
+        <w:rPr>
+          <w:rFonts w:hint="eastAsia" w:ascii="Times New Roman" w:hAnsi="Times New Roman" w:eastAsia="Times New Roman" w:cs="Times New Roman"/>
+        </w:rPr>
+        <w:t>（</w:t>
+      </w:r>
+      <w:r>
+        <w:rPr>
+          <w:rFonts w:hint="eastAsia" w:ascii="Times New Roman" w:hAnsi="Times New Roman" w:eastAsia="FangSong" w:cs="Times New Roman"/>
+        </w:rPr>
+        <w:t>分子式</w:t>
+      </w:r>
+      <w:r>
+        <w:rPr>
+          <w:rFonts w:hint="eastAsia" w:ascii="Times New Roman" w:hAnsi="Times New Roman" w:eastAsia="Times New Roman" w:cs="Times New Roman"/>
+        </w:rPr>
+        <w:t>：</w:t>
+      </w:r>
+      <m:oMath>
+        <m:oMathPr>
+          <m:ctrlPr>
+            <w:rPr>
+              <w:sz w:val="28"/>
+              <w:szCs w:val="28"/>
+            </w:rPr>
+          </m:ctrlPr>
+        </m:oMathPr>
+        <m:sSub>
+          <m:e>
+            <m:r>
+              <m:t>C</m:t>
+            </m:r>
+          </m:e>
+          <m:sub>
+            <m:r>
+              <m:t>6</m:t>
+            </m:r>
+          </m:sub>
+        </m:sSub>
+        <m:sSub>
+          <m:e>
+            <m:r>
+              <m:t>H</m:t>
+            </m:r>
+          </m:e>
+          <m:sub>
+            <m:r>
+              <m:t>9</m:t>
+            </m:r>
+          </m:sub>
+        </m:sSub>
+        <m:sSub>
+          <m:e>
+            <m:r>
+              <m:t>N</m:t>
+            </m:r>
+          </m:e>
+          <m:sub>
+            <m:r>
+              <m:t>3</m:t>
+            </m:r>
+          </m:sub>
+        </m:sSub>
+        <m:sSub>
+          <m:e>
+            <m:r>
+              <m:t>O</m:t>
+            </m:r>
+          </m:e>
+          <m:sub>
+            <m:r>
+              <m:t>2</m:t>
+            </m:r>
+          </m:sub>
+        </m:sSub>
+      </m:oMath>
+      <w:r>
+        <w:rPr>
+          <w:rFonts w:hint="eastAsia" w:ascii="Times New Roman" w:hAnsi="Times New Roman" w:eastAsia="Times New Roman" w:cs="Times New Roman"/>
+        </w:rPr>
+        <w:t>，</w:t>
+      </w:r>
+      <w:r>
+        <w:rPr>
+          <w:rFonts w:hint="eastAsia" w:ascii="Times New Roman" w:hAnsi="Times New Roman" w:eastAsia="FangSong" w:cs="Times New Roman"/>
+        </w:rPr>
+        <w:t>英文缩写</w:t>
+      </w:r>
+      <w:r>
+        <w:rPr>
+          <w:rFonts w:hint="eastAsia" w:ascii="Times New Roman" w:hAnsi="Times New Roman" w:eastAsia="Times New Roman" w:cs="Times New Roman"/>
+        </w:rPr>
+        <w:t>：His，</w:t>
+      </w:r>
+      <w:r>
+        <w:rPr>
+          <w:rFonts w:hint="eastAsia" w:ascii="Times New Roman" w:hAnsi="Times New Roman" w:eastAsia="FangSong" w:cs="Times New Roman"/>
+        </w:rPr>
+        <w:t>结构式</w:t>
+      </w:r>
+      <w:r>
+        <w:rPr>
+          <w:rFonts w:hint="eastAsia" w:ascii="Times New Roman" w:hAnsi="Times New Roman" w:eastAsia="Times New Roman" w:cs="Times New Roman"/>
+        </w:rPr>
+        <w:t>：</w:t>
+      </w:r>
+    </w:p>
+    <w:p>
+      <w:pPr>
+        <w:pStyle w:val="BodyText"/>
+        <w:spacing w:before="160" w:after="80"/>
+        <w:jc w:val="center"/>
+      </w:pPr>
+      <w:r>
+        <w:rPr>
+          <w:rFonts w:ascii="Times New Roman" w:hAnsi="Times New Roman" w:eastAsia="Times New Roman" w:cs="Times New Roman"/>
+        </w:rPr>
+        <w:drawing>
+          <wp:inline>
+            <wp:extent cx="2654300" cy="1816100"/>
+            <wp:effectExtent b="0" l="0" r="0" t="0"/>
+            <wp:docPr descr="" title="" id="11" name="Picture"/>
+            <a:graphic>
+              <a:graphicData uri="http://schemas.openxmlformats.org/drawingml/2006/picture">
+                <pic:pic>
+                  <pic:nvPicPr>
+                    <pic:cNvPr descr="f7d1189b37a09b50253b53792883563ae8eb6868f82a7445cb43180e89aabfd7.jpg" id="12" name="Picture"/>
+                    <pic:cNvPicPr>
+                      <a:picLocks noChangeArrowheads="1" noChangeAspect="1"/>
+                    </pic:cNvPicPr>
+                  </pic:nvPicPr>
+                  <pic:blipFill>
+                    <a:blip r:embed="rId10"/>
+                    <a:stretch>
+                      <a:fillRect/>
+                    </a:stretch>
+                  </pic:blipFill>
+                  <pic:spPr bwMode="auto">
+                    <a:xfrm>
+                      <a:off x="0" y="0"/>
+                      <a:ext cx="2654300" cy="1816100"/>
+                    </a:xfrm>
+                    <a:prstGeom prst="rect">
+                      <a:avLst/>
+                    </a:prstGeom>
+                    <a:noFill/>
+                    <a:ln w="9525">
+                      <a:noFill/>
+                      <a:headEnd/>
+                      <a:tailEnd/>
+                    </a:ln>
+                  </pic:spPr>
+                </pic:pic>
+              </a:graphicData>
+            </a:graphic>
+          </wp:inline>
+        </w:drawing>
+      </w:r>
+    </w:p>
+    <w:p>
+      <w:pPr>
+        <w:pStyle w:val="BodyText"/>
+      </w:pPr>
+      <w:r>
+        <w:rPr>
+          <w:rFonts w:hint="eastAsia" w:ascii="Times New Roman" w:hAnsi="Times New Roman" w:eastAsia="Times New Roman" w:cs="Times New Roman"/>
+        </w:rPr>
+        <w:t>）、</w:t>
+      </w:r>
+      <w:r>
+        <w:rPr>
+          <w:rFonts w:hint="eastAsia" w:ascii="Times New Roman" w:hAnsi="Times New Roman" w:eastAsia="FangSong" w:cs="Times New Roman"/>
+        </w:rPr>
+        <w:t>结构助剂及去离子水放入</w:t>
+      </w:r>
+      <w:r>
+        <w:rPr>
+          <w:rFonts w:ascii="Times New Roman" w:hAnsi="Times New Roman" w:eastAsia="Times New Roman" w:cs="Times New Roman"/>
+        </w:rPr>
+        <w:t xml:space="preserve"> 100 mL </w:t>
+      </w:r>
+      <w:r>
+        <w:rPr>
+          <w:rFonts w:hint="eastAsia" w:ascii="Times New Roman" w:hAnsi="Times New Roman" w:eastAsia="FangSong" w:cs="Times New Roman"/>
+        </w:rPr>
+        <w:t>锥形瓶中</w:t>
+      </w:r>
+      <w:r>
+        <w:rPr>
+          <w:rFonts w:hint="eastAsia" w:ascii="Times New Roman" w:hAnsi="Times New Roman" w:eastAsia="Times New Roman" w:cs="Times New Roman"/>
+        </w:rPr>
+        <w:t>，</w:t>
+      </w:r>
+      <w:r>
+        <w:rPr>
+          <w:rFonts w:hint="eastAsia" w:ascii="Times New Roman" w:hAnsi="Times New Roman" w:eastAsia="FangSong" w:cs="Times New Roman"/>
+        </w:rPr>
+        <w:t>搅拌混合均匀</w:t>
+      </w:r>
+      <w:r>
+        <w:rPr>
+          <w:rFonts w:hint="eastAsia" w:ascii="Times New Roman" w:hAnsi="Times New Roman" w:eastAsia="Times New Roman" w:cs="Times New Roman"/>
+        </w:rPr>
+        <w:t>，2</w:t>
+      </w:r>
+      <w:r>
+        <w:rPr>
+          <w:rFonts w:ascii="Times New Roman" w:hAnsi="Times New Roman" w:eastAsia="Times New Roman" w:cs="Times New Roman"/>
+        </w:rPr>
+        <w:t xml:space="preserve"> h </w:t>
+      </w:r>
+      <w:r>
+        <w:rPr>
+          <w:rFonts w:hint="eastAsia" w:ascii="Times New Roman" w:hAnsi="Times New Roman" w:eastAsia="FangSong" w:cs="Times New Roman"/>
+        </w:rPr>
+        <w:t xml:space="preserve">后加入一定量的</w:t>
+      </w:r>
+      <w:r>
+        <w:rPr>
+          <w:rFonts w:ascii="Times New Roman" w:hAnsi="Times New Roman" w:eastAsia="Times New Roman" w:cs="Times New Roman"/>
+        </w:rPr>
+        <w:t xml:space="preserve"> </w:t>
+      </w:r>
+      <m:oMath>
+        <m:oMathPr>
+          <m:ctrlPr>
+            <w:rPr>
+              <w:sz w:val="28"/>
+              <w:szCs w:val="28"/>
+            </w:rPr>
+          </m:ctrlPr>
+        </m:oMathPr>
+        <m:sSub>
+          <m:e>
+            <m:r>
+              <m:t>K</m:t>
+            </m:r>
+          </m:e>
+          <m:sub>
+            <m:r>
+              <m:t>4</m:t>
+            </m:r>
+          </m:sub>
+        </m:sSub>
+        <m:r>
+          <m:t>S</m:t>
+        </m:r>
+        <m:r>
+          <m:t>i</m:t>
+        </m:r>
+        <m:sSub>
+          <m:e>
+            <m:r>
+              <m:t>W</m:t>
+            </m:r>
+          </m:e>
+          <m:sub>
+            <m:r>
+              <m:t>12</m:t>
+            </m:r>
+          </m:sub>
+        </m:sSub>
+        <m:sSub>
+          <m:e>
+            <m:r>
+              <m:t>O</m:t>
+            </m:r>
+          </m:e>
+          <m:sub>
+            <m:r>
+              <m:t>40</m:t>
+            </m:r>
+          </m:sub>
+        </m:sSub>
+        <m:r>
+          <m:rPr>
+            <m:sty m:val="p"/>
+          </m:rPr>
+          <m:t>⋅</m:t>
+        </m:r>
+        <m:r>
+          <m:t>n</m:t>
+        </m:r>
+        <m:sSub>
+          <m:e>
+            <m:r>
+              <m:t>H</m:t>
+            </m:r>
+          </m:e>
+          <m:sub>
+            <m:r>
+              <m:t>2</m:t>
+            </m:r>
+          </m:sub>
+        </m:sSub>
+        <m:r>
+          <m:t>O</m:t>
+        </m:r>
+      </m:oMath>
+      <w:r>
+        <w:rPr>
+          <w:rFonts w:hint="eastAsia" w:ascii="Times New Roman" w:hAnsi="Times New Roman" w:eastAsia="Times New Roman" w:cs="Times New Roman"/>
+        </w:rPr>
+        <w:t>，</w:t>
+      </w:r>
+      <w:r>
+        <w:rPr>
+          <w:rFonts w:hint="eastAsia" w:ascii="Times New Roman" w:hAnsi="Times New Roman" w:eastAsia="FangSong" w:cs="Times New Roman"/>
+        </w:rPr>
+        <w:t>并在</w:t>
+      </w:r>
+      <w:r>
+        <w:rPr>
+          <w:rFonts w:ascii="Times New Roman" w:hAnsi="Times New Roman" w:eastAsia="Times New Roman" w:cs="Times New Roman"/>
+        </w:rPr>
+        <w:t xml:space="preserve"> 80℃ </w:t>
+      </w:r>
+      <w:r>
+        <w:rPr>
+          <w:rFonts w:hint="eastAsia" w:ascii="Times New Roman" w:hAnsi="Times New Roman" w:eastAsia="FangSong" w:cs="Times New Roman"/>
+        </w:rPr>
+        <w:t xml:space="preserve">下继续搅拌</w:t>
+      </w:r>
+      <w:r>
+        <w:rPr>
+          <w:rFonts w:ascii="Times New Roman" w:hAnsi="Times New Roman" w:eastAsia="Times New Roman" w:cs="Times New Roman"/>
+        </w:rPr>
+        <w:t xml:space="preserve"> 2 </w:t>
+      </w:r>
+      <w:r>
+        <w:rPr>
+          <w:rFonts w:hint="eastAsia" w:ascii="Times New Roman" w:hAnsi="Times New Roman" w:eastAsia="Times New Roman" w:cs="Times New Roman"/>
+        </w:rPr>
+        <w:t>h，</w:t>
+      </w:r>
+      <w:r>
+        <w:rPr>
+          <w:rFonts w:hint="eastAsia" w:ascii="Times New Roman" w:hAnsi="Times New Roman" w:eastAsia="FangSong" w:cs="Times New Roman"/>
+        </w:rPr>
+        <w:t>反应完成后</w:t>
+      </w:r>
+      <w:r>
+        <w:rPr>
+          <w:rFonts w:hint="eastAsia" w:ascii="Times New Roman" w:hAnsi="Times New Roman" w:eastAsia="Times New Roman" w:cs="Times New Roman"/>
+        </w:rPr>
+        <w:t>，</w:t>
+      </w:r>
+      <w:r>
+        <w:rPr>
+          <w:rFonts w:hint="eastAsia" w:ascii="Times New Roman" w:hAnsi="Times New Roman" w:eastAsia="FangSong" w:cs="Times New Roman"/>
+        </w:rPr>
+        <w:t>用布氏漏斗过滤</w:t>
+      </w:r>
+      <w:r>
+        <w:rPr>
+          <w:rFonts w:hint="eastAsia" w:ascii="Times New Roman" w:hAnsi="Times New Roman" w:eastAsia="Times New Roman" w:cs="Times New Roman"/>
+        </w:rPr>
+        <w:t>，</w:t>
+      </w:r>
+      <w:r>
+        <w:rPr>
+          <w:rFonts w:hint="eastAsia" w:ascii="Times New Roman" w:hAnsi="Times New Roman" w:eastAsia="FangSong" w:cs="Times New Roman"/>
+        </w:rPr>
+        <w:t>然后将滤液放置两周</w:t>
+      </w:r>
+      <w:r>
+        <w:rPr>
+          <w:rFonts w:hint="eastAsia" w:ascii="Times New Roman" w:hAnsi="Times New Roman" w:eastAsia="Times New Roman" w:cs="Times New Roman"/>
+        </w:rPr>
+        <w:t>，</w:t>
+      </w:r>
+      <w:r>
+        <w:rPr>
+          <w:rFonts w:hint="eastAsia" w:ascii="Times New Roman" w:hAnsi="Times New Roman" w:eastAsia="FangSong" w:cs="Times New Roman"/>
+        </w:rPr>
+        <w:t>即可得到带有结晶水的无色组氨酸多金属硅钨酸盐超分子晶体</w:t>
+      </w:r>
+      <w:r>
+        <w:rPr>
+          <w:rFonts w:hint="eastAsia" w:ascii="Times New Roman" w:hAnsi="Times New Roman" w:eastAsia="Times New Roman" w:cs="Times New Roman"/>
+        </w:rPr>
+        <w:t>。</w:t>
+      </w:r>
+    </w:p>
+    <w:p>
+      <w:pPr>
+        <w:pStyle w:val="BodyText"/>
+      </w:pPr>
+      <w:r>
+        <w:rPr>
+          <w:rFonts w:hint="eastAsia" w:ascii="Times New Roman" w:hAnsi="Times New Roman" w:eastAsia="FangSong" w:cs="Times New Roman"/>
+        </w:rPr>
+        <w:t>对该超分子晶体进行元素分析</w:t>
+      </w:r>
+      <w:r>
+        <w:rPr>
+          <w:rFonts w:hint="eastAsia" w:ascii="Times New Roman" w:hAnsi="Times New Roman" w:eastAsia="Times New Roman" w:cs="Times New Roman"/>
+        </w:rPr>
+        <w:t>，</w:t>
+      </w:r>
+      <w:r>
+        <w:rPr>
+          <w:rFonts w:hint="eastAsia" w:ascii="Times New Roman" w:hAnsi="Times New Roman" w:eastAsia="FangSong" w:cs="Times New Roman"/>
+        </w:rPr>
+        <w:t>结果为</w:t>
+      </w:r>
+      <w:r>
+        <w:rPr>
+          <w:rFonts w:hint="eastAsia" w:ascii="Times New Roman" w:hAnsi="Times New Roman" w:eastAsia="Times New Roman" w:cs="Times New Roman"/>
+        </w:rPr>
+        <w:t>（</w:t>
+      </w:r>
+      <w:r>
+        <w:rPr>
+          <w:rFonts w:hint="eastAsia" w:ascii="Times New Roman" w:hAnsi="Times New Roman" w:eastAsia="FangSong" w:cs="Times New Roman"/>
+        </w:rPr>
+        <w:t>质量百分含量</w:t>
+      </w:r>
+      <w:r>
+        <w:rPr>
+          <w:rFonts w:hint="eastAsia" w:ascii="Times New Roman" w:hAnsi="Times New Roman" w:eastAsia="Times New Roman" w:cs="Times New Roman"/>
+        </w:rPr>
+        <w:t>）：C</w:t>
+      </w:r>
+      <w:r>
+        <w:rPr>
+          <w:rFonts w:ascii="Times New Roman" w:hAnsi="Times New Roman" w:eastAsia="Times New Roman" w:cs="Times New Roman"/>
+        </w:rPr>
+        <w:t xml:space="preserve"> 4.50%; H 1.05%; N 2.47%; Si 0.91%; W </w:t>
+      </w:r>
+      <w:r>
+        <w:rPr>
+          <w:rFonts w:hint="eastAsia" w:ascii="Times New Roman" w:hAnsi="Times New Roman" w:eastAsia="Times New Roman" w:cs="Times New Roman"/>
+        </w:rPr>
+        <w:t>67.02%。</w:t>
+      </w:r>
+      <w:r>
+        <w:rPr>
+          <w:rFonts w:hint="eastAsia" w:ascii="Times New Roman" w:hAnsi="Times New Roman" w:eastAsia="FangSong" w:cs="Times New Roman"/>
+        </w:rPr>
+        <w:t>热重分析如图所示</w:t>
+      </w:r>
+      <w:r>
+        <w:rPr>
+          <w:rFonts w:hint="eastAsia" w:ascii="Times New Roman" w:hAnsi="Times New Roman" w:eastAsia="Times New Roman" w:cs="Times New Roman"/>
+        </w:rPr>
+        <w:t>，</w:t>
+      </w:r>
+      <w:r>
+        <w:rPr>
+          <w:rFonts w:hint="eastAsia" w:ascii="Times New Roman" w:hAnsi="Times New Roman" w:eastAsia="FangSong" w:cs="Times New Roman"/>
+        </w:rPr>
+        <w:t>呈现三步失重的现象</w:t>
+      </w:r>
+      <w:r>
+        <w:rPr>
+          <w:rFonts w:hint="eastAsia" w:ascii="Times New Roman" w:hAnsi="Times New Roman" w:eastAsia="Times New Roman" w:cs="Times New Roman"/>
+        </w:rPr>
+        <w:t>，</w:t>
+      </w:r>
+      <w:r>
+        <w:rPr>
+          <w:rFonts w:hint="eastAsia" w:ascii="Times New Roman" w:hAnsi="Times New Roman" w:eastAsia="FangSong" w:cs="Times New Roman"/>
+        </w:rPr>
+        <w:t>分别失重</w:t>
+      </w:r>
+      <w:r>
+        <w:rPr>
+          <w:rFonts w:ascii="Times New Roman" w:hAnsi="Times New Roman" w:eastAsia="Times New Roman" w:cs="Times New Roman"/>
+        </w:rPr>
+        <w:t xml:space="preserve"> 3.0%、9.3%、7.5%。</w:t>
+      </w:r>
+    </w:p>
+    <w:p>
+      <w:pPr>
+        <w:pStyle w:val="BodyText"/>
+        <w:spacing w:before="160" w:after="80"/>
+        <w:jc w:val="center"/>
+      </w:pPr>
+      <w:r>
+        <w:rPr>
+          <w:rFonts w:ascii="Times New Roman" w:hAnsi="Times New Roman" w:eastAsia="Times New Roman" w:cs="Times New Roman"/>
+        </w:rPr>
+        <w:drawing>
+          <wp:inline>
+            <wp:extent cx="3600000" cy="2543119"/>
+            <wp:effectExtent b="0" l="0" r="0" t="0"/>
+            <wp:docPr descr="" title="" id="14" name="Picture"/>
+            <a:graphic>
+              <a:graphicData uri="http://schemas.openxmlformats.org/drawingml/2006/picture">
+                <pic:pic>
+                  <pic:nvPicPr>
+                    <pic:cNvPr descr="5b14386fb0b452fff0a37af3bf785b303ac550ebc7b4183db003f61e6424b355.jpg" id="15" name="Picture"/>
+                    <pic:cNvPicPr>
+                      <a:picLocks noChangeArrowheads="1" noChangeAspect="1"/>
+                    </pic:cNvPicPr>
+                  </pic:nvPicPr>
+                  <pic:blipFill>
+                    <a:blip r:embed="rId13"/>
+                    <a:stretch>
+                      <a:fillRect/>
+                    </a:stretch>
+                  </pic:blipFill>
+                  <pic:spPr bwMode="auto">
+                    <a:xfrm>
+                      <a:off x="0" y="0"/>
+                      <a:ext cx="3600000" cy="2543119"/>
+                    </a:xfrm>
+                    <a:prstGeom prst="rect">
+                      <a:avLst/>
+                    </a:prstGeom>
+                    <a:noFill/>
+                    <a:ln w="9525">
+                      <a:noFill/>
+                      <a:headEnd/>
+                      <a:tailEnd/>
+                    </a:ln>
+                  </pic:spPr>
+                </pic:pic>
+              </a:graphicData>
+            </a:graphic>
+          </wp:inline>
+        </w:drawing>
+      </w:r>
+    </w:p>
+    <w:p>
+      <w:pPr>
+        <w:pStyle w:val="BodyText"/>
+      </w:pPr>
+      <w:r>
+        <w:rPr>
+          <w:rFonts w:hint="eastAsia" w:ascii="Times New Roman" w:hAnsi="Times New Roman" w:eastAsia="FangSong" w:cs="Times New Roman"/>
+        </w:rPr>
+        <w:t>第</w:t>
+      </w:r>
+      <w:r>
+        <w:rPr>
+          <w:rFonts w:hint="eastAsia" w:ascii="Times New Roman" w:hAnsi="Times New Roman" w:eastAsia="Times New Roman" w:cs="Times New Roman"/>
+        </w:rPr>
+        <w:t>10</w:t>
+      </w:r>
+      <w:r>
+        <w:rPr>
+          <w:rFonts w:hint="eastAsia" w:ascii="Times New Roman" w:hAnsi="Times New Roman" w:eastAsia="FangSong" w:cs="Times New Roman"/>
+        </w:rPr>
+        <w:t>题图</w:t>
+      </w:r>
+    </w:p>
+    <w:p>
+      <w:pPr>
+        <w:pStyle w:val="BodyText"/>
+      </w:pPr>
+      <w:r>
+        <w:rPr>
+          <w:rFonts w:hint="eastAsia" w:ascii="Times New Roman" w:hAnsi="Times New Roman" w:eastAsia="FangSong" w:cs="Times New Roman"/>
+        </w:rPr>
+        <w:t>请回答</w:t>
+      </w:r>
+      <w:r>
+        <w:rPr>
+          <w:rFonts w:hint="eastAsia" w:ascii="Times New Roman" w:hAnsi="Times New Roman" w:eastAsia="Times New Roman" w:cs="Times New Roman"/>
+        </w:rPr>
+        <w:t>：</w:t>
+      </w:r>
+    </w:p>
+    <w:p>
+      <w:pPr>
+        <w:pStyle w:val="BodyText"/>
+      </w:pPr>
+      <w:r>
+        <w:rPr>
+          <w:rFonts w:ascii="Times New Roman" w:hAnsi="Times New Roman" w:eastAsia="Times New Roman" w:cs="Times New Roman"/>
+        </w:rPr>
+        <w:t xml:space="preserve">10-1 </w:t>
+      </w:r>
+      <w:r>
+        <w:rPr>
+          <w:rFonts w:hint="eastAsia" w:ascii="Times New Roman" w:hAnsi="Times New Roman" w:eastAsia="FangSong" w:cs="Times New Roman"/>
+        </w:rPr>
+        <w:t xml:space="preserve">试计算该超分子化合物中</w:t>
+      </w:r>
+      <w:r>
+        <w:rPr>
+          <w:rFonts w:ascii="Times New Roman" w:hAnsi="Times New Roman" w:eastAsia="Times New Roman" w:cs="Times New Roman"/>
+        </w:rPr>
+        <w:t xml:space="preserve"> C </w:t>
+      </w:r>
+      <w:r>
+        <w:rPr>
+          <w:rFonts w:hint="eastAsia" w:ascii="Times New Roman" w:hAnsi="Times New Roman" w:eastAsia="FangSong" w:cs="Times New Roman"/>
+        </w:rPr>
+        <w:t xml:space="preserve">与</w:t>
+      </w:r>
+      <w:r>
+        <w:rPr>
+          <w:rFonts w:ascii="Times New Roman" w:hAnsi="Times New Roman" w:eastAsia="Times New Roman" w:cs="Times New Roman"/>
+        </w:rPr>
+        <w:t xml:space="preserve"> W </w:t>
+      </w:r>
+      <w:r>
+        <w:rPr>
+          <w:rFonts w:hint="eastAsia" w:ascii="Times New Roman" w:hAnsi="Times New Roman" w:eastAsia="FangSong" w:cs="Times New Roman"/>
+        </w:rPr>
+        <w:t>的物质的量之比</w:t>
+      </w:r>
+      <w:r>
+        <w:rPr>
+          <w:rFonts w:hint="eastAsia" w:ascii="Times New Roman" w:hAnsi="Times New Roman" w:eastAsia="Times New Roman" w:cs="Times New Roman"/>
+        </w:rPr>
+        <w:t>，</w:t>
+      </w:r>
+      <w:r>
+        <w:rPr>
+          <w:rFonts w:hint="eastAsia" w:ascii="Times New Roman" w:hAnsi="Times New Roman" w:eastAsia="FangSong" w:cs="Times New Roman"/>
+        </w:rPr>
+        <w:t>确定该超分子化合物的化学式</w:t>
+      </w:r>
+      <w:r>
+        <w:rPr>
+          <w:rFonts w:hint="eastAsia" w:ascii="Times New Roman" w:hAnsi="Times New Roman" w:eastAsia="Times New Roman" w:cs="Times New Roman"/>
+        </w:rPr>
+        <w:t>。</w:t>
+      </w:r>
+    </w:p>
+    <w:p>
+      <w:pPr>
+        <w:pStyle w:val="BodyText"/>
+      </w:pPr>
+      <w:r>
+        <w:rPr>
+          <w:rFonts w:ascii="Times New Roman" w:hAnsi="Times New Roman" w:eastAsia="Times New Roman" w:cs="Times New Roman"/>
+        </w:rPr>
+        <w:t xml:space="preserve">10-2 </w:t>
+      </w:r>
+      <w:r>
+        <w:rPr>
+          <w:rFonts w:hint="eastAsia" w:ascii="Times New Roman" w:hAnsi="Times New Roman" w:eastAsia="FangSong" w:cs="Times New Roman"/>
+        </w:rPr>
+        <w:t>试通过计算阐述热重分析中</w:t>
+      </w:r>
+      <w:r>
+        <w:rPr>
+          <w:rFonts w:hint="eastAsia" w:ascii="Times New Roman" w:hAnsi="Times New Roman" w:eastAsia="Times New Roman" w:cs="Times New Roman"/>
+        </w:rPr>
+        <w:t>，</w:t>
+      </w:r>
+      <w:r>
+        <w:rPr>
+          <w:rFonts w:hint="eastAsia" w:ascii="Times New Roman" w:hAnsi="Times New Roman" w:eastAsia="FangSong" w:cs="Times New Roman"/>
+        </w:rPr>
+        <w:t>第一步失重</w:t>
+      </w:r>
+      <w:r>
+        <w:rPr>
+          <w:rFonts w:ascii="Times New Roman" w:hAnsi="Times New Roman" w:eastAsia="Times New Roman" w:cs="Times New Roman"/>
+        </w:rPr>
+        <w:t xml:space="preserve"> </w:t>
+      </w:r>
+      <m:oMath>
+        <m:r>
+          <m:t>3.0</m:t>
+        </m:r>
+        <m:r>
+          <m:rPr>
+            <m:sty m:val="p"/>
+          </m:rPr>
+          <m:t>%</m:t>
+        </m:r>
+      </m:oMath>
+      <w:r>
+        <w:rPr>
+          <w:rFonts w:ascii="Times New Roman" w:hAnsi="Times New Roman" w:eastAsia="Times New Roman" w:cs="Times New Roman"/>
+        </w:rPr>
+        <w:t xml:space="preserve"> </w:t>
+      </w:r>
+      <w:r>
+        <w:rPr>
+          <w:rFonts w:hint="eastAsia" w:ascii="Times New Roman" w:hAnsi="Times New Roman" w:eastAsia="FangSong" w:cs="Times New Roman"/>
+        </w:rPr>
+        <w:t xml:space="preserve">的原因和第二步失重</w:t>
+      </w:r>
+      <w:r>
+        <w:rPr>
+          <w:rFonts w:ascii="Times New Roman" w:hAnsi="Times New Roman" w:eastAsia="Times New Roman" w:cs="Times New Roman"/>
+        </w:rPr>
+        <w:t xml:space="preserve"> </w:t>
+      </w:r>
+      <m:oMath>
+        <m:r>
+          <m:t>9.3</m:t>
+        </m:r>
+        <m:r>
+          <m:rPr>
+            <m:sty m:val="p"/>
+          </m:rPr>
+          <m:t>%</m:t>
+        </m:r>
+      </m:oMath>
+      <w:r>
+        <w:rPr>
+          <w:rFonts w:ascii="Times New Roman" w:hAnsi="Times New Roman" w:eastAsia="Times New Roman" w:cs="Times New Roman"/>
+        </w:rPr>
+        <w:t xml:space="preserve"> </w:t>
+      </w:r>
+      <w:r>
+        <w:rPr>
+          <w:rFonts w:hint="eastAsia" w:ascii="Times New Roman" w:hAnsi="Times New Roman" w:eastAsia="FangSong" w:cs="Times New Roman"/>
+        </w:rPr>
+        <w:t>的原因</w:t>
+      </w:r>
+      <w:r>
+        <w:rPr>
+          <w:rFonts w:hint="eastAsia" w:ascii="Times New Roman" w:hAnsi="Times New Roman" w:eastAsia="Times New Roman" w:cs="Times New Roman"/>
+        </w:rPr>
+        <w:t>；</w:t>
+      </w:r>
+      <w:r>
+        <w:rPr>
+          <w:rFonts w:hint="eastAsia" w:ascii="Times New Roman" w:hAnsi="Times New Roman" w:eastAsia="FangSong" w:cs="Times New Roman"/>
+        </w:rPr>
+        <w:t>第三步失重是多酸骨架断裂分解所致</w:t>
+      </w:r>
+      <w:r>
+        <w:rPr>
+          <w:rFonts w:hint="eastAsia" w:ascii="Times New Roman" w:hAnsi="Times New Roman" w:eastAsia="Times New Roman" w:cs="Times New Roman"/>
+        </w:rPr>
+        <w:t>，</w:t>
+      </w:r>
+      <w:r>
+        <w:rPr>
+          <w:rFonts w:hint="eastAsia" w:ascii="Times New Roman" w:hAnsi="Times New Roman" w:eastAsia="FangSong" w:cs="Times New Roman"/>
+        </w:rPr>
+        <w:t>并通过计算确定该多酸阴离子的化学式</w:t>
+      </w:r>
+      <w:r>
+        <w:rPr>
+          <w:rFonts w:hint="eastAsia" w:ascii="Times New Roman" w:hAnsi="Times New Roman" w:eastAsia="Times New Roman" w:cs="Times New Roman"/>
+        </w:rPr>
+        <w:t>。</w:t>
+      </w:r>
+    </w:p>
+    <w:p>
+      <w:pPr>
+        <w:pStyle w:val="BodyText"/>
+      </w:pPr>
+      <w:r>
+        <w:rPr>
+          <w:rFonts w:ascii="Times New Roman" w:hAnsi="Times New Roman" w:eastAsia="Times New Roman" w:cs="Times New Roman"/>
+        </w:rPr>
+        <w:t xml:space="preserve">10-3 </w:t>
+      </w:r>
+      <w:r>
+        <w:rPr>
+          <w:rFonts w:hint="eastAsia" w:ascii="Times New Roman" w:hAnsi="Times New Roman" w:eastAsia="FangSong" w:cs="Times New Roman"/>
+        </w:rPr>
+        <w:t>阐述该超分子化合物的各组分间主要是靠什么作用结合在一起</w:t>
+      </w:r>
+      <w:r>
+        <w:rPr>
+          <w:rFonts w:hint="eastAsia" w:ascii="Times New Roman" w:hAnsi="Times New Roman" w:eastAsia="Times New Roman" w:cs="Times New Roman"/>
+        </w:rPr>
+        <w:t>？</w:t>
+      </w:r>
+    </w:p>
+    <w:p>
+      <w:pPr>
+        <w:pStyle w:val="BodyText"/>
+      </w:pPr>
+      <w:r>
+        <w:rPr>
+          <w:rFonts w:ascii="Times New Roman" w:hAnsi="Times New Roman" w:eastAsia="Times New Roman" w:cs="Times New Roman"/>
+        </w:rPr>
+        <w:t xml:space="preserve">10-4 </w:t>
+      </w:r>
+      <w:r>
+        <w:rPr>
+          <w:rFonts w:hint="eastAsia" w:ascii="Times New Roman" w:hAnsi="Times New Roman" w:eastAsia="FangSong" w:cs="Times New Roman"/>
+        </w:rPr>
+        <w:t>该超分子化合物在什么温度以下稳定</w:t>
+      </w:r>
+      <w:r>
+        <w:rPr>
+          <w:rFonts w:hint="eastAsia" w:ascii="Times New Roman" w:hAnsi="Times New Roman" w:eastAsia="Times New Roman" w:cs="Times New Roman"/>
+        </w:rPr>
+        <w:t>？</w:t>
+      </w:r>
+      <w:r>
+        <w:rPr>
+          <w:rFonts w:hint="eastAsia" w:ascii="Times New Roman" w:hAnsi="Times New Roman" w:eastAsia="FangSong" w:cs="Times New Roman"/>
+        </w:rPr>
+        <w:t>其原因是什么</w:t>
+      </w:r>
+      <w:r>
+        <w:rPr>
+          <w:rFonts w:hint="eastAsia" w:ascii="Times New Roman" w:hAnsi="Times New Roman" w:eastAsia="Times New Roman" w:cs="Times New Roman"/>
+        </w:rPr>
+        <w:t>？</w:t>
+      </w:r>
+    </w:p>
+    <w:p>
+      <w:pPr>
+        <w:pStyle w:val="BodyText"/>
+      </w:pPr>
+      <w:r>
+        <w:rPr>
           <w:rFonts w:ascii="Times New Roman" w:hAnsi="Times New Roman" w:eastAsia="Times New Roman" w:cs="Times New Roman"/>
         </w:rPr>
         <w:t xml:space="preserve">📖 </w:t>
@@ -2314,7 +3141,2085 @@
         <w:t xml:space="preserve">查看答案</w:t>
       </w:r>
     </w:p>
-    <w:bookmarkStart w:id="10" w:name="能带形成"/>
+    <w:p>
+      <w:pPr>
+        <w:pStyle w:val="BodyText"/>
+      </w:pPr>
+      <w:r>
+        <w:rPr>
+          <w:rFonts w:ascii="Times New Roman" w:hAnsi="Times New Roman" w:eastAsia="Times New Roman" w:cs="Times New Roman"/>
+        </w:rPr>
+        <w:t xml:space="preserve">10-1</w:t>
+      </w:r>
+      <w:r>
+        <w:rPr>
+          <w:rFonts w:ascii="Times New Roman" w:hAnsi="Times New Roman" w:eastAsia="Times New Roman" w:cs="Times New Roman"/>
+        </w:rPr>
+        <w:t xml:space="preserve"> </w:t>
+      </w:r>
+      <m:oMath>
+        <m:oMathPr>
+          <m:ctrlPr>
+            <w:rPr>
+              <w:sz w:val="28"/>
+              <w:szCs w:val="28"/>
+            </w:rPr>
+          </m:ctrlPr>
+        </m:oMathPr>
+        <m:r>
+          <m:t>n</m:t>
+        </m:r>
+        <m:r>
+          <m:rPr>
+            <m:sty m:val="p"/>
+          </m:rPr>
+          <m:t>(</m:t>
+        </m:r>
+        <m:r>
+          <m:rPr>
+            <m:sty m:val="p"/>
+          </m:rPr>
+          <m:t>C</m:t>
+        </m:r>
+        <m:r>
+          <m:rPr>
+            <m:sty m:val="p"/>
+          </m:rPr>
+          <m:t>)</m:t>
+        </m:r>
+        <m:r>
+          <m:rPr>
+            <m:sty m:val="p"/>
+          </m:rPr>
+          <m:t>:</m:t>
+        </m:r>
+        <m:r>
+          <m:t>n</m:t>
+        </m:r>
+        <m:r>
+          <m:rPr>
+            <m:sty m:val="p"/>
+          </m:rPr>
+          <m:t>(</m:t>
+        </m:r>
+        <m:r>
+          <m:rPr>
+            <m:sty m:val="p"/>
+          </m:rPr>
+          <m:t>W</m:t>
+        </m:r>
+        <m:r>
+          <m:rPr>
+            <m:sty m:val="p"/>
+          </m:rPr>
+          <m:t>)</m:t>
+        </m:r>
+        <m:r>
+          <m:rPr>
+            <m:sty m:val="p"/>
+          </m:rPr>
+          <m:t>=</m:t>
+        </m:r>
+        <m:r>
+          <m:t>1</m:t>
+        </m:r>
+        <m:r>
+          <m:rPr>
+            <m:sty m:val="p"/>
+          </m:rPr>
+          <m:t>:</m:t>
+        </m:r>
+        <m:r>
+          <m:t>1</m:t>
+        </m:r>
+      </m:oMath>
+      <w:r>
+        <w:rPr>
+          <w:rFonts w:hint="eastAsia" w:ascii="Times New Roman" w:hAnsi="Times New Roman" w:eastAsia="Times New Roman" w:cs="Times New Roman"/>
+        </w:rPr>
+        <w:t>；</w:t>
+      </w:r>
+      <w:r>
+        <w:rPr>
+          <w:rFonts w:hint="eastAsia" w:ascii="Times New Roman" w:hAnsi="Times New Roman" w:eastAsia="FangSong" w:cs="Times New Roman"/>
+        </w:rPr>
+        <w:t>超分子式为</w:t>
+      </w:r>
+      <w:r>
+        <w:rPr>
+          <w:rFonts w:ascii="Times New Roman" w:hAnsi="Times New Roman" w:eastAsia="Times New Roman" w:cs="Times New Roman"/>
+        </w:rPr>
+        <w:t xml:space="preserve"> </w:t>
+      </w:r>
+      <m:oMath>
+        <m:oMathPr>
+          <m:ctrlPr>
+            <w:rPr>
+              <w:sz w:val="28"/>
+              <w:szCs w:val="28"/>
+            </w:rPr>
+          </m:ctrlPr>
+        </m:oMathPr>
+        <m:r>
+          <m:rPr>
+            <m:sty m:val="p"/>
+          </m:rPr>
+          <m:t>(</m:t>
+        </m:r>
+        <m:sSub>
+          <m:e>
+            <m:r>
+              <m:rPr>
+                <m:sty m:val="p"/>
+              </m:rPr>
+              <m:t>H</m:t>
+            </m:r>
+            <m:r>
+              <m:rPr>
+                <m:sty m:val="p"/>
+              </m:rPr>
+              <m:t>i</m:t>
+            </m:r>
+            <m:r>
+              <m:rPr>
+                <m:sty m:val="p"/>
+              </m:rPr>
+              <m:t>s</m:t>
+            </m:r>
+            <m:r>
+              <m:rPr>
+                <m:sty m:val="p"/>
+              </m:rPr>
+              <m:t>H</m:t>
+            </m:r>
+          </m:e>
+          <m:sub>
+            <m:r>
+              <m:t>2</m:t>
+            </m:r>
+          </m:sub>
+        </m:sSub>
+        <m:sSub>
+          <m:e>
+            <m:r>
+              <m:rPr>
+                <m:sty m:val="p"/>
+              </m:rPr>
+              <m:t>)</m:t>
+            </m:r>
+          </m:e>
+          <m:sub>
+            <m:r>
+              <m:t>2</m:t>
+            </m:r>
+          </m:sub>
+        </m:sSub>
+        <m:sSub>
+          <m:e>
+            <m:r>
+              <m:rPr>
+                <m:sty m:val="p"/>
+              </m:rPr>
+              <m:t>S</m:t>
+            </m:r>
+            <m:r>
+              <m:rPr>
+                <m:sty m:val="p"/>
+              </m:rPr>
+              <m:t>i</m:t>
+            </m:r>
+            <m:r>
+              <m:rPr>
+                <m:sty m:val="p"/>
+              </m:rPr>
+              <m:t>W</m:t>
+            </m:r>
+          </m:e>
+          <m:sub>
+            <m:r>
+              <m:t>12</m:t>
+            </m:r>
+          </m:sub>
+        </m:sSub>
+        <m:sSub>
+          <m:e>
+            <m:r>
+              <m:rPr>
+                <m:sty m:val="p"/>
+              </m:rPr>
+              <m:t>O</m:t>
+            </m:r>
+          </m:e>
+          <m:sub>
+            <m:r>
+              <m:t>40</m:t>
+            </m:r>
+          </m:sub>
+        </m:sSub>
+        <m:r>
+          <m:rPr>
+            <m:sty m:val="p"/>
+          </m:rPr>
+          <m:t>⋅</m:t>
+        </m:r>
+        <m:r>
+          <m:t>6</m:t>
+        </m:r>
+        <m:sSub>
+          <m:e>
+            <m:r>
+              <m:rPr>
+                <m:sty m:val="p"/>
+              </m:rPr>
+              <m:t>H</m:t>
+            </m:r>
+          </m:e>
+          <m:sub>
+            <m:r>
+              <m:t>2</m:t>
+            </m:r>
+          </m:sub>
+        </m:sSub>
+        <m:r>
+          <m:rPr>
+            <m:sty m:val="p"/>
+          </m:rPr>
+          <m:t>O</m:t>
+        </m:r>
+      </m:oMath>
+      <w:r>
+        <w:rPr>
+          <w:rFonts w:hint="eastAsia" w:ascii="Times New Roman" w:hAnsi="Times New Roman" w:eastAsia="Times New Roman" w:cs="Times New Roman"/>
+        </w:rPr>
+        <w:t>，</w:t>
+      </w:r>
+      <w:r>
+        <w:rPr>
+          <w:rFonts w:hint="eastAsia" w:ascii="Times New Roman" w:hAnsi="Times New Roman" w:eastAsia="FangSong" w:cs="Times New Roman"/>
+        </w:rPr>
+        <w:t>即</w:t>
+      </w:r>
+      <w:r>
+        <w:rPr>
+          <w:rFonts w:ascii="Times New Roman" w:hAnsi="Times New Roman" w:eastAsia="Times New Roman" w:cs="Times New Roman"/>
+        </w:rPr>
+        <w:t xml:space="preserve"> </w:t>
+      </w:r>
+      <m:oMath>
+        <m:oMathPr>
+          <m:ctrlPr>
+            <w:rPr>
+              <w:sz w:val="28"/>
+              <w:szCs w:val="28"/>
+            </w:rPr>
+          </m:ctrlPr>
+        </m:oMathPr>
+        <m:sSub>
+          <m:e>
+            <m:r>
+              <m:rPr>
+                <m:sty m:val="p"/>
+              </m:rPr>
+              <m:t>C</m:t>
+            </m:r>
+          </m:e>
+          <m:sub>
+            <m:r>
+              <m:t>12</m:t>
+            </m:r>
+          </m:sub>
+        </m:sSub>
+        <m:sSub>
+          <m:e>
+            <m:r>
+              <m:rPr>
+                <m:sty m:val="p"/>
+              </m:rPr>
+              <m:t>H</m:t>
+            </m:r>
+          </m:e>
+          <m:sub>
+            <m:r>
+              <m:t>34</m:t>
+            </m:r>
+          </m:sub>
+        </m:sSub>
+        <m:sSub>
+          <m:e>
+            <m:r>
+              <m:rPr>
+                <m:sty m:val="p"/>
+              </m:rPr>
+              <m:t>N</m:t>
+            </m:r>
+          </m:e>
+          <m:sub>
+            <m:r>
+              <m:t>6</m:t>
+            </m:r>
+          </m:sub>
+        </m:sSub>
+        <m:sSub>
+          <m:e>
+            <m:r>
+              <m:rPr>
+                <m:sty m:val="p"/>
+              </m:rPr>
+              <m:t>S</m:t>
+            </m:r>
+            <m:r>
+              <m:rPr>
+                <m:sty m:val="p"/>
+              </m:rPr>
+              <m:t>i</m:t>
+            </m:r>
+            <m:r>
+              <m:rPr>
+                <m:sty m:val="p"/>
+              </m:rPr>
+              <m:t>W</m:t>
+            </m:r>
+          </m:e>
+          <m:sub>
+            <m:r>
+              <m:t>12</m:t>
+            </m:r>
+          </m:sub>
+        </m:sSub>
+        <m:sSub>
+          <m:e>
+            <m:r>
+              <m:rPr>
+                <m:sty m:val="p"/>
+              </m:rPr>
+              <m:t>O</m:t>
+            </m:r>
+          </m:e>
+          <m:sub>
+            <m:r>
+              <m:t>50</m:t>
+            </m:r>
+          </m:sub>
+        </m:sSub>
+      </m:oMath>
+      <w:r>
+        <w:rPr>
+          <w:rFonts w:ascii="Times New Roman" w:hAnsi="Times New Roman" w:eastAsia="Times New Roman" w:cs="Times New Roman"/>
+        </w:rPr>
+        <w:t xml:space="preserve">。</w:t>
+      </w:r>
+    </w:p>
+    <w:p>
+      <w:pPr>
+        <w:pStyle w:val="BodyText"/>
+      </w:pPr>
+      <w:r>
+        <w:rPr>
+          <w:rFonts w:ascii="Times New Roman" w:hAnsi="Times New Roman" w:eastAsia="Times New Roman" w:cs="Times New Roman"/>
+        </w:rPr>
+        <w:t xml:space="preserve">10-2 </w:t>
+      </w:r>
+      <w:r>
+        <w:rPr>
+          <w:rFonts w:hint="eastAsia" w:ascii="Times New Roman" w:hAnsi="Times New Roman" w:eastAsia="FangSong" w:cs="Times New Roman"/>
+        </w:rPr>
+        <w:t>第一步</w:t>
+      </w:r>
+      <w:r>
+        <w:rPr>
+          <w:rFonts w:hint="eastAsia" w:ascii="Times New Roman" w:hAnsi="Times New Roman" w:eastAsia="Times New Roman" w:cs="Times New Roman"/>
+        </w:rPr>
+        <w:t>：</w:t>
+      </w:r>
+      <w:r>
+        <w:rPr>
+          <w:rFonts w:hint="eastAsia" w:ascii="Times New Roman" w:hAnsi="Times New Roman" w:eastAsia="FangSong" w:cs="Times New Roman"/>
+        </w:rPr>
+        <w:t>失去结晶水</w:t>
+      </w:r>
+      <w:r>
+        <w:rPr>
+          <w:rFonts w:hint="eastAsia" w:ascii="Times New Roman" w:hAnsi="Times New Roman" w:eastAsia="Times New Roman" w:cs="Times New Roman"/>
+        </w:rPr>
+        <w:t>；</w:t>
+      </w:r>
+      <w:r>
+        <w:rPr>
+          <w:rFonts w:hint="eastAsia" w:ascii="Times New Roman" w:hAnsi="Times New Roman" w:eastAsia="FangSong" w:cs="Times New Roman"/>
+        </w:rPr>
+        <w:t>第二步</w:t>
+      </w:r>
+      <w:r>
+        <w:rPr>
+          <w:rFonts w:hint="eastAsia" w:ascii="Times New Roman" w:hAnsi="Times New Roman" w:eastAsia="Times New Roman" w:cs="Times New Roman"/>
+        </w:rPr>
+        <w:t>：</w:t>
+      </w:r>
+      <w:r>
+        <w:rPr>
+          <w:rFonts w:hint="eastAsia" w:ascii="Times New Roman" w:hAnsi="Times New Roman" w:eastAsia="FangSong" w:cs="Times New Roman"/>
+        </w:rPr>
+        <w:t>失去组氨酸</w:t>
+      </w:r>
+      <w:r>
+        <w:rPr>
+          <w:rFonts w:hint="eastAsia" w:ascii="Times New Roman" w:hAnsi="Times New Roman" w:eastAsia="Times New Roman" w:cs="Times New Roman"/>
+        </w:rPr>
+        <w:t>；</w:t>
+      </w:r>
+      <w:r>
+        <w:rPr>
+          <w:rFonts w:hint="eastAsia" w:ascii="Times New Roman" w:hAnsi="Times New Roman" w:eastAsia="FangSong" w:cs="Times New Roman"/>
+        </w:rPr>
+        <w:t>第三步的阴离子为</w:t>
+      </w:r>
+      <w:r>
+        <w:rPr>
+          <w:rFonts w:ascii="Times New Roman" w:hAnsi="Times New Roman" w:eastAsia="Times New Roman" w:cs="Times New Roman"/>
+        </w:rPr>
+        <w:t xml:space="preserve"> </w:t>
+      </w:r>
+      <m:oMath>
+        <m:oMathPr>
+          <m:ctrlPr>
+            <w:rPr>
+              <w:sz w:val="28"/>
+              <w:szCs w:val="28"/>
+            </w:rPr>
+          </m:ctrlPr>
+        </m:oMathPr>
+        <m:sSup>
+          <m:e>
+            <m:d>
+              <m:dPr>
+                <m:begChr m:val="["/>
+                <m:sepChr m:val=""/>
+                <m:endChr m:val="]"/>
+                <m:grow/>
+              </m:dPr>
+              <m:e>
+                <m:sSub>
+                  <m:e>
+                    <m:r>
+                      <m:rPr>
+                        <m:sty m:val="p"/>
+                      </m:rPr>
+                      <m:t>S</m:t>
+                    </m:r>
+                    <m:r>
+                      <m:rPr>
+                        <m:sty m:val="p"/>
+                      </m:rPr>
+                      <m:t>i</m:t>
+                    </m:r>
+                    <m:r>
+                      <m:rPr>
+                        <m:sty m:val="p"/>
+                      </m:rPr>
+                      <m:t>W</m:t>
+                    </m:r>
+                  </m:e>
+                  <m:sub>
+                    <m:r>
+                      <m:t>12</m:t>
+                    </m:r>
+                  </m:sub>
+                </m:sSub>
+                <m:sSub>
+                  <m:e>
+                    <m:r>
+                      <m:rPr>
+                        <m:sty m:val="p"/>
+                      </m:rPr>
+                      <m:t>O</m:t>
+                    </m:r>
+                  </m:e>
+                  <m:sub>
+                    <m:r>
+                      <m:t>40</m:t>
+                    </m:r>
+                  </m:sub>
+                </m:sSub>
+              </m:e>
+            </m:d>
+          </m:e>
+          <m:sup>
+            <m:r>
+              <m:t>4</m:t>
+            </m:r>
+            <m:r>
+              <m:rPr>
+                <m:sty m:val="p"/>
+              </m:rPr>
+              <m:t>−</m:t>
+            </m:r>
+          </m:sup>
+        </m:sSup>
+      </m:oMath>
+      <w:r>
+        <w:rPr>
+          <w:rFonts w:ascii="Times New Roman" w:hAnsi="Times New Roman" w:eastAsia="Times New Roman" w:cs="Times New Roman"/>
+        </w:rPr>
+        <w:t xml:space="preserve">。</w:t>
+      </w:r>
+    </w:p>
+    <w:p>
+      <w:pPr>
+        <w:pStyle w:val="BodyText"/>
+      </w:pPr>
+      <w:r>
+        <w:rPr>
+          <w:rFonts w:ascii="Times New Roman" w:hAnsi="Times New Roman" w:eastAsia="Times New Roman" w:cs="Times New Roman"/>
+        </w:rPr>
+        <w:t xml:space="preserve">10-3 </w:t>
+      </w:r>
+      <w:r>
+        <w:rPr>
+          <w:rFonts w:hint="eastAsia" w:ascii="Times New Roman" w:hAnsi="Times New Roman" w:eastAsia="FangSong" w:cs="Times New Roman"/>
+        </w:rPr>
+        <w:t>超分子化合物的各组分间主要依靠氢键结合</w:t>
+      </w:r>
+      <w:r>
+        <w:rPr>
+          <w:rFonts w:hint="eastAsia" w:ascii="Times New Roman" w:hAnsi="Times New Roman" w:eastAsia="Times New Roman" w:cs="Times New Roman"/>
+        </w:rPr>
+        <w:t>。</w:t>
+      </w:r>
+    </w:p>
+    <w:p>
+      <w:pPr>
+        <w:pStyle w:val="BodyText"/>
+      </w:pPr>
+      <w:r>
+        <w:rPr>
+          <w:rFonts w:ascii="Times New Roman" w:hAnsi="Times New Roman" w:eastAsia="Times New Roman" w:cs="Times New Roman"/>
+        </w:rPr>
+        <w:t xml:space="preserve">10-4 </w:t>
+      </w:r>
+      <w:r>
+        <w:rPr>
+          <w:rFonts w:hint="eastAsia" w:ascii="Times New Roman" w:hAnsi="Times New Roman" w:eastAsia="FangSong" w:cs="Times New Roman"/>
+        </w:rPr>
+        <w:t xml:space="preserve">在</w:t>
+      </w:r>
+      <w:r>
+        <w:rPr>
+          <w:rFonts w:ascii="Times New Roman" w:hAnsi="Times New Roman" w:eastAsia="Times New Roman" w:cs="Times New Roman"/>
+        </w:rPr>
+        <w:t xml:space="preserve"> </w:t>
+      </w:r>
+      <m:oMath>
+        <m:sSup>
+          <m:e>
+            <m:r>
+              <m:t>135</m:t>
+            </m:r>
+          </m:e>
+          <m:sup>
+            <m:r>
+              <m:rPr>
+                <m:sty m:val="p"/>
+              </m:rPr>
+              <m:t>∘</m:t>
+            </m:r>
+          </m:sup>
+        </m:sSup>
+        <m:r>
+          <m:rPr>
+            <m:sty m:val="p"/>
+          </m:rPr>
+          <m:t>C</m:t>
+        </m:r>
+      </m:oMath>
+      <w:r>
+        <w:rPr>
+          <w:rFonts w:ascii="Times New Roman" w:hAnsi="Times New Roman" w:eastAsia="Times New Roman" w:cs="Times New Roman"/>
+        </w:rPr>
+        <w:t xml:space="preserve"> </w:t>
+      </w:r>
+      <w:r>
+        <w:rPr>
+          <w:rFonts w:hint="eastAsia" w:ascii="Times New Roman" w:hAnsi="Times New Roman" w:eastAsia="FangSong" w:cs="Times New Roman"/>
+        </w:rPr>
+        <w:t>以下稳定存在</w:t>
+      </w:r>
+      <w:r>
+        <w:rPr>
+          <w:rFonts w:hint="eastAsia" w:ascii="Times New Roman" w:hAnsi="Times New Roman" w:eastAsia="Times New Roman" w:cs="Times New Roman"/>
+        </w:rPr>
+        <w:t>，</w:t>
+      </w:r>
+      <w:r>
+        <w:rPr>
+          <w:rFonts w:hint="eastAsia" w:ascii="Times New Roman" w:hAnsi="Times New Roman" w:eastAsia="FangSong" w:cs="Times New Roman"/>
+        </w:rPr>
+        <w:t>在此温度下因存在氢键的作用</w:t>
+      </w:r>
+      <w:r>
+        <w:rPr>
+          <w:rFonts w:hint="eastAsia" w:ascii="Times New Roman" w:hAnsi="Times New Roman" w:eastAsia="Times New Roman" w:cs="Times New Roman"/>
+        </w:rPr>
+        <w:t>，</w:t>
+      </w:r>
+      <w:r>
+        <w:rPr>
+          <w:rFonts w:hint="eastAsia" w:ascii="Times New Roman" w:hAnsi="Times New Roman" w:eastAsia="FangSong" w:cs="Times New Roman"/>
+        </w:rPr>
+        <w:t>故比较稳定</w:t>
+      </w:r>
+      <w:r>
+        <w:rPr>
+          <w:rFonts w:hint="eastAsia" w:ascii="Times New Roman" w:hAnsi="Times New Roman" w:eastAsia="Times New Roman" w:cs="Times New Roman"/>
+        </w:rPr>
+        <w:t>。</w:t>
+      </w:r>
+    </w:p>
+    <w:p>
+      <w:pPr>
+        <w:pStyle w:val="BodyText"/>
+      </w:pPr>
+      <w:r>
+        <w:rPr>
+          <w:rFonts w:hint="eastAsia" w:ascii="Times New Roman" w:hAnsi="Times New Roman" w:eastAsia="FangSong" w:cs="Times New Roman"/>
+        </w:rPr>
+        <w:t>因超分子中元素含量</w:t>
+      </w:r>
+      <w:r>
+        <w:rPr>
+          <w:rFonts w:hint="eastAsia" w:ascii="Times New Roman" w:hAnsi="Times New Roman" w:eastAsia="Times New Roman" w:cs="Times New Roman"/>
+        </w:rPr>
+        <w:t>：C</w:t>
+      </w:r>
+      <w:r>
+        <w:rPr>
+          <w:rFonts w:ascii="Times New Roman" w:hAnsi="Times New Roman" w:eastAsia="Times New Roman" w:cs="Times New Roman"/>
+        </w:rPr>
+        <w:t xml:space="preserve"> 4.50%; H 1.05%; N 2.47%; Si 0.91%; W </w:t>
+      </w:r>
+      <w:r>
+        <w:rPr>
+          <w:rFonts w:hint="eastAsia" w:ascii="Times New Roman" w:hAnsi="Times New Roman" w:eastAsia="Times New Roman" w:cs="Times New Roman"/>
+        </w:rPr>
+        <w:t>67.02%。</w:t>
+      </w:r>
+      <w:r>
+        <w:rPr>
+          <w:rFonts w:hint="eastAsia" w:ascii="Times New Roman" w:hAnsi="Times New Roman" w:eastAsia="FangSong" w:cs="Times New Roman"/>
+        </w:rPr>
+        <w:t>因此超分子</w:t>
+      </w:r>
+      <w:r>
+        <w:rPr>
+          <w:rFonts w:ascii="Times New Roman" w:hAnsi="Times New Roman" w:eastAsia="Times New Roman" w:cs="Times New Roman"/>
+        </w:rPr>
+        <w:t xml:space="preserve"> </w:t>
+      </w:r>
+      <m:oMath>
+        <m:oMathPr>
+          <m:ctrlPr>
+            <w:rPr>
+              <w:sz w:val="28"/>
+              <w:szCs w:val="28"/>
+            </w:rPr>
+          </m:ctrlPr>
+        </m:oMathPr>
+        <m:r>
+          <m:t>n</m:t>
+        </m:r>
+        <m:r>
+          <m:rPr>
+            <m:sty m:val="p"/>
+          </m:rPr>
+          <m:t>(</m:t>
+        </m:r>
+        <m:r>
+          <m:rPr>
+            <m:sty m:val="p"/>
+          </m:rPr>
+          <m:t>C</m:t>
+        </m:r>
+        <m:r>
+          <m:rPr>
+            <m:sty m:val="p"/>
+          </m:rPr>
+          <m:t>)</m:t>
+        </m:r>
+        <m:r>
+          <m:rPr>
+            <m:sty m:val="p"/>
+          </m:rPr>
+          <m:t>:</m:t>
+        </m:r>
+        <m:r>
+          <m:t>n</m:t>
+        </m:r>
+        <m:r>
+          <m:rPr>
+            <m:sty m:val="p"/>
+          </m:rPr>
+          <m:t>(</m:t>
+        </m:r>
+        <m:r>
+          <m:rPr>
+            <m:sty m:val="p"/>
+          </m:rPr>
+          <m:t>H</m:t>
+        </m:r>
+        <m:r>
+          <m:rPr>
+            <m:sty m:val="p"/>
+          </m:rPr>
+          <m:t>)</m:t>
+        </m:r>
+        <m:r>
+          <m:rPr>
+            <m:sty m:val="p"/>
+          </m:rPr>
+          <m:t>:</m:t>
+        </m:r>
+        <m:r>
+          <m:t>n</m:t>
+        </m:r>
+        <m:r>
+          <m:rPr>
+            <m:sty m:val="p"/>
+          </m:rPr>
+          <m:t>(</m:t>
+        </m:r>
+        <m:r>
+          <m:rPr>
+            <m:sty m:val="p"/>
+          </m:rPr>
+          <m:t>N</m:t>
+        </m:r>
+        <m:r>
+          <m:rPr>
+            <m:sty m:val="p"/>
+          </m:rPr>
+          <m:t>)</m:t>
+        </m:r>
+        <m:r>
+          <m:rPr>
+            <m:sty m:val="p"/>
+          </m:rPr>
+          <m:t>:</m:t>
+        </m:r>
+        <m:r>
+          <m:t>n</m:t>
+        </m:r>
+        <m:r>
+          <m:rPr>
+            <m:sty m:val="p"/>
+          </m:rPr>
+          <m:t>(</m:t>
+        </m:r>
+        <m:r>
+          <m:rPr>
+            <m:sty m:val="p"/>
+          </m:rPr>
+          <m:t>S</m:t>
+        </m:r>
+        <m:r>
+          <m:rPr>
+            <m:sty m:val="p"/>
+          </m:rPr>
+          <m:t>i</m:t>
+        </m:r>
+        <m:r>
+          <m:rPr>
+            <m:sty m:val="p"/>
+          </m:rPr>
+          <m:t>)</m:t>
+        </m:r>
+        <m:r>
+          <m:rPr>
+            <m:sty m:val="p"/>
+          </m:rPr>
+          <m:t>:</m:t>
+        </m:r>
+        <m:r>
+          <m:t>n</m:t>
+        </m:r>
+        <m:r>
+          <m:rPr>
+            <m:sty m:val="p"/>
+          </m:rPr>
+          <m:t>(</m:t>
+        </m:r>
+        <m:r>
+          <m:rPr>
+            <m:sty m:val="p"/>
+          </m:rPr>
+          <m:t>W</m:t>
+        </m:r>
+        <m:r>
+          <m:rPr>
+            <m:sty m:val="p"/>
+          </m:rPr>
+          <m:t>)</m:t>
+        </m:r>
+        <m:r>
+          <m:rPr>
+            <m:sty m:val="p"/>
+          </m:rPr>
+          <m:t>:</m:t>
+        </m:r>
+        <m:r>
+          <m:t>n</m:t>
+        </m:r>
+        <m:r>
+          <m:rPr>
+            <m:sty m:val="p"/>
+          </m:rPr>
+          <m:t>(</m:t>
+        </m:r>
+        <m:r>
+          <m:rPr>
+            <m:sty m:val="p"/>
+          </m:rPr>
+          <m:t>O</m:t>
+        </m:r>
+        <m:r>
+          <m:rPr>
+            <m:sty m:val="p"/>
+          </m:rPr>
+          <m:t>)</m:t>
+        </m:r>
+        <m:r>
+          <m:rPr>
+            <m:sty m:val="p"/>
+          </m:rPr>
+          <m:t>=</m:t>
+        </m:r>
+        <m:r>
+          <m:rPr>
+            <m:sty m:val="p"/>
+          </m:rPr>
+          <m:t>(</m:t>
+        </m:r>
+        <m:r>
+          <m:t>4.50</m:t>
+        </m:r>
+        <m:r>
+          <m:rPr>
+            <m:sty m:val="p"/>
+          </m:rPr>
+          <m:t>%</m:t>
+        </m:r>
+        <m:r>
+          <m:rPr>
+            <m:sty m:val="p"/>
+          </m:rPr>
+          <m:t>/</m:t>
+        </m:r>
+        <m:r>
+          <m:t>12</m:t>
+        </m:r>
+        <m:r>
+          <m:rPr>
+            <m:sty m:val="p"/>
+          </m:rPr>
+          <m:t>)</m:t>
+        </m:r>
+        <m:r>
+          <m:rPr>
+            <m:sty m:val="p"/>
+          </m:rPr>
+          <m:t>:</m:t>
+        </m:r>
+        <m:r>
+          <m:rPr>
+            <m:sty m:val="p"/>
+          </m:rPr>
+          <m:t>(</m:t>
+        </m:r>
+        <m:r>
+          <m:t>1.05</m:t>
+        </m:r>
+        <m:r>
+          <m:rPr>
+            <m:sty m:val="p"/>
+          </m:rPr>
+          <m:t>%</m:t>
+        </m:r>
+        <m:r>
+          <m:rPr>
+            <m:sty m:val="p"/>
+          </m:rPr>
+          <m:t>/</m:t>
+        </m:r>
+        <m:r>
+          <m:t>1</m:t>
+        </m:r>
+        <m:r>
+          <m:rPr>
+            <m:sty m:val="p"/>
+          </m:rPr>
+          <m:t>)</m:t>
+        </m:r>
+        <m:r>
+          <m:rPr>
+            <m:sty m:val="p"/>
+          </m:rPr>
+          <m:t>:</m:t>
+        </m:r>
+        <m:r>
+          <m:rPr>
+            <m:sty m:val="p"/>
+          </m:rPr>
+          <m:t>(</m:t>
+        </m:r>
+        <m:r>
+          <m:t>2.47</m:t>
+        </m:r>
+        <m:r>
+          <m:rPr>
+            <m:sty m:val="p"/>
+          </m:rPr>
+          <m:t>%</m:t>
+        </m:r>
+        <m:r>
+          <m:rPr>
+            <m:sty m:val="p"/>
+          </m:rPr>
+          <m:t>/</m:t>
+        </m:r>
+        <m:r>
+          <m:t>14</m:t>
+        </m:r>
+        <m:r>
+          <m:rPr>
+            <m:sty m:val="p"/>
+          </m:rPr>
+          <m:t>)</m:t>
+        </m:r>
+        <m:r>
+          <m:rPr>
+            <m:sty m:val="p"/>
+          </m:rPr>
+          <m:t>:</m:t>
+        </m:r>
+        <m:r>
+          <m:rPr>
+            <m:sty m:val="p"/>
+          </m:rPr>
+          <m:t>(</m:t>
+        </m:r>
+        <m:r>
+          <m:t>0.91</m:t>
+        </m:r>
+        <m:r>
+          <m:rPr>
+            <m:sty m:val="p"/>
+          </m:rPr>
+          <m:t>%</m:t>
+        </m:r>
+        <m:r>
+          <m:rPr>
+            <m:sty m:val="p"/>
+          </m:rPr>
+          <m:t>/</m:t>
+        </m:r>
+        <m:r>
+          <m:t>28</m:t>
+        </m:r>
+        <m:r>
+          <m:rPr>
+            <m:sty m:val="p"/>
+          </m:rPr>
+          <m:t>)</m:t>
+        </m:r>
+        <m:r>
+          <m:rPr>
+            <m:sty m:val="p"/>
+          </m:rPr>
+          <m:t>:</m:t>
+        </m:r>
+        <m:r>
+          <m:rPr>
+            <m:sty m:val="p"/>
+          </m:rPr>
+          <m:t>(</m:t>
+        </m:r>
+        <m:r>
+          <m:t>67.02</m:t>
+        </m:r>
+        <m:r>
+          <m:rPr>
+            <m:sty m:val="p"/>
+          </m:rPr>
+          <m:t>%</m:t>
+        </m:r>
+        <m:r>
+          <m:rPr>
+            <m:sty m:val="p"/>
+          </m:rPr>
+          <m:t>/</m:t>
+        </m:r>
+        <m:r>
+          <m:t>183.84</m:t>
+        </m:r>
+        <m:r>
+          <m:rPr>
+            <m:sty m:val="p"/>
+          </m:rPr>
+          <m:t>)</m:t>
+        </m:r>
+        <m:r>
+          <m:rPr>
+            <m:sty m:val="p"/>
+          </m:rPr>
+          <m:t>:</m:t>
+        </m:r>
+        <m:r>
+          <m:rPr>
+            <m:sty m:val="p"/>
+          </m:rPr>
+          <m:t>(</m:t>
+        </m:r>
+        <m:r>
+          <m:t>1</m:t>
+        </m:r>
+        <m:r>
+          <m:rPr>
+            <m:sty m:val="p"/>
+          </m:rPr>
+          <m:t>−</m:t>
+        </m:r>
+        <m:r>
+          <m:t>4.50</m:t>
+        </m:r>
+        <m:r>
+          <m:rPr>
+            <m:sty m:val="p"/>
+          </m:rPr>
+          <m:t>%</m:t>
+        </m:r>
+        <m:r>
+          <m:rPr>
+            <m:sty m:val="p"/>
+          </m:rPr>
+          <m:t>−</m:t>
+        </m:r>
+        <m:r>
+          <m:t>1.05</m:t>
+        </m:r>
+        <m:r>
+          <m:rPr>
+            <m:sty m:val="p"/>
+          </m:rPr>
+          <m:t>%</m:t>
+        </m:r>
+        <m:r>
+          <m:rPr>
+            <m:sty m:val="p"/>
+          </m:rPr>
+          <m:t>−</m:t>
+        </m:r>
+        <m:r>
+          <m:t>2.47</m:t>
+        </m:r>
+        <m:r>
+          <m:rPr>
+            <m:sty m:val="p"/>
+          </m:rPr>
+          <m:t>%</m:t>
+        </m:r>
+        <m:r>
+          <m:rPr>
+            <m:sty m:val="p"/>
+          </m:rPr>
+          <m:t>−</m:t>
+        </m:r>
+        <m:r>
+          <m:t>0.91</m:t>
+        </m:r>
+        <m:r>
+          <m:rPr>
+            <m:sty m:val="p"/>
+          </m:rPr>
+          <m:t>%</m:t>
+        </m:r>
+        <m:r>
+          <m:rPr>
+            <m:sty m:val="p"/>
+          </m:rPr>
+          <m:t>−</m:t>
+        </m:r>
+        <m:r>
+          <m:t>67.02</m:t>
+        </m:r>
+        <m:r>
+          <m:rPr>
+            <m:sty m:val="p"/>
+          </m:rPr>
+          <m:t>%</m:t>
+        </m:r>
+        <m:r>
+          <m:rPr>
+            <m:sty m:val="p"/>
+          </m:rPr>
+          <m:t>)</m:t>
+        </m:r>
+        <m:r>
+          <m:rPr>
+            <m:sty m:val="p"/>
+          </m:rPr>
+          <m:t>=</m:t>
+        </m:r>
+        <m:r>
+          <m:t>12</m:t>
+        </m:r>
+        <m:r>
+          <m:rPr>
+            <m:sty m:val="p"/>
+          </m:rPr>
+          <m:t>:</m:t>
+        </m:r>
+        <m:r>
+          <m:t>34</m:t>
+        </m:r>
+        <m:r>
+          <m:rPr>
+            <m:sty m:val="p"/>
+          </m:rPr>
+          <m:t>:</m:t>
+        </m:r>
+        <m:r>
+          <m:t>6</m:t>
+        </m:r>
+        <m:r>
+          <m:rPr>
+            <m:sty m:val="p"/>
+          </m:rPr>
+          <m:t>:</m:t>
+        </m:r>
+        <m:r>
+          <m:t>1</m:t>
+        </m:r>
+        <m:r>
+          <m:rPr>
+            <m:sty m:val="p"/>
+          </m:rPr>
+          <m:t>:</m:t>
+        </m:r>
+        <m:r>
+          <m:t>12</m:t>
+        </m:r>
+        <m:r>
+          <m:rPr>
+            <m:sty m:val="p"/>
+          </m:rPr>
+          <m:t>:</m:t>
+        </m:r>
+        <m:r>
+          <m:t>50</m:t>
+        </m:r>
+      </m:oMath>
+      <w:r>
+        <w:rPr>
+          <w:rFonts w:hint="eastAsia" w:ascii="Times New Roman" w:hAnsi="Times New Roman" w:eastAsia="Times New Roman" w:cs="Times New Roman"/>
+        </w:rPr>
+        <w:t>。</w:t>
+      </w:r>
+      <w:r>
+        <w:rPr>
+          <w:rFonts w:hint="eastAsia" w:ascii="Times New Roman" w:hAnsi="Times New Roman" w:eastAsia="FangSong" w:cs="Times New Roman"/>
+        </w:rPr>
+        <w:t>因此超分子式为</w:t>
+      </w:r>
+      <w:r>
+        <w:rPr>
+          <w:rFonts w:ascii="Times New Roman" w:hAnsi="Times New Roman" w:eastAsia="Times New Roman" w:cs="Times New Roman"/>
+        </w:rPr>
+        <w:t xml:space="preserve"> </w:t>
+      </w:r>
+      <m:oMath>
+        <m:oMathPr>
+          <m:ctrlPr>
+            <w:rPr>
+              <w:sz w:val="28"/>
+              <w:szCs w:val="28"/>
+            </w:rPr>
+          </m:ctrlPr>
+        </m:oMathPr>
+        <m:sSub>
+          <m:e>
+            <m:r>
+              <m:rPr>
+                <m:sty m:val="p"/>
+              </m:rPr>
+              <m:t>C</m:t>
+            </m:r>
+          </m:e>
+          <m:sub>
+            <m:r>
+              <m:t>12</m:t>
+            </m:r>
+          </m:sub>
+        </m:sSub>
+        <m:sSub>
+          <m:e>
+            <m:r>
+              <m:rPr>
+                <m:sty m:val="p"/>
+              </m:rPr>
+              <m:t>H</m:t>
+            </m:r>
+          </m:e>
+          <m:sub>
+            <m:r>
+              <m:t>34</m:t>
+            </m:r>
+          </m:sub>
+        </m:sSub>
+        <m:sSub>
+          <m:e>
+            <m:r>
+              <m:rPr>
+                <m:sty m:val="p"/>
+              </m:rPr>
+              <m:t>N</m:t>
+            </m:r>
+          </m:e>
+          <m:sub>
+            <m:r>
+              <m:t>6</m:t>
+            </m:r>
+          </m:sub>
+        </m:sSub>
+        <m:sSub>
+          <m:e>
+            <m:r>
+              <m:rPr>
+                <m:sty m:val="p"/>
+              </m:rPr>
+              <m:t>S</m:t>
+            </m:r>
+            <m:r>
+              <m:rPr>
+                <m:sty m:val="p"/>
+              </m:rPr>
+              <m:t>i</m:t>
+            </m:r>
+            <m:r>
+              <m:rPr>
+                <m:sty m:val="p"/>
+              </m:rPr>
+              <m:t>W</m:t>
+            </m:r>
+          </m:e>
+          <m:sub>
+            <m:r>
+              <m:t>12</m:t>
+            </m:r>
+          </m:sub>
+        </m:sSub>
+        <m:sSub>
+          <m:e>
+            <m:r>
+              <m:rPr>
+                <m:sty m:val="p"/>
+              </m:rPr>
+              <m:t>O</m:t>
+            </m:r>
+          </m:e>
+          <m:sub>
+            <m:r>
+              <m:t>50</m:t>
+            </m:r>
+          </m:sub>
+        </m:sSub>
+      </m:oMath>
+      <w:r>
+        <w:rPr>
+          <w:rFonts w:hint="eastAsia" w:ascii="Times New Roman" w:hAnsi="Times New Roman" w:eastAsia="Times New Roman" w:cs="Times New Roman"/>
+        </w:rPr>
+        <w:t>。</w:t>
+      </w:r>
+      <w:r>
+        <w:rPr>
+          <w:rFonts w:hint="eastAsia" w:ascii="Times New Roman" w:hAnsi="Times New Roman" w:eastAsia="FangSong" w:cs="Times New Roman"/>
+        </w:rPr>
+        <w:t>可以写成</w:t>
+      </w:r>
+      <w:r>
+        <w:rPr>
+          <w:rFonts w:ascii="Times New Roman" w:hAnsi="Times New Roman" w:eastAsia="Times New Roman" w:cs="Times New Roman"/>
+        </w:rPr>
+        <w:t xml:space="preserve"> </w:t>
+      </w:r>
+      <m:oMath>
+        <m:oMathPr>
+          <m:ctrlPr>
+            <w:rPr>
+              <w:sz w:val="28"/>
+              <w:szCs w:val="28"/>
+            </w:rPr>
+          </m:ctrlPr>
+        </m:oMathPr>
+        <m:r>
+          <m:rPr>
+            <m:sty m:val="p"/>
+          </m:rPr>
+          <m:t>(</m:t>
+        </m:r>
+        <m:sSub>
+          <m:e>
+            <m:r>
+              <m:rPr>
+                <m:sty m:val="p"/>
+              </m:rPr>
+              <m:t>H</m:t>
+            </m:r>
+            <m:r>
+              <m:rPr>
+                <m:sty m:val="p"/>
+              </m:rPr>
+              <m:t>i</m:t>
+            </m:r>
+            <m:r>
+              <m:rPr>
+                <m:sty m:val="p"/>
+              </m:rPr>
+              <m:t>s</m:t>
+            </m:r>
+            <m:r>
+              <m:rPr>
+                <m:sty m:val="p"/>
+              </m:rPr>
+              <m:t>H</m:t>
+            </m:r>
+          </m:e>
+          <m:sub>
+            <m:r>
+              <m:t>2</m:t>
+            </m:r>
+          </m:sub>
+        </m:sSub>
+        <m:sSub>
+          <m:e>
+            <m:r>
+              <m:rPr>
+                <m:sty m:val="p"/>
+              </m:rPr>
+              <m:t>)</m:t>
+            </m:r>
+          </m:e>
+          <m:sub>
+            <m:r>
+              <m:t>2</m:t>
+            </m:r>
+          </m:sub>
+        </m:sSub>
+        <m:sSub>
+          <m:e>
+            <m:r>
+              <m:rPr>
+                <m:sty m:val="p"/>
+              </m:rPr>
+              <m:t>S</m:t>
+            </m:r>
+            <m:r>
+              <m:rPr>
+                <m:sty m:val="p"/>
+              </m:rPr>
+              <m:t>i</m:t>
+            </m:r>
+            <m:r>
+              <m:rPr>
+                <m:sty m:val="p"/>
+              </m:rPr>
+              <m:t>W</m:t>
+            </m:r>
+          </m:e>
+          <m:sub>
+            <m:r>
+              <m:t>12</m:t>
+            </m:r>
+          </m:sub>
+        </m:sSub>
+        <m:sSub>
+          <m:e>
+            <m:r>
+              <m:rPr>
+                <m:sty m:val="p"/>
+              </m:rPr>
+              <m:t>O</m:t>
+            </m:r>
+          </m:e>
+          <m:sub>
+            <m:r>
+              <m:t>40</m:t>
+            </m:r>
+          </m:sub>
+        </m:sSub>
+        <m:r>
+          <m:rPr>
+            <m:sty m:val="p"/>
+          </m:rPr>
+          <m:t>⋅</m:t>
+        </m:r>
+        <m:r>
+          <m:t>6</m:t>
+        </m:r>
+        <m:sSub>
+          <m:e>
+            <m:r>
+              <m:rPr>
+                <m:sty m:val="p"/>
+              </m:rPr>
+              <m:t>H</m:t>
+            </m:r>
+          </m:e>
+          <m:sub>
+            <m:r>
+              <m:t>2</m:t>
+            </m:r>
+          </m:sub>
+        </m:sSub>
+        <m:r>
+          <m:rPr>
+            <m:sty m:val="p"/>
+          </m:rPr>
+          <m:t>O</m:t>
+        </m:r>
+      </m:oMath>
+      <w:r>
+        <w:rPr>
+          <w:rFonts w:hint="eastAsia" w:ascii="Times New Roman" w:hAnsi="Times New Roman" w:eastAsia="Times New Roman" w:cs="Times New Roman"/>
+        </w:rPr>
+        <w:t>；</w:t>
+      </w:r>
+      <w:r>
+        <w:rPr>
+          <w:rFonts w:hint="eastAsia" w:ascii="Times New Roman" w:hAnsi="Times New Roman" w:eastAsia="FangSong" w:cs="Times New Roman"/>
+        </w:rPr>
+        <w:t>或</w:t>
+      </w:r>
+      <w:r>
+        <w:rPr>
+          <w:rFonts w:ascii="Times New Roman" w:hAnsi="Times New Roman" w:eastAsia="Times New Roman" w:cs="Times New Roman"/>
+        </w:rPr>
+        <w:t xml:space="preserve"> </w:t>
+      </w:r>
+      <m:oMath>
+        <m:oMathPr>
+          <m:ctrlPr>
+            <w:rPr>
+              <w:sz w:val="28"/>
+              <w:szCs w:val="28"/>
+            </w:rPr>
+          </m:ctrlPr>
+        </m:oMathPr>
+        <m:r>
+          <m:rPr>
+            <m:sty m:val="p"/>
+          </m:rPr>
+          <m:t>(</m:t>
+        </m:r>
+        <m:sSub>
+          <m:e>
+            <m:r>
+              <m:rPr>
+                <m:sty m:val="p"/>
+              </m:rPr>
+              <m:t>H</m:t>
+            </m:r>
+          </m:e>
+          <m:sub>
+            <m:r>
+              <m:t>2</m:t>
+            </m:r>
+          </m:sub>
+        </m:sSub>
+        <m:sSub>
+          <m:e>
+            <m:r>
+              <m:rPr>
+                <m:sty m:val="p"/>
+              </m:rPr>
+              <m:t>C</m:t>
+            </m:r>
+          </m:e>
+          <m:sub>
+            <m:r>
+              <m:t>6</m:t>
+            </m:r>
+          </m:sub>
+        </m:sSub>
+        <m:sSub>
+          <m:e>
+            <m:r>
+              <m:rPr>
+                <m:sty m:val="p"/>
+              </m:rPr>
+              <m:t>H</m:t>
+            </m:r>
+          </m:e>
+          <m:sub>
+            <m:r>
+              <m:t>9</m:t>
+            </m:r>
+          </m:sub>
+        </m:sSub>
+        <m:sSub>
+          <m:e>
+            <m:r>
+              <m:rPr>
+                <m:sty m:val="p"/>
+              </m:rPr>
+              <m:t>N</m:t>
+            </m:r>
+          </m:e>
+          <m:sub>
+            <m:r>
+              <m:t>3</m:t>
+            </m:r>
+          </m:sub>
+        </m:sSub>
+        <m:sSub>
+          <m:e>
+            <m:r>
+              <m:rPr>
+                <m:sty m:val="p"/>
+              </m:rPr>
+              <m:t>O</m:t>
+            </m:r>
+          </m:e>
+          <m:sub>
+            <m:r>
+              <m:t>2</m:t>
+            </m:r>
+          </m:sub>
+        </m:sSub>
+        <m:sSub>
+          <m:e>
+            <m:r>
+              <m:rPr>
+                <m:sty m:val="p"/>
+              </m:rPr>
+              <m:t>)</m:t>
+            </m:r>
+          </m:e>
+          <m:sub>
+            <m:r>
+              <m:t>2</m:t>
+            </m:r>
+          </m:sub>
+        </m:sSub>
+        <m:sSub>
+          <m:e>
+            <m:r>
+              <m:rPr>
+                <m:sty m:val="p"/>
+              </m:rPr>
+              <m:t>S</m:t>
+            </m:r>
+            <m:r>
+              <m:rPr>
+                <m:sty m:val="p"/>
+              </m:rPr>
+              <m:t>i</m:t>
+            </m:r>
+            <m:r>
+              <m:rPr>
+                <m:sty m:val="p"/>
+              </m:rPr>
+              <m:t>W</m:t>
+            </m:r>
+          </m:e>
+          <m:sub>
+            <m:r>
+              <m:t>12</m:t>
+            </m:r>
+          </m:sub>
+        </m:sSub>
+        <m:sSub>
+          <m:e>
+            <m:r>
+              <m:rPr>
+                <m:sty m:val="p"/>
+              </m:rPr>
+              <m:t>O</m:t>
+            </m:r>
+          </m:e>
+          <m:sub>
+            <m:r>
+              <m:t>40</m:t>
+            </m:r>
+          </m:sub>
+        </m:sSub>
+        <m:r>
+          <m:rPr>
+            <m:sty m:val="p"/>
+          </m:rPr>
+          <m:t>⋅</m:t>
+        </m:r>
+        <m:r>
+          <m:t>6</m:t>
+        </m:r>
+        <m:sSub>
+          <m:e>
+            <m:r>
+              <m:rPr>
+                <m:sty m:val="p"/>
+              </m:rPr>
+              <m:t>H</m:t>
+            </m:r>
+          </m:e>
+          <m:sub>
+            <m:r>
+              <m:t>2</m:t>
+            </m:r>
+          </m:sub>
+        </m:sSub>
+        <m:r>
+          <m:rPr>
+            <m:sty m:val="p"/>
+          </m:rPr>
+          <m:t>O</m:t>
+        </m:r>
+      </m:oMath>
+      <w:r>
+        <w:rPr>
+          <w:rFonts w:ascii="Times New Roman" w:hAnsi="Times New Roman" w:eastAsia="Times New Roman" w:cs="Times New Roman"/>
+        </w:rPr>
+        <w:t xml:space="preserve">。</w:t>
+      </w:r>
+    </w:p>
+    <w:p>
+      <w:pPr>
+        <w:pStyle w:val="BodyText"/>
+      </w:pPr>
+      <w:r>
+        <w:rPr>
+          <w:rFonts w:ascii="Times New Roman" w:hAnsi="Times New Roman" w:eastAsia="Times New Roman" w:cs="Times New Roman"/>
+        </w:rPr>
+        <w:t xml:space="preserve">10-2 </w:t>
+      </w:r>
+      <w:r>
+        <w:rPr>
+          <w:rFonts w:hint="eastAsia" w:ascii="Times New Roman" w:hAnsi="Times New Roman" w:eastAsia="FangSong" w:cs="Times New Roman"/>
+        </w:rPr>
+        <w:t>可根据第七题计算方法</w:t>
+      </w:r>
+      <w:r>
+        <w:rPr>
+          <w:rFonts w:hint="eastAsia" w:ascii="Times New Roman" w:hAnsi="Times New Roman" w:eastAsia="Times New Roman" w:cs="Times New Roman"/>
+        </w:rPr>
+        <w:t>，</w:t>
+      </w:r>
+      <w:r>
+        <w:rPr>
+          <w:rFonts w:hint="eastAsia" w:ascii="Times New Roman" w:hAnsi="Times New Roman" w:eastAsia="FangSong" w:cs="Times New Roman"/>
+        </w:rPr>
+        <w:t>可得</w:t>
+      </w:r>
+      <w:r>
+        <w:rPr>
+          <w:rFonts w:hint="eastAsia" w:ascii="Times New Roman" w:hAnsi="Times New Roman" w:eastAsia="Times New Roman" w:cs="Times New Roman"/>
+        </w:rPr>
+        <w:t>：</w:t>
+      </w:r>
+      <w:r>
+        <w:rPr>
+          <w:rFonts w:hint="eastAsia" w:ascii="Times New Roman" w:hAnsi="Times New Roman" w:eastAsia="FangSong" w:cs="Times New Roman"/>
+        </w:rPr>
+        <w:t>第一步</w:t>
+      </w:r>
+      <w:r>
+        <w:rPr>
+          <w:rFonts w:hint="eastAsia" w:ascii="Times New Roman" w:hAnsi="Times New Roman" w:eastAsia="Times New Roman" w:cs="Times New Roman"/>
+        </w:rPr>
+        <w:t>：</w:t>
+      </w:r>
+      <w:r>
+        <w:rPr>
+          <w:rFonts w:hint="eastAsia" w:ascii="Times New Roman" w:hAnsi="Times New Roman" w:eastAsia="FangSong" w:cs="Times New Roman"/>
+        </w:rPr>
+        <w:t>失去结晶水</w:t>
+      </w:r>
+      <w:r>
+        <w:rPr>
+          <w:rFonts w:hint="eastAsia" w:ascii="Times New Roman" w:hAnsi="Times New Roman" w:eastAsia="Times New Roman" w:cs="Times New Roman"/>
+        </w:rPr>
+        <w:t>；</w:t>
+      </w:r>
+      <w:r>
+        <w:rPr>
+          <w:rFonts w:hint="eastAsia" w:ascii="Times New Roman" w:hAnsi="Times New Roman" w:eastAsia="FangSong" w:cs="Times New Roman"/>
+        </w:rPr>
+        <w:t>第二步</w:t>
+      </w:r>
+      <w:r>
+        <w:rPr>
+          <w:rFonts w:hint="eastAsia" w:ascii="Times New Roman" w:hAnsi="Times New Roman" w:eastAsia="Times New Roman" w:cs="Times New Roman"/>
+        </w:rPr>
+        <w:t>：</w:t>
+      </w:r>
+      <w:r>
+        <w:rPr>
+          <w:rFonts w:hint="eastAsia" w:ascii="Times New Roman" w:hAnsi="Times New Roman" w:eastAsia="FangSong" w:cs="Times New Roman"/>
+        </w:rPr>
+        <w:t>失去组氨酸</w:t>
+      </w:r>
+      <w:r>
+        <w:rPr>
+          <w:rFonts w:hint="eastAsia" w:ascii="Times New Roman" w:hAnsi="Times New Roman" w:eastAsia="Times New Roman" w:cs="Times New Roman"/>
+        </w:rPr>
+        <w:t>；</w:t>
+      </w:r>
+      <w:r>
+        <w:rPr>
+          <w:rFonts w:hint="eastAsia" w:ascii="Times New Roman" w:hAnsi="Times New Roman" w:eastAsia="FangSong" w:cs="Times New Roman"/>
+        </w:rPr>
+        <w:t>第三步的阴离子为</w:t>
+      </w:r>
+      <w:r>
+        <w:rPr>
+          <w:rFonts w:ascii="Times New Roman" w:hAnsi="Times New Roman" w:eastAsia="Times New Roman" w:cs="Times New Roman"/>
+        </w:rPr>
+        <w:t xml:space="preserve"> </w:t>
+      </w:r>
+      <m:oMath>
+        <m:oMathPr>
+          <m:ctrlPr>
+            <w:rPr>
+              <w:sz w:val="28"/>
+              <w:szCs w:val="28"/>
+            </w:rPr>
+          </m:ctrlPr>
+        </m:oMathPr>
+        <m:sSup>
+          <m:e>
+            <m:d>
+              <m:dPr>
+                <m:begChr m:val="["/>
+                <m:sepChr m:val=""/>
+                <m:endChr m:val="]"/>
+                <m:grow/>
+              </m:dPr>
+              <m:e>
+                <m:sSub>
+                  <m:e>
+                    <m:r>
+                      <m:rPr>
+                        <m:sty m:val="p"/>
+                      </m:rPr>
+                      <m:t>S</m:t>
+                    </m:r>
+                    <m:r>
+                      <m:rPr>
+                        <m:sty m:val="p"/>
+                      </m:rPr>
+                      <m:t>i</m:t>
+                    </m:r>
+                    <m:r>
+                      <m:rPr>
+                        <m:sty m:val="p"/>
+                      </m:rPr>
+                      <m:t>W</m:t>
+                    </m:r>
+                  </m:e>
+                  <m:sub>
+                    <m:r>
+                      <m:t>12</m:t>
+                    </m:r>
+                  </m:sub>
+                </m:sSub>
+                <m:sSub>
+                  <m:e>
+                    <m:r>
+                      <m:rPr>
+                        <m:sty m:val="p"/>
+                      </m:rPr>
+                      <m:t>O</m:t>
+                    </m:r>
+                  </m:e>
+                  <m:sub>
+                    <m:r>
+                      <m:t>40</m:t>
+                    </m:r>
+                  </m:sub>
+                </m:sSub>
+              </m:e>
+            </m:d>
+          </m:e>
+          <m:sup>
+            <m:r>
+              <m:t>4</m:t>
+            </m:r>
+            <m:r>
+              <m:rPr>
+                <m:sty m:val="p"/>
+              </m:rPr>
+              <m:t>−</m:t>
+            </m:r>
+          </m:sup>
+        </m:sSup>
+      </m:oMath>
+      <w:r>
+        <w:rPr>
+          <w:rFonts w:ascii="Times New Roman" w:hAnsi="Times New Roman" w:eastAsia="Times New Roman" w:cs="Times New Roman"/>
+        </w:rPr>
+        <w:t xml:space="preserve">。</w:t>
+      </w:r>
+    </w:p>
+    <w:p>
+      <w:pPr>
+        <w:pStyle w:val="BodyText"/>
+      </w:pPr>
+      <w:r>
+        <w:rPr>
+          <w:rFonts w:ascii="Times New Roman" w:hAnsi="Times New Roman" w:eastAsia="Times New Roman" w:cs="Times New Roman"/>
+        </w:rPr>
+        <w:t xml:space="preserve">10-3 </w:t>
+      </w:r>
+      <w:r>
+        <w:rPr>
+          <w:rFonts w:hint="eastAsia" w:ascii="Times New Roman" w:hAnsi="Times New Roman" w:eastAsia="FangSong" w:cs="Times New Roman"/>
+        </w:rPr>
+        <w:t>超分子化合物的各组分间主要依靠氢键结合</w:t>
+      </w:r>
+      <w:r>
+        <w:rPr>
+          <w:rFonts w:hint="eastAsia" w:ascii="Times New Roman" w:hAnsi="Times New Roman" w:eastAsia="Times New Roman" w:cs="Times New Roman"/>
+        </w:rPr>
+        <w:t>。</w:t>
+      </w:r>
+    </w:p>
+    <w:p>
+      <w:pPr>
+        <w:pStyle w:val="BodyText"/>
+      </w:pPr>
+      <w:r>
+        <w:rPr>
+          <w:rFonts w:ascii="Times New Roman" w:hAnsi="Times New Roman" w:eastAsia="Times New Roman" w:cs="Times New Roman"/>
+        </w:rPr>
+        <w:t xml:space="preserve">10-4 </w:t>
+      </w:r>
+      <w:r>
+        <w:rPr>
+          <w:rFonts w:hint="eastAsia" w:ascii="Times New Roman" w:hAnsi="Times New Roman" w:eastAsia="FangSong" w:cs="Times New Roman"/>
+        </w:rPr>
+        <w:t>根据题中热重分析图所示</w:t>
+      </w:r>
+      <w:r>
+        <w:rPr>
+          <w:rFonts w:hint="eastAsia" w:ascii="Times New Roman" w:hAnsi="Times New Roman" w:eastAsia="Times New Roman" w:cs="Times New Roman"/>
+        </w:rPr>
+        <w:t>，</w:t>
+      </w:r>
+      <w:r>
+        <w:rPr>
+          <w:rFonts w:hint="eastAsia" w:ascii="Times New Roman" w:hAnsi="Times New Roman" w:eastAsia="FangSong" w:cs="Times New Roman"/>
+        </w:rPr>
+        <w:t>超分子在</w:t>
+      </w:r>
+      <w:r>
+        <w:rPr>
+          <w:rFonts w:ascii="Times New Roman" w:hAnsi="Times New Roman" w:eastAsia="Times New Roman" w:cs="Times New Roman"/>
+        </w:rPr>
+        <w:t xml:space="preserve"> </w:t>
+      </w:r>
+      <m:oMath>
+        <m:sSup>
+          <m:e>
+            <m:r>
+              <m:t>135</m:t>
+            </m:r>
+          </m:e>
+          <m:sup>
+            <m:r>
+              <m:rPr>
+                <m:sty m:val="p"/>
+              </m:rPr>
+              <m:t>∘</m:t>
+            </m:r>
+          </m:sup>
+        </m:sSup>
+        <m:r>
+          <m:rPr>
+            <m:sty m:val="p"/>
+          </m:rPr>
+          <m:t>C</m:t>
+        </m:r>
+      </m:oMath>
+      <w:r>
+        <w:rPr>
+          <w:rFonts w:ascii="Times New Roman" w:hAnsi="Times New Roman" w:eastAsia="Times New Roman" w:cs="Times New Roman"/>
+        </w:rPr>
+        <w:t xml:space="preserve"> </w:t>
+      </w:r>
+      <w:r>
+        <w:rPr>
+          <w:rFonts w:hint="eastAsia" w:ascii="Times New Roman" w:hAnsi="Times New Roman" w:eastAsia="FangSong" w:cs="Times New Roman"/>
+        </w:rPr>
+        <w:t>以下稳定存在</w:t>
+      </w:r>
+      <w:r>
+        <w:rPr>
+          <w:rFonts w:hint="eastAsia" w:ascii="Times New Roman" w:hAnsi="Times New Roman" w:eastAsia="Times New Roman" w:cs="Times New Roman"/>
+        </w:rPr>
+        <w:t>。</w:t>
+      </w:r>
+      <w:r>
+        <w:rPr>
+          <w:rFonts w:hint="eastAsia" w:ascii="Times New Roman" w:hAnsi="Times New Roman" w:eastAsia="FangSong" w:cs="Times New Roman"/>
+        </w:rPr>
+        <w:t>在此温度下</w:t>
+      </w:r>
+      <w:r>
+        <w:rPr>
+          <w:rFonts w:hint="eastAsia" w:ascii="Times New Roman" w:hAnsi="Times New Roman" w:eastAsia="Times New Roman" w:cs="Times New Roman"/>
+        </w:rPr>
+        <w:t>，</w:t>
+      </w:r>
+      <w:r>
+        <w:rPr>
+          <w:rFonts w:hint="eastAsia" w:ascii="Times New Roman" w:hAnsi="Times New Roman" w:eastAsia="FangSong" w:cs="Times New Roman"/>
+        </w:rPr>
+        <w:t>因存在氢键的作用</w:t>
+      </w:r>
+      <w:r>
+        <w:rPr>
+          <w:rFonts w:hint="eastAsia" w:ascii="Times New Roman" w:hAnsi="Times New Roman" w:eastAsia="Times New Roman" w:cs="Times New Roman"/>
+        </w:rPr>
+        <w:t>，</w:t>
+      </w:r>
+      <w:r>
+        <w:rPr>
+          <w:rFonts w:hint="eastAsia" w:ascii="Times New Roman" w:hAnsi="Times New Roman" w:eastAsia="FangSong" w:cs="Times New Roman"/>
+        </w:rPr>
+        <w:t>故比较稳定存在</w:t>
+      </w:r>
+      <w:r>
+        <w:rPr>
+          <w:rFonts w:hint="eastAsia" w:ascii="Times New Roman" w:hAnsi="Times New Roman" w:eastAsia="Times New Roman" w:cs="Times New Roman"/>
+        </w:rPr>
+        <w:t>。</w:t>
+      </w:r>
+    </w:p>
+    <w:p>
+      <w:pPr>
+        <w:spacing w:before="160" w:after="80"/>
+      </w:pPr>
+      <w:r>
+        <w:pict>
+          <v:rect style="width:0;height:1.5pt" o:hralign="center" o:hrstd="t" o:hr="t"/>
+        </w:pict>
+      </w:r>
+    </w:p>
+    <w:bookmarkEnd w:id="16"/>
+    <w:bookmarkStart w:id="21" w:name="无机固体化学-习题10.3"/>
+    <w:p>
+      <w:pPr>
+        <w:pStyle w:val="Heading2"/>
+        <w:spacing w:before="280" w:after="120"/>
+      </w:pPr>
+      <w:r>
+        <w:rPr>
+          <w:rFonts w:ascii="Times New Roman" w:hAnsi="Times New Roman" w:eastAsia="Times New Roman" w:cs="Times New Roman"/>
+        </w:rPr>
+        <w:t xml:space="preserve">6.3 </w:t>
+      </w:r>
+      <w:r>
+        <w:rPr>
+          <w:rFonts w:hint="eastAsia" w:ascii="Times New Roman" w:hAnsi="Times New Roman" w:eastAsia="SimHei" w:cs="Times New Roman"/>
+        </w:rPr>
+        <w:t>无机固体化学</w:t>
+      </w:r>
+      <w:r>
+        <w:rPr>
+          <w:rFonts w:hint="eastAsia" w:ascii="Times New Roman" w:hAnsi="Times New Roman" w:eastAsia="Times New Roman" w:cs="Times New Roman"/>
+        </w:rPr>
+        <w:t>-</w:t>
+      </w:r>
+      <w:r>
+        <w:rPr>
+          <w:rFonts w:hint="eastAsia" w:ascii="Times New Roman" w:hAnsi="Times New Roman" w:eastAsia="SimHei" w:cs="Times New Roman"/>
+        </w:rPr>
+        <w:t>习题</w:t>
+      </w:r>
+      <w:r>
+        <w:rPr>
+          <w:rFonts w:hint="eastAsia" w:ascii="Times New Roman" w:hAnsi="Times New Roman" w:eastAsia="Times New Roman" w:cs="Times New Roman"/>
+        </w:rPr>
+        <w:t>10.3</w:t>
+      </w:r>
+    </w:p>
+    <w:p>
+      <w:pPr>
+        <w:pStyle w:val="FirstParagraph"/>
+      </w:pPr>
+      <w:r>
+        <w:rPr>
+          <w:rFonts w:hint="eastAsia" w:ascii="Times New Roman" w:hAnsi="Times New Roman" w:eastAsia="FangSong" w:cs="Times New Roman"/>
+        </w:rPr>
+        <w:t>解释固体的能带形成</w:t>
+      </w:r>
+      <w:r>
+        <w:rPr>
+          <w:rFonts w:hint="eastAsia" w:ascii="Times New Roman" w:hAnsi="Times New Roman" w:eastAsia="Times New Roman" w:cs="Times New Roman"/>
+        </w:rPr>
+        <w:t>。</w:t>
+      </w:r>
+      <w:r>
+        <w:rPr>
+          <w:rFonts w:hint="eastAsia" w:ascii="Times New Roman" w:hAnsi="Times New Roman" w:eastAsia="FangSong" w:cs="Times New Roman"/>
+        </w:rPr>
+        <w:t>什么是</w:t>
+      </w:r>
+      <w:r>
+        <w:rPr>
+          <w:rFonts w:ascii="Times New Roman" w:hAnsi="Times New Roman" w:eastAsia="Times New Roman" w:cs="Times New Roman"/>
+        </w:rPr>
+        <w:t xml:space="preserve"> Fermi </w:t>
+      </w:r>
+      <w:r>
+        <w:rPr>
+          <w:rFonts w:hint="eastAsia" w:ascii="Times New Roman" w:hAnsi="Times New Roman" w:eastAsia="FangSong" w:cs="Times New Roman"/>
+        </w:rPr>
+        <w:t>能级</w:t>
+      </w:r>
+      <w:r>
+        <w:rPr>
+          <w:rFonts w:hint="eastAsia" w:ascii="Times New Roman" w:hAnsi="Times New Roman" w:eastAsia="Times New Roman" w:cs="Times New Roman"/>
+        </w:rPr>
+        <w:t>？</w:t>
+      </w:r>
+      <w:r>
+        <w:rPr>
+          <w:rFonts w:hint="eastAsia" w:ascii="Times New Roman" w:hAnsi="Times New Roman" w:eastAsia="FangSong" w:cs="Times New Roman"/>
+        </w:rPr>
+        <w:t>什么是固体中的能隙</w:t>
+      </w:r>
+      <w:r>
+        <w:rPr>
+          <w:rFonts w:hint="eastAsia" w:ascii="Times New Roman" w:hAnsi="Times New Roman" w:eastAsia="Times New Roman" w:cs="Times New Roman"/>
+        </w:rPr>
+        <w:t>？</w:t>
+      </w:r>
+    </w:p>
+    <w:p>
+      <w:pPr>
+        <w:pStyle w:val="BodyText"/>
+      </w:pPr>
+      <w:r>
+        <w:rPr>
+          <w:rFonts w:ascii="Times New Roman" w:hAnsi="Times New Roman" w:eastAsia="Times New Roman" w:cs="Times New Roman"/>
+        </w:rPr>
+        <w:t xml:space="preserve">📖 </w:t>
+      </w:r>
+      <w:r>
+        <w:rPr>
+          <w:rFonts w:hint="eastAsia" w:ascii="Times New Roman" w:hAnsi="Times New Roman" w:eastAsia="FangSong" w:cs="Times New Roman"/>
+        </w:rPr>
+        <w:t xml:space="preserve">查看答案</w:t>
+      </w:r>
+    </w:p>
+    <w:bookmarkStart w:id="17" w:name="能带形成"/>
     <w:p>
       <w:pPr>
         <w:pStyle w:val="Heading3"/>
@@ -2661,8 +5566,8 @@
         <w:t xml:space="preserve">带宽取决于原子间距与轨道重叠程度</w:t>
       </w:r>
     </w:p>
-    <w:bookmarkEnd w:id="10"/>
-    <w:bookmarkStart w:id="11" w:name="fermi-能级"/>
+    <w:bookmarkEnd w:id="17"/>
+    <w:bookmarkStart w:id="18" w:name="fermi-能级"/>
     <w:p>
       <w:pPr>
         <w:pStyle w:val="Heading3"/>
@@ -2898,8 +5803,8 @@
         <w:t>”</w:t>
       </w:r>
     </w:p>
-    <w:bookmarkEnd w:id="11"/>
-    <w:bookmarkStart w:id="12" w:name="能隙带隙"/>
+    <w:bookmarkEnd w:id="18"/>
+    <w:bookmarkStart w:id="19" w:name="能隙带隙"/>
     <w:p>
       <w:pPr>
         <w:pStyle w:val="Heading3"/>
@@ -3247,8 +6152,8 @@
         <w:t xml:space="preserve">几乎不导电</w:t>
       </w:r>
     </w:p>
-    <w:bookmarkEnd w:id="12"/>
-    <w:bookmarkStart w:id="13" w:name="知识点关联"/>
+    <w:bookmarkEnd w:id="19"/>
+    <w:bookmarkStart w:id="20" w:name="知识点关联"/>
     <w:p>
       <w:pPr>
         <w:pStyle w:val="Heading3"/>
@@ -3415,9 +6320,9 @@
         </w:pict>
       </w:r>
     </w:p>
-    <w:bookmarkEnd w:id="13"/>
-    <w:bookmarkEnd w:id="14"/>
-    <w:bookmarkStart w:id="21" w:name="无机固体化学-习题10.5"/>
+    <w:bookmarkEnd w:id="20"/>
+    <w:bookmarkEnd w:id="21"/>
+    <w:bookmarkStart w:id="28" w:name="无机固体化学-习题10.5"/>
     <w:p>
       <w:pPr>
         <w:pStyle w:val="Heading2"/>
@@ -3427,7 +6332,7 @@
         <w:rPr>
           <w:rFonts w:ascii="Times New Roman" w:hAnsi="Times New Roman" w:eastAsia="Times New Roman" w:cs="Times New Roman"/>
         </w:rPr>
-        <w:t xml:space="preserve">6.3 </w:t>
+        <w:t xml:space="preserve">6.4 </w:t>
       </w:r>
       <w:r>
         <w:rPr>
@@ -3548,7 +6453,7 @@
         <w:t xml:space="preserve">查看答案</w:t>
       </w:r>
     </w:p>
-    <w:bookmarkStart w:id="15" w:name="本征半导体"/>
+    <w:bookmarkStart w:id="22" w:name="本征半导体"/>
     <w:p>
       <w:pPr>
         <w:pStyle w:val="Heading3"/>
@@ -3775,8 +6680,8 @@
         <w:t xml:space="preserve"> = p</w:t>
       </w:r>
     </w:p>
-    <w:bookmarkEnd w:id="15"/>
-    <w:bookmarkStart w:id="16" w:name="掺杂半导体"/>
+    <w:bookmarkEnd w:id="22"/>
+    <w:bookmarkStart w:id="23" w:name="掺杂半导体"/>
     <w:p>
       <w:pPr>
         <w:pStyle w:val="Heading3"/>
@@ -3887,8 +6792,8 @@
         <w:t>）</w:t>
       </w:r>
     </w:p>
-    <w:bookmarkEnd w:id="16"/>
-    <w:bookmarkStart w:id="17" w:name="n-型半导体"/>
+    <w:bookmarkEnd w:id="23"/>
+    <w:bookmarkStart w:id="24" w:name="n-型半导体"/>
     <w:p>
       <w:pPr>
         <w:pStyle w:val="Heading3"/>
@@ -4130,8 +7035,8 @@
         <w:t xml:space="preserve"> n &gt;&gt; p</w:t>
       </w:r>
     </w:p>
-    <w:bookmarkEnd w:id="17"/>
-    <w:bookmarkStart w:id="18" w:name="p-型半导体"/>
+    <w:bookmarkEnd w:id="24"/>
+    <w:bookmarkStart w:id="25" w:name="p-型半导体"/>
     <w:p>
       <w:pPr>
         <w:pStyle w:val="Heading3"/>
@@ -4393,8 +7298,8 @@
         <w:t xml:space="preserve"> p &gt;&gt; n</w:t>
       </w:r>
     </w:p>
-    <w:bookmarkEnd w:id="18"/>
-    <w:bookmarkStart w:id="19" w:name="区别小结"/>
+    <w:bookmarkEnd w:id="25"/>
+    <w:bookmarkStart w:id="26" w:name="区别小结"/>
     <w:p>
       <w:pPr>
         <w:pStyle w:val="Heading3"/>
@@ -4783,8 +7688,8 @@
         </w:tc>
       </w:tr>
     </w:tbl>
-    <w:bookmarkEnd w:id="19"/>
-    <w:bookmarkStart w:id="20" w:name="知识点关联-1"/>
+    <w:bookmarkEnd w:id="26"/>
+    <w:bookmarkStart w:id="27" w:name="知识点关联-1"/>
     <w:p>
       <w:pPr>
         <w:pStyle w:val="Heading3"/>
@@ -4921,9 +7826,9 @@
         </w:pict>
       </w:r>
     </w:p>
-    <w:bookmarkEnd w:id="20"/>
-    <w:bookmarkEnd w:id="21"/>
-    <w:bookmarkStart w:id="27" w:name="无机固体化学-习题10.6"/>
+    <w:bookmarkEnd w:id="27"/>
+    <w:bookmarkEnd w:id="28"/>
+    <w:bookmarkStart w:id="34" w:name="无机固体化学-习题10.6"/>
     <w:p>
       <w:pPr>
         <w:pStyle w:val="Heading2"/>
@@ -4933,7 +7838,7 @@
         <w:rPr>
           <w:rFonts w:ascii="Times New Roman" w:hAnsi="Times New Roman" w:eastAsia="Times New Roman" w:cs="Times New Roman"/>
         </w:rPr>
-        <w:t xml:space="preserve">6.4 </w:t>
+        <w:t xml:space="preserve">6.5 </w:t>
       </w:r>
       <w:r>
         <w:rPr>
@@ -5037,7 +7942,7 @@
         <w:t xml:space="preserve">查看答案</w:t>
       </w:r>
     </w:p>
-    <w:bookmarkStart w:id="22" w:name="关键机制异价取代产生空穴"/>
+    <w:bookmarkStart w:id="29" w:name="关键机制异价取代产生空穴"/>
     <w:p>
       <w:pPr>
         <w:pStyle w:val="Heading3"/>
@@ -5517,8 +8422,8 @@
         <w:t xml:space="preserve">+ 2h• + 2O_O^x</w:t>
       </w:r>
     </w:p>
-    <w:bookmarkEnd w:id="22"/>
-    <w:bookmarkStart w:id="23" w:name="电荷平衡视角"/>
+    <w:bookmarkEnd w:id="29"/>
+    <w:bookmarkStart w:id="30" w:name="电荷平衡视角"/>
     <w:p>
       <w:pPr>
         <w:pStyle w:val="Heading3"/>
@@ -5796,8 +8701,8 @@
         <w:t xml:space="preserve">掺杂量增大而增大</w:t>
       </w:r>
     </w:p>
-    <w:bookmarkEnd w:id="23"/>
-    <w:bookmarkStart w:id="24" w:name="导电性变化"/>
+    <w:bookmarkEnd w:id="30"/>
+    <w:bookmarkStart w:id="31" w:name="导电性变化"/>
     <w:p>
       <w:pPr>
         <w:pStyle w:val="Heading3"/>
@@ -6059,8 +8964,8 @@
         <w:t>）</w:t>
       </w:r>
     </w:p>
-    <w:bookmarkEnd w:id="24"/>
-    <w:bookmarkStart w:id="25" w:name="总结"/>
+    <w:bookmarkEnd w:id="31"/>
+    <w:bookmarkStart w:id="32" w:name="总结"/>
     <w:p>
       <w:pPr>
         <w:pStyle w:val="Heading3"/>
@@ -6230,8 +9135,8 @@
         <w:t>）。</w:t>
       </w:r>
     </w:p>
-    <w:bookmarkEnd w:id="25"/>
-    <w:bookmarkStart w:id="26" w:name="知识点关联-2"/>
+    <w:bookmarkEnd w:id="32"/>
+    <w:bookmarkStart w:id="33" w:name="知识点关联-2"/>
     <w:p>
       <w:pPr>
         <w:pStyle w:val="Heading3"/>
@@ -6256,7 +9161,7 @@
         <w:rPr>
           <w:rFonts w:hint="eastAsia" w:ascii="Times New Roman" w:hAnsi="Times New Roman" w:eastAsia="FangSong" w:cs="Times New Roman"/>
         </w:rPr>
-        <w:t>非化学计量化合物</w:t>
+        <w:t>非整比化合物</w:t>
       </w:r>
       <w:r>
         <w:rPr>
@@ -6338,9 +9243,9 @@
         </w:pict>
       </w:r>
     </w:p>
-    <w:bookmarkEnd w:id="26"/>
-    <w:bookmarkEnd w:id="27"/>
-    <w:bookmarkStart w:id="33" w:name="无机固体化学-习题10.7"/>
+    <w:bookmarkEnd w:id="33"/>
+    <w:bookmarkEnd w:id="34"/>
+    <w:bookmarkStart w:id="40" w:name="无机固体化学-习题10.7"/>
     <w:p>
       <w:pPr>
         <w:pStyle w:val="Heading2"/>
@@ -6350,7 +9255,7 @@
         <w:rPr>
           <w:rFonts w:ascii="Times New Roman" w:hAnsi="Times New Roman" w:eastAsia="Times New Roman" w:cs="Times New Roman"/>
         </w:rPr>
-        <w:t xml:space="preserve">6.5 </w:t>
+        <w:t xml:space="preserve">6.6 </w:t>
       </w:r>
       <w:r>
         <w:rPr>
@@ -6569,7 +9474,7 @@
         <w:t xml:space="preserve">查看答案</w:t>
       </w:r>
     </w:p>
-    <w:bookmarkStart w:id="28" w:name="schottky-缺陷在-cacl₂-中"/>
+    <w:bookmarkStart w:id="35" w:name="schottky-缺陷在-cacl₂-中"/>
     <w:p>
       <w:pPr>
         <w:pStyle w:val="Heading3"/>
@@ -7015,8 +9920,8 @@
         <w:t>实测密度降低</w:t>
       </w:r>
     </w:p>
-    <w:bookmarkEnd w:id="28"/>
-    <w:bookmarkStart w:id="29" w:name="frenkel-缺陷在-agbr-中"/>
+    <w:bookmarkEnd w:id="35"/>
+    <w:bookmarkStart w:id="36" w:name="frenkel-缺陷在-agbr-中"/>
     <w:p>
       <w:pPr>
         <w:pStyle w:val="Heading3"/>
@@ -7439,8 +10344,8 @@
         <w:t xml:space="preserve">检测</w:t>
       </w:r>
     </w:p>
-    <w:bookmarkEnd w:id="29"/>
-    <w:bookmarkStart w:id="30" w:name="agcl-掺-cdcl₂-的结构变化"/>
+    <w:bookmarkEnd w:id="36"/>
+    <w:bookmarkStart w:id="37" w:name="agcl-掺-cdcl₂-的结构变化"/>
     <w:p>
       <w:pPr>
         <w:pStyle w:val="Heading3"/>
@@ -8170,8 +11075,8 @@
         <w:t xml:space="preserve">本征缺陷来源不同</w:t>
       </w:r>
     </w:p>
-    <w:bookmarkEnd w:id="30"/>
-    <w:bookmarkStart w:id="31" w:name="拓展对比"/>
+    <w:bookmarkEnd w:id="37"/>
+    <w:bookmarkStart w:id="38" w:name="拓展对比"/>
     <w:p>
       <w:pPr>
         <w:pStyle w:val="Heading3"/>
@@ -8478,8 +11383,8 @@
         </w:tc>
       </w:tr>
     </w:tbl>
-    <w:bookmarkEnd w:id="31"/>
-    <w:bookmarkStart w:id="32" w:name="知识点关联-3"/>
+    <w:bookmarkEnd w:id="38"/>
+    <w:bookmarkStart w:id="39" w:name="知识点关联-3"/>
     <w:p>
       <w:pPr>
         <w:pStyle w:val="Heading3"/>
@@ -8504,7 +11409,7 @@
         <w:rPr>
           <w:rFonts w:hint="eastAsia" w:ascii="Times New Roman" w:hAnsi="Times New Roman" w:eastAsia="FangSong" w:cs="Times New Roman"/>
         </w:rPr>
-        <w:t>非化学计量化合物</w:t>
+        <w:t>非整比化合物</w:t>
       </w:r>
       <w:r>
         <w:rPr>
@@ -8622,9 +11527,9 @@
         </w:pict>
       </w:r>
     </w:p>
-    <w:bookmarkEnd w:id="32"/>
-    <w:bookmarkEnd w:id="33"/>
-    <w:bookmarkStart w:id="34" w:name="超分子-习题10.1"/>
+    <w:bookmarkEnd w:id="39"/>
+    <w:bookmarkEnd w:id="40"/>
+    <w:bookmarkStart w:id="47" w:name="化学能力测试-ch3b-3-licoo2电极材料"/>
     <w:p>
       <w:pPr>
         <w:pStyle w:val="Heading2"/>
@@ -8634,7 +11539,2168 @@
         <w:rPr>
           <w:rFonts w:ascii="Times New Roman" w:hAnsi="Times New Roman" w:eastAsia="Times New Roman" w:cs="Times New Roman"/>
         </w:rPr>
-        <w:t xml:space="preserve">6.6 </w:t>
+        <w:t xml:space="preserve">6.7 </w:t>
+      </w:r>
+      <w:r>
+        <w:rPr>
+          <w:rFonts w:hint="eastAsia" w:ascii="Times New Roman" w:hAnsi="Times New Roman" w:eastAsia="SimHei" w:cs="Times New Roman"/>
+        </w:rPr>
+        <w:t>化学能力测试</w:t>
+      </w:r>
+      <w:r>
+        <w:rPr>
+          <w:rFonts w:hint="eastAsia" w:ascii="Times New Roman" w:hAnsi="Times New Roman" w:eastAsia="Times New Roman" w:cs="Times New Roman"/>
+        </w:rPr>
+        <w:t>-Ch3B-3-LiCoO2</w:t>
+      </w:r>
+      <w:r>
+        <w:rPr>
+          <w:rFonts w:hint="eastAsia" w:ascii="Times New Roman" w:hAnsi="Times New Roman" w:eastAsia="SimHei" w:cs="Times New Roman"/>
+        </w:rPr>
+        <w:t>电极材料</w:t>
+      </w:r>
+    </w:p>
+    <w:p>
+      <w:pPr>
+        <w:pStyle w:val="FirstParagraph"/>
+      </w:pPr>
+      <w:r>
+        <w:rPr>
+          <w:rFonts w:hint="eastAsia" w:ascii="Times New Roman" w:hAnsi="Times New Roman" w:eastAsia="FangSong" w:cs="Times New Roman"/>
+        </w:rPr>
+        <w:t>目前商品化的锂离子电池正极几乎都是锂钴复合氧化物</w:t>
+      </w:r>
+      <w:r>
+        <w:rPr>
+          <w:rFonts w:hint="eastAsia" w:ascii="Times New Roman" w:hAnsi="Times New Roman" w:eastAsia="Times New Roman" w:cs="Times New Roman"/>
+        </w:rPr>
+        <w:t>，</w:t>
+      </w:r>
+      <w:r>
+        <w:rPr>
+          <w:rFonts w:hint="eastAsia" w:ascii="Times New Roman" w:hAnsi="Times New Roman" w:eastAsia="FangSong" w:cs="Times New Roman"/>
+        </w:rPr>
+        <w:t>其理想结构如图所示</w:t>
+      </w:r>
+      <w:r>
+        <w:rPr>
+          <w:rFonts w:hint="eastAsia" w:ascii="Times New Roman" w:hAnsi="Times New Roman" w:eastAsia="Times New Roman" w:cs="Times New Roman"/>
+        </w:rPr>
+        <w:t>：</w:t>
+      </w:r>
+    </w:p>
+    <w:p>
+      <w:pPr>
+        <w:pStyle w:val="BodyText"/>
+        <w:spacing w:before="160" w:after="80"/>
+        <w:jc w:val="center"/>
+      </w:pPr>
+      <w:r>
+        <w:rPr>
+          <w:rFonts w:ascii="Times New Roman" w:hAnsi="Times New Roman" w:eastAsia="Times New Roman" w:cs="Times New Roman"/>
+        </w:rPr>
+        <w:drawing>
+          <wp:inline>
+            <wp:extent cx="2095500" cy="5930900"/>
+            <wp:effectExtent b="0" l="0" r="0" t="0"/>
+            <wp:docPr descr="" title="" id="42" name="Picture"/>
+            <a:graphic>
+              <a:graphicData uri="http://schemas.openxmlformats.org/drawingml/2006/picture">
+                <pic:pic>
+                  <pic:nvPicPr>
+                    <pic:cNvPr descr="bfd06cb6af8ec92631039aa6884e22d2438340c14a36619ae840fffb8d5d7b0d.jpg" id="43" name="Picture"/>
+                    <pic:cNvPicPr>
+                      <a:picLocks noChangeArrowheads="1" noChangeAspect="1"/>
+                    </pic:cNvPicPr>
+                  </pic:nvPicPr>
+                  <pic:blipFill>
+                    <a:blip r:embed="rId41"/>
+                    <a:stretch>
+                      <a:fillRect/>
+                    </a:stretch>
+                  </pic:blipFill>
+                  <pic:spPr bwMode="auto">
+                    <a:xfrm>
+                      <a:off x="0" y="0"/>
+                      <a:ext cx="2095500" cy="5930900"/>
+                    </a:xfrm>
+                    <a:prstGeom prst="rect">
+                      <a:avLst/>
+                    </a:prstGeom>
+                    <a:noFill/>
+                    <a:ln w="9525">
+                      <a:noFill/>
+                      <a:headEnd/>
+                      <a:tailEnd/>
+                    </a:ln>
+                  </pic:spPr>
+                </pic:pic>
+              </a:graphicData>
+            </a:graphic>
+          </wp:inline>
+        </w:drawing>
+      </w:r>
+    </w:p>
+    <w:p>
+      <w:pPr>
+        <w:pStyle w:val="BodyText"/>
+      </w:pPr>
+      <w:r>
+        <w:rPr>
+          <w:rFonts w:ascii="Times New Roman" w:hAnsi="Times New Roman" w:eastAsia="Times New Roman" w:cs="Times New Roman"/>
+          <w:b/>
+          <w:bCs/>
+        </w:rPr>
+        <w:t xml:space="preserve">3-1</w:t>
+      </w:r>
+      <w:r>
+        <w:rPr>
+          <w:rFonts w:ascii="Times New Roman" w:hAnsi="Times New Roman" w:eastAsia="Times New Roman" w:cs="Times New Roman"/>
+        </w:rPr>
+        <w:t xml:space="preserve"> </w:t>
+      </w:r>
+      <w:r>
+        <w:rPr>
+          <w:rFonts w:hint="eastAsia" w:ascii="Times New Roman" w:hAnsi="Times New Roman" w:eastAsia="FangSong" w:cs="Times New Roman"/>
+        </w:rPr>
+        <w:t>用粗线框出这种理想结构的锂钴复合氧化物晶体的一个晶胞</w:t>
+      </w:r>
+      <w:r>
+        <w:rPr>
+          <w:rFonts w:hint="eastAsia" w:ascii="Times New Roman" w:hAnsi="Times New Roman" w:eastAsia="Times New Roman" w:cs="Times New Roman"/>
+        </w:rPr>
+        <w:t>。</w:t>
+      </w:r>
+    </w:p>
+    <w:p>
+      <w:pPr>
+        <w:pStyle w:val="BodyText"/>
+      </w:pPr>
+      <w:r>
+        <w:rPr>
+          <w:rFonts w:ascii="Times New Roman" w:hAnsi="Times New Roman" w:eastAsia="Times New Roman" w:cs="Times New Roman"/>
+          <w:b/>
+          <w:bCs/>
+        </w:rPr>
+        <w:t xml:space="preserve">3-2</w:t>
+      </w:r>
+      <w:r>
+        <w:rPr>
+          <w:rFonts w:ascii="Times New Roman" w:hAnsi="Times New Roman" w:eastAsia="Times New Roman" w:cs="Times New Roman"/>
+        </w:rPr>
+        <w:t xml:space="preserve"> </w:t>
+      </w:r>
+      <w:r>
+        <w:rPr>
+          <w:rFonts w:hint="eastAsia" w:ascii="Times New Roman" w:hAnsi="Times New Roman" w:eastAsia="FangSong" w:cs="Times New Roman"/>
+        </w:rPr>
+        <w:t>这种晶体的一个晶胞里有几个锂原子</w:t>
+      </w:r>
+      <w:r>
+        <w:rPr>
+          <w:rFonts w:hint="eastAsia" w:ascii="Times New Roman" w:hAnsi="Times New Roman" w:eastAsia="Times New Roman" w:cs="Times New Roman"/>
+        </w:rPr>
+        <w:t>、</w:t>
+      </w:r>
+      <w:r>
+        <w:rPr>
+          <w:rFonts w:hint="eastAsia" w:ascii="Times New Roman" w:hAnsi="Times New Roman" w:eastAsia="FangSong" w:cs="Times New Roman"/>
+        </w:rPr>
+        <w:t>几个钴原子和几个氧原子</w:t>
+      </w:r>
+      <w:r>
+        <w:rPr>
+          <w:rFonts w:hint="eastAsia" w:ascii="Times New Roman" w:hAnsi="Times New Roman" w:eastAsia="Times New Roman" w:cs="Times New Roman"/>
+        </w:rPr>
+        <w:t>？</w:t>
+      </w:r>
+    </w:p>
+    <w:p>
+      <w:pPr>
+        <w:pStyle w:val="BodyText"/>
+      </w:pPr>
+      <w:r>
+        <w:rPr>
+          <w:rFonts w:ascii="Times New Roman" w:hAnsi="Times New Roman" w:eastAsia="Times New Roman" w:cs="Times New Roman"/>
+          <w:b/>
+          <w:bCs/>
+        </w:rPr>
+        <w:t xml:space="preserve">3-3</w:t>
+      </w:r>
+      <w:r>
+        <w:rPr>
+          <w:rFonts w:ascii="Times New Roman" w:hAnsi="Times New Roman" w:eastAsia="Times New Roman" w:cs="Times New Roman"/>
+        </w:rPr>
+        <w:t xml:space="preserve"> </w:t>
+      </w:r>
+      <w:r>
+        <w:rPr>
+          <w:rFonts w:hint="eastAsia" w:ascii="Times New Roman" w:hAnsi="Times New Roman" w:eastAsia="FangSong" w:cs="Times New Roman"/>
+        </w:rPr>
+        <w:t>给出这种理想结构的锂钴复合氧化物的化学式</w:t>
+      </w:r>
+      <w:r>
+        <w:rPr>
+          <w:rFonts w:hint="eastAsia" w:ascii="Times New Roman" w:hAnsi="Times New Roman" w:eastAsia="Times New Roman" w:cs="Times New Roman"/>
+        </w:rPr>
+        <w:t>（</w:t>
+      </w:r>
+      <w:r>
+        <w:rPr>
+          <w:rFonts w:hint="eastAsia" w:ascii="Times New Roman" w:hAnsi="Times New Roman" w:eastAsia="FangSong" w:cs="Times New Roman"/>
+        </w:rPr>
+        <w:t>最简式</w:t>
+      </w:r>
+      <w:r>
+        <w:rPr>
+          <w:rFonts w:hint="eastAsia" w:ascii="Times New Roman" w:hAnsi="Times New Roman" w:eastAsia="Times New Roman" w:cs="Times New Roman"/>
+        </w:rPr>
+        <w:t>）。</w:t>
+      </w:r>
+    </w:p>
+    <w:p>
+      <w:pPr>
+        <w:pStyle w:val="BodyText"/>
+      </w:pPr>
+      <w:r>
+        <w:rPr>
+          <w:rFonts w:ascii="Times New Roman" w:hAnsi="Times New Roman" w:eastAsia="Times New Roman" w:cs="Times New Roman"/>
+          <w:b/>
+          <w:bCs/>
+        </w:rPr>
+        <w:t xml:space="preserve">3-4</w:t>
+      </w:r>
+      <w:r>
+        <w:rPr>
+          <w:rFonts w:ascii="Times New Roman" w:hAnsi="Times New Roman" w:eastAsia="Times New Roman" w:cs="Times New Roman"/>
+        </w:rPr>
+        <w:t xml:space="preserve"> </w:t>
+      </w:r>
+      <w:r>
+        <w:rPr>
+          <w:rFonts w:hint="eastAsia" w:ascii="Times New Roman" w:hAnsi="Times New Roman" w:eastAsia="FangSong" w:cs="Times New Roman"/>
+        </w:rPr>
+        <w:t>锂离子电池必须先长时间充电后才能使用</w:t>
+      </w:r>
+      <w:r>
+        <w:rPr>
+          <w:rFonts w:hint="eastAsia" w:ascii="Times New Roman" w:hAnsi="Times New Roman" w:eastAsia="Times New Roman" w:cs="Times New Roman"/>
+        </w:rPr>
+        <w:t>。</w:t>
+      </w:r>
+      <w:r>
+        <w:rPr>
+          <w:rFonts w:hint="eastAsia" w:ascii="Times New Roman" w:hAnsi="Times New Roman" w:eastAsia="FangSong" w:cs="Times New Roman"/>
+        </w:rPr>
+        <w:t>写出上述锂钴氧化物作为正极放电时的电极反应</w:t>
+      </w:r>
+      <w:r>
+        <w:rPr>
+          <w:rFonts w:hint="eastAsia" w:ascii="Times New Roman" w:hAnsi="Times New Roman" w:eastAsia="Times New Roman" w:cs="Times New Roman"/>
+        </w:rPr>
+        <w:t>。</w:t>
+      </w:r>
+    </w:p>
+    <w:p>
+      <w:pPr>
+        <w:pStyle w:val="BodyText"/>
+      </w:pPr>
+      <w:r>
+        <w:rPr>
+          <w:rFonts w:ascii="Times New Roman" w:hAnsi="Times New Roman" w:eastAsia="Times New Roman" w:cs="Times New Roman"/>
+          <w:b/>
+          <w:bCs/>
+        </w:rPr>
+        <w:t xml:space="preserve">3-5</w:t>
+      </w:r>
+      <w:r>
+        <w:rPr>
+          <w:rFonts w:ascii="Times New Roman" w:hAnsi="Times New Roman" w:eastAsia="Times New Roman" w:cs="Times New Roman"/>
+        </w:rPr>
+        <w:t xml:space="preserve"> </w:t>
+      </w:r>
+      <w:r>
+        <w:rPr>
+          <w:rFonts w:hint="eastAsia" w:ascii="Times New Roman" w:hAnsi="Times New Roman" w:eastAsia="FangSong" w:cs="Times New Roman"/>
+        </w:rPr>
+        <w:t>锂锰复合氧化物是另一种锂离子电池正极材料</w:t>
+      </w:r>
+      <w:r>
+        <w:rPr>
+          <w:rFonts w:hint="eastAsia" w:ascii="Times New Roman" w:hAnsi="Times New Roman" w:eastAsia="Times New Roman" w:cs="Times New Roman"/>
+        </w:rPr>
+        <w:t>。</w:t>
+      </w:r>
+      <w:r>
+        <w:rPr>
+          <w:rFonts w:hint="eastAsia" w:ascii="Times New Roman" w:hAnsi="Times New Roman" w:eastAsia="FangSong" w:cs="Times New Roman"/>
+        </w:rPr>
+        <w:t>它的理想晶体中有两种多面体</w:t>
+      </w:r>
+      <w:r>
+        <w:rPr>
+          <w:rFonts w:hint="eastAsia" w:ascii="Times New Roman" w:hAnsi="Times New Roman" w:eastAsia="Times New Roman" w:cs="Times New Roman"/>
+        </w:rPr>
+        <w:t>：LiO</w:t>
+      </w:r>
+      <w:r>
+        <w:rPr>
+          <w:rFonts w:hint="eastAsia" w:ascii="Times New Roman" w:hAnsi="Times New Roman" w:eastAsia="Times New Roman" w:cs="Times New Roman"/>
+          <w:vertAlign w:val="subscript"/>
+        </w:rPr>
+        <w:t>4</w:t>
+      </w:r>
+      <w:r>
+        <w:rPr>
+          <w:rFonts w:ascii="Times New Roman" w:hAnsi="Times New Roman" w:eastAsia="Times New Roman" w:cs="Times New Roman"/>
+        </w:rPr>
+        <w:t xml:space="preserve"> </w:t>
+      </w:r>
+      <w:r>
+        <w:rPr>
+          <w:rFonts w:hint="eastAsia" w:ascii="Times New Roman" w:hAnsi="Times New Roman" w:eastAsia="FangSong" w:cs="Times New Roman"/>
+        </w:rPr>
+        <w:t xml:space="preserve">四面体和</w:t>
+      </w:r>
+      <w:r>
+        <w:rPr>
+          <w:rFonts w:ascii="Times New Roman" w:hAnsi="Times New Roman" w:eastAsia="Times New Roman" w:cs="Times New Roman"/>
+        </w:rPr>
+        <w:t xml:space="preserve"> MnO</w:t>
+      </w:r>
+      <w:r>
+        <w:rPr>
+          <w:rFonts w:ascii="Times New Roman" w:hAnsi="Times New Roman" w:eastAsia="Times New Roman" w:cs="Times New Roman"/>
+          <w:vertAlign w:val="subscript"/>
+        </w:rPr>
+        <w:t>6</w:t>
+      </w:r>
+      <w:r>
+        <w:rPr>
+          <w:rFonts w:ascii="Times New Roman" w:hAnsi="Times New Roman" w:eastAsia="Times New Roman" w:cs="Times New Roman"/>
+        </w:rPr>
+        <w:t xml:space="preserve"> </w:t>
+      </w:r>
+      <w:r>
+        <w:rPr>
+          <w:rFonts w:hint="eastAsia" w:ascii="Times New Roman" w:hAnsi="Times New Roman" w:eastAsia="FangSong" w:cs="Times New Roman"/>
+        </w:rPr>
+        <w:t>八面体</w:t>
+      </w:r>
+      <w:r>
+        <w:rPr>
+          <w:rFonts w:hint="eastAsia" w:ascii="Times New Roman" w:hAnsi="Times New Roman" w:eastAsia="Times New Roman" w:cs="Times New Roman"/>
+        </w:rPr>
+        <w:t>，</w:t>
+      </w:r>
+      <w:r>
+        <w:rPr>
+          <w:rFonts w:hint="eastAsia" w:ascii="Times New Roman" w:hAnsi="Times New Roman" w:eastAsia="FangSong" w:cs="Times New Roman"/>
+        </w:rPr>
+        <w:t>个数比</w:t>
+      </w:r>
+      <w:r>
+        <w:rPr>
+          <w:rFonts w:ascii="Times New Roman" w:hAnsi="Times New Roman" w:eastAsia="Times New Roman" w:cs="Times New Roman"/>
+        </w:rPr>
+        <w:t xml:space="preserve"> </w:t>
+      </w:r>
+      <w:r>
+        <w:rPr>
+          <w:rFonts w:hint="eastAsia" w:ascii="Times New Roman" w:hAnsi="Times New Roman" w:eastAsia="Times New Roman" w:cs="Times New Roman"/>
+        </w:rPr>
+        <w:t>1:2，LiO</w:t>
+      </w:r>
+      <w:r>
+        <w:rPr>
+          <w:rFonts w:hint="eastAsia" w:ascii="Times New Roman" w:hAnsi="Times New Roman" w:eastAsia="Times New Roman" w:cs="Times New Roman"/>
+          <w:vertAlign w:val="subscript"/>
+        </w:rPr>
+        <w:t>4</w:t>
+      </w:r>
+      <w:r>
+        <w:rPr>
+          <w:rFonts w:ascii="Times New Roman" w:hAnsi="Times New Roman" w:eastAsia="Times New Roman" w:cs="Times New Roman"/>
+        </w:rPr>
+        <w:t xml:space="preserve"> </w:t>
+      </w:r>
+      <w:r>
+        <w:rPr>
+          <w:rFonts w:hint="eastAsia" w:ascii="Times New Roman" w:hAnsi="Times New Roman" w:eastAsia="FangSong" w:cs="Times New Roman"/>
+        </w:rPr>
+        <w:t>四面体相互分离</w:t>
+      </w:r>
+      <w:r>
+        <w:rPr>
+          <w:rFonts w:hint="eastAsia" w:ascii="Times New Roman" w:hAnsi="Times New Roman" w:eastAsia="Times New Roman" w:cs="Times New Roman"/>
+        </w:rPr>
+        <w:t>，MnO</w:t>
+      </w:r>
+      <w:r>
+        <w:rPr>
+          <w:rFonts w:hint="eastAsia" w:ascii="Times New Roman" w:hAnsi="Times New Roman" w:eastAsia="Times New Roman" w:cs="Times New Roman"/>
+          <w:vertAlign w:val="subscript"/>
+        </w:rPr>
+        <w:t>6</w:t>
+      </w:r>
+      <w:r>
+        <w:rPr>
+          <w:rFonts w:ascii="Times New Roman" w:hAnsi="Times New Roman" w:eastAsia="Times New Roman" w:cs="Times New Roman"/>
+        </w:rPr>
+        <w:t xml:space="preserve"> </w:t>
+      </w:r>
+      <w:r>
+        <w:rPr>
+          <w:rFonts w:hint="eastAsia" w:ascii="Times New Roman" w:hAnsi="Times New Roman" w:eastAsia="FangSong" w:cs="Times New Roman"/>
+        </w:rPr>
+        <w:t xml:space="preserve">八面体的所有氧原子全部取自</w:t>
+      </w:r>
+      <w:r>
+        <w:rPr>
+          <w:rFonts w:ascii="Times New Roman" w:hAnsi="Times New Roman" w:eastAsia="Times New Roman" w:cs="Times New Roman"/>
+        </w:rPr>
+        <w:t xml:space="preserve"> LiO</w:t>
+      </w:r>
+      <w:r>
+        <w:rPr>
+          <w:rFonts w:ascii="Times New Roman" w:hAnsi="Times New Roman" w:eastAsia="Times New Roman" w:cs="Times New Roman"/>
+          <w:vertAlign w:val="subscript"/>
+        </w:rPr>
+        <w:t>4</w:t>
+      </w:r>
+      <w:r>
+        <w:rPr>
+          <w:rFonts w:ascii="Times New Roman" w:hAnsi="Times New Roman" w:eastAsia="Times New Roman" w:cs="Times New Roman"/>
+        </w:rPr>
+        <w:t xml:space="preserve"> </w:t>
+      </w:r>
+      <w:r>
+        <w:rPr>
+          <w:rFonts w:hint="eastAsia" w:ascii="Times New Roman" w:hAnsi="Times New Roman" w:eastAsia="FangSong" w:cs="Times New Roman"/>
+        </w:rPr>
+        <w:t>四面体</w:t>
+      </w:r>
+      <w:r>
+        <w:rPr>
+          <w:rFonts w:hint="eastAsia" w:ascii="Times New Roman" w:hAnsi="Times New Roman" w:eastAsia="Times New Roman" w:cs="Times New Roman"/>
+        </w:rPr>
+        <w:t>。</w:t>
+      </w:r>
+      <w:r>
+        <w:rPr>
+          <w:rFonts w:hint="eastAsia" w:ascii="Times New Roman" w:hAnsi="Times New Roman" w:eastAsia="FangSong" w:cs="Times New Roman"/>
+        </w:rPr>
+        <w:t>写出这种晶体的化学式</w:t>
+      </w:r>
+      <w:r>
+        <w:rPr>
+          <w:rFonts w:hint="eastAsia" w:ascii="Times New Roman" w:hAnsi="Times New Roman" w:eastAsia="Times New Roman" w:cs="Times New Roman"/>
+        </w:rPr>
+        <w:t>。</w:t>
+      </w:r>
+    </w:p>
+    <w:p>
+      <w:pPr>
+        <w:pStyle w:val="BodyText"/>
+      </w:pPr>
+      <w:r>
+        <w:rPr>
+          <w:rFonts w:ascii="Times New Roman" w:hAnsi="Times New Roman" w:eastAsia="Times New Roman" w:cs="Times New Roman"/>
+          <w:b/>
+          <w:bCs/>
+        </w:rPr>
+        <w:t xml:space="preserve">3-6</w:t>
+      </w:r>
+      <w:r>
+        <w:rPr>
+          <w:rFonts w:ascii="Times New Roman" w:hAnsi="Times New Roman" w:eastAsia="Times New Roman" w:cs="Times New Roman"/>
+        </w:rPr>
+        <w:t xml:space="preserve"> </w:t>
+      </w:r>
+      <w:r>
+        <w:rPr>
+          <w:rFonts w:hint="eastAsia" w:ascii="Times New Roman" w:hAnsi="Times New Roman" w:eastAsia="FangSong" w:cs="Times New Roman"/>
+        </w:rPr>
+        <w:t>从右图获取信息</w:t>
+      </w:r>
+      <w:r>
+        <w:rPr>
+          <w:rFonts w:hint="eastAsia" w:ascii="Times New Roman" w:hAnsi="Times New Roman" w:eastAsia="Times New Roman" w:cs="Times New Roman"/>
+        </w:rPr>
+        <w:t>，</w:t>
+      </w:r>
+      <w:r>
+        <w:rPr>
+          <w:rFonts w:hint="eastAsia" w:ascii="Times New Roman" w:hAnsi="Times New Roman" w:eastAsia="FangSong" w:cs="Times New Roman"/>
+        </w:rPr>
+        <w:t>说明为什么锂锰氧化物正极材料在充电和放电时晶体中的锂离子可在晶体中移动</w:t>
+      </w:r>
+      <w:r>
+        <w:rPr>
+          <w:rFonts w:hint="eastAsia" w:ascii="Times New Roman" w:hAnsi="Times New Roman" w:eastAsia="Times New Roman" w:cs="Times New Roman"/>
+        </w:rPr>
+        <w:t>，</w:t>
+      </w:r>
+      <w:r>
+        <w:rPr>
+          <w:rFonts w:hint="eastAsia" w:ascii="Times New Roman" w:hAnsi="Times New Roman" w:eastAsia="FangSong" w:cs="Times New Roman"/>
+        </w:rPr>
+        <w:t>而且个数可变</w:t>
+      </w:r>
+      <w:r>
+        <w:rPr>
+          <w:rFonts w:hint="eastAsia" w:ascii="Times New Roman" w:hAnsi="Times New Roman" w:eastAsia="Times New Roman" w:cs="Times New Roman"/>
+        </w:rPr>
+        <w:t>。</w:t>
+      </w:r>
+      <w:r>
+        <w:rPr>
+          <w:rFonts w:hint="eastAsia" w:ascii="Times New Roman" w:hAnsi="Times New Roman" w:eastAsia="FangSong" w:cs="Times New Roman"/>
+        </w:rPr>
+        <w:t>并说明晶体中锂离子的增减对锰的氧化态有何影响</w:t>
+      </w:r>
+      <w:r>
+        <w:rPr>
+          <w:rFonts w:hint="eastAsia" w:ascii="Times New Roman" w:hAnsi="Times New Roman" w:eastAsia="Times New Roman" w:cs="Times New Roman"/>
+        </w:rPr>
+        <w:t>。</w:t>
+      </w:r>
+    </w:p>
+    <w:p>
+      <w:pPr>
+        <w:pStyle w:val="BodyText"/>
+      </w:pPr>
+      <w:r>
+        <w:rPr>
+          <w:rFonts w:hint="eastAsia" w:ascii="Times New Roman" w:hAnsi="Times New Roman" w:eastAsia="FangSong" w:cs="Times New Roman"/>
+        </w:rPr>
+        <w:t>锂电池是当今很普遍的电池</w:t>
+      </w:r>
+      <w:r>
+        <w:rPr>
+          <w:rFonts w:hint="eastAsia" w:ascii="Times New Roman" w:hAnsi="Times New Roman" w:eastAsia="Times New Roman" w:cs="Times New Roman"/>
+        </w:rPr>
+        <w:t>。</w:t>
+      </w:r>
+      <w:r>
+        <w:rPr>
+          <w:rFonts w:hint="eastAsia" w:ascii="Times New Roman" w:hAnsi="Times New Roman" w:eastAsia="FangSong" w:cs="Times New Roman"/>
+        </w:rPr>
+        <w:t>本题以锂电池为载体</w:t>
+      </w:r>
+      <w:r>
+        <w:rPr>
+          <w:rFonts w:hint="eastAsia" w:ascii="Times New Roman" w:hAnsi="Times New Roman" w:eastAsia="Times New Roman" w:cs="Times New Roman"/>
+        </w:rPr>
+        <w:t>，</w:t>
+      </w:r>
+      <w:r>
+        <w:rPr>
+          <w:rFonts w:hint="eastAsia" w:ascii="Times New Roman" w:hAnsi="Times New Roman" w:eastAsia="FangSong" w:cs="Times New Roman"/>
+        </w:rPr>
+        <w:t>考查晶体结构</w:t>
+      </w:r>
+      <w:r>
+        <w:rPr>
+          <w:rFonts w:hint="eastAsia" w:ascii="Times New Roman" w:hAnsi="Times New Roman" w:eastAsia="Times New Roman" w:cs="Times New Roman"/>
+        </w:rPr>
+        <w:t>。</w:t>
+      </w:r>
+    </w:p>
+    <w:p>
+      <w:pPr>
+        <w:pStyle w:val="BodyText"/>
+      </w:pPr>
+      <w:r>
+        <w:rPr>
+          <w:rFonts w:ascii="Times New Roman" w:hAnsi="Times New Roman" w:eastAsia="Times New Roman" w:cs="Times New Roman"/>
+          <w:b/>
+          <w:bCs/>
+        </w:rPr>
+        <w:t xml:space="preserve">3-1</w:t>
+      </w:r>
+      <w:r>
+        <w:rPr>
+          <w:rFonts w:ascii="Times New Roman" w:hAnsi="Times New Roman" w:eastAsia="Times New Roman" w:cs="Times New Roman"/>
+        </w:rPr>
+        <w:t xml:space="preserve"> </w:t>
+      </w:r>
+      <w:r>
+        <w:rPr>
+          <w:rFonts w:hint="eastAsia" w:ascii="Times New Roman" w:hAnsi="Times New Roman" w:eastAsia="FangSong" w:cs="Times New Roman"/>
+        </w:rPr>
+        <w:t>画晶胞时要注意画出平行六面体</w:t>
+      </w:r>
+      <w:r>
+        <w:rPr>
+          <w:rFonts w:hint="eastAsia" w:ascii="Times New Roman" w:hAnsi="Times New Roman" w:eastAsia="Times New Roman" w:cs="Times New Roman"/>
+        </w:rPr>
+        <w:t>：</w:t>
+      </w:r>
+    </w:p>
+    <w:p>
+      <w:pPr>
+        <w:pStyle w:val="BodyText"/>
+        <w:spacing w:before="160" w:after="80"/>
+        <w:jc w:val="center"/>
+      </w:pPr>
+      <w:r>
+        <w:rPr>
+          <w:rFonts w:ascii="Times New Roman" w:hAnsi="Times New Roman" w:eastAsia="Times New Roman" w:cs="Times New Roman"/>
+        </w:rPr>
+        <w:drawing>
+          <wp:inline>
+            <wp:extent cx="2520000" cy="3653592"/>
+            <wp:effectExtent b="0" l="0" r="0" t="0"/>
+            <wp:docPr descr="" title="" id="45" name="Picture"/>
+            <a:graphic>
+              <a:graphicData uri="http://schemas.openxmlformats.org/drawingml/2006/picture">
+                <pic:pic>
+                  <pic:nvPicPr>
+                    <pic:cNvPr descr="42d34317d318a0132a21da52cf701fa06540e97170ce00b877824b7b10aca185.jpg" id="46" name="Picture"/>
+                    <pic:cNvPicPr>
+                      <a:picLocks noChangeArrowheads="1" noChangeAspect="1"/>
+                    </pic:cNvPicPr>
+                  </pic:nvPicPr>
+                  <pic:blipFill>
+                    <a:blip r:embed="rId44"/>
+                    <a:stretch>
+                      <a:fillRect/>
+                    </a:stretch>
+                  </pic:blipFill>
+                  <pic:spPr bwMode="auto">
+                    <a:xfrm>
+                      <a:off x="0" y="0"/>
+                      <a:ext cx="2520000" cy="3653592"/>
+                    </a:xfrm>
+                    <a:prstGeom prst="rect">
+                      <a:avLst/>
+                    </a:prstGeom>
+                    <a:noFill/>
+                    <a:ln w="9525">
+                      <a:noFill/>
+                      <a:headEnd/>
+                      <a:tailEnd/>
+                    </a:ln>
+                  </pic:spPr>
+                </pic:pic>
+              </a:graphicData>
+            </a:graphic>
+          </wp:inline>
+        </w:drawing>
+      </w:r>
+    </w:p>
+    <w:p>
+      <w:pPr>
+        <w:pStyle w:val="BodyText"/>
+      </w:pPr>
+      <w:r>
+        <w:rPr>
+          <w:rFonts w:ascii="Times New Roman" w:hAnsi="Times New Roman" w:eastAsia="Times New Roman" w:cs="Times New Roman"/>
+          <w:b/>
+          <w:bCs/>
+        </w:rPr>
+        <w:t xml:space="preserve">3-2</w:t>
+      </w:r>
+      <w:r>
+        <w:rPr>
+          <w:rFonts w:ascii="Times New Roman" w:hAnsi="Times New Roman" w:eastAsia="Times New Roman" w:cs="Times New Roman"/>
+        </w:rPr>
+        <w:t xml:space="preserve"> </w:t>
+      </w:r>
+      <w:r>
+        <w:rPr>
+          <w:rFonts w:hint="eastAsia" w:ascii="Times New Roman" w:hAnsi="Times New Roman" w:eastAsia="FangSong" w:cs="Times New Roman"/>
+        </w:rPr>
+        <w:t xml:space="preserve">晶胞里有</w:t>
+      </w:r>
+      <w:r>
+        <w:rPr>
+          <w:rFonts w:ascii="Times New Roman" w:hAnsi="Times New Roman" w:eastAsia="Times New Roman" w:cs="Times New Roman"/>
+        </w:rPr>
+        <w:t xml:space="preserve"> 3 </w:t>
+      </w:r>
+      <w:r>
+        <w:rPr>
+          <w:rFonts w:hint="eastAsia" w:ascii="Times New Roman" w:hAnsi="Times New Roman" w:eastAsia="FangSong" w:cs="Times New Roman"/>
+        </w:rPr>
+        <w:t>个锂原子</w:t>
+      </w:r>
+      <w:r>
+        <w:rPr>
+          <w:rFonts w:hint="eastAsia" w:ascii="Times New Roman" w:hAnsi="Times New Roman" w:eastAsia="Times New Roman" w:cs="Times New Roman"/>
+        </w:rPr>
+        <w:t>、3</w:t>
+      </w:r>
+      <w:r>
+        <w:rPr>
+          <w:rFonts w:ascii="Times New Roman" w:hAnsi="Times New Roman" w:eastAsia="Times New Roman" w:cs="Times New Roman"/>
+        </w:rPr>
+        <w:t xml:space="preserve"> </w:t>
+      </w:r>
+      <w:r>
+        <w:rPr>
+          <w:rFonts w:hint="eastAsia" w:ascii="Times New Roman" w:hAnsi="Times New Roman" w:eastAsia="FangSong" w:cs="Times New Roman"/>
+        </w:rPr>
+        <w:t xml:space="preserve">个钴原子和</w:t>
+      </w:r>
+      <w:r>
+        <w:rPr>
+          <w:rFonts w:ascii="Times New Roman" w:hAnsi="Times New Roman" w:eastAsia="Times New Roman" w:cs="Times New Roman"/>
+        </w:rPr>
+        <w:t xml:space="preserve"> 6 </w:t>
+      </w:r>
+      <w:r>
+        <w:rPr>
+          <w:rFonts w:hint="eastAsia" w:ascii="Times New Roman" w:hAnsi="Times New Roman" w:eastAsia="FangSong" w:cs="Times New Roman"/>
+        </w:rPr>
+        <w:t>个氧原子</w:t>
+      </w:r>
+      <w:r>
+        <w:rPr>
+          <w:rFonts w:hint="eastAsia" w:ascii="Times New Roman" w:hAnsi="Times New Roman" w:eastAsia="Times New Roman" w:cs="Times New Roman"/>
+        </w:rPr>
+        <w:t>。</w:t>
+      </w:r>
+    </w:p>
+    <w:p>
+      <w:pPr>
+        <w:pStyle w:val="BodyText"/>
+      </w:pPr>
+      <w:r>
+        <w:rPr>
+          <w:rFonts w:ascii="Times New Roman" w:hAnsi="Times New Roman" w:eastAsia="Times New Roman" w:cs="Times New Roman"/>
+          <w:b/>
+          <w:bCs/>
+        </w:rPr>
+        <w:t xml:space="preserve">3-3</w:t>
+      </w:r>
+      <w:r>
+        <w:rPr>
+          <w:rFonts w:ascii="Times New Roman" w:hAnsi="Times New Roman" w:eastAsia="Times New Roman" w:cs="Times New Roman"/>
+        </w:rPr>
+        <w:t xml:space="preserve"> </w:t>
+      </w:r>
+      <w:r>
+        <w:rPr>
+          <w:rFonts w:hint="eastAsia" w:ascii="Times New Roman" w:hAnsi="Times New Roman" w:eastAsia="FangSong" w:cs="Times New Roman"/>
+        </w:rPr>
+        <w:t>根据原子在顶点</w:t>
+      </w:r>
+      <w:r>
+        <w:rPr>
+          <w:rFonts w:hint="eastAsia" w:ascii="Times New Roman" w:hAnsi="Times New Roman" w:eastAsia="Times New Roman" w:cs="Times New Roman"/>
+        </w:rPr>
+        <w:t>、</w:t>
+      </w:r>
+      <w:r>
+        <w:rPr>
+          <w:rFonts w:hint="eastAsia" w:ascii="Times New Roman" w:hAnsi="Times New Roman" w:eastAsia="FangSong" w:cs="Times New Roman"/>
+        </w:rPr>
+        <w:t>面心</w:t>
+      </w:r>
+      <w:r>
+        <w:rPr>
+          <w:rFonts w:hint="eastAsia" w:ascii="Times New Roman" w:hAnsi="Times New Roman" w:eastAsia="Times New Roman" w:cs="Times New Roman"/>
+        </w:rPr>
+        <w:t>、</w:t>
+      </w:r>
+      <w:r>
+        <w:rPr>
+          <w:rFonts w:hint="eastAsia" w:ascii="Times New Roman" w:hAnsi="Times New Roman" w:eastAsia="FangSong" w:cs="Times New Roman"/>
+        </w:rPr>
+        <w:t>棱心的贡献率</w:t>
+      </w:r>
+      <w:r>
+        <w:rPr>
+          <w:rFonts w:hint="eastAsia" w:ascii="Times New Roman" w:hAnsi="Times New Roman" w:eastAsia="Times New Roman" w:cs="Times New Roman"/>
+        </w:rPr>
+        <w:t>，</w:t>
+      </w:r>
+      <w:r>
+        <w:rPr>
+          <w:rFonts w:hint="eastAsia" w:ascii="Times New Roman" w:hAnsi="Times New Roman" w:eastAsia="FangSong" w:cs="Times New Roman"/>
+        </w:rPr>
+        <w:t>很容易得化学式为</w:t>
+      </w:r>
+      <w:r>
+        <w:rPr>
+          <w:rFonts w:ascii="Times New Roman" w:hAnsi="Times New Roman" w:eastAsia="Times New Roman" w:cs="Times New Roman"/>
+        </w:rPr>
+        <w:t xml:space="preserve"> LiCoO</w:t>
+      </w:r>
+      <w:r>
+        <w:rPr>
+          <w:rFonts w:ascii="Times New Roman" w:hAnsi="Times New Roman" w:eastAsia="Times New Roman" w:cs="Times New Roman"/>
+          <w:vertAlign w:val="subscript"/>
+        </w:rPr>
+        <w:t>2</w:t>
+      </w:r>
+      <w:r>
+        <w:rPr>
+          <w:rFonts w:ascii="Times New Roman" w:hAnsi="Times New Roman" w:eastAsia="Times New Roman" w:cs="Times New Roman"/>
+        </w:rPr>
+        <w:t>。</w:t>
+      </w:r>
+    </w:p>
+    <w:p>
+      <w:pPr>
+        <w:pStyle w:val="BodyText"/>
+      </w:pPr>
+      <w:r>
+        <w:rPr>
+          <w:rFonts w:ascii="Times New Roman" w:hAnsi="Times New Roman" w:eastAsia="Times New Roman" w:cs="Times New Roman"/>
+          <w:b/>
+          <w:bCs/>
+        </w:rPr>
+        <w:t xml:space="preserve">3-4</w:t>
+      </w:r>
+      <w:r>
+        <w:rPr>
+          <w:rFonts w:ascii="Times New Roman" w:hAnsi="Times New Roman" w:eastAsia="Times New Roman" w:cs="Times New Roman"/>
+        </w:rPr>
+        <w:t xml:space="preserve"> </w:t>
+      </w:r>
+      <w:r>
+        <w:rPr>
+          <w:rFonts w:hint="eastAsia" w:ascii="Times New Roman" w:hAnsi="Times New Roman" w:eastAsia="FangSong" w:cs="Times New Roman"/>
+        </w:rPr>
+        <w:t>电极反应方程式</w:t>
+      </w:r>
+      <w:r>
+        <w:rPr>
+          <w:rFonts w:hint="eastAsia" w:ascii="Times New Roman" w:hAnsi="Times New Roman" w:eastAsia="Times New Roman" w:cs="Times New Roman"/>
+        </w:rPr>
+        <w:t>（</w:t>
+      </w:r>
+      <w:r>
+        <w:rPr>
+          <w:rFonts w:hint="eastAsia" w:ascii="Times New Roman" w:hAnsi="Times New Roman" w:eastAsia="FangSong" w:cs="Times New Roman"/>
+        </w:rPr>
+        <w:t>正极放电</w:t>
+      </w:r>
+      <w:r>
+        <w:rPr>
+          <w:rFonts w:hint="eastAsia" w:ascii="Times New Roman" w:hAnsi="Times New Roman" w:eastAsia="Times New Roman" w:cs="Times New Roman"/>
+        </w:rPr>
+        <w:t>，Li</w:t>
+      </w:r>
+      <w:r>
+        <w:rPr>
+          <w:rFonts w:hint="eastAsia" w:ascii="Times New Roman" w:hAnsi="Times New Roman" w:eastAsia="Times New Roman" w:cs="Times New Roman"/>
+          <w:vertAlign w:val="superscript"/>
+        </w:rPr>
+        <w:t>+</w:t>
+      </w:r>
+      <w:r>
+        <w:rPr>
+          <w:rFonts w:ascii="Times New Roman" w:hAnsi="Times New Roman" w:eastAsia="Times New Roman" w:cs="Times New Roman"/>
+        </w:rPr>
+        <w:t xml:space="preserve"> </w:t>
+      </w:r>
+      <w:r>
+        <w:rPr>
+          <w:rFonts w:hint="eastAsia" w:ascii="Times New Roman" w:hAnsi="Times New Roman" w:eastAsia="FangSong" w:cs="Times New Roman"/>
+        </w:rPr>
+        <w:t>嵌入</w:t>
+      </w:r>
+      <w:r>
+        <w:rPr>
+          <w:rFonts w:hint="eastAsia" w:ascii="Times New Roman" w:hAnsi="Times New Roman" w:eastAsia="Times New Roman" w:cs="Times New Roman"/>
+        </w:rPr>
+        <w:t>）：</w:t>
+      </w:r>
+    </w:p>
+    <w:p>
+      <w:pPr>
+        <w:pStyle w:val="BodyText"/>
+      </w:pPr>
+      <m:oMathPara>
+        <m:oMathParaPr>
+          <m:jc m:val="center"/>
+          <m:ctrlPr>
+            <w:rPr>
+              <w:sz w:val="28"/>
+              <w:szCs w:val="28"/>
+            </w:rPr>
+          </m:ctrlPr>
+        </m:oMathParaPr>
+        <m:oMath>
+          <m:r>
+            <m:rPr>
+              <m:sty m:val="p"/>
+            </m:rPr>
+            <m:t>L</m:t>
+          </m:r>
+          <m:sSub>
+            <m:e>
+              <m:r>
+                <m:rPr>
+                  <m:sty m:val="p"/>
+                </m:rPr>
+                <m:t>i</m:t>
+              </m:r>
+            </m:e>
+            <m:sub>
+              <m:r>
+                <m:rPr>
+                  <m:sty m:val="p"/>
+                </m:rPr>
+                <m:t>1</m:t>
+              </m:r>
+              <m:r>
+                <m:rPr>
+                  <m:sty m:val="p"/>
+                </m:rPr>
+                <m:t>−</m:t>
+              </m:r>
+              <m:r>
+                <m:rPr>
+                  <m:sty m:val="p"/>
+                </m:rPr>
+                <m:t>x</m:t>
+              </m:r>
+            </m:sub>
+          </m:sSub>
+          <m:r>
+            <m:rPr>
+              <m:sty m:val="p"/>
+            </m:rPr>
+            <m:t>C</m:t>
+          </m:r>
+          <m:r>
+            <m:rPr>
+              <m:sty m:val="p"/>
+            </m:rPr>
+            <m:t>o</m:t>
+          </m:r>
+          <m:sSub>
+            <m:e>
+              <m:r>
+                <m:rPr>
+                  <m:sty m:val="p"/>
+                </m:rPr>
+                <m:t>O</m:t>
+              </m:r>
+            </m:e>
+            <m:sub>
+              <m:r>
+                <m:rPr>
+                  <m:sty m:val="p"/>
+                </m:rPr>
+                <m:t>2</m:t>
+              </m:r>
+            </m:sub>
+          </m:sSub>
+          <m:r>
+            <m:rPr>
+              <m:sty m:val="p"/>
+            </m:rPr>
+            <m:t>+</m:t>
+          </m:r>
+          <m:r>
+            <m:t>x</m:t>
+          </m:r>
+          <m:r>
+            <m:rPr>
+              <m:sty m:val="p"/>
+            </m:rPr>
+            <m:t>L</m:t>
+          </m:r>
+          <m:sSup>
+            <m:e>
+              <m:r>
+                <m:rPr>
+                  <m:sty m:val="p"/>
+                </m:rPr>
+                <m:t>i</m:t>
+              </m:r>
+            </m:e>
+            <m:sup>
+              <m:r>
+                <m:rPr>
+                  <m:sty m:val="p"/>
+                </m:rPr>
+                <m:t>+</m:t>
+              </m:r>
+            </m:sup>
+          </m:sSup>
+          <m:r>
+            <m:rPr>
+              <m:sty m:val="p"/>
+            </m:rPr>
+            <m:t>+</m:t>
+          </m:r>
+          <m:r>
+            <m:t>x</m:t>
+          </m:r>
+          <m:sSup>
+            <m:e>
+              <m:r>
+                <m:rPr>
+                  <m:sty m:val="p"/>
+                </m:rPr>
+                <m:t>e</m:t>
+              </m:r>
+            </m:e>
+            <m:sup>
+              <m:r>
+                <m:rPr>
+                  <m:sty m:val="p"/>
+                </m:rPr>
+                <m:t>−</m:t>
+              </m:r>
+            </m:sup>
+          </m:sSup>
+          <m:limUpp>
+            <m:e>
+              <m:r>
+                <m:rPr>
+                  <m:sty m:val="p"/>
+                </m:rPr>
+                <m:t>→</m:t>
+              </m:r>
+            </m:e>
+            <m:lim>
+              <m:r>
+                <m:rPr>
+                  <m:nor/>
+                  <m:sty m:val="p"/>
+                </m:rPr>
+                <m:t>放电</m:t>
+              </m:r>
+            </m:lim>
+          </m:limUpp>
+          <m:r>
+            <m:rPr>
+              <m:sty m:val="p"/>
+            </m:rPr>
+            <m:t>L</m:t>
+          </m:r>
+          <m:r>
+            <m:rPr>
+              <m:sty m:val="p"/>
+            </m:rPr>
+            <m:t>i</m:t>
+          </m:r>
+          <m:r>
+            <m:rPr>
+              <m:sty m:val="p"/>
+            </m:rPr>
+            <m:t>C</m:t>
+          </m:r>
+          <m:r>
+            <m:rPr>
+              <m:sty m:val="p"/>
+            </m:rPr>
+            <m:t>o</m:t>
+          </m:r>
+          <m:sSub>
+            <m:e>
+              <m:r>
+                <m:rPr>
+                  <m:sty m:val="p"/>
+                </m:rPr>
+                <m:t>O</m:t>
+              </m:r>
+            </m:e>
+            <m:sub>
+              <m:r>
+                <m:rPr>
+                  <m:sty m:val="p"/>
+                </m:rPr>
+                <m:t>2</m:t>
+              </m:r>
+            </m:sub>
+          </m:sSub>
+          <m:r>
+            <m:t> </m:t>
+          </m:r>
+          <m:r>
+            <m:rPr>
+              <m:sty m:val="p"/>
+            </m:rPr>
+            <m:t>(</m:t>
+          </m:r>
+          <m:r>
+            <m:rPr>
+              <m:nor/>
+              <m:sty m:val="p"/>
+            </m:rPr>
+            <m:t>理想</m:t>
+          </m:r>
+          <m:r>
+            <m:rPr>
+              <m:sty m:val="p"/>
+            </m:rPr>
+            <m:t>)</m:t>
+          </m:r>
+        </m:oMath>
+      </m:oMathPara>
+    </w:p>
+    <w:p>
+      <w:pPr>
+        <w:pStyle w:val="FirstParagraph"/>
+      </w:pPr>
+      <w:r>
+        <w:rPr>
+          <w:rFonts w:hint="eastAsia" w:ascii="Times New Roman" w:hAnsi="Times New Roman" w:eastAsia="Times New Roman" w:cs="Times New Roman"/>
+        </w:rPr>
+        <w:t>（</w:t>
+      </w:r>
+      <w:r>
+        <w:rPr>
+          <w:rFonts w:hint="eastAsia" w:ascii="Times New Roman" w:hAnsi="Times New Roman" w:eastAsia="FangSong" w:cs="Times New Roman"/>
+        </w:rPr>
+        <w:t>充电则为逆过程</w:t>
+      </w:r>
+      <w:r>
+        <w:rPr>
+          <w:rFonts w:hint="eastAsia" w:ascii="Times New Roman" w:hAnsi="Times New Roman" w:eastAsia="Times New Roman" w:cs="Times New Roman"/>
+        </w:rPr>
+        <w:t>：LiCoO</w:t>
+      </w:r>
+      <w:r>
+        <w:rPr>
+          <w:rFonts w:hint="eastAsia" w:ascii="Times New Roman" w:hAnsi="Times New Roman" w:eastAsia="Times New Roman" w:cs="Times New Roman"/>
+          <w:vertAlign w:val="subscript"/>
+        </w:rPr>
+        <w:t>2</w:t>
+      </w:r>
+      <w:r>
+        <w:rPr>
+          <w:rFonts w:ascii="Times New Roman" w:hAnsi="Times New Roman" w:eastAsia="Times New Roman" w:cs="Times New Roman"/>
+        </w:rPr>
+        <w:t xml:space="preserve"> − xe</w:t>
+      </w:r>
+      <w:r>
+        <w:rPr>
+          <w:rFonts w:ascii="Times New Roman" w:hAnsi="Times New Roman" w:eastAsia="Times New Roman" w:cs="Times New Roman"/>
+          <w:vertAlign w:val="superscript"/>
+        </w:rPr>
+        <w:t>-</w:t>
+      </w:r>
+      <w:r>
+        <w:rPr>
+          <w:rFonts w:ascii="Times New Roman" w:hAnsi="Times New Roman" w:eastAsia="Times New Roman" w:cs="Times New Roman"/>
+        </w:rPr>
+        <w:t xml:space="preserve"> → Li</w:t>
+      </w:r>
+      <w:r>
+        <w:rPr>
+          <w:rFonts w:ascii="Times New Roman" w:hAnsi="Times New Roman" w:eastAsia="Times New Roman" w:cs="Times New Roman"/>
+          <w:vertAlign w:val="subscript"/>
+        </w:rPr>
+        <w:t>1-x</w:t>
+      </w:r>
+      <w:r>
+        <w:rPr>
+          <w:rFonts w:ascii="Times New Roman" w:hAnsi="Times New Roman" w:eastAsia="Times New Roman" w:cs="Times New Roman"/>
+        </w:rPr>
+        <w:t>CoO</w:t>
+      </w:r>
+      <w:r>
+        <w:rPr>
+          <w:rFonts w:ascii="Times New Roman" w:hAnsi="Times New Roman" w:eastAsia="Times New Roman" w:cs="Times New Roman"/>
+          <w:vertAlign w:val="subscript"/>
+        </w:rPr>
+        <w:t>2</w:t>
+      </w:r>
+      <w:r>
+        <w:rPr>
+          <w:rFonts w:ascii="Times New Roman" w:hAnsi="Times New Roman" w:eastAsia="Times New Roman" w:cs="Times New Roman"/>
+        </w:rPr>
+        <w:t xml:space="preserve"> + </w:t>
+      </w:r>
+      <w:r>
+        <w:rPr>
+          <w:rFonts w:hint="eastAsia" w:ascii="Times New Roman" w:hAnsi="Times New Roman" w:eastAsia="Times New Roman" w:cs="Times New Roman"/>
+        </w:rPr>
+        <w:t>xLi</w:t>
+      </w:r>
+      <w:r>
+        <w:rPr>
+          <w:rFonts w:hint="eastAsia" w:ascii="Times New Roman" w:hAnsi="Times New Roman" w:eastAsia="Times New Roman" w:cs="Times New Roman"/>
+          <w:vertAlign w:val="superscript"/>
+        </w:rPr>
+        <w:t>+</w:t>
+      </w:r>
+      <w:r>
+        <w:rPr>
+          <w:rFonts w:hint="eastAsia" w:ascii="Times New Roman" w:hAnsi="Times New Roman" w:eastAsia="Times New Roman" w:cs="Times New Roman"/>
+        </w:rPr>
+        <w:t>，Co</w:t>
+      </w:r>
+      <w:r>
+        <w:rPr>
+          <w:rFonts w:ascii="Times New Roman" w:hAnsi="Times New Roman" w:eastAsia="Times New Roman" w:cs="Times New Roman"/>
+        </w:rPr>
+        <w:t xml:space="preserve"> </w:t>
+      </w:r>
+      <w:r>
+        <w:rPr>
+          <w:rFonts w:hint="eastAsia" w:ascii="Times New Roman" w:hAnsi="Times New Roman" w:eastAsia="FangSong" w:cs="Times New Roman"/>
+        </w:rPr>
+        <w:t>氧化态升高</w:t>
+      </w:r>
+      <w:r>
+        <w:rPr>
+          <w:rFonts w:hint="eastAsia" w:ascii="Times New Roman" w:hAnsi="Times New Roman" w:eastAsia="Times New Roman" w:cs="Times New Roman"/>
+        </w:rPr>
+        <w:t>。）</w:t>
+      </w:r>
+    </w:p>
+    <w:p>
+      <w:pPr>
+        <w:pStyle w:val="BodyText"/>
+      </w:pPr>
+      <w:r>
+        <w:rPr>
+          <w:rFonts w:ascii="Times New Roman" w:hAnsi="Times New Roman" w:eastAsia="Times New Roman" w:cs="Times New Roman"/>
+          <w:b/>
+          <w:bCs/>
+        </w:rPr>
+        <w:t xml:space="preserve">3-5</w:t>
+      </w:r>
+      <w:r>
+        <w:rPr>
+          <w:rFonts w:ascii="Times New Roman" w:hAnsi="Times New Roman" w:eastAsia="Times New Roman" w:cs="Times New Roman"/>
+        </w:rPr>
+        <w:t xml:space="preserve"> </w:t>
+      </w:r>
+      <w:r>
+        <w:rPr>
+          <w:rFonts w:hint="eastAsia" w:ascii="Times New Roman" w:hAnsi="Times New Roman" w:eastAsia="FangSong" w:cs="Times New Roman"/>
+        </w:rPr>
+        <w:t>化学式</w:t>
+      </w:r>
+      <w:r>
+        <w:rPr>
+          <w:rFonts w:hint="eastAsia" w:ascii="Times New Roman" w:hAnsi="Times New Roman" w:eastAsia="Times New Roman" w:cs="Times New Roman"/>
+        </w:rPr>
+        <w:t>：LiMn</w:t>
+      </w:r>
+      <w:r>
+        <w:rPr>
+          <w:rFonts w:hint="eastAsia" w:ascii="Times New Roman" w:hAnsi="Times New Roman" w:eastAsia="Times New Roman" w:cs="Times New Roman"/>
+          <w:vertAlign w:val="subscript"/>
+        </w:rPr>
+        <w:t>2</w:t>
+      </w:r>
+      <w:r>
+        <w:rPr>
+          <w:rFonts w:hint="eastAsia" w:ascii="Times New Roman" w:hAnsi="Times New Roman" w:eastAsia="Times New Roman" w:cs="Times New Roman"/>
+        </w:rPr>
+        <w:t>O</w:t>
+      </w:r>
+      <w:r>
+        <w:rPr>
+          <w:rFonts w:hint="eastAsia" w:ascii="Times New Roman" w:hAnsi="Times New Roman" w:eastAsia="Times New Roman" w:cs="Times New Roman"/>
+          <w:vertAlign w:val="subscript"/>
+        </w:rPr>
+        <w:t>4</w:t>
+      </w:r>
+      <w:r>
+        <w:rPr>
+          <w:rFonts w:hint="eastAsia" w:ascii="Times New Roman" w:hAnsi="Times New Roman" w:eastAsia="Times New Roman" w:cs="Times New Roman"/>
+        </w:rPr>
+        <w:t>。（LiO</w:t>
+      </w:r>
+      <w:r>
+        <w:rPr>
+          <w:rFonts w:hint="eastAsia" w:ascii="Times New Roman" w:hAnsi="Times New Roman" w:eastAsia="Times New Roman" w:cs="Times New Roman"/>
+          <w:vertAlign w:val="subscript"/>
+        </w:rPr>
+        <w:t>4</w:t>
+      </w:r>
+      <w:r>
+        <w:rPr>
+          <w:rFonts w:ascii="Times New Roman" w:hAnsi="Times New Roman" w:eastAsia="Times New Roman" w:cs="Times New Roman"/>
+        </w:rPr>
+        <w:t xml:space="preserve"> </w:t>
+      </w:r>
+      <w:r>
+        <w:rPr>
+          <w:rFonts w:hint="eastAsia" w:ascii="Times New Roman" w:hAnsi="Times New Roman" w:eastAsia="FangSong" w:cs="Times New Roman"/>
+        </w:rPr>
+        <w:t xml:space="preserve">四面体</w:t>
+      </w:r>
+      <w:r>
+        <w:rPr>
+          <w:rFonts w:ascii="Times New Roman" w:hAnsi="Times New Roman" w:eastAsia="Times New Roman" w:cs="Times New Roman"/>
+        </w:rPr>
+        <w:t xml:space="preserve"> : MnO</w:t>
+      </w:r>
+      <w:r>
+        <w:rPr>
+          <w:rFonts w:ascii="Times New Roman" w:hAnsi="Times New Roman" w:eastAsia="Times New Roman" w:cs="Times New Roman"/>
+          <w:vertAlign w:val="subscript"/>
+        </w:rPr>
+        <w:t>6</w:t>
+      </w:r>
+      <w:r>
+        <w:rPr>
+          <w:rFonts w:ascii="Times New Roman" w:hAnsi="Times New Roman" w:eastAsia="Times New Roman" w:cs="Times New Roman"/>
+        </w:rPr>
+        <w:t xml:space="preserve"> </w:t>
+      </w:r>
+      <w:r>
+        <w:rPr>
+          <w:rFonts w:hint="eastAsia" w:ascii="Times New Roman" w:hAnsi="Times New Roman" w:eastAsia="FangSong" w:cs="Times New Roman"/>
+        </w:rPr>
+        <w:t xml:space="preserve">八面体</w:t>
+      </w:r>
+      <w:r>
+        <w:rPr>
+          <w:rFonts w:ascii="Times New Roman" w:hAnsi="Times New Roman" w:eastAsia="Times New Roman" w:cs="Times New Roman"/>
+        </w:rPr>
+        <w:t xml:space="preserve"> = </w:t>
+      </w:r>
+      <w:r>
+        <w:rPr>
+          <w:rFonts w:hint="eastAsia" w:ascii="Times New Roman" w:hAnsi="Times New Roman" w:eastAsia="Times New Roman" w:cs="Times New Roman"/>
+        </w:rPr>
+        <w:t>1:2，</w:t>
+      </w:r>
+      <w:r>
+        <w:rPr>
+          <w:rFonts w:hint="eastAsia" w:ascii="Times New Roman" w:hAnsi="Times New Roman" w:eastAsia="FangSong" w:cs="Times New Roman"/>
+        </w:rPr>
+        <w:t>即</w:t>
+      </w:r>
+      <w:r>
+        <w:rPr>
+          <w:rFonts w:ascii="Times New Roman" w:hAnsi="Times New Roman" w:eastAsia="Times New Roman" w:cs="Times New Roman"/>
+        </w:rPr>
+        <w:t xml:space="preserve"> Li : Mn = </w:t>
+      </w:r>
+      <w:r>
+        <w:rPr>
+          <w:rFonts w:hint="eastAsia" w:ascii="Times New Roman" w:hAnsi="Times New Roman" w:eastAsia="Times New Roman" w:cs="Times New Roman"/>
+        </w:rPr>
+        <w:t>1:2；</w:t>
+      </w:r>
+      <w:r>
+        <w:rPr>
+          <w:rFonts w:hint="eastAsia" w:ascii="Times New Roman" w:hAnsi="Times New Roman" w:eastAsia="FangSong" w:cs="Times New Roman"/>
+        </w:rPr>
+        <w:t>由电荷守恒</w:t>
+      </w:r>
+      <w:r>
+        <w:rPr>
+          <w:rFonts w:ascii="Times New Roman" w:hAnsi="Times New Roman" w:eastAsia="Times New Roman" w:cs="Times New Roman"/>
+        </w:rPr>
+        <w:t xml:space="preserve"> Li</w:t>
+      </w:r>
+      <w:r>
+        <w:rPr>
+          <w:rFonts w:ascii="Times New Roman" w:hAnsi="Times New Roman" w:eastAsia="Times New Roman" w:cs="Times New Roman"/>
+          <w:vertAlign w:val="superscript"/>
+        </w:rPr>
+        <w:t>+</w:t>
+      </w:r>
+      <w:r>
+        <w:rPr>
+          <w:rFonts w:ascii="Times New Roman" w:hAnsi="Times New Roman" w:eastAsia="Times New Roman" w:cs="Times New Roman"/>
+        </w:rPr>
+        <w:t>Mn</w:t>
+      </w:r>
+      <w:r>
+        <w:rPr>
+          <w:rFonts w:ascii="Times New Roman" w:hAnsi="Times New Roman" w:eastAsia="Times New Roman" w:cs="Times New Roman"/>
+          <w:vertAlign w:val="superscript"/>
+        </w:rPr>
+        <w:t>3+</w:t>
+      </w:r>
+      <w:r>
+        <w:rPr>
+          <w:rFonts w:ascii="Times New Roman" w:hAnsi="Times New Roman" w:eastAsia="Times New Roman" w:cs="Times New Roman"/>
+        </w:rPr>
+        <w:t>Mn</w:t>
+      </w:r>
+      <w:r>
+        <w:rPr>
+          <w:rFonts w:ascii="Times New Roman" w:hAnsi="Times New Roman" w:eastAsia="Times New Roman" w:cs="Times New Roman"/>
+          <w:vertAlign w:val="superscript"/>
+        </w:rPr>
+        <w:t>4+</w:t>
+      </w:r>
+      <w:r>
+        <w:rPr>
+          <w:rFonts w:ascii="Times New Roman" w:hAnsi="Times New Roman" w:eastAsia="Times New Roman" w:cs="Times New Roman"/>
+        </w:rPr>
+        <w:t>O</w:t>
+      </w:r>
+      <w:r>
+        <w:rPr>
+          <w:rFonts w:ascii="Times New Roman" w:hAnsi="Times New Roman" w:eastAsia="Times New Roman" w:cs="Times New Roman"/>
+          <w:vertAlign w:val="subscript"/>
+        </w:rPr>
+        <w:t>4</w:t>
+      </w:r>
+      <w:r>
+        <w:rPr>
+          <w:rFonts w:ascii="Times New Roman" w:hAnsi="Times New Roman" w:eastAsia="Times New Roman" w:cs="Times New Roman"/>
+        </w:rPr>
+        <w:t xml:space="preserve"> </w:t>
+      </w:r>
+      <w:r>
+        <w:rPr>
+          <w:rFonts w:hint="eastAsia" w:ascii="Times New Roman" w:hAnsi="Times New Roman" w:eastAsia="FangSong" w:cs="Times New Roman"/>
+        </w:rPr>
+        <w:t xml:space="preserve">或</w:t>
+      </w:r>
+      <w:r>
+        <w:rPr>
+          <w:rFonts w:ascii="Times New Roman" w:hAnsi="Times New Roman" w:eastAsia="Times New Roman" w:cs="Times New Roman"/>
+        </w:rPr>
+        <w:t xml:space="preserve"> </w:t>
+      </w:r>
+      <w:r>
+        <w:rPr>
+          <w:rFonts w:hint="eastAsia" w:ascii="Times New Roman" w:hAnsi="Times New Roman" w:eastAsia="Times New Roman" w:cs="Times New Roman"/>
+        </w:rPr>
+        <w:t>LiMn(III,IV)</w:t>
+      </w:r>
+      <w:r>
+        <w:rPr>
+          <w:rFonts w:hint="eastAsia" w:ascii="Times New Roman" w:hAnsi="Times New Roman" w:eastAsia="Times New Roman" w:cs="Times New Roman"/>
+          <w:vertAlign w:val="subscript"/>
+        </w:rPr>
+        <w:t>2</w:t>
+      </w:r>
+      <w:r>
+        <w:rPr>
+          <w:rFonts w:hint="eastAsia" w:ascii="Times New Roman" w:hAnsi="Times New Roman" w:eastAsia="Times New Roman" w:cs="Times New Roman"/>
+        </w:rPr>
+        <w:t>O</w:t>
+      </w:r>
+      <w:r>
+        <w:rPr>
+          <w:rFonts w:hint="eastAsia" w:ascii="Times New Roman" w:hAnsi="Times New Roman" w:eastAsia="Times New Roman" w:cs="Times New Roman"/>
+          <w:vertAlign w:val="subscript"/>
+        </w:rPr>
+        <w:t>4</w:t>
+      </w:r>
+      <w:r>
+        <w:rPr>
+          <w:rFonts w:hint="eastAsia" w:ascii="Times New Roman" w:hAnsi="Times New Roman" w:eastAsia="Times New Roman" w:cs="Times New Roman"/>
+        </w:rPr>
+        <w:t>。）</w:t>
+      </w:r>
+    </w:p>
+    <w:p>
+      <w:pPr>
+        <w:pStyle w:val="BodyText"/>
+        <w:spacing w:after="80"/>
+      </w:pPr>
+      <w:r>
+        <w:rPr>
+          <w:rFonts w:ascii="Times New Roman" w:hAnsi="Times New Roman" w:eastAsia="Times New Roman" w:cs="Times New Roman"/>
+          <w:b/>
+          <w:bCs/>
+        </w:rPr>
+        <w:t xml:space="preserve">3-6</w:t>
+      </w:r>
+      <w:r>
+        <w:rPr>
+          <w:rFonts w:ascii="Times New Roman" w:hAnsi="Times New Roman" w:eastAsia="Times New Roman" w:cs="Times New Roman"/>
+        </w:rPr>
+        <w:t xml:space="preserve"> </w:t>
+      </w:r>
+      <w:r>
+        <w:rPr>
+          <w:rFonts w:hint="eastAsia" w:ascii="Times New Roman" w:hAnsi="Times New Roman" w:eastAsia="FangSong" w:cs="Times New Roman"/>
+        </w:rPr>
+        <w:t xml:space="preserve">相邻</w:t>
+      </w:r>
+      <w:r>
+        <w:rPr>
+          <w:rFonts w:ascii="Times New Roman" w:hAnsi="Times New Roman" w:eastAsia="Times New Roman" w:cs="Times New Roman"/>
+        </w:rPr>
+        <w:t xml:space="preserve"> Li</w:t>
+      </w:r>
+      <w:r>
+        <w:rPr>
+          <w:rFonts w:ascii="Times New Roman" w:hAnsi="Times New Roman" w:eastAsia="Times New Roman" w:cs="Times New Roman"/>
+          <w:vertAlign w:val="superscript"/>
+        </w:rPr>
+        <w:t>+</w:t>
+      </w:r>
+      <w:r>
+        <w:rPr>
+          <w:rFonts w:ascii="Times New Roman" w:hAnsi="Times New Roman" w:eastAsia="Times New Roman" w:cs="Times New Roman"/>
+        </w:rPr>
+        <w:t xml:space="preserve"> </w:t>
+      </w:r>
+      <w:r>
+        <w:rPr>
+          <w:rFonts w:hint="eastAsia" w:ascii="Times New Roman" w:hAnsi="Times New Roman" w:eastAsia="FangSong" w:cs="Times New Roman"/>
+        </w:rPr>
+        <w:t xml:space="preserve">之间有多个未填</w:t>
+      </w:r>
+      <w:r>
+        <w:rPr>
+          <w:rFonts w:ascii="Times New Roman" w:hAnsi="Times New Roman" w:eastAsia="Times New Roman" w:cs="Times New Roman"/>
+        </w:rPr>
+        <w:t xml:space="preserve"> Li</w:t>
+      </w:r>
+      <w:r>
+        <w:rPr>
+          <w:rFonts w:ascii="Times New Roman" w:hAnsi="Times New Roman" w:eastAsia="Times New Roman" w:cs="Times New Roman"/>
+          <w:vertAlign w:val="superscript"/>
+        </w:rPr>
+        <w:t>+</w:t>
+      </w:r>
+      <w:r>
+        <w:rPr>
+          <w:rFonts w:ascii="Times New Roman" w:hAnsi="Times New Roman" w:eastAsia="Times New Roman" w:cs="Times New Roman"/>
+        </w:rPr>
+        <w:t xml:space="preserve"> </w:t>
+      </w:r>
+      <w:r>
+        <w:rPr>
+          <w:rFonts w:hint="eastAsia" w:ascii="Times New Roman" w:hAnsi="Times New Roman" w:eastAsia="FangSong" w:cs="Times New Roman"/>
+        </w:rPr>
+        <w:t>的八面体及四面体空隙</w:t>
+      </w:r>
+      <w:r>
+        <w:rPr>
+          <w:rFonts w:hint="eastAsia" w:ascii="Times New Roman" w:hAnsi="Times New Roman" w:eastAsia="Times New Roman" w:cs="Times New Roman"/>
+        </w:rPr>
+        <w:t>，</w:t>
+      </w:r>
+      <w:r>
+        <w:rPr>
+          <w:rFonts w:hint="eastAsia" w:ascii="Times New Roman" w:hAnsi="Times New Roman" w:eastAsia="FangSong" w:cs="Times New Roman"/>
+        </w:rPr>
+        <w:t>在电场作用下形成</w:t>
+      </w:r>
+      <w:r>
+        <w:rPr>
+          <w:rFonts w:hint="eastAsia" w:ascii="Times New Roman" w:hAnsi="Times New Roman" w:eastAsia="Times New Roman" w:cs="Times New Roman"/>
+        </w:rPr>
+        <w:t>”</w:t>
+      </w:r>
+      <w:r>
+        <w:rPr>
+          <w:rFonts w:hint="eastAsia" w:ascii="Times New Roman" w:hAnsi="Times New Roman" w:eastAsia="FangSong" w:cs="Times New Roman"/>
+        </w:rPr>
+        <w:t>离子通道</w:t>
+      </w:r>
+      <w:r>
+        <w:rPr>
+          <w:rFonts w:hint="eastAsia" w:ascii="Times New Roman" w:hAnsi="Times New Roman" w:eastAsia="Times New Roman" w:cs="Times New Roman"/>
+        </w:rPr>
+        <w:t>”。</w:t>
+      </w:r>
+      <w:r>
+        <w:rPr>
+          <w:rFonts w:hint="eastAsia" w:ascii="Times New Roman" w:hAnsi="Times New Roman" w:eastAsia="FangSong" w:cs="Times New Roman"/>
+        </w:rPr>
+        <w:t>充电时</w:t>
+      </w:r>
+      <w:r>
+        <w:rPr>
+          <w:rFonts w:hint="eastAsia" w:ascii="Times New Roman" w:hAnsi="Times New Roman" w:eastAsia="Times New Roman" w:cs="Times New Roman"/>
+        </w:rPr>
+        <w:t>，</w:t>
+      </w:r>
+      <w:r>
+        <w:rPr>
+          <w:rFonts w:hint="eastAsia" w:ascii="Times New Roman" w:hAnsi="Times New Roman" w:eastAsia="FangSong" w:cs="Times New Roman"/>
+        </w:rPr>
+        <w:t>锂锰氧化物中部分</w:t>
+      </w:r>
+      <w:r>
+        <w:rPr>
+          <w:rFonts w:ascii="Times New Roman" w:hAnsi="Times New Roman" w:eastAsia="Times New Roman" w:cs="Times New Roman"/>
+        </w:rPr>
+        <w:t xml:space="preserve"> Li</w:t>
+      </w:r>
+      <w:r>
+        <w:rPr>
+          <w:rFonts w:ascii="Times New Roman" w:hAnsi="Times New Roman" w:eastAsia="Times New Roman" w:cs="Times New Roman"/>
+          <w:vertAlign w:val="superscript"/>
+        </w:rPr>
+        <w:t>+</w:t>
+      </w:r>
+      <w:r>
+        <w:rPr>
+          <w:rFonts w:ascii="Times New Roman" w:hAnsi="Times New Roman" w:eastAsia="Times New Roman" w:cs="Times New Roman"/>
+        </w:rPr>
+        <w:t xml:space="preserve"> </w:t>
+      </w:r>
+      <w:r>
+        <w:rPr>
+          <w:rFonts w:hint="eastAsia" w:ascii="Times New Roman" w:hAnsi="Times New Roman" w:eastAsia="FangSong" w:cs="Times New Roman"/>
+        </w:rPr>
+        <w:t>沿着</w:t>
+      </w:r>
+      <w:r>
+        <w:rPr>
+          <w:rFonts w:hint="eastAsia" w:ascii="Times New Roman" w:hAnsi="Times New Roman" w:eastAsia="Times New Roman" w:cs="Times New Roman"/>
+        </w:rPr>
+        <w:t>”</w:t>
+      </w:r>
+      <w:r>
+        <w:rPr>
+          <w:rFonts w:hint="eastAsia" w:ascii="Times New Roman" w:hAnsi="Times New Roman" w:eastAsia="FangSong" w:cs="Times New Roman"/>
+        </w:rPr>
+        <w:t>离子通道</w:t>
+      </w:r>
+      <w:r>
+        <w:rPr>
+          <w:rFonts w:hint="eastAsia" w:ascii="Times New Roman" w:hAnsi="Times New Roman" w:eastAsia="Times New Roman" w:cs="Times New Roman"/>
+        </w:rPr>
+        <w:t>”</w:t>
+      </w:r>
+      <w:r>
+        <w:rPr>
+          <w:rFonts w:hint="eastAsia" w:ascii="Times New Roman" w:hAnsi="Times New Roman" w:eastAsia="FangSong" w:cs="Times New Roman"/>
+        </w:rPr>
+        <w:t>移出晶体</w:t>
+      </w:r>
+      <w:r>
+        <w:rPr>
+          <w:rFonts w:hint="eastAsia" w:ascii="Times New Roman" w:hAnsi="Times New Roman" w:eastAsia="Times New Roman" w:cs="Times New Roman"/>
+        </w:rPr>
+        <w:t>，</w:t>
+      </w:r>
+      <w:r>
+        <w:rPr>
+          <w:rFonts w:hint="eastAsia" w:ascii="Times New Roman" w:hAnsi="Times New Roman" w:eastAsia="FangSong" w:cs="Times New Roman"/>
+        </w:rPr>
+        <w:t>晶体中锂离子的个数减少</w:t>
+      </w:r>
+      <w:r>
+        <w:rPr>
+          <w:rFonts w:hint="eastAsia" w:ascii="Times New Roman" w:hAnsi="Times New Roman" w:eastAsia="Times New Roman" w:cs="Times New Roman"/>
+        </w:rPr>
+        <w:t>，Mn</w:t>
+      </w:r>
+      <w:r>
+        <w:rPr>
+          <w:rFonts w:ascii="Times New Roman" w:hAnsi="Times New Roman" w:eastAsia="Times New Roman" w:cs="Times New Roman"/>
+        </w:rPr>
+        <w:t xml:space="preserve"> </w:t>
+      </w:r>
+      <w:r>
+        <w:rPr>
+          <w:rFonts w:hint="eastAsia" w:ascii="Times New Roman" w:hAnsi="Times New Roman" w:eastAsia="FangSong" w:cs="Times New Roman"/>
+        </w:rPr>
+        <w:t>的氧化态升高</w:t>
+      </w:r>
+      <w:r>
+        <w:rPr>
+          <w:rFonts w:hint="eastAsia" w:ascii="Times New Roman" w:hAnsi="Times New Roman" w:eastAsia="Times New Roman" w:cs="Times New Roman"/>
+        </w:rPr>
+        <w:t>；</w:t>
+      </w:r>
+      <w:r>
+        <w:rPr>
+          <w:rFonts w:hint="eastAsia" w:ascii="Times New Roman" w:hAnsi="Times New Roman" w:eastAsia="FangSong" w:cs="Times New Roman"/>
+        </w:rPr>
+        <w:t>放电时</w:t>
+      </w:r>
+      <w:r>
+        <w:rPr>
+          <w:rFonts w:ascii="Times New Roman" w:hAnsi="Times New Roman" w:eastAsia="Times New Roman" w:cs="Times New Roman"/>
+        </w:rPr>
+        <w:t xml:space="preserve"> Li</w:t>
+      </w:r>
+      <w:r>
+        <w:rPr>
+          <w:rFonts w:ascii="Times New Roman" w:hAnsi="Times New Roman" w:eastAsia="Times New Roman" w:cs="Times New Roman"/>
+          <w:vertAlign w:val="superscript"/>
+        </w:rPr>
+        <w:t>+</w:t>
+      </w:r>
+      <w:r>
+        <w:rPr>
+          <w:rFonts w:ascii="Times New Roman" w:hAnsi="Times New Roman" w:eastAsia="Times New Roman" w:cs="Times New Roman"/>
+        </w:rPr>
+        <w:t xml:space="preserve"> </w:t>
+      </w:r>
+      <w:r>
+        <w:rPr>
+          <w:rFonts w:hint="eastAsia" w:ascii="Times New Roman" w:hAnsi="Times New Roman" w:eastAsia="FangSong" w:cs="Times New Roman"/>
+        </w:rPr>
+        <w:t>沿通道从电解质流回晶体</w:t>
+      </w:r>
+      <w:r>
+        <w:rPr>
+          <w:rFonts w:hint="eastAsia" w:ascii="Times New Roman" w:hAnsi="Times New Roman" w:eastAsia="Times New Roman" w:cs="Times New Roman"/>
+        </w:rPr>
+        <w:t>，</w:t>
+      </w:r>
+      <w:r>
+        <w:rPr>
+          <w:rFonts w:hint="eastAsia" w:ascii="Times New Roman" w:hAnsi="Times New Roman" w:eastAsia="FangSong" w:cs="Times New Roman"/>
+        </w:rPr>
+        <w:t>锂离子个数增加</w:t>
+      </w:r>
+      <w:r>
+        <w:rPr>
+          <w:rFonts w:hint="eastAsia" w:ascii="Times New Roman" w:hAnsi="Times New Roman" w:eastAsia="Times New Roman" w:cs="Times New Roman"/>
+        </w:rPr>
+        <w:t>，Mn</w:t>
+      </w:r>
+      <w:r>
+        <w:rPr>
+          <w:rFonts w:ascii="Times New Roman" w:hAnsi="Times New Roman" w:eastAsia="Times New Roman" w:cs="Times New Roman"/>
+        </w:rPr>
+        <w:t xml:space="preserve"> </w:t>
+      </w:r>
+      <w:r>
+        <w:rPr>
+          <w:rFonts w:hint="eastAsia" w:ascii="Times New Roman" w:hAnsi="Times New Roman" w:eastAsia="FangSong" w:cs="Times New Roman"/>
+        </w:rPr>
+        <w:t>的氧化态降低</w:t>
+      </w:r>
+      <w:r>
+        <w:rPr>
+          <w:rFonts w:hint="eastAsia" w:ascii="Times New Roman" w:hAnsi="Times New Roman" w:eastAsia="Times New Roman" w:cs="Times New Roman"/>
+        </w:rPr>
+        <w:t>。</w:t>
+      </w:r>
+    </w:p>
+    <w:tbl>
+      <w:tblPr>
+        <w:tblStyle w:val="Table"/>
+        <w:tblW w:type="auto" w:w="0"/>
+        <w:tblLook w:firstRow="1" w:lastRow="0" w:firstColumn="0" w:lastColumn="0" w:noHBand="0" w:noVBand="0" w:val="0020"/>
+      </w:tblPr>
+      <w:tblGrid>
+        <w:gridCol w:w="3960"/>
+        <w:gridCol w:w="3960"/>
+      </w:tblGrid>
+      <w:tr>
+        <w:trPr>
+          <w:tblHeader w:val="on"/>
+        </w:trPr>
+        <w:tc>
+          <w:tcPr/>
+          <w:p>
+            <w:pPr>
+              <w:pStyle w:val="Compact"/>
+              <w:jc w:val="center"/>
+            </w:pPr>
+            <w:r>
+              <w:rPr>
+                <w:rFonts w:hint="eastAsia" w:ascii="Times New Roman" w:hAnsi="Times New Roman" w:eastAsia="SimHei" w:cs="Times New Roman"/>
+                <w:b/>
+              </w:rPr>
+              <w:t xml:space="preserve">知识点</w:t>
+            </w:r>
+          </w:p>
+        </w:tc>
+        <w:tc>
+          <w:tcPr/>
+          <w:p>
+            <w:pPr>
+              <w:pStyle w:val="Compact"/>
+              <w:jc w:val="center"/>
+            </w:pPr>
+            <w:r>
+              <w:rPr>
+                <w:rFonts w:hint="eastAsia" w:ascii="Times New Roman" w:hAnsi="Times New Roman" w:eastAsia="SimHei" w:cs="Times New Roman"/>
+                <w:b/>
+              </w:rPr>
+              <w:t xml:space="preserve">体现</w:t>
+            </w:r>
+          </w:p>
+        </w:tc>
+      </w:tr>
+      <w:tr>
+        <w:tc>
+          <w:tcPr/>
+          <w:p>
+            <w:pPr>
+              <w:pStyle w:val="Compact"/>
+              <w:jc w:val="center"/>
+            </w:pPr>
+            <w:r>
+              <w:rPr>
+                <w:rFonts w:hint="eastAsia" w:ascii="Times New Roman" w:hAnsi="Times New Roman" w:eastAsia="FangSong" w:cs="Times New Roman"/>
+              </w:rPr>
+              <w:t xml:space="preserve">层状氧化物</w:t>
+            </w:r>
+          </w:p>
+        </w:tc>
+        <w:tc>
+          <w:tcPr/>
+          <w:p>
+            <w:pPr>
+              <w:pStyle w:val="Compact"/>
+              <w:jc w:val="center"/>
+            </w:pPr>
+            <w:r>
+              <w:rPr>
+                <w:rFonts w:ascii="Times New Roman" w:hAnsi="Times New Roman" w:eastAsia="Times New Roman" w:cs="Times New Roman"/>
+              </w:rPr>
+              <w:t>LiCoO</w:t>
+            </w:r>
+            <w:r>
+              <w:rPr>
+                <w:rFonts w:ascii="Times New Roman" w:hAnsi="Times New Roman" w:eastAsia="Times New Roman" w:cs="Times New Roman"/>
+                <w:vertAlign w:val="subscript"/>
+              </w:rPr>
+              <w:t>2</w:t>
+            </w:r>
+            <w:r>
+              <w:rPr>
+                <w:rFonts w:ascii="Times New Roman" w:hAnsi="Times New Roman" w:eastAsia="Times New Roman" w:cs="Times New Roman"/>
+              </w:rPr>
+              <w:t xml:space="preserve"> </w:t>
+            </w:r>
+            <w:r>
+              <w:rPr>
+                <w:rFonts w:hint="eastAsia" w:ascii="Times New Roman" w:hAnsi="Times New Roman" w:eastAsia="FangSong" w:cs="Times New Roman"/>
+              </w:rPr>
+              <w:t xml:space="preserve">晶胞</w:t>
+            </w:r>
+            <w:r>
+              <w:rPr>
+                <w:rFonts w:ascii="Times New Roman" w:hAnsi="Times New Roman" w:eastAsia="Times New Roman" w:cs="Times New Roman"/>
+              </w:rPr>
+              <w:t xml:space="preserve"> 3Li+3Co+6O</w:t>
+            </w:r>
+          </w:p>
+        </w:tc>
+      </w:tr>
+      <w:tr>
+        <w:tc>
+          <w:tcPr/>
+          <w:p>
+            <w:pPr>
+              <w:pStyle w:val="Compact"/>
+              <w:jc w:val="center"/>
+            </w:pPr>
+            <w:r>
+              <w:rPr>
+                <w:rFonts w:hint="eastAsia" w:ascii="Times New Roman" w:hAnsi="Times New Roman" w:eastAsia="FangSong" w:cs="Times New Roman"/>
+              </w:rPr>
+              <w:t xml:space="preserve">电极反应</w:t>
+            </w:r>
+          </w:p>
+        </w:tc>
+        <w:tc>
+          <w:tcPr/>
+          <w:p>
+            <w:pPr>
+              <w:pStyle w:val="Compact"/>
+              <w:jc w:val="center"/>
+            </w:pPr>
+            <w:r>
+              <w:rPr>
+                <w:rFonts w:ascii="Times New Roman" w:hAnsi="Times New Roman" w:eastAsia="Times New Roman" w:cs="Times New Roman"/>
+              </w:rPr>
+              <w:t>Li</w:t>
+            </w:r>
+            <w:r>
+              <w:rPr>
+                <w:rFonts w:ascii="Times New Roman" w:hAnsi="Times New Roman" w:eastAsia="Times New Roman" w:cs="Times New Roman"/>
+                <w:vertAlign w:val="subscript"/>
+              </w:rPr>
+              <w:t>1-x</w:t>
+            </w:r>
+            <w:r>
+              <w:rPr>
+                <w:rFonts w:ascii="Times New Roman" w:hAnsi="Times New Roman" w:eastAsia="Times New Roman" w:cs="Times New Roman"/>
+              </w:rPr>
+              <w:t>CoO</w:t>
+            </w:r>
+            <w:r>
+              <w:rPr>
+                <w:rFonts w:ascii="Times New Roman" w:hAnsi="Times New Roman" w:eastAsia="Times New Roman" w:cs="Times New Roman"/>
+                <w:vertAlign w:val="subscript"/>
+              </w:rPr>
+              <w:t>2</w:t>
+            </w:r>
+            <w:r>
+              <w:rPr>
+                <w:rFonts w:ascii="Times New Roman" w:hAnsi="Times New Roman" w:eastAsia="Times New Roman" w:cs="Times New Roman"/>
+              </w:rPr>
+              <w:t xml:space="preserve"> + xLi</w:t>
+            </w:r>
+            <w:r>
+              <w:rPr>
+                <w:rFonts w:ascii="Times New Roman" w:hAnsi="Times New Roman" w:eastAsia="Times New Roman" w:cs="Times New Roman"/>
+                <w:vertAlign w:val="superscript"/>
+              </w:rPr>
+              <w:t>+</w:t>
+            </w:r>
+            <w:r>
+              <w:rPr>
+                <w:rFonts w:ascii="Times New Roman" w:hAnsi="Times New Roman" w:eastAsia="Times New Roman" w:cs="Times New Roman"/>
+              </w:rPr>
+              <w:t xml:space="preserve"> + xe</w:t>
+            </w:r>
+            <w:r>
+              <w:rPr>
+                <w:rFonts w:ascii="Times New Roman" w:hAnsi="Times New Roman" w:eastAsia="Times New Roman" w:cs="Times New Roman"/>
+                <w:vertAlign w:val="superscript"/>
+              </w:rPr>
+              <w:t>-</w:t>
+            </w:r>
+            <w:r>
+              <w:rPr>
+                <w:rFonts w:ascii="Times New Roman" w:hAnsi="Times New Roman" w:eastAsia="Times New Roman" w:cs="Times New Roman"/>
+              </w:rPr>
+              <w:t xml:space="preserve"> → LiCoO</w:t>
+            </w:r>
+            <w:r>
+              <w:rPr>
+                <w:rFonts w:ascii="Times New Roman" w:hAnsi="Times New Roman" w:eastAsia="Times New Roman" w:cs="Times New Roman"/>
+                <w:vertAlign w:val="subscript"/>
+              </w:rPr>
+              <w:t>2</w:t>
+            </w:r>
+          </w:p>
+        </w:tc>
+      </w:tr>
+      <w:tr>
+        <w:tc>
+          <w:tcPr/>
+          <w:p>
+            <w:pPr>
+              <w:pStyle w:val="Compact"/>
+              <w:jc w:val="center"/>
+            </w:pPr>
+            <w:r>
+              <w:rPr>
+                <w:rFonts w:hint="eastAsia" w:ascii="Times New Roman" w:hAnsi="Times New Roman" w:eastAsia="FangSong" w:cs="Times New Roman"/>
+              </w:rPr>
+              <w:t xml:space="preserve">尖晶石结构</w:t>
+            </w:r>
+          </w:p>
+        </w:tc>
+        <w:tc>
+          <w:tcPr/>
+          <w:p>
+            <w:pPr>
+              <w:pStyle w:val="Compact"/>
+              <w:jc w:val="center"/>
+            </w:pPr>
+            <w:r>
+              <w:rPr>
+                <w:rFonts w:hint="eastAsia" w:ascii="Times New Roman" w:hAnsi="Times New Roman" w:eastAsia="Times New Roman" w:cs="Times New Roman"/>
+              </w:rPr>
+              <w:t>LiMn</w:t>
+            </w:r>
+            <w:r>
+              <w:rPr>
+                <w:rFonts w:hint="eastAsia" w:ascii="Times New Roman" w:hAnsi="Times New Roman" w:eastAsia="Times New Roman" w:cs="Times New Roman"/>
+                <w:vertAlign w:val="subscript"/>
+              </w:rPr>
+              <w:t>2</w:t>
+            </w:r>
+            <w:r>
+              <w:rPr>
+                <w:rFonts w:hint="eastAsia" w:ascii="Times New Roman" w:hAnsi="Times New Roman" w:eastAsia="Times New Roman" w:cs="Times New Roman"/>
+              </w:rPr>
+              <w:t>O</w:t>
+            </w:r>
+            <w:r>
+              <w:rPr>
+                <w:rFonts w:hint="eastAsia" w:ascii="Times New Roman" w:hAnsi="Times New Roman" w:eastAsia="Times New Roman" w:cs="Times New Roman"/>
+                <w:vertAlign w:val="subscript"/>
+              </w:rPr>
+              <w:t>4</w:t>
+            </w:r>
+            <w:r>
+              <w:rPr>
+                <w:rFonts w:hint="eastAsia" w:ascii="Times New Roman" w:hAnsi="Times New Roman" w:eastAsia="Times New Roman" w:cs="Times New Roman"/>
+              </w:rPr>
+              <w:t>（LiO</w:t>
+            </w:r>
+            <w:r>
+              <w:rPr>
+                <w:rFonts w:hint="eastAsia" w:ascii="Times New Roman" w:hAnsi="Times New Roman" w:eastAsia="Times New Roman" w:cs="Times New Roman"/>
+                <w:vertAlign w:val="subscript"/>
+              </w:rPr>
+              <w:t>4</w:t>
+            </w:r>
+            <w:r>
+              <w:rPr>
+                <w:rFonts w:hint="eastAsia" w:ascii="Times New Roman" w:hAnsi="Times New Roman" w:eastAsia="Times New Roman" w:cs="Times New Roman"/>
+              </w:rPr>
+              <w:t>:MnO</w:t>
+            </w:r>
+            <w:r>
+              <w:rPr>
+                <w:rFonts w:hint="eastAsia" w:ascii="Times New Roman" w:hAnsi="Times New Roman" w:eastAsia="Times New Roman" w:cs="Times New Roman"/>
+                <w:vertAlign w:val="subscript"/>
+              </w:rPr>
+              <w:t>6</w:t>
+            </w:r>
+            <w:r>
+              <w:rPr>
+                <w:rFonts w:ascii="Times New Roman" w:hAnsi="Times New Roman" w:eastAsia="Times New Roman" w:cs="Times New Roman"/>
+              </w:rPr>
+              <w:t xml:space="preserve"> = </w:t>
+            </w:r>
+            <w:r>
+              <w:rPr>
+                <w:rFonts w:hint="eastAsia" w:ascii="Times New Roman" w:hAnsi="Times New Roman" w:eastAsia="Times New Roman" w:cs="Times New Roman"/>
+              </w:rPr>
+              <w:t xml:space="preserve">1:2）</w:t>
+            </w:r>
+          </w:p>
+        </w:tc>
+      </w:tr>
+      <w:tr>
+        <w:tc>
+          <w:tcPr/>
+          <w:p>
+            <w:pPr>
+              <w:pStyle w:val="Compact"/>
+              <w:jc w:val="center"/>
+            </w:pPr>
+            <w:r>
+              <w:rPr>
+                <w:rFonts w:hint="eastAsia" w:ascii="Times New Roman" w:hAnsi="Times New Roman" w:eastAsia="FangSong" w:cs="Times New Roman"/>
+              </w:rPr>
+              <w:t xml:space="preserve">嵌入化学</w:t>
+            </w:r>
+          </w:p>
+        </w:tc>
+        <w:tc>
+          <w:tcPr/>
+          <w:p>
+            <w:pPr>
+              <w:pStyle w:val="Compact"/>
+              <w:jc w:val="center"/>
+            </w:pPr>
+            <w:r>
+              <w:rPr>
+                <w:rFonts w:hint="eastAsia" w:ascii="Times New Roman" w:hAnsi="Times New Roman" w:eastAsia="FangSong" w:cs="Times New Roman"/>
+              </w:rPr>
+              <w:t xml:space="preserve">充放电</w:t>
+            </w:r>
+            <w:r>
+              <w:rPr>
+                <w:rFonts w:ascii="Times New Roman" w:hAnsi="Times New Roman" w:eastAsia="Times New Roman" w:cs="Times New Roman"/>
+              </w:rPr>
+              <w:t xml:space="preserve"> Li</w:t>
+            </w:r>
+            <w:r>
+              <w:rPr>
+                <w:rFonts w:ascii="Times New Roman" w:hAnsi="Times New Roman" w:eastAsia="Times New Roman" w:cs="Times New Roman"/>
+                <w:vertAlign w:val="superscript"/>
+              </w:rPr>
+              <w:t>+</w:t>
+            </w:r>
+            <w:r>
+              <w:rPr>
+                <w:rFonts w:ascii="Times New Roman" w:hAnsi="Times New Roman" w:eastAsia="Times New Roman" w:cs="Times New Roman"/>
+              </w:rPr>
+              <w:t xml:space="preserve"> </w:t>
+            </w:r>
+            <w:r>
+              <w:rPr>
+                <w:rFonts w:hint="eastAsia" w:ascii="Times New Roman" w:hAnsi="Times New Roman" w:eastAsia="FangSong" w:cs="Times New Roman"/>
+              </w:rPr>
+              <w:t>脱嵌</w:t>
+            </w:r>
+            <w:r>
+              <w:rPr>
+                <w:rFonts w:hint="eastAsia" w:ascii="Times New Roman" w:hAnsi="Times New Roman" w:eastAsia="Times New Roman" w:cs="Times New Roman"/>
+              </w:rPr>
+              <w:t>、Mn</w:t>
+            </w:r>
+            <w:r>
+              <w:rPr>
+                <w:rFonts w:ascii="Times New Roman" w:hAnsi="Times New Roman" w:eastAsia="Times New Roman" w:cs="Times New Roman"/>
+              </w:rPr>
+              <w:t xml:space="preserve"> </w:t>
+            </w:r>
+            <w:r>
+              <w:rPr>
+                <w:rFonts w:hint="eastAsia" w:ascii="Times New Roman" w:hAnsi="Times New Roman" w:eastAsia="FangSong" w:cs="Times New Roman"/>
+              </w:rPr>
+              <w:t xml:space="preserve">氧化态随</w:t>
+            </w:r>
+            <w:r>
+              <w:rPr>
+                <w:rFonts w:ascii="Times New Roman" w:hAnsi="Times New Roman" w:eastAsia="Times New Roman" w:cs="Times New Roman"/>
+              </w:rPr>
+              <w:t xml:space="preserve"> x </w:t>
+            </w:r>
+            <w:r>
+              <w:rPr>
+                <w:rFonts w:hint="eastAsia" w:ascii="Times New Roman" w:hAnsi="Times New Roman" w:eastAsia="FangSong" w:cs="Times New Roman"/>
+              </w:rPr>
+              <w:t xml:space="preserve">变</w:t>
+            </w:r>
+          </w:p>
+        </w:tc>
+      </w:tr>
+    </w:tbl>
+    <w:p>
+      <w:pPr>
+        <w:pStyle w:val="BodyText"/>
+        <w:spacing w:before="120"/>
+      </w:pPr>
+      <w:r>
+        <w:rPr>
+          <w:rFonts w:ascii="Times New Roman" w:hAnsi="Times New Roman" w:eastAsia="Times New Roman" w:cs="Times New Roman"/>
+        </w:rPr>
+        <w:t xml:space="preserve">📖 </w:t>
+      </w:r>
+      <w:r>
+        <w:rPr>
+          <w:rFonts w:hint="eastAsia" w:ascii="Times New Roman" w:hAnsi="Times New Roman" w:eastAsia="FangSong" w:cs="Times New Roman"/>
+        </w:rPr>
+        <w:t xml:space="preserve">查看答案</w:t>
+      </w:r>
+    </w:p>
+    <w:p>
+      <w:pPr>
+        <w:pStyle w:val="BodyText"/>
+      </w:pPr>
+      <w:r>
+        <w:rPr>
+          <w:rFonts w:hint="eastAsia" w:ascii="Times New Roman" w:hAnsi="Times New Roman" w:eastAsia="Times New Roman" w:cs="Times New Roman"/>
+        </w:rPr>
+        <w:t>（</w:t>
+      </w:r>
+      <w:r>
+        <w:rPr>
+          <w:rFonts w:hint="eastAsia" w:ascii="Times New Roman" w:hAnsi="Times New Roman" w:eastAsia="FangSong" w:cs="Times New Roman"/>
+        </w:rPr>
+        <w:t>原书未提供解答</w:t>
+      </w:r>
+      <w:r>
+        <w:rPr>
+          <w:rFonts w:hint="eastAsia" w:ascii="Times New Roman" w:hAnsi="Times New Roman" w:eastAsia="Times New Roman" w:cs="Times New Roman"/>
+        </w:rPr>
+        <w:t>）</w:t>
+      </w:r>
+    </w:p>
+    <w:p>
+      <w:pPr>
+        <w:spacing w:before="160" w:after="80"/>
+      </w:pPr>
+      <w:r>
+        <w:pict>
+          <v:rect style="width:0;height:1.5pt" o:hralign="center" o:hrstd="t" o:hr="t"/>
+        </w:pict>
+      </w:r>
+    </w:p>
+    <w:bookmarkEnd w:id="47"/>
+    <w:bookmarkStart w:id="48" w:name="超分子-习题10.1"/>
+    <w:p>
+      <w:pPr>
+        <w:pStyle w:val="Heading2"/>
+        <w:spacing w:before="280" w:after="120"/>
+      </w:pPr>
+      <w:r>
+        <w:rPr>
+          <w:rFonts w:ascii="Times New Roman" w:hAnsi="Times New Roman" w:eastAsia="Times New Roman" w:cs="Times New Roman"/>
+        </w:rPr>
+        <w:t xml:space="preserve">6.8 </w:t>
       </w:r>
       <w:r>
         <w:rPr>
@@ -9657,8 +14723,8 @@
         </w:pict>
       </w:r>
     </w:p>
-    <w:bookmarkEnd w:id="34"/>
-    <w:bookmarkStart w:id="35" w:name="超分子-习题10.2"/>
+    <w:bookmarkEnd w:id="48"/>
+    <w:bookmarkStart w:id="49" w:name="超分子-习题10.2"/>
     <w:p>
       <w:pPr>
         <w:pStyle w:val="Heading2"/>
@@ -9668,7 +14734,7 @@
         <w:rPr>
           <w:rFonts w:ascii="Times New Roman" w:hAnsi="Times New Roman" w:eastAsia="Times New Roman" w:cs="Times New Roman"/>
         </w:rPr>
-        <w:t xml:space="preserve">6.7 </w:t>
+        <w:t xml:space="preserve">6.9 </w:t>
       </w:r>
       <w:r>
         <w:rPr>
@@ -11339,8 +16405,8 @@
         </w:pict>
       </w:r>
     </w:p>
-    <w:bookmarkEnd w:id="35"/>
-    <w:bookmarkStart w:id="36" w:name="超分子-习题10.3"/>
+    <w:bookmarkEnd w:id="49"/>
+    <w:bookmarkStart w:id="50" w:name="超分子-习题10.3"/>
     <w:p>
       <w:pPr>
         <w:pStyle w:val="Heading2"/>
@@ -11350,7 +16416,7 @@
         <w:rPr>
           <w:rFonts w:ascii="Times New Roman" w:hAnsi="Times New Roman" w:eastAsia="Times New Roman" w:cs="Times New Roman"/>
         </w:rPr>
-        <w:t xml:space="preserve">6.8 </w:t>
+        <w:t xml:space="preserve">6.10 </w:t>
       </w:r>
       <w:r>
         <w:rPr>
@@ -13998,8 +19064,8 @@
         </w:pict>
       </w:r>
     </w:p>
-    <w:bookmarkEnd w:id="36"/>
-    <w:bookmarkStart w:id="37" w:name="超分子-习题10.4"/>
+    <w:bookmarkEnd w:id="50"/>
+    <w:bookmarkStart w:id="51" w:name="超分子-习题10.4"/>
     <w:p>
       <w:pPr>
         <w:pStyle w:val="Heading2"/>
@@ -14009,7 +19075,7 @@
         <w:rPr>
           <w:rFonts w:ascii="Times New Roman" w:hAnsi="Times New Roman" w:eastAsia="Times New Roman" w:cs="Times New Roman"/>
         </w:rPr>
-        <w:t xml:space="preserve">6.9 </w:t>
+        <w:t xml:space="preserve">6.11 </w:t>
       </w:r>
       <w:r>
         <w:rPr>
@@ -14986,8 +20052,8 @@
         </w:pict>
       </w:r>
     </w:p>
-    <w:bookmarkEnd w:id="37"/>
-    <w:bookmarkStart w:id="38" w:name="超分子-习题10.5"/>
+    <w:bookmarkEnd w:id="51"/>
+    <w:bookmarkStart w:id="52" w:name="超分子-习题10.5"/>
     <w:p>
       <w:pPr>
         <w:pStyle w:val="Heading2"/>
@@ -14997,7 +20063,7 @@
         <w:rPr>
           <w:rFonts w:ascii="Times New Roman" w:hAnsi="Times New Roman" w:eastAsia="Times New Roman" w:cs="Times New Roman"/>
         </w:rPr>
-        <w:t xml:space="preserve">6.10 </w:t>
+        <w:t xml:space="preserve">6.12 </w:t>
       </w:r>
       <w:r>
         <w:rPr>
@@ -15662,8 +20728,8 @@
         </w:pict>
       </w:r>
     </w:p>
-    <w:bookmarkEnd w:id="38"/>
-    <w:bookmarkStart w:id="39" w:name="超分子-习题10.6"/>
+    <w:bookmarkEnd w:id="52"/>
+    <w:bookmarkStart w:id="53" w:name="超分子-习题10.6"/>
     <w:p>
       <w:pPr>
         <w:pStyle w:val="Heading2"/>
@@ -15673,7 +20739,7 @@
         <w:rPr>
           <w:rFonts w:ascii="Times New Roman" w:hAnsi="Times New Roman" w:eastAsia="Times New Roman" w:cs="Times New Roman"/>
         </w:rPr>
-        <w:t xml:space="preserve">6.11 </w:t>
+        <w:t xml:space="preserve">6.13 </w:t>
       </w:r>
       <w:r>
         <w:rPr>
@@ -17619,8 +22685,8 @@
         </w:pict>
       </w:r>
     </w:p>
-    <w:bookmarkEnd w:id="39"/>
-    <w:bookmarkStart w:id="40" w:name="超分子-习题10.7"/>
+    <w:bookmarkEnd w:id="53"/>
+    <w:bookmarkStart w:id="54" w:name="超分子-习题10.7"/>
     <w:p>
       <w:pPr>
         <w:pStyle w:val="Heading2"/>
@@ -17630,7 +22696,7 @@
         <w:rPr>
           <w:rFonts w:ascii="Times New Roman" w:hAnsi="Times New Roman" w:eastAsia="Times New Roman" w:cs="Times New Roman"/>
         </w:rPr>
-        <w:t xml:space="preserve">6.12 </w:t>
+        <w:t xml:space="preserve">6.14 </w:t>
       </w:r>
       <w:r>
         <w:rPr>
@@ -18280,8 +23346,8 @@
         </w:pict>
       </w:r>
     </w:p>
-    <w:bookmarkEnd w:id="40"/>
-    <w:bookmarkStart w:id="44" w:name="超分子-习题10.8"/>
+    <w:bookmarkEnd w:id="54"/>
+    <w:bookmarkStart w:id="58" w:name="超分子-习题10.8"/>
     <w:p>
       <w:pPr>
         <w:pStyle w:val="Heading2"/>
@@ -18291,7 +23357,7 @@
         <w:rPr>
           <w:rFonts w:ascii="Times New Roman" w:hAnsi="Times New Roman" w:eastAsia="Times New Roman" w:cs="Times New Roman"/>
         </w:rPr>
-        <w:t xml:space="preserve">6.13 </w:t>
+        <w:t xml:space="preserve">6.15 </w:t>
       </w:r>
       <w:r>
         <w:rPr>
@@ -18966,18 +24032,18 @@
           <wp:inline>
             <wp:extent cx="3600000" cy="674999"/>
             <wp:effectExtent b="0" l="0" r="0" t="0"/>
-            <wp:docPr descr="" title="" id="42" name="Picture"/>
+            <wp:docPr descr="" title="" id="56" name="Picture"/>
             <a:graphic>
               <a:graphicData uri="http://schemas.openxmlformats.org/drawingml/2006/picture">
                 <pic:pic>
                   <pic:nvPicPr>
-                    <pic:cNvPr descr="b2b63330e36403c81db21cfa65f2d4263705ac4a9720051c21df7c38de0f2471.jpg" id="43" name="Picture"/>
+                    <pic:cNvPr descr="b2b63330e36403c81db21cfa65f2d4263705ac4a9720051c21df7c38de0f2471.jpg" id="57" name="Picture"/>
                     <pic:cNvPicPr>
                       <a:picLocks noChangeArrowheads="1" noChangeAspect="1"/>
                     </pic:cNvPicPr>
                   </pic:nvPicPr>
                   <pic:blipFill>
-                    <a:blip r:embed="rId41"/>
+                    <a:blip r:embed="rId55"/>
                     <a:stretch>
                       <a:fillRect/>
                     </a:stretch>
@@ -19249,8 +24315,8 @@
         </w:pict>
       </w:r>
     </w:p>
-    <w:bookmarkEnd w:id="44"/>
-    <w:bookmarkStart w:id="45" w:name="超分子-习题10.9"/>
+    <w:bookmarkEnd w:id="58"/>
+    <w:bookmarkStart w:id="59" w:name="超分子-习题10.9"/>
     <w:p>
       <w:pPr>
         <w:pStyle w:val="Heading2"/>
@@ -19260,7 +24326,7 @@
         <w:rPr>
           <w:rFonts w:ascii="Times New Roman" w:hAnsi="Times New Roman" w:eastAsia="Times New Roman" w:cs="Times New Roman"/>
         </w:rPr>
-        <w:t xml:space="preserve">6.14 </w:t>
+        <w:t xml:space="preserve">6.16 </w:t>
       </w:r>
       <w:r>
         <w:rPr>
@@ -19649,8 +24715,8 @@
         </w:pict>
       </w:r>
     </w:p>
-    <w:bookmarkEnd w:id="45"/>
-    <w:bookmarkStart w:id="46" w:name="超分子-习题10.10"/>
+    <w:bookmarkEnd w:id="59"/>
+    <w:bookmarkStart w:id="60" w:name="超分子-习题10.10"/>
     <w:p>
       <w:pPr>
         <w:pStyle w:val="Heading2"/>
@@ -19660,7 +24726,7 @@
         <w:rPr>
           <w:rFonts w:ascii="Times New Roman" w:hAnsi="Times New Roman" w:eastAsia="Times New Roman" w:cs="Times New Roman"/>
         </w:rPr>
-        <w:t xml:space="preserve">6.15 </w:t>
+        <w:t xml:space="preserve">6.17 </w:t>
       </w:r>
       <w:r>
         <w:rPr>
@@ -20653,8 +25719,8 @@
         </w:pict>
       </w:r>
     </w:p>
-    <w:bookmarkEnd w:id="46"/>
-    <w:bookmarkStart w:id="50" w:name="超分子-习题10.11"/>
+    <w:bookmarkEnd w:id="60"/>
+    <w:bookmarkStart w:id="64" w:name="超分子-习题10.11"/>
     <w:p>
       <w:pPr>
         <w:pStyle w:val="Heading2"/>
@@ -20664,7 +25730,7 @@
         <w:rPr>
           <w:rFonts w:ascii="Times New Roman" w:hAnsi="Times New Roman" w:eastAsia="Times New Roman" w:cs="Times New Roman"/>
         </w:rPr>
-        <w:t xml:space="preserve">6.16 </w:t>
+        <w:t xml:space="preserve">6.18 </w:t>
       </w:r>
       <w:r>
         <w:rPr>
@@ -21593,18 +26659,18 @@
           <wp:inline>
             <wp:extent cx="3240000" cy="2524417"/>
             <wp:effectExtent b="0" l="0" r="0" t="0"/>
-            <wp:docPr descr="" title="" id="48" name="Picture"/>
+            <wp:docPr descr="" title="" id="62" name="Picture"/>
             <a:graphic>
               <a:graphicData uri="http://schemas.openxmlformats.org/drawingml/2006/picture">
                 <pic:pic>
                   <pic:nvPicPr>
-                    <pic:cNvPr descr="a2022578c363e934ebe0272b5fa7ed0b863857898f07bf67b311f317a1ae632b.jpg" id="49" name="Picture"/>
+                    <pic:cNvPr descr="a2022578c363e934ebe0272b5fa7ed0b863857898f07bf67b311f317a1ae632b.jpg" id="63" name="Picture"/>
                     <pic:cNvPicPr>
                       <a:picLocks noChangeArrowheads="1" noChangeAspect="1"/>
                     </pic:cNvPicPr>
                   </pic:nvPicPr>
                   <pic:blipFill>
-                    <a:blip r:embed="rId47"/>
+                    <a:blip r:embed="rId61"/>
                     <a:stretch>
                       <a:fillRect/>
                     </a:stretch>
@@ -21659,8 +26725,8 @@
         </w:pict>
       </w:r>
     </w:p>
-    <w:bookmarkEnd w:id="50"/>
-    <w:bookmarkStart w:id="51" w:name="超分子-习题10.12"/>
+    <w:bookmarkEnd w:id="64"/>
+    <w:bookmarkStart w:id="65" w:name="超分子-习题10.12"/>
     <w:p>
       <w:pPr>
         <w:pStyle w:val="Heading2"/>
@@ -21670,7 +26736,7 @@
         <w:rPr>
           <w:rFonts w:ascii="Times New Roman" w:hAnsi="Times New Roman" w:eastAsia="Times New Roman" w:cs="Times New Roman"/>
         </w:rPr>
-        <w:t xml:space="preserve">6.17 </w:t>
+        <w:t xml:space="preserve">6.19 </w:t>
       </w:r>
       <w:r>
         <w:rPr>
@@ -22034,8 +27100,8 @@
         </w:pict>
       </w:r>
     </w:p>
-    <w:bookmarkEnd w:id="51"/>
-    <w:bookmarkStart w:id="52" w:name="超分子-习题10.13"/>
+    <w:bookmarkEnd w:id="65"/>
+    <w:bookmarkStart w:id="66" w:name="超分子-习题10.13"/>
     <w:p>
       <w:pPr>
         <w:pStyle w:val="Heading2"/>
@@ -22045,7 +27111,7 @@
         <w:rPr>
           <w:rFonts w:ascii="Times New Roman" w:hAnsi="Times New Roman" w:eastAsia="Times New Roman" w:cs="Times New Roman"/>
         </w:rPr>
-        <w:t xml:space="preserve">6.18 </w:t>
+        <w:t xml:space="preserve">6.20 </w:t>
       </w:r>
       <w:r>
         <w:rPr>
@@ -23747,8 +28813,8 @@
         </w:pict>
       </w:r>
     </w:p>
-    <w:bookmarkEnd w:id="52"/>
-    <w:bookmarkStart w:id="53" w:name="超分子-习题10.14"/>
+    <w:bookmarkEnd w:id="66"/>
+    <w:bookmarkStart w:id="67" w:name="超分子-习题10.14"/>
     <w:p>
       <w:pPr>
         <w:pStyle w:val="Heading2"/>
@@ -23758,7 +28824,7 @@
         <w:rPr>
           <w:rFonts w:ascii="Times New Roman" w:hAnsi="Times New Roman" w:eastAsia="Times New Roman" w:cs="Times New Roman"/>
         </w:rPr>
-        <w:t xml:space="preserve">6.19 </w:t>
+        <w:t xml:space="preserve">6.21 </w:t>
       </w:r>
       <w:r>
         <w:rPr>
@@ -24657,8 +29723,8 @@
         </w:pict>
       </w:r>
     </w:p>
-    <w:bookmarkEnd w:id="53"/>
-    <w:bookmarkStart w:id="54" w:name="超分子-习题10.15"/>
+    <w:bookmarkEnd w:id="67"/>
+    <w:bookmarkStart w:id="68" w:name="超分子-习题10.15"/>
     <w:p>
       <w:pPr>
         <w:pStyle w:val="Heading2"/>
@@ -24668,7 +29734,7 @@
         <w:rPr>
           <w:rFonts w:ascii="Times New Roman" w:hAnsi="Times New Roman" w:eastAsia="Times New Roman" w:cs="Times New Roman"/>
         </w:rPr>
-        <w:t xml:space="preserve">6.20 </w:t>
+        <w:t xml:space="preserve">6.22 </w:t>
       </w:r>
       <w:r>
         <w:rPr>
@@ -25150,8 +30216,8 @@
         </w:pict>
       </w:r>
     </w:p>
-    <w:bookmarkEnd w:id="54"/>
-    <w:bookmarkStart w:id="58" w:name="超分子-习题10.16"/>
+    <w:bookmarkEnd w:id="68"/>
+    <w:bookmarkStart w:id="72" w:name="超分子-习题10.16"/>
     <w:p>
       <w:pPr>
         <w:pStyle w:val="Heading2"/>
@@ -25161,7 +30227,7 @@
         <w:rPr>
           <w:rFonts w:ascii="Times New Roman" w:hAnsi="Times New Roman" w:eastAsia="Times New Roman" w:cs="Times New Roman"/>
         </w:rPr>
-        <w:t xml:space="preserve">6.21 </w:t>
+        <w:t xml:space="preserve">6.23 </w:t>
       </w:r>
       <w:r>
         <w:rPr>
@@ -26254,18 +31320,18 @@
           <wp:inline>
             <wp:extent cx="3240000" cy="2751864"/>
             <wp:effectExtent b="0" l="0" r="0" t="0"/>
-            <wp:docPr descr="" title="" id="56" name="Picture"/>
+            <wp:docPr descr="" title="" id="70" name="Picture"/>
             <a:graphic>
               <a:graphicData uri="http://schemas.openxmlformats.org/drawingml/2006/picture">
                 <pic:pic>
                   <pic:nvPicPr>
-                    <pic:cNvPr descr="42c7b1fea4e8d063b4c94132ecfcd16a8f99f0156d281d52000f94325d7dffb7.jpg" id="57" name="Picture"/>
+                    <pic:cNvPr descr="42c7b1fea4e8d063b4c94132ecfcd16a8f99f0156d281d52000f94325d7dffb7.jpg" id="71" name="Picture"/>
                     <pic:cNvPicPr>
                       <a:picLocks noChangeArrowheads="1" noChangeAspect="1"/>
                     </pic:cNvPicPr>
                   </pic:nvPicPr>
                   <pic:blipFill>
-                    <a:blip r:embed="rId55"/>
+                    <a:blip r:embed="rId69"/>
                     <a:stretch>
                       <a:fillRect/>
                     </a:stretch>
@@ -26356,8 +31422,8 @@
         </w:pict>
       </w:r>
     </w:p>
-    <w:bookmarkEnd w:id="58"/>
-    <w:bookmarkStart w:id="62" w:name="超分子-习题10.17"/>
+    <w:bookmarkEnd w:id="72"/>
+    <w:bookmarkStart w:id="76" w:name="超分子-习题10.17"/>
     <w:p>
       <w:pPr>
         <w:pStyle w:val="Heading2"/>
@@ -26367,7 +31433,7 @@
         <w:rPr>
           <w:rFonts w:ascii="Times New Roman" w:hAnsi="Times New Roman" w:eastAsia="Times New Roman" w:cs="Times New Roman"/>
         </w:rPr>
-        <w:t xml:space="preserve">6.22 </w:t>
+        <w:t xml:space="preserve">6.24 </w:t>
       </w:r>
       <w:r>
         <w:rPr>
@@ -27293,18 +32359,18 @@
           <wp:inline>
             <wp:extent cx="3600000" cy="1370392"/>
             <wp:effectExtent b="0" l="0" r="0" t="0"/>
-            <wp:docPr descr="" title="" id="60" name="Picture"/>
+            <wp:docPr descr="" title="" id="74" name="Picture"/>
             <a:graphic>
               <a:graphicData uri="http://schemas.openxmlformats.org/drawingml/2006/picture">
                 <pic:pic>
                   <pic:nvPicPr>
-                    <pic:cNvPr descr="b50e3f7371d455655f0cda20a4a330e857be35488a94753db3620b07be40bd63.jpg" id="61" name="Picture"/>
+                    <pic:cNvPr descr="b50e3f7371d455655f0cda20a4a330e857be35488a94753db3620b07be40bd63.jpg" id="75" name="Picture"/>
                     <pic:cNvPicPr>
                       <a:picLocks noChangeArrowheads="1" noChangeAspect="1"/>
                     </pic:cNvPicPr>
                   </pic:nvPicPr>
                   <pic:blipFill>
-                    <a:blip r:embed="rId59"/>
+                    <a:blip r:embed="rId73"/>
                     <a:stretch>
                       <a:fillRect/>
                     </a:stretch>
@@ -28066,8 +33132,8 @@
         </w:pict>
       </w:r>
     </w:p>
-    <w:bookmarkEnd w:id="62"/>
-    <w:bookmarkStart w:id="66" w:name="超分子-习题10.18"/>
+    <w:bookmarkEnd w:id="76"/>
+    <w:bookmarkStart w:id="80" w:name="超分子-习题10.18"/>
     <w:p>
       <w:pPr>
         <w:pStyle w:val="Heading2"/>
@@ -28077,7 +33143,7 @@
         <w:rPr>
           <w:rFonts w:ascii="Times New Roman" w:hAnsi="Times New Roman" w:eastAsia="Times New Roman" w:cs="Times New Roman"/>
         </w:rPr>
-        <w:t xml:space="preserve">6.23 </w:t>
+        <w:t xml:space="preserve">6.25 </w:t>
       </w:r>
       <w:r>
         <w:rPr>
@@ -28267,18 +33333,18 @@
           <wp:inline>
             <wp:extent cx="2971800" cy="3263900"/>
             <wp:effectExtent b="0" l="0" r="0" t="0"/>
-            <wp:docPr descr="" title="" id="64" name="Picture"/>
+            <wp:docPr descr="" title="" id="78" name="Picture"/>
             <a:graphic>
               <a:graphicData uri="http://schemas.openxmlformats.org/drawingml/2006/picture">
                 <pic:pic>
                   <pic:nvPicPr>
-                    <pic:cNvPr descr="ac5fd14d78e380b7c9426860fdbfd9f3fdebcc95bfe27e1d84172a23cdbbc71a.jpg" id="65" name="Picture"/>
+                    <pic:cNvPr descr="ac5fd14d78e380b7c9426860fdbfd9f3fdebcc95bfe27e1d84172a23cdbbc71a.jpg" id="79" name="Picture"/>
                     <pic:cNvPicPr>
                       <a:picLocks noChangeArrowheads="1" noChangeAspect="1"/>
                     </pic:cNvPicPr>
                   </pic:nvPicPr>
                   <pic:blipFill>
-                    <a:blip r:embed="rId63"/>
+                    <a:blip r:embed="rId77"/>
                     <a:stretch>
                       <a:fillRect/>
                     </a:stretch>
@@ -28315,8 +33381,8 @@
         </w:pict>
       </w:r>
     </w:p>
-    <w:bookmarkEnd w:id="66"/>
-    <w:bookmarkStart w:id="67" w:name="超分子-习题10.19"/>
+    <w:bookmarkEnd w:id="80"/>
+    <w:bookmarkStart w:id="81" w:name="超分子-习题10.19"/>
     <w:p>
       <w:pPr>
         <w:pStyle w:val="Heading2"/>
@@ -28326,7 +33392,7 @@
         <w:rPr>
           <w:rFonts w:ascii="Times New Roman" w:hAnsi="Times New Roman" w:eastAsia="Times New Roman" w:cs="Times New Roman"/>
         </w:rPr>
-        <w:t xml:space="preserve">6.24 </w:t>
+        <w:t xml:space="preserve">6.26 </w:t>
       </w:r>
       <w:r>
         <w:rPr>
@@ -30184,8 +35250,8 @@
         </w:pict>
       </w:r>
     </w:p>
-    <w:bookmarkEnd w:id="67"/>
-    <w:bookmarkStart w:id="68" w:name="超分子-习题10.20"/>
+    <w:bookmarkEnd w:id="81"/>
+    <w:bookmarkStart w:id="82" w:name="超分子-习题10.20"/>
     <w:p>
       <w:pPr>
         <w:pStyle w:val="Heading2"/>
@@ -30195,7 +35261,7 @@
         <w:rPr>
           <w:rFonts w:ascii="Times New Roman" w:hAnsi="Times New Roman" w:eastAsia="Times New Roman" w:cs="Times New Roman"/>
         </w:rPr>
-        <w:t xml:space="preserve">6.25 </w:t>
+        <w:t xml:space="preserve">6.27 </w:t>
       </w:r>
       <w:r>
         <w:rPr>
@@ -30647,8 +35713,8 @@
         </w:pict>
       </w:r>
     </w:p>
-    <w:bookmarkEnd w:id="68"/>
-    <w:bookmarkStart w:id="69" w:name="超分子-习题10.21"/>
+    <w:bookmarkEnd w:id="82"/>
+    <w:bookmarkStart w:id="83" w:name="超分子-习题10.21"/>
     <w:p>
       <w:pPr>
         <w:pStyle w:val="Heading2"/>
@@ -30658,7 +35724,7 @@
         <w:rPr>
           <w:rFonts w:ascii="Times New Roman" w:hAnsi="Times New Roman" w:eastAsia="Times New Roman" w:cs="Times New Roman"/>
         </w:rPr>
-        <w:t xml:space="preserve">6.26 </w:t>
+        <w:t xml:space="preserve">6.28 </w:t>
       </w:r>
       <w:r>
         <w:rPr>
@@ -30919,8 +35985,2434 @@
         </w:pict>
       </w:r>
     </w:p>
-    <w:bookmarkEnd w:id="69"/>
-    <w:bookmarkEnd w:id="70"/>
+    <w:bookmarkEnd w:id="83"/>
+    <w:bookmarkStart w:id="84" w:name="化学能力测试-ch7b-7-银纳米簇电化学"/>
+    <w:p>
+      <w:pPr>
+        <w:pStyle w:val="Heading2"/>
+        <w:spacing w:before="280" w:after="120"/>
+      </w:pPr>
+      <w:r>
+        <w:rPr>
+          <w:rFonts w:ascii="Times New Roman" w:hAnsi="Times New Roman" w:eastAsia="Times New Roman" w:cs="Times New Roman"/>
+        </w:rPr>
+        <w:t xml:space="preserve">6.29 </w:t>
+      </w:r>
+      <w:r>
+        <w:rPr>
+          <w:rFonts w:hint="eastAsia" w:ascii="Times New Roman" w:hAnsi="Times New Roman" w:eastAsia="SimHei" w:cs="Times New Roman"/>
+        </w:rPr>
+        <w:t>化学能力测试</w:t>
+      </w:r>
+      <w:r>
+        <w:rPr>
+          <w:rFonts w:hint="eastAsia" w:ascii="Times New Roman" w:hAnsi="Times New Roman" w:eastAsia="Times New Roman" w:cs="Times New Roman"/>
+        </w:rPr>
+        <w:t>-Ch7B-7-</w:t>
+      </w:r>
+      <w:r>
+        <w:rPr>
+          <w:rFonts w:hint="eastAsia" w:ascii="Times New Roman" w:hAnsi="Times New Roman" w:eastAsia="SimHei" w:cs="Times New Roman"/>
+        </w:rPr>
+        <w:t>银纳米簇电化学</w:t>
+      </w:r>
+    </w:p>
+    <w:p>
+      <w:pPr>
+        <w:pStyle w:val="FirstParagraph"/>
+      </w:pPr>
+      <w:r>
+        <w:rPr>
+          <w:rFonts w:hint="eastAsia" w:ascii="Times New Roman" w:hAnsi="Times New Roman" w:eastAsia="FangSong" w:cs="Times New Roman"/>
+        </w:rPr>
+        <w:t>银纳米簇合物电化学原电池</w:t>
+      </w:r>
+      <w:r>
+        <w:rPr>
+          <w:rFonts w:hint="eastAsia" w:ascii="Times New Roman" w:hAnsi="Times New Roman" w:eastAsia="Times New Roman" w:cs="Times New Roman"/>
+        </w:rPr>
+        <w:t>（</w:t>
+      </w:r>
+      <w:r>
+        <w:rPr>
+          <w:rFonts w:hint="eastAsia" w:ascii="Times New Roman" w:hAnsi="Times New Roman" w:eastAsia="FangSong" w:cs="Times New Roman"/>
+        </w:rPr>
+        <w:t>右半电池电势较高</w:t>
+      </w:r>
+      <w:r>
+        <w:rPr>
+          <w:rFonts w:hint="eastAsia" w:ascii="Times New Roman" w:hAnsi="Times New Roman" w:eastAsia="Times New Roman" w:cs="Times New Roman"/>
+        </w:rPr>
+        <w:t>）：</w:t>
+      </w:r>
+    </w:p>
+    <w:p>
+      <w:pPr>
+        <w:pStyle w:val="BodyText"/>
+      </w:pPr>
+      <w:r>
+        <w:rPr>
+          <w:rFonts w:ascii="Times New Roman" w:hAnsi="Times New Roman" w:eastAsia="Times New Roman" w:cs="Times New Roman"/>
+        </w:rPr>
+        <w:t xml:space="preserve">(Ⅰ) </w:t>
+      </w:r>
+      <w:r>
+        <w:rPr>
+          <w:rFonts w:hint="eastAsia" w:ascii="Times New Roman" w:hAnsi="Times New Roman" w:eastAsia="Times New Roman" w:cs="Times New Roman"/>
+        </w:rPr>
+        <w:t>Ag(s)/AgCl(</w:t>
+      </w:r>
+      <w:r>
+        <w:rPr>
+          <w:rFonts w:hint="eastAsia" w:ascii="Times New Roman" w:hAnsi="Times New Roman" w:eastAsia="FangSong" w:cs="Times New Roman"/>
+        </w:rPr>
+        <w:t>饱和</w:t>
+      </w:r>
+      <w:r>
+        <w:rPr>
+          <w:rFonts w:hint="eastAsia" w:ascii="Times New Roman" w:hAnsi="Times New Roman" w:eastAsia="Times New Roman" w:cs="Times New Roman"/>
+        </w:rPr>
+        <w:t>)//Ag</w:t>
+      </w:r>
+      <w:r>
+        <w:rPr>
+          <w:rFonts w:hint="eastAsia" w:ascii="Times New Roman" w:hAnsi="Times New Roman" w:eastAsia="Times New Roman" w:cs="Times New Roman"/>
+          <w:vertAlign w:val="superscript"/>
+        </w:rPr>
+        <w:t>+</w:t>
+      </w:r>
+      <w:r>
+        <w:rPr>
+          <w:rFonts w:hint="eastAsia" w:ascii="Times New Roman" w:hAnsi="Times New Roman" w:eastAsia="Times New Roman" w:cs="Times New Roman"/>
+        </w:rPr>
+        <w:t>(0.01M)/Ag(s)</w:t>
+      </w:r>
+      <w:r>
+        <w:rPr>
+          <w:rFonts w:ascii="Times New Roman" w:hAnsi="Times New Roman" w:eastAsia="Times New Roman" w:cs="Times New Roman"/>
+        </w:rPr>
+        <w:t xml:space="preserve"> U</w:t>
+      </w:r>
+      <w:r>
+        <w:rPr>
+          <w:rFonts w:ascii="Times New Roman" w:hAnsi="Times New Roman" w:eastAsia="Times New Roman" w:cs="Times New Roman"/>
+          <w:vertAlign w:val="subscript"/>
+        </w:rPr>
+        <w:t>1</w:t>
+      </w:r>
+      <w:r>
+        <w:rPr>
+          <w:rFonts w:ascii="Times New Roman" w:hAnsi="Times New Roman" w:eastAsia="Times New Roman" w:cs="Times New Roman"/>
+        </w:rPr>
+        <w:t>=0.170 V</w:t>
+      </w:r>
+    </w:p>
+    <w:p>
+      <w:pPr>
+        <w:pStyle w:val="BodyText"/>
+      </w:pPr>
+      <w:r>
+        <w:rPr>
+          <w:rFonts w:ascii="Times New Roman" w:hAnsi="Times New Roman" w:eastAsia="Times New Roman" w:cs="Times New Roman"/>
+        </w:rPr>
+        <w:t xml:space="preserve">(Ⅱ) </w:t>
+      </w:r>
+      <w:r>
+        <w:rPr>
+          <w:rFonts w:hint="eastAsia" w:ascii="Times New Roman" w:hAnsi="Times New Roman" w:eastAsia="Times New Roman" w:cs="Times New Roman"/>
+        </w:rPr>
+        <w:t>Pt/Ag</w:t>
+      </w:r>
+      <w:r>
+        <w:rPr>
+          <w:rFonts w:hint="eastAsia" w:ascii="Times New Roman" w:hAnsi="Times New Roman" w:eastAsia="Times New Roman" w:cs="Times New Roman"/>
+          <w:vertAlign w:val="subscript"/>
+        </w:rPr>
+        <w:t>n</w:t>
+      </w:r>
+      <w:r>
+        <w:rPr>
+          <w:rFonts w:hint="eastAsia" w:ascii="Times New Roman" w:hAnsi="Times New Roman" w:eastAsia="Times New Roman" w:cs="Times New Roman"/>
+        </w:rPr>
+        <w:t>(</w:t>
+      </w:r>
+      <w:r>
+        <w:rPr>
+          <w:rFonts w:hint="eastAsia" w:ascii="Times New Roman" w:hAnsi="Times New Roman" w:eastAsia="FangSong" w:cs="Times New Roman"/>
+        </w:rPr>
+        <w:t>纳米簇</w:t>
+      </w:r>
+      <w:r>
+        <w:rPr>
+          <w:rFonts w:hint="eastAsia" w:ascii="Times New Roman" w:hAnsi="Times New Roman" w:eastAsia="Times New Roman" w:cs="Times New Roman"/>
+        </w:rPr>
+        <w:t>),</w:t>
+      </w:r>
+      <w:r>
+        <w:rPr>
+          <w:rFonts w:ascii="Times New Roman" w:hAnsi="Times New Roman" w:eastAsia="Times New Roman" w:cs="Times New Roman"/>
+        </w:rPr>
+        <w:t xml:space="preserve"> </w:t>
+      </w:r>
+      <w:r>
+        <w:rPr>
+          <w:rFonts w:hint="eastAsia" w:ascii="Times New Roman" w:hAnsi="Times New Roman" w:eastAsia="Times New Roman" w:cs="Times New Roman"/>
+        </w:rPr>
+        <w:t>Ag</w:t>
+      </w:r>
+      <w:r>
+        <w:rPr>
+          <w:rFonts w:hint="eastAsia" w:ascii="Times New Roman" w:hAnsi="Times New Roman" w:eastAsia="Times New Roman" w:cs="Times New Roman"/>
+          <w:vertAlign w:val="superscript"/>
+        </w:rPr>
+        <w:t>+</w:t>
+      </w:r>
+      <w:r>
+        <w:rPr>
+          <w:rFonts w:hint="eastAsia" w:ascii="Times New Roman" w:hAnsi="Times New Roman" w:eastAsia="Times New Roman" w:cs="Times New Roman"/>
+        </w:rPr>
+        <w:t>(0.01M)//AgCl(</w:t>
+      </w:r>
+      <w:r>
+        <w:rPr>
+          <w:rFonts w:hint="eastAsia" w:ascii="Times New Roman" w:hAnsi="Times New Roman" w:eastAsia="FangSong" w:cs="Times New Roman"/>
+        </w:rPr>
+        <w:t>饱和</w:t>
+      </w:r>
+      <w:r>
+        <w:rPr>
+          <w:rFonts w:hint="eastAsia" w:ascii="Times New Roman" w:hAnsi="Times New Roman" w:eastAsia="Times New Roman" w:cs="Times New Roman"/>
+        </w:rPr>
+        <w:t>)/Ag(s)：Ag</w:t>
+      </w:r>
+      <w:r>
+        <w:rPr>
+          <w:rFonts w:hint="eastAsia" w:ascii="Times New Roman" w:hAnsi="Times New Roman" w:eastAsia="Times New Roman" w:cs="Times New Roman"/>
+          <w:vertAlign w:val="subscript"/>
+        </w:rPr>
+        <w:t>10</w:t>
+      </w:r>
+      <w:r>
+        <w:rPr>
+          <w:rFonts w:ascii="Times New Roman" w:hAnsi="Times New Roman" w:eastAsia="Times New Roman" w:cs="Times New Roman"/>
+        </w:rPr>
+        <w:t xml:space="preserve"> U</w:t>
+      </w:r>
+      <w:r>
+        <w:rPr>
+          <w:rFonts w:ascii="Times New Roman" w:hAnsi="Times New Roman" w:eastAsia="Times New Roman" w:cs="Times New Roman"/>
+          <w:vertAlign w:val="subscript"/>
+        </w:rPr>
+        <w:t>2</w:t>
+      </w:r>
+      <w:r>
+        <w:rPr>
+          <w:rFonts w:ascii="Times New Roman" w:hAnsi="Times New Roman" w:eastAsia="Times New Roman" w:cs="Times New Roman"/>
+        </w:rPr>
+        <w:t>=0.430 V、Ag</w:t>
+      </w:r>
+      <w:r>
+        <w:rPr>
+          <w:rFonts w:ascii="Times New Roman" w:hAnsi="Times New Roman" w:eastAsia="Times New Roman" w:cs="Times New Roman"/>
+          <w:vertAlign w:val="subscript"/>
+        </w:rPr>
+        <w:t>5</w:t>
+      </w:r>
+      <w:r>
+        <w:rPr>
+          <w:rFonts w:ascii="Times New Roman" w:hAnsi="Times New Roman" w:eastAsia="Times New Roman" w:cs="Times New Roman"/>
+        </w:rPr>
+        <w:t xml:space="preserve"> U</w:t>
+      </w:r>
+      <w:r>
+        <w:rPr>
+          <w:rFonts w:ascii="Times New Roman" w:hAnsi="Times New Roman" w:eastAsia="Times New Roman" w:cs="Times New Roman"/>
+          <w:vertAlign w:val="subscript"/>
+        </w:rPr>
+        <w:t>3</w:t>
+      </w:r>
+      <w:r>
+        <w:rPr>
+          <w:rFonts w:ascii="Times New Roman" w:hAnsi="Times New Roman" w:eastAsia="Times New Roman" w:cs="Times New Roman"/>
+        </w:rPr>
+        <w:t>=1.030 V</w:t>
+      </w:r>
+    </w:p>
+    <w:p>
+      <w:pPr>
+        <w:pStyle w:val="BodyText"/>
+      </w:pPr>
+      <w:r>
+        <w:rPr>
+          <w:rFonts w:ascii="Times New Roman" w:hAnsi="Times New Roman" w:eastAsia="Times New Roman" w:cs="Times New Roman"/>
+          <w:b/>
+          <w:bCs/>
+        </w:rPr>
+        <w:t xml:space="preserve">7-1</w:t>
+      </w:r>
+      <w:r>
+        <w:rPr>
+          <w:rFonts w:ascii="Times New Roman" w:hAnsi="Times New Roman" w:eastAsia="Times New Roman" w:cs="Times New Roman"/>
+        </w:rPr>
+        <w:t xml:space="preserve"> </w:t>
+      </w:r>
+      <w:r>
+        <w:rPr>
+          <w:rFonts w:hint="eastAsia" w:ascii="Times New Roman" w:hAnsi="Times New Roman" w:eastAsia="FangSong" w:cs="Times New Roman"/>
+        </w:rPr>
+        <w:t xml:space="preserve">计算</w:t>
+      </w:r>
+      <w:r>
+        <w:rPr>
+          <w:rFonts w:ascii="Times New Roman" w:hAnsi="Times New Roman" w:eastAsia="Times New Roman" w:cs="Times New Roman"/>
+        </w:rPr>
+        <w:t xml:space="preserve"> AgCl </w:t>
+      </w:r>
+      <w:r>
+        <w:rPr>
+          <w:rFonts w:hint="eastAsia" w:ascii="Times New Roman" w:hAnsi="Times New Roman" w:eastAsia="FangSong" w:cs="Times New Roman"/>
+        </w:rPr>
+        <w:t>溶度积</w:t>
+      </w:r>
+      <w:r>
+        <w:rPr>
+          <w:rFonts w:hint="eastAsia" w:ascii="Times New Roman" w:hAnsi="Times New Roman" w:eastAsia="Times New Roman" w:cs="Times New Roman"/>
+        </w:rPr>
+        <w:t>。</w:t>
+      </w:r>
+    </w:p>
+    <w:p>
+      <w:pPr>
+        <w:pStyle w:val="BodyText"/>
+      </w:pPr>
+      <w:r>
+        <w:rPr>
+          <w:rFonts w:ascii="Times New Roman" w:hAnsi="Times New Roman" w:eastAsia="Times New Roman" w:cs="Times New Roman"/>
+          <w:b/>
+          <w:bCs/>
+        </w:rPr>
+        <w:t xml:space="preserve">7-2</w:t>
+      </w:r>
+      <w:r>
+        <w:rPr>
+          <w:rFonts w:ascii="Times New Roman" w:hAnsi="Times New Roman" w:eastAsia="Times New Roman" w:cs="Times New Roman"/>
+        </w:rPr>
+        <w:t xml:space="preserve"> </w:t>
+      </w:r>
+      <w:r>
+        <w:rPr>
+          <w:rFonts w:hint="eastAsia" w:ascii="Times New Roman" w:hAnsi="Times New Roman" w:eastAsia="FangSong" w:cs="Times New Roman"/>
+        </w:rPr>
+        <w:t xml:space="preserve">计算</w:t>
+      </w:r>
+      <w:r>
+        <w:rPr>
+          <w:rFonts w:ascii="Times New Roman" w:hAnsi="Times New Roman" w:eastAsia="Times New Roman" w:cs="Times New Roman"/>
+        </w:rPr>
+        <w:t xml:space="preserve"> Ag</w:t>
+      </w:r>
+      <w:r>
+        <w:rPr>
+          <w:rFonts w:ascii="Times New Roman" w:hAnsi="Times New Roman" w:eastAsia="Times New Roman" w:cs="Times New Roman"/>
+          <w:vertAlign w:val="subscript"/>
+        </w:rPr>
+        <w:t>5</w:t>
+      </w:r>
+      <w:r>
+        <w:rPr>
+          <w:rFonts w:ascii="Times New Roman" w:hAnsi="Times New Roman" w:eastAsia="Times New Roman" w:cs="Times New Roman"/>
+        </w:rPr>
+        <w:t xml:space="preserve"> </w:t>
+      </w:r>
+      <w:r>
+        <w:rPr>
+          <w:rFonts w:hint="eastAsia" w:ascii="Times New Roman" w:hAnsi="Times New Roman" w:eastAsia="FangSong" w:cs="Times New Roman"/>
+        </w:rPr>
+        <w:t xml:space="preserve">与</w:t>
+      </w:r>
+      <w:r>
+        <w:rPr>
+          <w:rFonts w:ascii="Times New Roman" w:hAnsi="Times New Roman" w:eastAsia="Times New Roman" w:cs="Times New Roman"/>
+        </w:rPr>
+        <w:t xml:space="preserve"> Ag</w:t>
+      </w:r>
+      <w:r>
+        <w:rPr>
+          <w:rFonts w:ascii="Times New Roman" w:hAnsi="Times New Roman" w:eastAsia="Times New Roman" w:cs="Times New Roman"/>
+          <w:vertAlign w:val="subscript"/>
+        </w:rPr>
+        <w:t>10</w:t>
+      </w:r>
+      <w:r>
+        <w:rPr>
+          <w:rFonts w:ascii="Times New Roman" w:hAnsi="Times New Roman" w:eastAsia="Times New Roman" w:cs="Times New Roman"/>
+        </w:rPr>
+        <w:t xml:space="preserve"> </w:t>
+      </w:r>
+      <w:r>
+        <w:rPr>
+          <w:rFonts w:hint="eastAsia" w:ascii="Times New Roman" w:hAnsi="Times New Roman" w:eastAsia="FangSong" w:cs="Times New Roman"/>
+        </w:rPr>
+        <w:t>的标准电极电势</w:t>
+      </w:r>
+      <w:r>
+        <w:rPr>
+          <w:rFonts w:hint="eastAsia" w:ascii="Times New Roman" w:hAnsi="Times New Roman" w:eastAsia="Times New Roman" w:cs="Times New Roman"/>
+        </w:rPr>
+        <w:t>。</w:t>
+      </w:r>
+    </w:p>
+    <w:p>
+      <w:pPr>
+        <w:pStyle w:val="BodyText"/>
+      </w:pPr>
+      <w:r>
+        <w:rPr>
+          <w:rFonts w:ascii="Times New Roman" w:hAnsi="Times New Roman" w:eastAsia="Times New Roman" w:cs="Times New Roman"/>
+          <w:b/>
+          <w:bCs/>
+        </w:rPr>
+        <w:t xml:space="preserve">7-3</w:t>
+      </w:r>
+      <w:r>
+        <w:rPr>
+          <w:rFonts w:ascii="Times New Roman" w:hAnsi="Times New Roman" w:eastAsia="Times New Roman" w:cs="Times New Roman"/>
+        </w:rPr>
+        <w:t xml:space="preserve"> </w:t>
+      </w:r>
+      <w:r>
+        <w:rPr>
+          <w:rFonts w:hint="eastAsia" w:ascii="Times New Roman" w:hAnsi="Times New Roman" w:eastAsia="FangSong" w:cs="Times New Roman"/>
+        </w:rPr>
+        <w:t>为什么银电极电势与颗粒大小有关</w:t>
+      </w:r>
+      <w:r>
+        <w:rPr>
+          <w:rFonts w:hint="eastAsia" w:ascii="Times New Roman" w:hAnsi="Times New Roman" w:eastAsia="Times New Roman" w:cs="Times New Roman"/>
+        </w:rPr>
+        <w:t>？</w:t>
+      </w:r>
+    </w:p>
+    <w:p>
+      <w:pPr>
+        <w:pStyle w:val="BodyText"/>
+      </w:pPr>
+      <w:r>
+        <w:rPr>
+          <w:rFonts w:ascii="Times New Roman" w:hAnsi="Times New Roman" w:eastAsia="Times New Roman" w:cs="Times New Roman"/>
+          <w:b/>
+          <w:bCs/>
+        </w:rPr>
+        <w:t xml:space="preserve">7-4</w:t>
+      </w:r>
+      <w:r>
+        <w:rPr>
+          <w:rFonts w:ascii="Times New Roman" w:hAnsi="Times New Roman" w:eastAsia="Times New Roman" w:cs="Times New Roman"/>
+        </w:rPr>
+        <w:t xml:space="preserve"> </w:t>
+      </w:r>
+      <w:r>
+        <w:rPr>
+          <w:rFonts w:ascii="Times New Roman" w:hAnsi="Times New Roman" w:eastAsia="Times New Roman" w:cs="Times New Roman"/>
+        </w:rPr>
+        <w:t xml:space="preserve">(1) pH=13 </w:t>
+      </w:r>
+      <w:r>
+        <w:rPr>
+          <w:rFonts w:hint="eastAsia" w:ascii="Times New Roman" w:hAnsi="Times New Roman" w:eastAsia="FangSong" w:cs="Times New Roman"/>
+        </w:rPr>
+        <w:t xml:space="preserve">溶液</w:t>
+      </w:r>
+      <w:r>
+        <w:rPr>
+          <w:rFonts w:ascii="Times New Roman" w:hAnsi="Times New Roman" w:eastAsia="Times New Roman" w:cs="Times New Roman"/>
+        </w:rPr>
+        <w:t xml:space="preserve"> (2) pH=5 </w:t>
+      </w:r>
+      <w:r>
+        <w:rPr>
+          <w:rFonts w:hint="eastAsia" w:ascii="Times New Roman" w:hAnsi="Times New Roman" w:eastAsia="FangSong" w:cs="Times New Roman"/>
+        </w:rPr>
+        <w:t xml:space="preserve">溶液</w:t>
+      </w:r>
+      <w:r>
+        <w:rPr>
+          <w:rFonts w:ascii="Times New Roman" w:hAnsi="Times New Roman" w:eastAsia="Times New Roman" w:cs="Times New Roman"/>
+        </w:rPr>
+        <w:t xml:space="preserve"> (3) pH≈0.004、c(Ag</w:t>
+      </w:r>
+      <w:r>
+        <w:rPr>
+          <w:rFonts w:ascii="Times New Roman" w:hAnsi="Times New Roman" w:eastAsia="Times New Roman" w:cs="Times New Roman"/>
+          <w:vertAlign w:val="superscript"/>
+        </w:rPr>
+        <w:t>+</w:t>
+      </w:r>
+      <w:r>
+        <w:rPr>
+          <w:rFonts w:ascii="Times New Roman" w:hAnsi="Times New Roman" w:eastAsia="Times New Roman" w:cs="Times New Roman"/>
+        </w:rPr>
+        <w:t>)=10</w:t>
+      </w:r>
+      <w:r>
+        <w:rPr>
+          <w:rFonts w:ascii="Times New Roman" w:hAnsi="Times New Roman" w:eastAsia="Times New Roman" w:cs="Times New Roman"/>
+          <w:vertAlign w:val="superscript"/>
+        </w:rPr>
+        <w:t>-10</w:t>
+      </w:r>
+      <w:r>
+        <w:rPr>
+          <w:rFonts w:ascii="Times New Roman" w:hAnsi="Times New Roman" w:eastAsia="Times New Roman" w:cs="Times New Roman"/>
+        </w:rPr>
+        <w:t xml:space="preserve"> M </w:t>
+      </w:r>
+      <w:r>
+        <w:rPr>
+          <w:rFonts w:hint="eastAsia" w:ascii="Times New Roman" w:hAnsi="Times New Roman" w:eastAsia="FangSong" w:cs="Times New Roman"/>
+        </w:rPr>
+        <w:t>中各发生什么</w:t>
+      </w:r>
+      <w:r>
+        <w:rPr>
+          <w:rFonts w:hint="eastAsia" w:ascii="Times New Roman" w:hAnsi="Times New Roman" w:eastAsia="Times New Roman" w:cs="Times New Roman"/>
+        </w:rPr>
+        <w:t>？</w:t>
+      </w:r>
+    </w:p>
+    <w:p>
+      <w:pPr>
+        <w:pStyle w:val="BodyText"/>
+      </w:pPr>
+      <w:r>
+        <w:rPr>
+          <w:rFonts w:ascii="Times New Roman" w:hAnsi="Times New Roman" w:eastAsia="Times New Roman" w:cs="Times New Roman"/>
+          <w:b/>
+          <w:bCs/>
+        </w:rPr>
+        <w:t xml:space="preserve">7-1</w:t>
+      </w:r>
+      <w:r>
+        <w:rPr>
+          <w:rFonts w:ascii="Times New Roman" w:hAnsi="Times New Roman" w:eastAsia="Times New Roman" w:cs="Times New Roman"/>
+        </w:rPr>
+        <w:t xml:space="preserve"> </w:t>
+      </w:r>
+      <w:r>
+        <w:rPr>
+          <w:rFonts w:hint="eastAsia" w:ascii="Times New Roman" w:hAnsi="Times New Roman" w:eastAsia="Times New Roman" w:cs="Times New Roman"/>
+        </w:rPr>
+        <w:t>Nernst：U</w:t>
+      </w:r>
+      <w:r>
+        <w:rPr>
+          <w:rFonts w:hint="eastAsia" w:ascii="Times New Roman" w:hAnsi="Times New Roman" w:eastAsia="Times New Roman" w:cs="Times New Roman"/>
+          <w:vertAlign w:val="subscript"/>
+        </w:rPr>
+        <w:t>1</w:t>
+      </w:r>
+      <w:r>
+        <w:rPr>
+          <w:rFonts w:hint="eastAsia" w:ascii="Times New Roman" w:hAnsi="Times New Roman" w:eastAsia="Times New Roman" w:cs="Times New Roman"/>
+        </w:rPr>
+        <w:t>=(RT/F)ln[c</w:t>
+      </w:r>
+      <w:r>
+        <w:rPr>
+          <w:rFonts w:hint="eastAsia" w:ascii="Times New Roman" w:hAnsi="Times New Roman" w:eastAsia="Times New Roman" w:cs="Times New Roman"/>
+          <w:vertAlign w:val="subscript"/>
+        </w:rPr>
+        <w:t>2</w:t>
+      </w:r>
+      <w:r>
+        <w:rPr>
+          <w:rFonts w:hint="eastAsia" w:ascii="Times New Roman" w:hAnsi="Times New Roman" w:eastAsia="Times New Roman" w:cs="Times New Roman"/>
+        </w:rPr>
+        <w:t>(Ag</w:t>
+      </w:r>
+      <w:r>
+        <w:rPr>
+          <w:rFonts w:hint="eastAsia" w:ascii="Times New Roman" w:hAnsi="Times New Roman" w:eastAsia="Times New Roman" w:cs="Times New Roman"/>
+          <w:vertAlign w:val="superscript"/>
+        </w:rPr>
+        <w:t>+</w:t>
+      </w:r>
+      <w:r>
+        <w:rPr>
+          <w:rFonts w:hint="eastAsia" w:ascii="Times New Roman" w:hAnsi="Times New Roman" w:eastAsia="Times New Roman" w:cs="Times New Roman"/>
+        </w:rPr>
+        <w:t>)/c</w:t>
+      </w:r>
+      <w:r>
+        <w:rPr>
+          <w:rFonts w:hint="eastAsia" w:ascii="Times New Roman" w:hAnsi="Times New Roman" w:eastAsia="Times New Roman" w:cs="Times New Roman"/>
+          <w:vertAlign w:val="subscript"/>
+        </w:rPr>
+        <w:t>1</w:t>
+      </w:r>
+      <w:r>
+        <w:rPr>
+          <w:rFonts w:hint="eastAsia" w:ascii="Times New Roman" w:hAnsi="Times New Roman" w:eastAsia="Times New Roman" w:cs="Times New Roman"/>
+        </w:rPr>
+        <w:t>(Ag</w:t>
+      </w:r>
+      <w:r>
+        <w:rPr>
+          <w:rFonts w:hint="eastAsia" w:ascii="Times New Roman" w:hAnsi="Times New Roman" w:eastAsia="Times New Roman" w:cs="Times New Roman"/>
+          <w:vertAlign w:val="superscript"/>
+        </w:rPr>
+        <w:t>+</w:t>
+      </w:r>
+      <w:r>
+        <w:rPr>
+          <w:rFonts w:hint="eastAsia" w:ascii="Times New Roman" w:hAnsi="Times New Roman" w:eastAsia="Times New Roman" w:cs="Times New Roman"/>
+        </w:rPr>
+        <w:t>)]，c</w:t>
+      </w:r>
+      <w:r>
+        <w:rPr>
+          <w:rFonts w:hint="eastAsia" w:ascii="Times New Roman" w:hAnsi="Times New Roman" w:eastAsia="Times New Roman" w:cs="Times New Roman"/>
+          <w:vertAlign w:val="subscript"/>
+        </w:rPr>
+        <w:t>2</w:t>
+      </w:r>
+      <w:r>
+        <w:rPr>
+          <w:rFonts w:hint="eastAsia" w:ascii="Times New Roman" w:hAnsi="Times New Roman" w:eastAsia="Times New Roman" w:cs="Times New Roman"/>
+        </w:rPr>
+        <w:t>=0.01</w:t>
+      </w:r>
+      <w:r>
+        <w:rPr>
+          <w:rFonts w:ascii="Times New Roman" w:hAnsi="Times New Roman" w:eastAsia="Times New Roman" w:cs="Times New Roman"/>
+        </w:rPr>
+        <w:t xml:space="preserve"> </w:t>
+      </w:r>
+      <w:r>
+        <w:rPr>
+          <w:rFonts w:hint="eastAsia" w:ascii="Times New Roman" w:hAnsi="Times New Roman" w:eastAsia="Times New Roman" w:cs="Times New Roman"/>
+        </w:rPr>
+        <w:t xml:space="preserve">M：</w:t>
+      </w:r>
+    </w:p>
+    <w:p>
+      <w:pPr>
+        <w:pStyle w:val="BodyText"/>
+      </w:pPr>
+      <m:oMathPara>
+        <m:oMathParaPr>
+          <m:jc m:val="center"/>
+          <m:ctrlPr>
+            <w:rPr>
+              <w:sz w:val="28"/>
+              <w:szCs w:val="28"/>
+            </w:rPr>
+          </m:ctrlPr>
+        </m:oMathParaPr>
+        <m:oMath>
+          <m:r>
+            <m:t>0.170</m:t>
+          </m:r>
+          <m:r>
+            <m:rPr>
+              <m:sty m:val="p"/>
+            </m:rPr>
+            <m:t>=</m:t>
+          </m:r>
+          <m:r>
+            <m:t>0.02569</m:t>
+          </m:r>
+          <m:r>
+            <m:rPr>
+              <m:sty m:val="p"/>
+            </m:rPr>
+            <m:t>ln</m:t>
+          </m:r>
+          <m:r>
+            <m:rPr>
+              <m:sty m:val="p"/>
+            </m:rPr>
+            <m:t>(</m:t>
+          </m:r>
+          <m:r>
+            <m:t>0.01</m:t>
+          </m:r>
+          <m:r>
+            <m:rPr>
+              <m:sty m:val="p"/>
+            </m:rPr>
+            <m:t>/</m:t>
+          </m:r>
+          <m:sSub>
+            <m:e>
+              <m:r>
+                <m:t>c</m:t>
+              </m:r>
+            </m:e>
+            <m:sub>
+              <m:r>
+                <m:t>1</m:t>
+              </m:r>
+            </m:sub>
+          </m:sSub>
+          <m:r>
+            <m:rPr>
+              <m:sty m:val="p"/>
+            </m:rPr>
+            <m:t>)</m:t>
+          </m:r>
+          <m:r>
+            <m:rPr>
+              <m:sty m:val="p"/>
+            </m:rPr>
+            <m:t>⇒</m:t>
+          </m:r>
+          <m:sSub>
+            <m:e>
+              <m:r>
+                <m:t>c</m:t>
+              </m:r>
+            </m:e>
+            <m:sub>
+              <m:r>
+                <m:t>1</m:t>
+              </m:r>
+            </m:sub>
+          </m:sSub>
+          <m:r>
+            <m:rPr>
+              <m:sty m:val="p"/>
+            </m:rPr>
+            <m:t>(</m:t>
+          </m:r>
+          <m:r>
+            <m:rPr>
+              <m:sty m:val="p"/>
+            </m:rPr>
+            <m:t>A</m:t>
+          </m:r>
+          <m:sSup>
+            <m:e>
+              <m:r>
+                <m:rPr>
+                  <m:sty m:val="p"/>
+                </m:rPr>
+                <m:t>g</m:t>
+              </m:r>
+            </m:e>
+            <m:sup>
+              <m:r>
+                <m:rPr>
+                  <m:sty m:val="p"/>
+                </m:rPr>
+                <m:t>+</m:t>
+              </m:r>
+            </m:sup>
+          </m:sSup>
+          <m:r>
+            <m:rPr>
+              <m:sty m:val="p"/>
+            </m:rPr>
+            <m:t>)</m:t>
+          </m:r>
+          <m:r>
+            <m:rPr>
+              <m:sty m:val="p"/>
+            </m:rPr>
+            <m:t>=</m:t>
+          </m:r>
+          <m:r>
+            <m:t>1.337</m:t>
+          </m:r>
+          <m:r>
+            <m:rPr>
+              <m:sty m:val="p"/>
+            </m:rPr>
+            <m:t>×</m:t>
+          </m:r>
+          <m:sSup>
+            <m:e>
+              <m:r>
+                <m:t>10</m:t>
+              </m:r>
+            </m:e>
+            <m:sup>
+              <m:r>
+                <m:rPr>
+                  <m:sty m:val="p"/>
+                </m:rPr>
+                <m:t>−</m:t>
+              </m:r>
+              <m:r>
+                <m:t>5</m:t>
+              </m:r>
+            </m:sup>
+          </m:sSup>
+          <m:r>
+            <m:t> </m:t>
+          </m:r>
+          <m:r>
+            <m:rPr>
+              <m:sty m:val="p"/>
+            </m:rPr>
+            <m:t>M</m:t>
+          </m:r>
+        </m:oMath>
+      </m:oMathPara>
+    </w:p>
+    <w:p>
+      <w:pPr>
+        <w:pStyle w:val="FirstParagraph"/>
+      </w:pPr>
+      <w:r>
+        <w:rPr>
+          <w:rFonts w:hint="eastAsia" w:ascii="Times New Roman" w:hAnsi="Times New Roman" w:eastAsia="FangSong" w:cs="Times New Roman"/>
+        </w:rPr>
+        <w:t xml:space="preserve">饱和液</w:t>
+      </w:r>
+      <w:r>
+        <w:rPr>
+          <w:rFonts w:ascii="Times New Roman" w:hAnsi="Times New Roman" w:eastAsia="Times New Roman" w:cs="Times New Roman"/>
+        </w:rPr>
+        <w:t xml:space="preserve"> [Ag</w:t>
+      </w:r>
+      <w:r>
+        <w:rPr>
+          <w:rFonts w:ascii="Times New Roman" w:hAnsi="Times New Roman" w:eastAsia="Times New Roman" w:cs="Times New Roman"/>
+          <w:vertAlign w:val="superscript"/>
+        </w:rPr>
+        <w:t>+</w:t>
+      </w:r>
+      <w:r>
+        <w:rPr>
+          <w:rFonts w:ascii="Times New Roman" w:hAnsi="Times New Roman" w:eastAsia="Times New Roman" w:cs="Times New Roman"/>
+        </w:rPr>
+        <w:t>]=[Cl</w:t>
+      </w:r>
+      <w:r>
+        <w:rPr>
+          <w:rFonts w:ascii="Times New Roman" w:hAnsi="Times New Roman" w:eastAsia="Times New Roman" w:cs="Times New Roman"/>
+          <w:vertAlign w:val="superscript"/>
+        </w:rPr>
+        <w:t>-</w:t>
+      </w:r>
+      <w:r>
+        <w:rPr>
+          <w:rFonts w:ascii="Times New Roman" w:hAnsi="Times New Roman" w:eastAsia="Times New Roman" w:cs="Times New Roman"/>
+        </w:rPr>
+        <w:t>]=1.337×10</w:t>
+      </w:r>
+      <w:r>
+        <w:rPr>
+          <w:rFonts w:ascii="Times New Roman" w:hAnsi="Times New Roman" w:eastAsia="Times New Roman" w:cs="Times New Roman"/>
+          <w:vertAlign w:val="superscript"/>
+        </w:rPr>
+        <w:t>-5</w:t>
+      </w:r>
+      <w:r>
+        <w:rPr>
+          <w:rFonts w:ascii="Times New Roman" w:hAnsi="Times New Roman" w:eastAsia="Times New Roman" w:cs="Times New Roman"/>
+        </w:rPr>
+        <w:t xml:space="preserve"> →</w:t>
+      </w:r>
+      <w:r>
+        <w:rPr>
+          <w:rFonts w:ascii="Times New Roman" w:hAnsi="Times New Roman" w:eastAsia="Times New Roman" w:cs="Times New Roman"/>
+        </w:rPr>
+        <w:t xml:space="preserve"> </w:t>
+      </w:r>
+      <w:r>
+        <w:rPr>
+          <w:rFonts w:ascii="Times New Roman" w:hAnsi="Times New Roman" w:eastAsia="Times New Roman" w:cs="Times New Roman"/>
+          <w:b/>
+          <w:bCs/>
+        </w:rPr>
+        <w:t>Ksp(AgCl)=(1.337×10</w:t>
+      </w:r>
+      <w:r>
+        <w:rPr>
+          <w:rFonts w:ascii="Times New Roman" w:hAnsi="Times New Roman" w:eastAsia="Times New Roman" w:cs="Times New Roman"/>
+          <w:b/>
+          <w:bCs/>
+          <w:vertAlign w:val="superscript"/>
+        </w:rPr>
+        <w:t>-5</w:t>
+      </w:r>
+      <w:r>
+        <w:rPr>
+          <w:rFonts w:ascii="Times New Roman" w:hAnsi="Times New Roman" w:eastAsia="Times New Roman" w:cs="Times New Roman"/>
+          <w:b/>
+          <w:bCs/>
+        </w:rPr>
+        <w:t>)</w:t>
+      </w:r>
+      <w:r>
+        <w:rPr>
+          <w:rFonts w:ascii="Times New Roman" w:hAnsi="Times New Roman" w:eastAsia="Times New Roman" w:cs="Times New Roman"/>
+          <w:b/>
+          <w:bCs/>
+          <w:vertAlign w:val="superscript"/>
+        </w:rPr>
+        <w:t>2</w:t>
+      </w:r>
+      <w:r>
+        <w:rPr>
+          <w:rFonts w:ascii="Times New Roman" w:hAnsi="Times New Roman" w:eastAsia="Times New Roman" w:cs="Times New Roman"/>
+          <w:b/>
+          <w:bCs/>
+        </w:rPr>
+        <w:t>=1.788×10</w:t>
+      </w:r>
+      <w:r>
+        <w:rPr>
+          <w:rFonts w:ascii="Times New Roman" w:hAnsi="Times New Roman" w:eastAsia="Times New Roman" w:cs="Times New Roman"/>
+          <w:b/>
+          <w:bCs/>
+          <w:vertAlign w:val="superscript"/>
+        </w:rPr>
+        <w:t>-10</w:t>
+      </w:r>
+    </w:p>
+    <w:p>
+      <w:pPr>
+        <w:pStyle w:val="BodyText"/>
+      </w:pPr>
+      <w:r>
+        <w:rPr>
+          <w:rFonts w:ascii="Times New Roman" w:hAnsi="Times New Roman" w:eastAsia="Times New Roman" w:cs="Times New Roman"/>
+          <w:b/>
+          <w:bCs/>
+        </w:rPr>
+        <w:t xml:space="preserve">7-2</w:t>
+      </w:r>
+      <w:r>
+        <w:rPr>
+          <w:rFonts w:ascii="Times New Roman" w:hAnsi="Times New Roman" w:eastAsia="Times New Roman" w:cs="Times New Roman"/>
+        </w:rPr>
+        <w:t xml:space="preserve"> </w:t>
+      </w:r>
+      <w:r>
+        <w:rPr>
+          <w:rFonts w:ascii="Times New Roman" w:hAnsi="Times New Roman" w:eastAsia="Times New Roman" w:cs="Times New Roman"/>
+        </w:rPr>
+        <w:t xml:space="preserve">E(AgCl </w:t>
+      </w:r>
+      <w:r>
+        <w:rPr>
+          <w:rFonts w:hint="eastAsia" w:ascii="Times New Roman" w:hAnsi="Times New Roman" w:eastAsia="FangSong" w:cs="Times New Roman"/>
+        </w:rPr>
+        <w:t>半电池</w:t>
+      </w:r>
+      <w:r>
+        <w:rPr>
+          <w:rFonts w:hint="eastAsia" w:ascii="Times New Roman" w:hAnsi="Times New Roman" w:eastAsia="Times New Roman" w:cs="Times New Roman"/>
+        </w:rPr>
+        <w:t>)=0.800+0.02569·ln(1.337×10</w:t>
+      </w:r>
+      <w:r>
+        <w:rPr>
+          <w:rFonts w:hint="eastAsia" w:ascii="Times New Roman" w:hAnsi="Times New Roman" w:eastAsia="Times New Roman" w:cs="Times New Roman"/>
+          <w:vertAlign w:val="superscript"/>
+        </w:rPr>
+        <w:t>-5</w:t>
+      </w:r>
+      <w:r>
+        <w:rPr>
+          <w:rFonts w:hint="eastAsia" w:ascii="Times New Roman" w:hAnsi="Times New Roman" w:eastAsia="Times New Roman" w:cs="Times New Roman"/>
+        </w:rPr>
+        <w:t>)=0.512</w:t>
+      </w:r>
+      <w:r>
+        <w:rPr>
+          <w:rFonts w:ascii="Times New Roman" w:hAnsi="Times New Roman" w:eastAsia="Times New Roman" w:cs="Times New Roman"/>
+        </w:rPr>
+        <w:t xml:space="preserve"> V。</w:t>
+      </w:r>
+    </w:p>
+    <w:p>
+      <w:pPr>
+        <w:pStyle w:val="BodyText"/>
+      </w:pPr>
+      <w:r>
+        <w:rPr>
+          <w:rFonts w:hint="eastAsia" w:ascii="Times New Roman" w:hAnsi="Times New Roman" w:eastAsia="Times New Roman" w:cs="Times New Roman"/>
+        </w:rPr>
+        <w:t>U=E(AgCl)−E(Ag</w:t>
+      </w:r>
+      <w:r>
+        <w:rPr>
+          <w:rFonts w:hint="eastAsia" w:ascii="Times New Roman" w:hAnsi="Times New Roman" w:eastAsia="Times New Roman" w:cs="Times New Roman"/>
+          <w:vertAlign w:val="subscript"/>
+        </w:rPr>
+        <w:t>n</w:t>
+      </w:r>
+      <w:r>
+        <w:rPr>
+          <w:rFonts w:hint="eastAsia" w:ascii="Times New Roman" w:hAnsi="Times New Roman" w:eastAsia="Times New Roman" w:cs="Times New Roman"/>
+        </w:rPr>
+        <w:t>/Ag</w:t>
+      </w:r>
+      <w:r>
+        <w:rPr>
+          <w:rFonts w:hint="eastAsia" w:ascii="Times New Roman" w:hAnsi="Times New Roman" w:eastAsia="Times New Roman" w:cs="Times New Roman"/>
+          <w:vertAlign w:val="superscript"/>
+        </w:rPr>
+        <w:t>+</w:t>
+      </w:r>
+      <w:r>
+        <w:rPr>
+          <w:rFonts w:hint="eastAsia" w:ascii="Times New Roman" w:hAnsi="Times New Roman" w:eastAsia="Times New Roman" w:cs="Times New Roman"/>
+        </w:rPr>
+        <w:t>)：</w:t>
+      </w:r>
+    </w:p>
+    <w:p>
+      <w:pPr>
+        <w:pStyle w:val="BodyText"/>
+      </w:pPr>
+      <m:oMathPara>
+        <m:oMathParaPr>
+          <m:jc m:val="center"/>
+          <m:ctrlPr>
+            <w:rPr>
+              <w:sz w:val="28"/>
+              <w:szCs w:val="28"/>
+            </w:rPr>
+          </m:ctrlPr>
+        </m:oMathParaPr>
+        <m:oMath>
+          <m:r>
+            <m:t>E</m:t>
+          </m:r>
+          <m:r>
+            <m:rPr>
+              <m:sty m:val="p"/>
+            </m:rPr>
+            <m:t>(</m:t>
+          </m:r>
+          <m:r>
+            <m:rPr>
+              <m:sty m:val="p"/>
+            </m:rPr>
+            <m:t>A</m:t>
+          </m:r>
+          <m:sSub>
+            <m:e>
+              <m:r>
+                <m:rPr>
+                  <m:sty m:val="p"/>
+                </m:rPr>
+                <m:t>g</m:t>
+              </m:r>
+            </m:e>
+            <m:sub>
+              <m:r>
+                <m:rPr>
+                  <m:sty m:val="p"/>
+                </m:rPr>
+                <m:t>10</m:t>
+              </m:r>
+            </m:sub>
+          </m:sSub>
+          <m:r>
+            <m:rPr>
+              <m:sty m:val="p"/>
+            </m:rPr>
+            <m:t>/</m:t>
+          </m:r>
+          <m:r>
+            <m:rPr>
+              <m:sty m:val="p"/>
+            </m:rPr>
+            <m:t>A</m:t>
+          </m:r>
+          <m:sSup>
+            <m:e>
+              <m:r>
+                <m:rPr>
+                  <m:sty m:val="p"/>
+                </m:rPr>
+                <m:t>g</m:t>
+              </m:r>
+            </m:e>
+            <m:sup>
+              <m:r>
+                <m:rPr>
+                  <m:sty m:val="p"/>
+                </m:rPr>
+                <m:t>+</m:t>
+              </m:r>
+            </m:sup>
+          </m:sSup>
+          <m:r>
+            <m:rPr>
+              <m:sty m:val="p"/>
+            </m:rPr>
+            <m:t>)</m:t>
+          </m:r>
+          <m:r>
+            <m:rPr>
+              <m:sty m:val="p"/>
+            </m:rPr>
+            <m:t>=</m:t>
+          </m:r>
+          <m:r>
+            <m:t>0.512</m:t>
+          </m:r>
+          <m:r>
+            <m:rPr>
+              <m:sty m:val="p"/>
+            </m:rPr>
+            <m:t>−</m:t>
+          </m:r>
+          <m:r>
+            <m:t>0.430</m:t>
+          </m:r>
+          <m:r>
+            <m:rPr>
+              <m:sty m:val="p"/>
+            </m:rPr>
+            <m:t>=</m:t>
+          </m:r>
+          <m:r>
+            <m:t>0.082</m:t>
+          </m:r>
+          <m:r>
+            <m:t> </m:t>
+          </m:r>
+          <m:r>
+            <m:rPr>
+              <m:sty m:val="p"/>
+            </m:rPr>
+            <m:t>V</m:t>
+          </m:r>
+        </m:oMath>
+      </m:oMathPara>
+    </w:p>
+    <w:p>
+      <w:pPr>
+        <w:pStyle w:val="FirstParagraph"/>
+      </w:pPr>
+      <m:oMathPara>
+        <m:oMathParaPr>
+          <m:jc m:val="center"/>
+          <m:ctrlPr>
+            <w:rPr>
+              <w:sz w:val="28"/>
+              <w:szCs w:val="28"/>
+            </w:rPr>
+          </m:ctrlPr>
+        </m:oMathParaPr>
+        <m:oMath>
+          <m:sSup>
+            <m:e>
+              <m:r>
+                <m:t>E</m:t>
+              </m:r>
+            </m:e>
+            <m:sup>
+              <m:r>
+                <m:t>θ</m:t>
+              </m:r>
+            </m:sup>
+          </m:sSup>
+          <m:r>
+            <m:rPr>
+              <m:sty m:val="p"/>
+            </m:rPr>
+            <m:t>(</m:t>
+          </m:r>
+          <m:r>
+            <m:rPr>
+              <m:sty m:val="p"/>
+            </m:rPr>
+            <m:t>A</m:t>
+          </m:r>
+          <m:sSub>
+            <m:e>
+              <m:r>
+                <m:rPr>
+                  <m:sty m:val="p"/>
+                </m:rPr>
+                <m:t>g</m:t>
+              </m:r>
+            </m:e>
+            <m:sub>
+              <m:r>
+                <m:rPr>
+                  <m:sty m:val="p"/>
+                </m:rPr>
+                <m:t>10</m:t>
+              </m:r>
+            </m:sub>
+          </m:sSub>
+          <m:r>
+            <m:rPr>
+              <m:sty m:val="p"/>
+            </m:rPr>
+            <m:t>/</m:t>
+          </m:r>
+          <m:r>
+            <m:rPr>
+              <m:sty m:val="p"/>
+            </m:rPr>
+            <m:t>A</m:t>
+          </m:r>
+          <m:sSup>
+            <m:e>
+              <m:r>
+                <m:rPr>
+                  <m:sty m:val="p"/>
+                </m:rPr>
+                <m:t>g</m:t>
+              </m:r>
+            </m:e>
+            <m:sup>
+              <m:r>
+                <m:rPr>
+                  <m:sty m:val="p"/>
+                </m:rPr>
+                <m:t>+</m:t>
+              </m:r>
+            </m:sup>
+          </m:sSup>
+          <m:r>
+            <m:rPr>
+              <m:sty m:val="p"/>
+            </m:rPr>
+            <m:t>)</m:t>
+          </m:r>
+          <m:r>
+            <m:rPr>
+              <m:sty m:val="p"/>
+            </m:rPr>
+            <m:t>=</m:t>
+          </m:r>
+          <m:r>
+            <m:t>0.082</m:t>
+          </m:r>
+          <m:r>
+            <m:rPr>
+              <m:sty m:val="p"/>
+            </m:rPr>
+            <m:t>−</m:t>
+          </m:r>
+          <m:r>
+            <m:t>0.02569</m:t>
+          </m:r>
+          <m:r>
+            <m:rPr>
+              <m:sty m:val="p"/>
+            </m:rPr>
+            <m:t>ln</m:t>
+          </m:r>
+          <m:r>
+            <m:rPr>
+              <m:sty m:val="p"/>
+            </m:rPr>
+            <m:t>(</m:t>
+          </m:r>
+          <m:r>
+            <m:t>0.01</m:t>
+          </m:r>
+          <m:r>
+            <m:rPr>
+              <m:sty m:val="p"/>
+            </m:rPr>
+            <m:t>)</m:t>
+          </m:r>
+          <m:r>
+            <m:rPr>
+              <m:sty m:val="p"/>
+            </m:rPr>
+            <m:t>=</m:t>
+          </m:r>
+          <m:r>
+            <m:t>0.200</m:t>
+          </m:r>
+          <m:r>
+            <m:t> </m:t>
+          </m:r>
+          <m:r>
+            <m:rPr>
+              <m:sty m:val="p"/>
+            </m:rPr>
+            <m:t>V</m:t>
+          </m:r>
+        </m:oMath>
+      </m:oMathPara>
+    </w:p>
+    <w:p>
+      <w:pPr>
+        <w:pStyle w:val="FirstParagraph"/>
+      </w:pPr>
+      <m:oMathPara>
+        <m:oMathParaPr>
+          <m:jc m:val="center"/>
+          <m:ctrlPr>
+            <w:rPr>
+              <w:sz w:val="28"/>
+              <w:szCs w:val="28"/>
+            </w:rPr>
+          </m:ctrlPr>
+        </m:oMathParaPr>
+        <m:oMath>
+          <m:r>
+            <m:t>E</m:t>
+          </m:r>
+          <m:r>
+            <m:rPr>
+              <m:sty m:val="p"/>
+            </m:rPr>
+            <m:t>(</m:t>
+          </m:r>
+          <m:r>
+            <m:rPr>
+              <m:sty m:val="p"/>
+            </m:rPr>
+            <m:t>A</m:t>
+          </m:r>
+          <m:sSub>
+            <m:e>
+              <m:r>
+                <m:rPr>
+                  <m:sty m:val="p"/>
+                </m:rPr>
+                <m:t>g</m:t>
+              </m:r>
+            </m:e>
+            <m:sub>
+              <m:r>
+                <m:rPr>
+                  <m:sty m:val="p"/>
+                </m:rPr>
+                <m:t>5</m:t>
+              </m:r>
+            </m:sub>
+          </m:sSub>
+          <m:r>
+            <m:rPr>
+              <m:sty m:val="p"/>
+            </m:rPr>
+            <m:t>/</m:t>
+          </m:r>
+          <m:r>
+            <m:rPr>
+              <m:sty m:val="p"/>
+            </m:rPr>
+            <m:t>A</m:t>
+          </m:r>
+          <m:sSup>
+            <m:e>
+              <m:r>
+                <m:rPr>
+                  <m:sty m:val="p"/>
+                </m:rPr>
+                <m:t>g</m:t>
+              </m:r>
+            </m:e>
+            <m:sup>
+              <m:r>
+                <m:rPr>
+                  <m:sty m:val="p"/>
+                </m:rPr>
+                <m:t>+</m:t>
+              </m:r>
+            </m:sup>
+          </m:sSup>
+          <m:r>
+            <m:rPr>
+              <m:sty m:val="p"/>
+            </m:rPr>
+            <m:t>)</m:t>
+          </m:r>
+          <m:r>
+            <m:rPr>
+              <m:sty m:val="p"/>
+            </m:rPr>
+            <m:t>=</m:t>
+          </m:r>
+          <m:r>
+            <m:t>0.512</m:t>
+          </m:r>
+          <m:r>
+            <m:rPr>
+              <m:sty m:val="p"/>
+            </m:rPr>
+            <m:t>−</m:t>
+          </m:r>
+          <m:r>
+            <m:t>1.030</m:t>
+          </m:r>
+          <m:r>
+            <m:rPr>
+              <m:sty m:val="p"/>
+            </m:rPr>
+            <m:t>=</m:t>
+          </m:r>
+          <m:r>
+            <m:rPr>
+              <m:sty m:val="p"/>
+            </m:rPr>
+            <m:t>−</m:t>
+          </m:r>
+          <m:r>
+            <m:t>0.518</m:t>
+          </m:r>
+          <m:r>
+            <m:t> </m:t>
+          </m:r>
+          <m:r>
+            <m:rPr>
+              <m:sty m:val="p"/>
+            </m:rPr>
+            <m:t>V</m:t>
+          </m:r>
+          <m:r>
+            <m:rPr>
+              <m:sty m:val="p"/>
+            </m:rPr>
+            <m:t>⇒</m:t>
+          </m:r>
+          <m:sSup>
+            <m:e>
+              <m:r>
+                <m:t>E</m:t>
+              </m:r>
+            </m:e>
+            <m:sup>
+              <m:r>
+                <m:t>θ</m:t>
+              </m:r>
+            </m:sup>
+          </m:sSup>
+          <m:r>
+            <m:rPr>
+              <m:sty m:val="p"/>
+            </m:rPr>
+            <m:t>(</m:t>
+          </m:r>
+          <m:r>
+            <m:rPr>
+              <m:sty m:val="p"/>
+            </m:rPr>
+            <m:t>A</m:t>
+          </m:r>
+          <m:sSub>
+            <m:e>
+              <m:r>
+                <m:rPr>
+                  <m:sty m:val="p"/>
+                </m:rPr>
+                <m:t>g</m:t>
+              </m:r>
+            </m:e>
+            <m:sub>
+              <m:r>
+                <m:rPr>
+                  <m:sty m:val="p"/>
+                </m:rPr>
+                <m:t>5</m:t>
+              </m:r>
+            </m:sub>
+          </m:sSub>
+          <m:r>
+            <m:rPr>
+              <m:sty m:val="p"/>
+            </m:rPr>
+            <m:t>/</m:t>
+          </m:r>
+          <m:r>
+            <m:rPr>
+              <m:sty m:val="p"/>
+            </m:rPr>
+            <m:t>A</m:t>
+          </m:r>
+          <m:sSup>
+            <m:e>
+              <m:r>
+                <m:rPr>
+                  <m:sty m:val="p"/>
+                </m:rPr>
+                <m:t>g</m:t>
+              </m:r>
+            </m:e>
+            <m:sup>
+              <m:r>
+                <m:rPr>
+                  <m:sty m:val="p"/>
+                </m:rPr>
+                <m:t>+</m:t>
+              </m:r>
+            </m:sup>
+          </m:sSup>
+          <m:r>
+            <m:rPr>
+              <m:sty m:val="p"/>
+            </m:rPr>
+            <m:t>)</m:t>
+          </m:r>
+          <m:r>
+            <m:rPr>
+              <m:sty m:val="p"/>
+            </m:rPr>
+            <m:t>=</m:t>
+          </m:r>
+          <m:r>
+            <m:rPr>
+              <m:sty m:val="p"/>
+            </m:rPr>
+            <m:t>−</m:t>
+          </m:r>
+          <m:r>
+            <m:t>0.400</m:t>
+          </m:r>
+          <m:r>
+            <m:t> </m:t>
+          </m:r>
+          <m:r>
+            <m:rPr>
+              <m:sty m:val="p"/>
+            </m:rPr>
+            <m:t>V</m:t>
+          </m:r>
+        </m:oMath>
+      </m:oMathPara>
+    </w:p>
+    <w:p>
+      <w:pPr>
+        <w:pStyle w:val="FirstParagraph"/>
+      </w:pPr>
+      <w:r>
+        <w:rPr>
+          <w:rFonts w:ascii="Times New Roman" w:hAnsi="Times New Roman" w:eastAsia="Times New Roman" w:cs="Times New Roman"/>
+          <w:b/>
+          <w:bCs/>
+        </w:rPr>
+        <w:t xml:space="preserve">7-3</w:t>
+      </w:r>
+      <w:r>
+        <w:rPr>
+          <w:rFonts w:ascii="Times New Roman" w:hAnsi="Times New Roman" w:eastAsia="Times New Roman" w:cs="Times New Roman"/>
+        </w:rPr>
+        <w:t xml:space="preserve"> </w:t>
+      </w:r>
+      <w:r>
+        <w:rPr>
+          <w:rFonts w:hint="eastAsia" w:ascii="Times New Roman" w:hAnsi="Times New Roman" w:eastAsia="FangSong" w:cs="Times New Roman"/>
+        </w:rPr>
+        <w:t>小粒子表面积大</w:t>
+      </w:r>
+      <w:r>
+        <w:rPr>
+          <w:rFonts w:hint="eastAsia" w:ascii="Times New Roman" w:hAnsi="Times New Roman" w:eastAsia="Times New Roman" w:cs="Times New Roman"/>
+        </w:rPr>
+        <w:t>、</w:t>
+      </w:r>
+      <w:r>
+        <w:rPr>
+          <w:rFonts w:hint="eastAsia" w:ascii="Times New Roman" w:hAnsi="Times New Roman" w:eastAsia="FangSong" w:cs="Times New Roman"/>
+        </w:rPr>
+        <w:t>表面原子结晶能不利</w:t>
+      </w:r>
+      <w:r>
+        <w:rPr>
+          <w:rFonts w:ascii="Times New Roman" w:hAnsi="Times New Roman" w:eastAsia="Times New Roman" w:cs="Times New Roman"/>
+        </w:rPr>
+        <w:t xml:space="preserve"> → </w:t>
+      </w:r>
+      <w:r>
+        <w:rPr>
+          <w:rFonts w:hint="eastAsia" w:ascii="Times New Roman" w:hAnsi="Times New Roman" w:eastAsia="FangSong" w:cs="Times New Roman"/>
+        </w:rPr>
+        <w:t>形成自由能大</w:t>
+      </w:r>
+      <w:r>
+        <w:rPr>
+          <w:rFonts w:hint="eastAsia" w:ascii="Times New Roman" w:hAnsi="Times New Roman" w:eastAsia="Times New Roman" w:cs="Times New Roman"/>
+        </w:rPr>
+        <w:t>（</w:t>
+      </w:r>
+      <w:r>
+        <w:rPr>
+          <w:rFonts w:hint="eastAsia" w:ascii="Times New Roman" w:hAnsi="Times New Roman" w:eastAsia="FangSong" w:cs="Times New Roman"/>
+        </w:rPr>
+        <w:t>负值小</w:t>
+      </w:r>
+      <w:r>
+        <w:rPr>
+          <w:rFonts w:hint="eastAsia" w:ascii="Times New Roman" w:hAnsi="Times New Roman" w:eastAsia="Times New Roman" w:cs="Times New Roman"/>
+        </w:rPr>
+        <w:t>）→</w:t>
+      </w:r>
+      <w:r>
+        <w:rPr>
+          <w:rFonts w:ascii="Times New Roman" w:hAnsi="Times New Roman" w:eastAsia="Times New Roman" w:cs="Times New Roman"/>
+        </w:rPr>
+        <w:t xml:space="preserve"> </w:t>
+      </w:r>
+      <w:r>
+        <w:rPr>
+          <w:rFonts w:hint="eastAsia" w:ascii="Times New Roman" w:hAnsi="Times New Roman" w:eastAsia="FangSong" w:cs="Times New Roman"/>
+        </w:rPr>
+        <w:t>标准电位低</w:t>
+      </w:r>
+      <w:r>
+        <w:rPr>
+          <w:rFonts w:hint="eastAsia" w:ascii="Times New Roman" w:hAnsi="Times New Roman" w:eastAsia="Times New Roman" w:cs="Times New Roman"/>
+        </w:rPr>
+        <w:t>。</w:t>
+      </w:r>
+      <w:r>
+        <w:rPr>
+          <w:rFonts w:hint="eastAsia" w:ascii="Times New Roman" w:hAnsi="Times New Roman" w:eastAsia="FangSong" w:cs="Times New Roman"/>
+        </w:rPr>
+        <w:t>增加粒子大小标准电位升高直至达块体极限</w:t>
+      </w:r>
+      <w:r>
+        <w:rPr>
+          <w:rFonts w:hint="eastAsia" w:ascii="Times New Roman" w:hAnsi="Times New Roman" w:eastAsia="Times New Roman" w:cs="Times New Roman"/>
+        </w:rPr>
+        <w:t>。</w:t>
+      </w:r>
+    </w:p>
+    <w:p>
+      <w:pPr>
+        <w:pStyle w:val="BodyText"/>
+      </w:pPr>
+      <w:r>
+        <w:rPr>
+          <w:rFonts w:ascii="Times New Roman" w:hAnsi="Times New Roman" w:eastAsia="Times New Roman" w:cs="Times New Roman"/>
+          <w:b/>
+          <w:bCs/>
+        </w:rPr>
+        <w:t xml:space="preserve">7-4</w:t>
+      </w:r>
+      <w:r>
+        <w:rPr>
+          <w:rFonts w:ascii="Times New Roman" w:hAnsi="Times New Roman" w:eastAsia="Times New Roman" w:cs="Times New Roman"/>
+        </w:rPr>
+        <w:t xml:space="preserve"> </w:t>
+      </w:r>
+      <w:r>
+        <w:rPr>
+          <w:rFonts w:ascii="Times New Roman" w:hAnsi="Times New Roman" w:eastAsia="Times New Roman" w:cs="Times New Roman"/>
+        </w:rPr>
+        <w:t xml:space="preserve">(1) </w:t>
+      </w:r>
+      <w:r>
+        <w:rPr>
+          <w:rFonts w:hint="eastAsia" w:ascii="Times New Roman" w:hAnsi="Times New Roman" w:eastAsia="Times New Roman" w:cs="Times New Roman"/>
+        </w:rPr>
+        <w:t>pH=13：E(H</w:t>
+      </w:r>
+      <w:r>
+        <w:rPr>
+          <w:rFonts w:hint="eastAsia" w:ascii="Times New Roman" w:hAnsi="Times New Roman" w:eastAsia="Times New Roman" w:cs="Times New Roman"/>
+          <w:vertAlign w:val="subscript"/>
+        </w:rPr>
+        <w:t>2</w:t>
+      </w:r>
+      <w:r>
+        <w:rPr>
+          <w:rFonts w:hint="eastAsia" w:ascii="Times New Roman" w:hAnsi="Times New Roman" w:eastAsia="Times New Roman" w:cs="Times New Roman"/>
+        </w:rPr>
+        <w:t>/2H</w:t>
+      </w:r>
+      <w:r>
+        <w:rPr>
+          <w:rFonts w:hint="eastAsia" w:ascii="Times New Roman" w:hAnsi="Times New Roman" w:eastAsia="Times New Roman" w:cs="Times New Roman"/>
+          <w:vertAlign w:val="superscript"/>
+        </w:rPr>
+        <w:t>+</w:t>
+      </w:r>
+      <w:r>
+        <w:rPr>
+          <w:rFonts w:hint="eastAsia" w:ascii="Times New Roman" w:hAnsi="Times New Roman" w:eastAsia="Times New Roman" w:cs="Times New Roman"/>
+        </w:rPr>
+        <w:t>)=0.02569·ln(10</w:t>
+      </w:r>
+      <w:r>
+        <w:rPr>
+          <w:rFonts w:hint="eastAsia" w:ascii="Times New Roman" w:hAnsi="Times New Roman" w:eastAsia="Times New Roman" w:cs="Times New Roman"/>
+          <w:vertAlign w:val="superscript"/>
+        </w:rPr>
+        <w:t>-13</w:t>
+      </w:r>
+      <w:r>
+        <w:rPr>
+          <w:rFonts w:hint="eastAsia" w:ascii="Times New Roman" w:hAnsi="Times New Roman" w:eastAsia="Times New Roman" w:cs="Times New Roman"/>
+        </w:rPr>
+        <w:t>)=−0.769</w:t>
+      </w:r>
+      <w:r>
+        <w:rPr>
+          <w:rFonts w:ascii="Times New Roman" w:hAnsi="Times New Roman" w:eastAsia="Times New Roman" w:cs="Times New Roman"/>
+        </w:rPr>
+        <w:t xml:space="preserve"> </w:t>
+      </w:r>
+      <w:r>
+        <w:rPr>
+          <w:rFonts w:hint="eastAsia" w:ascii="Times New Roman" w:hAnsi="Times New Roman" w:eastAsia="Times New Roman" w:cs="Times New Roman"/>
+        </w:rPr>
+        <w:t>V，</w:t>
+      </w:r>
+      <w:r>
+        <w:rPr>
+          <w:rFonts w:hint="eastAsia" w:ascii="Times New Roman" w:hAnsi="Times New Roman" w:eastAsia="FangSong" w:cs="Times New Roman"/>
+        </w:rPr>
+        <w:t>两银簇标准电位均</w:t>
+      </w:r>
+      <w:r>
+        <w:rPr>
+          <w:rFonts w:ascii="Times New Roman" w:hAnsi="Times New Roman" w:eastAsia="Times New Roman" w:cs="Times New Roman"/>
+        </w:rPr>
+        <w:t xml:space="preserve"> &gt; −0.769 → </w:t>
+      </w:r>
+      <w:r>
+        <w:rPr>
+          <w:rFonts w:hint="eastAsia" w:ascii="Times New Roman" w:hAnsi="Times New Roman" w:eastAsia="FangSong" w:cs="Times New Roman"/>
+        </w:rPr>
+        <w:t>稳定不被氧化</w:t>
+      </w:r>
+      <w:r>
+        <w:rPr>
+          <w:rFonts w:hint="eastAsia" w:ascii="Times New Roman" w:hAnsi="Times New Roman" w:eastAsia="Times New Roman" w:cs="Times New Roman"/>
+        </w:rPr>
+        <w:t>（Ag</w:t>
+      </w:r>
+      <w:r>
+        <w:rPr>
+          <w:rFonts w:hint="eastAsia" w:ascii="Times New Roman" w:hAnsi="Times New Roman" w:eastAsia="Times New Roman" w:cs="Times New Roman"/>
+          <w:vertAlign w:val="superscript"/>
+        </w:rPr>
+        <w:t>+</w:t>
+      </w:r>
+      <w:r>
+        <w:rPr>
+          <w:rFonts w:ascii="Times New Roman" w:hAnsi="Times New Roman" w:eastAsia="Times New Roman" w:cs="Times New Roman"/>
+        </w:rPr>
+        <w:t xml:space="preserve"> </w:t>
+      </w:r>
+      <w:r>
+        <w:rPr>
+          <w:rFonts w:hint="eastAsia" w:ascii="Times New Roman" w:hAnsi="Times New Roman" w:eastAsia="FangSong" w:cs="Times New Roman"/>
+        </w:rPr>
+        <w:t>浓度到平衡极小</w:t>
+      </w:r>
+      <w:r>
+        <w:rPr>
+          <w:rFonts w:hint="eastAsia" w:ascii="Times New Roman" w:hAnsi="Times New Roman" w:eastAsia="Times New Roman" w:cs="Times New Roman"/>
+        </w:rPr>
+        <w:t>）。</w:t>
+      </w:r>
+    </w:p>
+    <w:p>
+      <w:pPr>
+        <w:numPr>
+          <w:ilvl w:val="0"/>
+          <w:numId w:val="1022"/>
+        </w:numPr>
+      </w:pPr>
+      <w:r>
+        <w:rPr>
+          <w:rFonts w:hint="eastAsia" w:ascii="Times New Roman" w:hAnsi="Times New Roman" w:eastAsia="Times New Roman" w:cs="Times New Roman"/>
+        </w:rPr>
+        <w:t xml:space="preserve">pH=5：E=−0.02569×5×ln10·…</w:t>
+      </w:r>
+      <w:r>
+        <w:rPr>
+          <w:rFonts w:ascii="Times New Roman" w:hAnsi="Times New Roman" w:eastAsia="Times New Roman" w:cs="Times New Roman"/>
+        </w:rPr>
+        <w:t xml:space="preserve"> =−0.269 </w:t>
+      </w:r>
+      <w:r>
+        <w:rPr>
+          <w:rFonts w:hint="eastAsia" w:ascii="Times New Roman" w:hAnsi="Times New Roman" w:eastAsia="Times New Roman" w:cs="Times New Roman"/>
+        </w:rPr>
+        <w:t>V（</w:t>
+      </w:r>
+      <w:r>
+        <w:rPr>
+          <w:rFonts w:hint="eastAsia" w:ascii="Times New Roman" w:hAnsi="Times New Roman" w:eastAsia="FangSong" w:cs="Times New Roman"/>
+        </w:rPr>
+        <w:t>对</w:t>
+      </w:r>
+      <w:r>
+        <w:rPr>
+          <w:rFonts w:ascii="Times New Roman" w:hAnsi="Times New Roman" w:eastAsia="Times New Roman" w:cs="Times New Roman"/>
+        </w:rPr>
+        <w:t xml:space="preserve"> H</w:t>
+      </w:r>
+      <w:r>
+        <w:rPr>
+          <w:rFonts w:ascii="Times New Roman" w:hAnsi="Times New Roman" w:eastAsia="Times New Roman" w:cs="Times New Roman"/>
+          <w:vertAlign w:val="superscript"/>
+        </w:rPr>
+        <w:t>+</w:t>
+      </w:r>
+      <w:r>
+        <w:rPr>
+          <w:rFonts w:ascii="Times New Roman" w:hAnsi="Times New Roman" w:eastAsia="Times New Roman" w:cs="Times New Roman"/>
+        </w:rPr>
+        <w:t>/H</w:t>
+      </w:r>
+      <w:r>
+        <w:rPr>
+          <w:rFonts w:ascii="Times New Roman" w:hAnsi="Times New Roman" w:eastAsia="Times New Roman" w:cs="Times New Roman"/>
+          <w:vertAlign w:val="subscript"/>
+        </w:rPr>
+        <w:t>2</w:t>
+      </w:r>
+      <w:r>
+        <w:rPr>
+          <w:rFonts w:ascii="Times New Roman" w:hAnsi="Times New Roman" w:eastAsia="Times New Roman" w:cs="Times New Roman"/>
+        </w:rPr>
+        <w:t xml:space="preserve"> </w:t>
+      </w:r>
+      <w:r>
+        <w:rPr>
+          <w:rFonts w:hint="eastAsia" w:ascii="Times New Roman" w:hAnsi="Times New Roman" w:eastAsia="FangSong" w:cs="Times New Roman"/>
+        </w:rPr>
+        <w:t xml:space="preserve">用</w:t>
+      </w:r>
+      <w:r>
+        <w:rPr>
+          <w:rFonts w:ascii="Times New Roman" w:hAnsi="Times New Roman" w:eastAsia="Times New Roman" w:cs="Times New Roman"/>
+        </w:rPr>
+        <w:t xml:space="preserve"> ln[H</w:t>
+      </w:r>
+      <w:r>
+        <w:rPr>
+          <w:rFonts w:ascii="Times New Roman" w:hAnsi="Times New Roman" w:eastAsia="Times New Roman" w:cs="Times New Roman"/>
+          <w:vertAlign w:val="superscript"/>
+        </w:rPr>
+        <w:t>+</w:t>
+      </w:r>
+      <w:r>
+        <w:rPr>
+          <w:rFonts w:ascii="Times New Roman" w:hAnsi="Times New Roman" w:eastAsia="Times New Roman" w:cs="Times New Roman"/>
+        </w:rPr>
+        <w:t xml:space="preserve">] </w:t>
+      </w:r>
+      <w:r>
+        <w:rPr>
+          <w:rFonts w:hint="eastAsia" w:ascii="Times New Roman" w:hAnsi="Times New Roman" w:eastAsia="FangSong" w:cs="Times New Roman"/>
+        </w:rPr>
+        <w:t xml:space="preserve">得</w:t>
+      </w:r>
+      <w:r>
+        <w:rPr>
+          <w:rFonts w:ascii="Times New Roman" w:hAnsi="Times New Roman" w:eastAsia="Times New Roman" w:cs="Times New Roman"/>
+        </w:rPr>
+        <w:t xml:space="preserve"> −0.295 V </w:t>
+      </w:r>
+      <w:r>
+        <w:rPr>
+          <w:rFonts w:hint="eastAsia" w:ascii="Times New Roman" w:hAnsi="Times New Roman" w:eastAsia="FangSong" w:cs="Times New Roman"/>
+        </w:rPr>
+        <w:t>源式</w:t>
+      </w:r>
+      <w:r>
+        <w:rPr>
+          <w:rFonts w:hint="eastAsia" w:ascii="Times New Roman" w:hAnsi="Times New Roman" w:eastAsia="Times New Roman" w:cs="Times New Roman"/>
+        </w:rPr>
+        <w:t>），Ag</w:t>
+      </w:r>
+      <w:r>
+        <w:rPr>
+          <w:rFonts w:hint="eastAsia" w:ascii="Times New Roman" w:hAnsi="Times New Roman" w:eastAsia="Times New Roman" w:cs="Times New Roman"/>
+          <w:vertAlign w:val="subscript"/>
+        </w:rPr>
+        <w:t>10</w:t>
+      </w:r>
+      <w:r>
+        <w:rPr>
+          <w:rFonts w:ascii="Times New Roman" w:hAnsi="Times New Roman" w:eastAsia="Times New Roman" w:cs="Times New Roman"/>
+        </w:rPr>
+        <w:t xml:space="preserve"> (E^θ=0.2) </w:t>
+      </w:r>
+      <w:r>
+        <w:rPr>
+          <w:rFonts w:hint="eastAsia" w:ascii="Times New Roman" w:hAnsi="Times New Roman" w:eastAsia="FangSong" w:cs="Times New Roman"/>
+        </w:rPr>
+        <w:t>稳定</w:t>
+      </w:r>
+      <w:r>
+        <w:rPr>
+          <w:rFonts w:hint="eastAsia" w:ascii="Times New Roman" w:hAnsi="Times New Roman" w:eastAsia="Times New Roman" w:cs="Times New Roman"/>
+        </w:rPr>
+        <w:t>；Ag</w:t>
+      </w:r>
+      <w:r>
+        <w:rPr>
+          <w:rFonts w:hint="eastAsia" w:ascii="Times New Roman" w:hAnsi="Times New Roman" w:eastAsia="Times New Roman" w:cs="Times New Roman"/>
+          <w:vertAlign w:val="subscript"/>
+        </w:rPr>
+        <w:t>5</w:t>
+      </w:r>
+      <w:r>
+        <w:rPr>
+          <w:rFonts w:ascii="Times New Roman" w:hAnsi="Times New Roman" w:eastAsia="Times New Roman" w:cs="Times New Roman"/>
+        </w:rPr>
+        <w:t xml:space="preserve"> (E^θ=−0.4) </w:t>
+      </w:r>
+      <w:r>
+        <w:rPr>
+          <w:rFonts w:hint="eastAsia" w:ascii="Times New Roman" w:hAnsi="Times New Roman" w:eastAsia="FangSong" w:cs="Times New Roman"/>
+        </w:rPr>
+        <w:t xml:space="preserve">被</w:t>
+      </w:r>
+      <w:r>
+        <w:rPr>
+          <w:rFonts w:ascii="Times New Roman" w:hAnsi="Times New Roman" w:eastAsia="Times New Roman" w:cs="Times New Roman"/>
+        </w:rPr>
+        <w:t xml:space="preserve"> H</w:t>
+      </w:r>
+      <w:r>
+        <w:rPr>
+          <w:rFonts w:ascii="Times New Roman" w:hAnsi="Times New Roman" w:eastAsia="Times New Roman" w:cs="Times New Roman"/>
+          <w:vertAlign w:val="superscript"/>
+        </w:rPr>
+        <w:t>+</w:t>
+      </w:r>
+      <w:r>
+        <w:rPr>
+          <w:rFonts w:ascii="Times New Roman" w:hAnsi="Times New Roman" w:eastAsia="Times New Roman" w:cs="Times New Roman"/>
+        </w:rPr>
+        <w:t xml:space="preserve"> </w:t>
+      </w:r>
+      <w:r>
+        <w:rPr>
+          <w:rFonts w:hint="eastAsia" w:ascii="Times New Roman" w:hAnsi="Times New Roman" w:eastAsia="FangSong" w:cs="Times New Roman"/>
+        </w:rPr>
+        <w:t>氧化溶解</w:t>
+      </w:r>
+      <w:r>
+        <w:rPr>
+          <w:rFonts w:hint="eastAsia" w:ascii="Times New Roman" w:hAnsi="Times New Roman" w:eastAsia="Times New Roman" w:cs="Times New Roman"/>
+        </w:rPr>
+        <w:t>（</w:t>
+      </w:r>
+      <w:r>
+        <w:rPr>
+          <w:rFonts w:hint="eastAsia" w:ascii="Times New Roman" w:hAnsi="Times New Roman" w:eastAsia="FangSong" w:cs="Times New Roman"/>
+        </w:rPr>
+        <w:t>平衡</w:t>
+      </w:r>
+      <w:r>
+        <w:rPr>
+          <w:rFonts w:ascii="Times New Roman" w:hAnsi="Times New Roman" w:eastAsia="Times New Roman" w:cs="Times New Roman"/>
+        </w:rPr>
+        <w:t xml:space="preserve"> c(Ag</w:t>
+      </w:r>
+      <w:r>
+        <w:rPr>
+          <w:rFonts w:ascii="Times New Roman" w:hAnsi="Times New Roman" w:eastAsia="Times New Roman" w:cs="Times New Roman"/>
+          <w:vertAlign w:val="superscript"/>
+        </w:rPr>
+        <w:t>+</w:t>
+      </w:r>
+      <w:r>
+        <w:rPr>
+          <w:rFonts w:ascii="Times New Roman" w:hAnsi="Times New Roman" w:eastAsia="Times New Roman" w:cs="Times New Roman"/>
+        </w:rPr>
+        <w:t xml:space="preserve">)=57 M </w:t>
+      </w:r>
+      <w:r>
+        <w:rPr>
+          <w:rFonts w:hint="eastAsia" w:ascii="Times New Roman" w:hAnsi="Times New Roman" w:eastAsia="FangSong" w:cs="Times New Roman"/>
+        </w:rPr>
+        <w:t xml:space="preserve">不可达</w:t>
+      </w:r>
+      <w:r>
+        <w:rPr>
+          <w:rFonts w:ascii="Times New Roman" w:hAnsi="Times New Roman" w:eastAsia="Times New Roman" w:cs="Times New Roman"/>
+        </w:rPr>
+        <w:t xml:space="preserve"> → </w:t>
+      </w:r>
+      <w:r>
+        <w:rPr>
+          <w:rFonts w:hint="eastAsia" w:ascii="Times New Roman" w:hAnsi="Times New Roman" w:eastAsia="FangSong" w:cs="Times New Roman"/>
+        </w:rPr>
+        <w:t>完全溶解</w:t>
+      </w:r>
+      <w:r>
+        <w:rPr>
+          <w:rFonts w:hint="eastAsia" w:ascii="Times New Roman" w:hAnsi="Times New Roman" w:eastAsia="Times New Roman" w:cs="Times New Roman"/>
+        </w:rPr>
+        <w:t>，Ag</w:t>
+      </w:r>
+      <w:r>
+        <w:rPr>
+          <w:rFonts w:hint="eastAsia" w:ascii="Times New Roman" w:hAnsi="Times New Roman" w:eastAsia="Times New Roman" w:cs="Times New Roman"/>
+          <w:vertAlign w:val="superscript"/>
+        </w:rPr>
+        <w:t>+</w:t>
+      </w:r>
+      <w:r>
+        <w:rPr>
+          <w:rFonts w:ascii="Times New Roman" w:hAnsi="Times New Roman" w:eastAsia="Times New Roman" w:cs="Times New Roman"/>
+        </w:rPr>
+        <w:t xml:space="preserve"> </w:t>
+      </w:r>
+      <w:r>
+        <w:rPr>
+          <w:rFonts w:hint="eastAsia" w:ascii="Times New Roman" w:hAnsi="Times New Roman" w:eastAsia="FangSong" w:cs="Times New Roman"/>
+        </w:rPr>
+        <w:t>再还原成块银</w:t>
+      </w:r>
+      <w:r>
+        <w:rPr>
+          <w:rFonts w:hint="eastAsia" w:ascii="Times New Roman" w:hAnsi="Times New Roman" w:eastAsia="Times New Roman" w:cs="Times New Roman"/>
+        </w:rPr>
+        <w:t>）。</w:t>
+      </w:r>
+    </w:p>
+    <w:p>
+      <w:pPr>
+        <w:numPr>
+          <w:ilvl w:val="0"/>
+          <w:numId w:val="1022"/>
+        </w:numPr>
+        <w:spacing w:after="80"/>
+      </w:pPr>
+      <w:r>
+        <w:rPr>
+          <w:rFonts w:hint="eastAsia" w:ascii="Times New Roman" w:hAnsi="Times New Roman" w:eastAsia="Times New Roman" w:cs="Times New Roman"/>
+        </w:rPr>
+        <w:t>[Ag</w:t>
+      </w:r>
+      <w:r>
+        <w:rPr>
+          <w:rFonts w:hint="eastAsia" w:ascii="Times New Roman" w:hAnsi="Times New Roman" w:eastAsia="Times New Roman" w:cs="Times New Roman"/>
+          <w:vertAlign w:val="superscript"/>
+        </w:rPr>
+        <w:t>+</w:t>
+      </w:r>
+      <w:r>
+        <w:rPr>
+          <w:rFonts w:hint="eastAsia" w:ascii="Times New Roman" w:hAnsi="Times New Roman" w:eastAsia="Times New Roman" w:cs="Times New Roman"/>
+        </w:rPr>
+        <w:t>]=10</w:t>
+      </w:r>
+      <w:r>
+        <w:rPr>
+          <w:rFonts w:hint="eastAsia" w:ascii="Times New Roman" w:hAnsi="Times New Roman" w:eastAsia="Times New Roman" w:cs="Times New Roman"/>
+          <w:vertAlign w:val="superscript"/>
+        </w:rPr>
+        <w:t>-10</w:t>
+      </w:r>
+      <w:r>
+        <w:rPr>
+          <w:rFonts w:hint="eastAsia" w:ascii="Times New Roman" w:hAnsi="Times New Roman" w:eastAsia="Times New Roman" w:cs="Times New Roman"/>
+        </w:rPr>
+        <w:t>：[Ag/Ag</w:t>
+      </w:r>
+      <w:r>
+        <w:rPr>
+          <w:rFonts w:hint="eastAsia" w:ascii="Times New Roman" w:hAnsi="Times New Roman" w:eastAsia="Times New Roman" w:cs="Times New Roman"/>
+          <w:vertAlign w:val="superscript"/>
+        </w:rPr>
+        <w:t>+</w:t>
+      </w:r>
+      <w:r>
+        <w:rPr>
+          <w:rFonts w:hint="eastAsia" w:ascii="Times New Roman" w:hAnsi="Times New Roman" w:eastAsia="Times New Roman" w:cs="Times New Roman"/>
+        </w:rPr>
+        <w:t>]</w:t>
+      </w:r>
+      <w:r>
+        <w:rPr>
+          <w:rFonts w:ascii="Times New Roman" w:hAnsi="Times New Roman" w:eastAsia="Times New Roman" w:cs="Times New Roman"/>
+        </w:rPr>
+        <w:t xml:space="preserve"> E=0.800+0.02569·ln(10</w:t>
+      </w:r>
+      <w:r>
+        <w:rPr>
+          <w:rFonts w:ascii="Times New Roman" w:hAnsi="Times New Roman" w:eastAsia="Times New Roman" w:cs="Times New Roman"/>
+          <w:vertAlign w:val="superscript"/>
+        </w:rPr>
+        <w:t>-10</w:t>
+      </w:r>
+      <w:r>
+        <w:rPr>
+          <w:rFonts w:ascii="Times New Roman" w:hAnsi="Times New Roman" w:eastAsia="Times New Roman" w:cs="Times New Roman"/>
+        </w:rPr>
+        <w:t xml:space="preserve">)=0.208 </w:t>
+      </w:r>
+      <w:r>
+        <w:rPr>
+          <w:rFonts w:hint="eastAsia" w:ascii="Times New Roman" w:hAnsi="Times New Roman" w:eastAsia="Times New Roman" w:cs="Times New Roman"/>
+        </w:rPr>
+        <w:t>V；Ag</w:t>
+      </w:r>
+      <w:r>
+        <w:rPr>
+          <w:rFonts w:hint="eastAsia" w:ascii="Times New Roman" w:hAnsi="Times New Roman" w:eastAsia="Times New Roman" w:cs="Times New Roman"/>
+          <w:vertAlign w:val="subscript"/>
+        </w:rPr>
+        <w:t>10</w:t>
+      </w:r>
+      <w:r>
+        <w:rPr>
+          <w:rFonts w:ascii="Times New Roman" w:hAnsi="Times New Roman" w:eastAsia="Times New Roman" w:cs="Times New Roman"/>
+        </w:rPr>
+        <w:t xml:space="preserve"> E=0.200−0.591=−0.392 </w:t>
+      </w:r>
+      <w:r>
+        <w:rPr>
+          <w:rFonts w:hint="eastAsia" w:ascii="Times New Roman" w:hAnsi="Times New Roman" w:eastAsia="Times New Roman" w:cs="Times New Roman"/>
+        </w:rPr>
+        <w:t>V；Ag</w:t>
+      </w:r>
+      <w:r>
+        <w:rPr>
+          <w:rFonts w:hint="eastAsia" w:ascii="Times New Roman" w:hAnsi="Times New Roman" w:eastAsia="Times New Roman" w:cs="Times New Roman"/>
+          <w:vertAlign w:val="subscript"/>
+        </w:rPr>
+        <w:t>5</w:t>
+      </w:r>
+      <w:r>
+        <w:rPr>
+          <w:rFonts w:ascii="Times New Roman" w:hAnsi="Times New Roman" w:eastAsia="Times New Roman" w:cs="Times New Roman"/>
+        </w:rPr>
+        <w:t xml:space="preserve"> E=−0.400−0.591=−0.992 V。Ag</w:t>
+      </w:r>
+      <w:r>
+        <w:rPr>
+          <w:rFonts w:ascii="Times New Roman" w:hAnsi="Times New Roman" w:eastAsia="Times New Roman" w:cs="Times New Roman"/>
+          <w:vertAlign w:val="subscript"/>
+        </w:rPr>
+        <w:t>5</w:t>
+      </w:r>
+      <w:r>
+        <w:rPr>
+          <w:rFonts w:ascii="Times New Roman" w:hAnsi="Times New Roman" w:eastAsia="Times New Roman" w:cs="Times New Roman"/>
+        </w:rPr>
+        <w:t xml:space="preserve"> </w:t>
+      </w:r>
+      <w:r>
+        <w:rPr>
+          <w:rFonts w:hint="eastAsia" w:ascii="Times New Roman" w:hAnsi="Times New Roman" w:eastAsia="FangSong" w:cs="Times New Roman"/>
+        </w:rPr>
+        <w:t xml:space="preserve">最先氧化溶解放</w:t>
+      </w:r>
+      <w:r>
+        <w:rPr>
+          <w:rFonts w:ascii="Times New Roman" w:hAnsi="Times New Roman" w:eastAsia="Times New Roman" w:cs="Times New Roman"/>
+        </w:rPr>
+        <w:t xml:space="preserve"> </w:t>
+      </w:r>
+      <w:r>
+        <w:rPr>
+          <w:rFonts w:hint="eastAsia" w:ascii="Times New Roman" w:hAnsi="Times New Roman" w:eastAsia="Times New Roman" w:cs="Times New Roman"/>
+        </w:rPr>
+        <w:t>Ag</w:t>
+      </w:r>
+      <w:r>
+        <w:rPr>
+          <w:rFonts w:hint="eastAsia" w:ascii="Times New Roman" w:hAnsi="Times New Roman" w:eastAsia="Times New Roman" w:cs="Times New Roman"/>
+          <w:vertAlign w:val="superscript"/>
+        </w:rPr>
+        <w:t>+</w:t>
+      </w:r>
+      <w:r>
+        <w:rPr>
+          <w:rFonts w:hint="eastAsia" w:ascii="Times New Roman" w:hAnsi="Times New Roman" w:eastAsia="Times New Roman" w:cs="Times New Roman"/>
+        </w:rPr>
+        <w:t>（</w:t>
+      </w:r>
+      <w:r>
+        <w:rPr>
+          <w:rFonts w:hint="eastAsia" w:ascii="Times New Roman" w:hAnsi="Times New Roman" w:eastAsia="FangSong" w:cs="Times New Roman"/>
+        </w:rPr>
+        <w:t>驱动力最大</w:t>
+      </w:r>
+      <w:r>
+        <w:rPr>
+          <w:rFonts w:hint="eastAsia" w:ascii="Times New Roman" w:hAnsi="Times New Roman" w:eastAsia="Times New Roman" w:cs="Times New Roman"/>
+        </w:rPr>
+        <w:t>），Ag</w:t>
+      </w:r>
+      <w:r>
+        <w:rPr>
+          <w:rFonts w:hint="eastAsia" w:ascii="Times New Roman" w:hAnsi="Times New Roman" w:eastAsia="Times New Roman" w:cs="Times New Roman"/>
+          <w:vertAlign w:val="subscript"/>
+        </w:rPr>
+        <w:t>10</w:t>
+      </w:r>
+      <w:r>
+        <w:rPr>
+          <w:rFonts w:ascii="Times New Roman" w:hAnsi="Times New Roman" w:eastAsia="Times New Roman" w:cs="Times New Roman"/>
+        </w:rPr>
+        <w:t xml:space="preserve"> </w:t>
+      </w:r>
+      <w:r>
+        <w:rPr>
+          <w:rFonts w:hint="eastAsia" w:ascii="Times New Roman" w:hAnsi="Times New Roman" w:eastAsia="FangSong" w:cs="Times New Roman"/>
+        </w:rPr>
+        <w:t>随后</w:t>
+      </w:r>
+      <w:r>
+        <w:rPr>
+          <w:rFonts w:hint="eastAsia" w:ascii="Times New Roman" w:hAnsi="Times New Roman" w:eastAsia="Times New Roman" w:cs="Times New Roman"/>
+        </w:rPr>
+        <w:t>；Ag</w:t>
+      </w:r>
+      <w:r>
+        <w:rPr>
+          <w:rFonts w:hint="eastAsia" w:ascii="Times New Roman" w:hAnsi="Times New Roman" w:eastAsia="Times New Roman" w:cs="Times New Roman"/>
+          <w:vertAlign w:val="superscript"/>
+        </w:rPr>
+        <w:t>+</w:t>
+      </w:r>
+      <w:r>
+        <w:rPr>
+          <w:rFonts w:ascii="Times New Roman" w:hAnsi="Times New Roman" w:eastAsia="Times New Roman" w:cs="Times New Roman"/>
+        </w:rPr>
+        <w:t xml:space="preserve"> </w:t>
+      </w:r>
+      <w:r>
+        <w:rPr>
+          <w:rFonts w:hint="eastAsia" w:ascii="Times New Roman" w:hAnsi="Times New Roman" w:eastAsia="FangSong" w:cs="Times New Roman"/>
+        </w:rPr>
+        <w:t>浓度升高后可还原成块银</w:t>
+      </w:r>
+      <w:r>
+        <w:rPr>
+          <w:rFonts w:hint="eastAsia" w:ascii="Times New Roman" w:hAnsi="Times New Roman" w:eastAsia="Times New Roman" w:cs="Times New Roman"/>
+        </w:rPr>
+        <w:t>。</w:t>
+      </w:r>
+    </w:p>
+    <w:tbl>
+      <w:tblPr>
+        <w:tblStyle w:val="Table"/>
+        <w:tblW w:type="auto" w:w="0"/>
+        <w:tblLook w:firstRow="1" w:lastRow="0" w:firstColumn="0" w:lastColumn="0" w:noHBand="0" w:noVBand="0" w:val="0020"/>
+      </w:tblPr>
+      <w:tblGrid>
+        <w:gridCol w:w="3960"/>
+        <w:gridCol w:w="3960"/>
+      </w:tblGrid>
+      <w:tr>
+        <w:trPr>
+          <w:tblHeader w:val="on"/>
+        </w:trPr>
+        <w:tc>
+          <w:tcPr/>
+          <w:p>
+            <w:pPr>
+              <w:pStyle w:val="Compact"/>
+              <w:jc w:val="center"/>
+            </w:pPr>
+            <w:r>
+              <w:rPr>
+                <w:rFonts w:hint="eastAsia" w:ascii="Times New Roman" w:hAnsi="Times New Roman" w:eastAsia="SimHei" w:cs="Times New Roman"/>
+                <w:b/>
+              </w:rPr>
+              <w:t xml:space="preserve">知识点</w:t>
+            </w:r>
+          </w:p>
+        </w:tc>
+        <w:tc>
+          <w:tcPr/>
+          <w:p>
+            <w:pPr>
+              <w:pStyle w:val="Compact"/>
+              <w:jc w:val="center"/>
+            </w:pPr>
+            <w:r>
+              <w:rPr>
+                <w:rFonts w:hint="eastAsia" w:ascii="Times New Roman" w:hAnsi="Times New Roman" w:eastAsia="SimHei" w:cs="Times New Roman"/>
+                <w:b/>
+              </w:rPr>
+              <w:t xml:space="preserve">本题应用</w:t>
+            </w:r>
+          </w:p>
+        </w:tc>
+      </w:tr>
+      <w:tr>
+        <w:tc>
+          <w:tcPr/>
+          <w:p>
+            <w:pPr>
+              <w:pStyle w:val="Compact"/>
+              <w:jc w:val="center"/>
+            </w:pPr>
+            <w:r>
+              <w:rPr>
+                <w:rFonts w:hint="eastAsia" w:ascii="Times New Roman" w:hAnsi="Times New Roman" w:eastAsia="FangSong" w:cs="Times New Roman"/>
+              </w:rPr>
+              <w:t xml:space="preserve">标准电极电势</w:t>
+            </w:r>
+          </w:p>
+        </w:tc>
+        <w:tc>
+          <w:tcPr/>
+          <w:p>
+            <w:pPr>
+              <w:pStyle w:val="Compact"/>
+              <w:jc w:val="center"/>
+            </w:pPr>
+            <w:r>
+              <w:rPr>
+                <w:rFonts w:hint="eastAsia" w:ascii="Times New Roman" w:hAnsi="Times New Roman" w:eastAsia="FangSong" w:cs="Times New Roman"/>
+              </w:rPr>
+              <w:t xml:space="preserve">块体</w:t>
+            </w:r>
+            <w:r>
+              <w:rPr>
+                <w:rFonts w:ascii="Times New Roman" w:hAnsi="Times New Roman" w:eastAsia="Times New Roman" w:cs="Times New Roman"/>
+              </w:rPr>
+              <w:t xml:space="preserve"> vs </w:t>
+            </w:r>
+            <w:r>
+              <w:rPr>
+                <w:rFonts w:hint="eastAsia" w:ascii="Times New Roman" w:hAnsi="Times New Roman" w:eastAsia="FangSong" w:cs="Times New Roman"/>
+              </w:rPr>
+              <w:t xml:space="preserve">纳米簇</w:t>
+            </w:r>
+            <w:r>
+              <w:rPr>
+                <w:rFonts w:ascii="Times New Roman" w:hAnsi="Times New Roman" w:eastAsia="Times New Roman" w:cs="Times New Roman"/>
+              </w:rPr>
+              <w:t xml:space="preserve"> E^θ</w:t>
+            </w:r>
+          </w:p>
+        </w:tc>
+      </w:tr>
+      <w:tr>
+        <w:tc>
+          <w:tcPr/>
+          <w:p>
+            <w:pPr>
+              <w:pStyle w:val="Compact"/>
+              <w:jc w:val="center"/>
+            </w:pPr>
+            <w:r>
+              <w:rPr>
+                <w:rFonts w:hint="eastAsia" w:ascii="Times New Roman" w:hAnsi="Times New Roman" w:eastAsia="FangSong" w:cs="Times New Roman"/>
+              </w:rPr>
+              <w:t xml:space="preserve">能斯特方程</w:t>
+            </w:r>
+          </w:p>
+        </w:tc>
+        <w:tc>
+          <w:tcPr/>
+          <w:p>
+            <w:pPr>
+              <w:pStyle w:val="Compact"/>
+              <w:jc w:val="center"/>
+            </w:pPr>
+            <w:r>
+              <w:rPr>
+                <w:rFonts w:ascii="Times New Roman" w:hAnsi="Times New Roman" w:eastAsia="Times New Roman" w:cs="Times New Roman"/>
+              </w:rPr>
+              <w:t xml:space="preserve">E=E^θ+RT/nF·ln c</w:t>
+            </w:r>
+          </w:p>
+        </w:tc>
+      </w:tr>
+      <w:tr>
+        <w:tc>
+          <w:tcPr/>
+          <w:p>
+            <w:pPr>
+              <w:pStyle w:val="Compact"/>
+              <w:jc w:val="center"/>
+            </w:pPr>
+            <w:r>
+              <w:rPr>
+                <w:rFonts w:hint="eastAsia" w:ascii="Times New Roman" w:hAnsi="Times New Roman" w:eastAsia="FangSong" w:cs="Times New Roman"/>
+              </w:rPr>
+              <w:t xml:space="preserve">标准电极电势</w:t>
+            </w:r>
+          </w:p>
+        </w:tc>
+        <w:tc>
+          <w:tcPr/>
+          <w:p>
+            <w:pPr>
+              <w:pStyle w:val="Compact"/>
+              <w:jc w:val="center"/>
+            </w:pPr>
+            <w:r>
+              <w:rPr>
+                <w:rFonts w:hint="eastAsia" w:ascii="Times New Roman" w:hAnsi="Times New Roman" w:eastAsia="FangSong" w:cs="Times New Roman"/>
+              </w:rPr>
+              <w:t>尺寸</w:t>
+            </w:r>
+            <w:r>
+              <w:rPr>
+                <w:rFonts w:hint="eastAsia" w:ascii="Times New Roman" w:hAnsi="Times New Roman" w:eastAsia="Times New Roman" w:cs="Times New Roman"/>
+              </w:rPr>
+              <w:t>-</w:t>
+            </w:r>
+            <w:r>
+              <w:rPr>
+                <w:rFonts w:hint="eastAsia" w:ascii="Times New Roman" w:hAnsi="Times New Roman" w:eastAsia="FangSong" w:cs="Times New Roman"/>
+              </w:rPr>
+              <w:t>电势关系</w:t>
+            </w:r>
+          </w:p>
+        </w:tc>
+      </w:tr>
+    </w:tbl>
+    <w:p>
+      <w:pPr>
+        <w:pStyle w:val="BodyText"/>
+        <w:spacing w:before="120"/>
+      </w:pPr>
+      <w:r>
+        <w:rPr>
+          <w:rFonts w:ascii="Times New Roman" w:hAnsi="Times New Roman" w:eastAsia="Times New Roman" w:cs="Times New Roman"/>
+        </w:rPr>
+        <w:t xml:space="preserve">📖 </w:t>
+      </w:r>
+      <w:r>
+        <w:rPr>
+          <w:rFonts w:hint="eastAsia" w:ascii="Times New Roman" w:hAnsi="Times New Roman" w:eastAsia="FangSong" w:cs="Times New Roman"/>
+        </w:rPr>
+        <w:t xml:space="preserve">查看答案</w:t>
+      </w:r>
+    </w:p>
+    <w:p>
+      <w:pPr>
+        <w:pStyle w:val="BodyText"/>
+      </w:pPr>
+      <w:r>
+        <w:rPr>
+          <w:rFonts w:hint="eastAsia" w:ascii="Times New Roman" w:hAnsi="Times New Roman" w:eastAsia="Times New Roman" w:cs="Times New Roman"/>
+        </w:rPr>
+        <w:t>（</w:t>
+      </w:r>
+      <w:r>
+        <w:rPr>
+          <w:rFonts w:hint="eastAsia" w:ascii="Times New Roman" w:hAnsi="Times New Roman" w:eastAsia="FangSong" w:cs="Times New Roman"/>
+        </w:rPr>
+        <w:t>原书未提供解答</w:t>
+      </w:r>
+      <w:r>
+        <w:rPr>
+          <w:rFonts w:hint="eastAsia" w:ascii="Times New Roman" w:hAnsi="Times New Roman" w:eastAsia="Times New Roman" w:cs="Times New Roman"/>
+        </w:rPr>
+        <w:t>）</w:t>
+      </w:r>
+    </w:p>
+    <w:p>
+      <w:pPr>
+        <w:spacing w:before="160" w:after="80"/>
+      </w:pPr>
+      <w:r>
+        <w:pict>
+          <v:rect style="width:0;height:1.5pt" o:hralign="center" o:hrstd="t" o:hr="t"/>
+        </w:pict>
+      </w:r>
+    </w:p>
+    <w:bookmarkEnd w:id="84"/>
+    <w:bookmarkEnd w:id="85"/>
     <w:sectPr>
       <w:footerReference w:type="default" r:id="rId9"/>
       <w:footnotePr>
@@ -31599,6 +39091,36 @@
     </w:lvlOverride>
     <w:lvlOverride w:ilvl="8">
       <w:startOverride w:val="3"/>
+    </w:lvlOverride>
+  </w:num>
+  <w:num w:numId="1022">
+    <w:abstractNumId w:val="99432"/>
+    <w:lvlOverride w:ilvl="0">
+      <w:startOverride w:val="2"/>
+    </w:lvlOverride>
+    <w:lvlOverride w:ilvl="1">
+      <w:startOverride w:val="2"/>
+    </w:lvlOverride>
+    <w:lvlOverride w:ilvl="2">
+      <w:startOverride w:val="2"/>
+    </w:lvlOverride>
+    <w:lvlOverride w:ilvl="3">
+      <w:startOverride w:val="2"/>
+    </w:lvlOverride>
+    <w:lvlOverride w:ilvl="4">
+      <w:startOverride w:val="2"/>
+    </w:lvlOverride>
+    <w:lvlOverride w:ilvl="5">
+      <w:startOverride w:val="2"/>
+    </w:lvlOverride>
+    <w:lvlOverride w:ilvl="6">
+      <w:startOverride w:val="2"/>
+    </w:lvlOverride>
+    <w:lvlOverride w:ilvl="7">
+      <w:startOverride w:val="2"/>
+    </w:lvlOverride>
+    <w:lvlOverride w:ilvl="8">
+      <w:startOverride w:val="2"/>
     </w:lvlOverride>
   </w:num>
 </w:numbering>

--- a/00-首页/题组Word/习题书/教师版/第二篇-结构化学/6-超分子与材料化学.docx
+++ b/00-首页/题组Word/习题书/教师版/第二篇-结构化学/6-超分子与材料化学.docx
@@ -3,239 +3,6 @@
 <w:document xmlns:w="http://schemas.openxmlformats.org/wordprocessingml/2006/main" xmlns:m="http://schemas.openxmlformats.org/officeDocument/2006/math" xmlns:r="http://schemas.openxmlformats.org/officeDocument/2006/relationships" xmlns:o="urn:schemas-microsoft-com:office:office" xmlns:v="urn:schemas-microsoft-com:vml" xmlns:w10="urn:schemas-microsoft-com:office:word" xmlns:a="http://schemas.openxmlformats.org/drawingml/2006/main" xmlns:pic="http://schemas.openxmlformats.org/drawingml/2006/picture" xmlns:wp="http://schemas.openxmlformats.org/drawingml/2006/wordprocessingDrawing">
   <w:body>
     <w:bookmarkStart w:id="85" w:name="第-6-章-超分子与材料化学"/>
-    <w:p>
-      <w:pPr>
-        <w:spacing w:after="1800" w:before="1200" w:line="276" w:lineRule="auto"/>
-        <w:jc w:val="center"/>
-      </w:pPr>
-    </w:p>
-    <w:p>
-      <w:pPr>
-        <w:spacing w:after="320" w:before="0" w:line="276" w:lineRule="auto"/>
-        <w:jc w:val="center"/>
-      </w:pPr>
-      <w:r>
-        <w:rPr>
-          <w:rFonts w:ascii="Times New Roman" w:hAnsi="Times New Roman" w:eastAsia="SimHei" w:cs="Times New Roman"/>
-          <w:b/>
-          <w:color w:val="17324D"/>
-          <w:sz w:val="64"/>
-        </w:rPr>
-        <w:t>化学竞赛习题册</w:t>
-      </w:r>
-    </w:p>
-    <w:p>
-      <w:pPr>
-        <w:spacing w:after="120" w:before="0" w:line="276" w:lineRule="auto"/>
-        <w:jc w:val="center"/>
-      </w:pPr>
-      <w:r>
-        <w:rPr>
-          <w:rFonts w:ascii="Times New Roman" w:hAnsi="Times New Roman" w:eastAsia="SimHei" w:cs="Times New Roman"/>
-          <w:b w:val="0"/>
-          <w:color w:val="5B6975"/>
-          <w:sz w:val="32"/>
-        </w:rPr>
-        <w:t>第二篇</w:t>
-      </w:r>
-      <w:r>
-        <w:rPr>
-          <w:rFonts w:ascii="Times New Roman" w:hAnsi="Times New Roman" w:eastAsia="Times New Roman" w:cs="Times New Roman"/>
-          <w:b w:val="0"/>
-          <w:color w:val="5B6975"/>
-          <w:sz w:val="32"/>
-        </w:rPr>
-        <w:t xml:space="preserve"> </w:t>
-      </w:r>
-      <w:r>
-        <w:rPr>
-          <w:rFonts w:ascii="Times New Roman" w:hAnsi="Times New Roman" w:eastAsia="SimHei" w:cs="Times New Roman"/>
-          <w:b w:val="0"/>
-          <w:color w:val="5B6975"/>
-          <w:sz w:val="32"/>
-        </w:rPr>
-        <w:t>结构化学</w:t>
-      </w:r>
-    </w:p>
-    <w:p>
-      <w:pPr>
-        <w:spacing w:after="600" w:before="0" w:line="276" w:lineRule="auto"/>
-        <w:jc w:val="center"/>
-      </w:pPr>
-      <w:r>
-        <w:rPr>
-          <w:rFonts w:ascii="Times New Roman" w:hAnsi="Times New Roman" w:eastAsia="SimHei" w:cs="Times New Roman"/>
-          <w:b/>
-          <w:color w:val="17324D"/>
-          <w:sz w:val="44"/>
-        </w:rPr>
-        <w:t>第</w:t>
-      </w:r>
-      <w:r>
-        <w:rPr>
-          <w:rFonts w:ascii="Times New Roman" w:hAnsi="Times New Roman" w:eastAsia="Times New Roman" w:cs="Times New Roman"/>
-          <w:b/>
-          <w:color w:val="17324D"/>
-          <w:sz w:val="44"/>
-        </w:rPr>
-        <w:t xml:space="preserve"> 6 </w:t>
-      </w:r>
-      <w:r>
-        <w:rPr>
-          <w:rFonts w:ascii="Times New Roman" w:hAnsi="Times New Roman" w:eastAsia="SimHei" w:cs="Times New Roman"/>
-          <w:b/>
-          <w:color w:val="17324D"/>
-          <w:sz w:val="44"/>
-        </w:rPr>
-        <w:t>章</w:t>
-      </w:r>
-      <w:r>
-        <w:rPr>
-          <w:rFonts w:ascii="Times New Roman" w:hAnsi="Times New Roman" w:eastAsia="Times New Roman" w:cs="Times New Roman"/>
-          <w:b/>
-          <w:color w:val="17324D"/>
-          <w:sz w:val="44"/>
-        </w:rPr>
-        <w:t xml:space="preserve"> </w:t>
-      </w:r>
-      <w:r>
-        <w:rPr>
-          <w:rFonts w:ascii="Times New Roman" w:hAnsi="Times New Roman" w:eastAsia="SimHei" w:cs="Times New Roman"/>
-          <w:b/>
-          <w:color w:val="17324D"/>
-          <w:sz w:val="44"/>
-        </w:rPr>
-        <w:t>超分子与材料化学</w:t>
-      </w:r>
-    </w:p>
-    <w:p>
-      <w:pPr>
-        <w:spacing w:after="600" w:before="120" w:line="276" w:lineRule="auto"/>
-        <w:jc w:val="center"/>
-        <w:pBdr>
-          <w:bottom w:val="single" w:sz="8" w:space="4" w:color="4A6577"/>
-        </w:pBdr>
-      </w:pPr>
-    </w:p>
-    <w:p>
-      <w:pPr>
-        <w:spacing w:after="160" w:before="0" w:line="276" w:lineRule="auto"/>
-        <w:jc w:val="center"/>
-      </w:pPr>
-      <w:r>
-        <w:rPr>
-          <w:rFonts w:ascii="Times New Roman" w:hAnsi="Times New Roman" w:eastAsia="FangSong" w:cs="Times New Roman"/>
-          <w:b w:val="0"/>
-          <w:color w:val="5B6975"/>
-          <w:sz w:val="24"/>
-        </w:rPr>
-        <w:t>题量</w:t>
-      </w:r>
-      <w:r>
-        <w:rPr>
-          <w:rFonts w:ascii="Times New Roman" w:hAnsi="Times New Roman" w:eastAsia="Times New Roman" w:cs="Times New Roman"/>
-          <w:b w:val="0"/>
-          <w:color w:val="5B6975"/>
-          <w:sz w:val="24"/>
-        </w:rPr>
-        <w:t>：29</w:t>
-      </w:r>
-    </w:p>
-    <w:p>
-      <w:pPr>
-        <w:spacing w:after="160" w:before="0" w:line="276" w:lineRule="auto"/>
-        <w:jc w:val="center"/>
-      </w:pPr>
-      <w:r>
-        <w:rPr>
-          <w:rFonts w:ascii="Times New Roman" w:hAnsi="Times New Roman" w:eastAsia="FangSong" w:cs="Times New Roman"/>
-          <w:b w:val="0"/>
-          <w:color w:val="5B6975"/>
-          <w:sz w:val="24"/>
-        </w:rPr>
-        <w:t>版本</w:t>
-      </w:r>
-      <w:r>
-        <w:rPr>
-          <w:rFonts w:ascii="Times New Roman" w:hAnsi="Times New Roman" w:eastAsia="Times New Roman" w:cs="Times New Roman"/>
-          <w:b w:val="0"/>
-          <w:color w:val="5B6975"/>
-          <w:sz w:val="24"/>
-        </w:rPr>
-        <w:t>：</w:t>
-      </w:r>
-      <w:r>
-        <w:rPr>
-          <w:rFonts w:ascii="Times New Roman" w:hAnsi="Times New Roman" w:eastAsia="FangSong" w:cs="Times New Roman"/>
-          <w:b w:val="0"/>
-          <w:color w:val="5B6975"/>
-          <w:sz w:val="24"/>
-        </w:rPr>
-        <w:t>教师版</w:t>
-      </w:r>
-      <w:r>
-        <w:rPr>
-          <w:rFonts w:ascii="Times New Roman" w:hAnsi="Times New Roman" w:eastAsia="Times New Roman" w:cs="Times New Roman"/>
-          <w:b w:val="0"/>
-          <w:color w:val="5B6975"/>
-          <w:sz w:val="24"/>
-        </w:rPr>
-        <w:t>（</w:t>
-      </w:r>
-      <w:r>
-        <w:rPr>
-          <w:rFonts w:ascii="Times New Roman" w:hAnsi="Times New Roman" w:eastAsia="FangSong" w:cs="Times New Roman"/>
-          <w:b w:val="0"/>
-          <w:color w:val="5B6975"/>
-          <w:sz w:val="24"/>
-        </w:rPr>
-        <w:t>含答案</w:t>
-      </w:r>
-      <w:r>
-        <w:rPr>
-          <w:rFonts w:ascii="Times New Roman" w:hAnsi="Times New Roman" w:eastAsia="Times New Roman" w:cs="Times New Roman"/>
-          <w:b w:val="0"/>
-          <w:color w:val="5B6975"/>
-          <w:sz w:val="24"/>
-        </w:rPr>
-        <w:t>）</w:t>
-      </w:r>
-    </w:p>
-    <w:p>
-      <w:pPr>
-        <w:spacing w:after="160" w:before="0" w:line="276" w:lineRule="auto"/>
-        <w:jc w:val="center"/>
-      </w:pPr>
-      <w:r>
-        <w:rPr>
-          <w:rFonts w:ascii="Times New Roman" w:hAnsi="Times New Roman" w:eastAsia="FangSong" w:cs="Times New Roman"/>
-          <w:b w:val="0"/>
-          <w:color w:val="5B6975"/>
-          <w:sz w:val="24"/>
-        </w:rPr>
-        <w:t>日期</w:t>
-      </w:r>
-      <w:r>
-        <w:rPr>
-          <w:rFonts w:ascii="Times New Roman" w:hAnsi="Times New Roman" w:eastAsia="Times New Roman" w:cs="Times New Roman"/>
-          <w:b w:val="0"/>
-          <w:color w:val="5B6975"/>
-          <w:sz w:val="24"/>
-        </w:rPr>
-        <w:t>：2026-09-06</w:t>
-      </w:r>
-    </w:p>
-    <w:p>
-      <w:pPr>
-        <w:jc w:val="center"/>
-      </w:pPr>
-      <w:r>
-        <w:rPr>
-          <w:rFonts w:ascii="Times New Roman" w:hAnsi="Times New Roman" w:eastAsia="Times New Roman" w:cs="Times New Roman"/>
-        </w:rPr>
-        <w:br w:type="page"/>
-      </w:r>
-    </w:p>
     <w:p>
       <w:pPr>
         <w:pStyle w:val="Heading1"/>

--- a/00-首页/题组Word/习题书/教师版/第二篇-结构化学/6-超分子与材料化学.docx
+++ b/00-首页/题组Word/习题书/教师版/第二篇-结构化学/6-超分子与材料化学.docx
@@ -2,7 +2,7 @@
 <file path=word/document.xml><?xml version="1.0" encoding="utf-8"?>
 <w:document xmlns:w="http://schemas.openxmlformats.org/wordprocessingml/2006/main" xmlns:m="http://schemas.openxmlformats.org/officeDocument/2006/math" xmlns:r="http://schemas.openxmlformats.org/officeDocument/2006/relationships" xmlns:o="urn:schemas-microsoft-com:office:office" xmlns:v="urn:schemas-microsoft-com:vml" xmlns:w10="urn:schemas-microsoft-com:office:word" xmlns:a="http://schemas.openxmlformats.org/drawingml/2006/main" xmlns:pic="http://schemas.openxmlformats.org/drawingml/2006/picture" xmlns:wp="http://schemas.openxmlformats.org/drawingml/2006/wordprocessingDrawing">
   <w:body>
-    <w:bookmarkStart w:id="85" w:name="第-6-章-超分子与材料化学"/>
+    <w:bookmarkStart w:id="91" w:name="第-6-章-超分子与材料化学"/>
     <w:p>
       <w:pPr>
         <w:pStyle w:val="Heading1"/>
@@ -50,7 +50,7 @@
         </w:pict>
       </w:r>
     </w:p>
-    <w:bookmarkStart w:id="9" w:name="推断a至f及x的化学式第36届初赛第二场"/>
+    <w:bookmarkStart w:id="9" w:name="基础巩固"/>
     <w:p>
       <w:pPr>
         <w:pStyle w:val="Heading2"/>
@@ -58,9 +58,631 @@
       </w:pPr>
       <w:r>
         <w:rPr>
+          <w:rFonts w:hint="eastAsia" w:ascii="Times New Roman" w:hAnsi="Times New Roman" w:eastAsia="SimHei" w:cs="Times New Roman"/>
+        </w:rPr>
+        <w:t xml:space="preserve">基础巩固</w:t>
+      </w:r>
+    </w:p>
+    <w:bookmarkEnd w:id="9"/>
+    <w:bookmarkStart w:id="13" w:name="分子-习56"/>
+    <w:p>
+      <w:pPr>
+        <w:pStyle w:val="Heading2"/>
+        <w:spacing w:before="280" w:after="120"/>
+      </w:pPr>
+      <w:r>
+        <w:rPr>
           <w:rFonts w:ascii="Times New Roman" w:hAnsi="Times New Roman" w:eastAsia="Times New Roman" w:cs="Times New Roman"/>
         </w:rPr>
         <w:t xml:space="preserve">6.1 </w:t>
+      </w:r>
+      <w:r>
+        <w:rPr>
+          <w:rFonts w:hint="eastAsia" w:ascii="Times New Roman" w:hAnsi="Times New Roman" w:eastAsia="SimHei" w:cs="Times New Roman"/>
+        </w:rPr>
+        <w:t>分子</w:t>
+      </w:r>
+      <w:r>
+        <w:rPr>
+          <w:rFonts w:hint="eastAsia" w:ascii="Times New Roman" w:hAnsi="Times New Roman" w:eastAsia="Times New Roman" w:cs="Times New Roman"/>
+        </w:rPr>
+        <w:t>-</w:t>
+      </w:r>
+      <w:r>
+        <w:rPr>
+          <w:rFonts w:hint="eastAsia" w:ascii="Times New Roman" w:hAnsi="Times New Roman" w:eastAsia="SimHei" w:cs="Times New Roman"/>
+        </w:rPr>
+        <w:t>习</w:t>
+      </w:r>
+      <w:r>
+        <w:rPr>
+          <w:rFonts w:hint="eastAsia" w:ascii="Times New Roman" w:hAnsi="Times New Roman" w:eastAsia="Times New Roman" w:cs="Times New Roman"/>
+        </w:rPr>
+        <w:t>56</w:t>
+      </w:r>
+    </w:p>
+    <w:p>
+      <w:pPr>
+        <w:pStyle w:val="Compact"/>
+        <w:numPr>
+          <w:ilvl w:val="0"/>
+          <w:numId w:val="1001"/>
+        </w:numPr>
+      </w:pPr>
+      <w:r>
+        <w:rPr>
+          <w:rFonts w:ascii="Times New Roman" w:hAnsi="Times New Roman" w:eastAsia="Times New Roman" w:cs="Times New Roman"/>
+        </w:rPr>
+        <w:t xml:space="preserve">2001 </w:t>
+      </w:r>
+      <w:r>
+        <w:rPr>
+          <w:rFonts w:hint="eastAsia" w:ascii="Times New Roman" w:hAnsi="Times New Roman" w:eastAsia="FangSong" w:cs="Times New Roman"/>
+        </w:rPr>
+        <w:t>年是伟大的化学家</w:t>
+      </w:r>
+      <w:r>
+        <w:rPr>
+          <w:rFonts w:hint="eastAsia" w:ascii="Times New Roman" w:hAnsi="Times New Roman" w:eastAsia="Times New Roman" w:cs="Times New Roman"/>
+        </w:rPr>
+        <w:t>、</w:t>
+      </w:r>
+      <w:r>
+        <w:rPr>
+          <w:rFonts w:hint="eastAsia" w:ascii="Times New Roman" w:hAnsi="Times New Roman" w:eastAsia="FangSong" w:cs="Times New Roman"/>
+        </w:rPr>
+        <w:t>诺贝尔化学奖得主</w:t>
+      </w:r>
+      <w:r>
+        <w:rPr>
+          <w:rFonts w:hint="eastAsia" w:ascii="Times New Roman" w:hAnsi="Times New Roman" w:eastAsia="Times New Roman" w:cs="Times New Roman"/>
+        </w:rPr>
+        <w:t>、</w:t>
+      </w:r>
+      <w:r>
+        <w:rPr>
+          <w:rFonts w:hint="eastAsia" w:ascii="Times New Roman" w:hAnsi="Times New Roman" w:eastAsia="FangSong" w:cs="Times New Roman"/>
+        </w:rPr>
+        <w:t>著名的化学结构大师鲍林</w:t>
+      </w:r>
+      <w:r>
+        <w:rPr>
+          <w:rFonts w:ascii="Times New Roman" w:hAnsi="Times New Roman" w:eastAsia="Times New Roman" w:cs="Times New Roman"/>
+        </w:rPr>
+        <w:t xml:space="preserve"> (Linus Pauling) </w:t>
+      </w:r>
+      <w:r>
+        <w:rPr>
+          <w:rFonts w:hint="eastAsia" w:ascii="Times New Roman" w:hAnsi="Times New Roman" w:eastAsia="FangSong" w:cs="Times New Roman"/>
+        </w:rPr>
+        <w:t xml:space="preserve">教授诞辰</w:t>
+      </w:r>
+      <w:r>
+        <w:rPr>
+          <w:rFonts w:ascii="Times New Roman" w:hAnsi="Times New Roman" w:eastAsia="Times New Roman" w:cs="Times New Roman"/>
+        </w:rPr>
+        <w:t xml:space="preserve"> 100 </w:t>
+      </w:r>
+      <w:r>
+        <w:rPr>
+          <w:rFonts w:hint="eastAsia" w:ascii="Times New Roman" w:hAnsi="Times New Roman" w:eastAsia="FangSong" w:cs="Times New Roman"/>
+        </w:rPr>
+        <w:t xml:space="preserve">周年</w:t>
+      </w:r>
+      <w:r>
+        <w:rPr>
+          <w:rFonts w:ascii="Times New Roman" w:hAnsi="Times New Roman" w:eastAsia="Times New Roman" w:cs="Times New Roman"/>
+        </w:rPr>
+        <w:t xml:space="preserve"> </w:t>
+      </w:r>
+      <w:r>
+        <w:rPr>
+          <w:rFonts w:hint="eastAsia" w:ascii="Times New Roman" w:hAnsi="Times New Roman" w:eastAsia="Times New Roman" w:cs="Times New Roman"/>
+        </w:rPr>
+        <w:t>(1901—1994)。</w:t>
+      </w:r>
+      <w:r>
+        <w:rPr>
+          <w:rFonts w:hint="eastAsia" w:ascii="Times New Roman" w:hAnsi="Times New Roman" w:eastAsia="FangSong" w:cs="Times New Roman"/>
+        </w:rPr>
+        <w:t>鲍林教授逝世后</w:t>
+      </w:r>
+      <w:r>
+        <w:rPr>
+          <w:rFonts w:hint="eastAsia" w:ascii="Times New Roman" w:hAnsi="Times New Roman" w:eastAsia="Times New Roman" w:cs="Times New Roman"/>
+        </w:rPr>
+        <w:t>，</w:t>
+      </w:r>
+      <w:r>
+        <w:rPr>
+          <w:rFonts w:hint="eastAsia" w:ascii="Times New Roman" w:hAnsi="Times New Roman" w:eastAsia="FangSong" w:cs="Times New Roman"/>
+        </w:rPr>
+        <w:t>人们发现他的办公室里面有一块黑板</w:t>
+      </w:r>
+      <w:r>
+        <w:rPr>
+          <w:rFonts w:hint="eastAsia" w:ascii="Times New Roman" w:hAnsi="Times New Roman" w:eastAsia="Times New Roman" w:cs="Times New Roman"/>
+        </w:rPr>
+        <w:t>，</w:t>
+      </w:r>
+      <w:r>
+        <w:rPr>
+          <w:rFonts w:hint="eastAsia" w:ascii="Times New Roman" w:hAnsi="Times New Roman" w:eastAsia="FangSong" w:cs="Times New Roman"/>
+        </w:rPr>
+        <w:t>画得满满的</w:t>
+      </w:r>
+      <w:r>
+        <w:rPr>
+          <w:rFonts w:hint="eastAsia" w:ascii="Times New Roman" w:hAnsi="Times New Roman" w:eastAsia="Times New Roman" w:cs="Times New Roman"/>
+        </w:rPr>
+        <w:t>，</w:t>
+      </w:r>
+      <w:r>
+        <w:rPr>
+          <w:rFonts w:hint="eastAsia" w:ascii="Times New Roman" w:hAnsi="Times New Roman" w:eastAsia="FangSong" w:cs="Times New Roman"/>
+        </w:rPr>
+        <w:t>其中一个结构式如右图所示</w:t>
+      </w:r>
+      <w:r>
+        <w:rPr>
+          <w:rFonts w:hint="eastAsia" w:ascii="Times New Roman" w:hAnsi="Times New Roman" w:eastAsia="Times New Roman" w:cs="Times New Roman"/>
+        </w:rPr>
+        <w:t>。</w:t>
+      </w:r>
+      <w:r>
+        <w:rPr>
+          <w:rFonts w:hint="eastAsia" w:ascii="Times New Roman" w:hAnsi="Times New Roman" w:eastAsia="FangSong" w:cs="Times New Roman"/>
+        </w:rPr>
+        <w:t>他为什么画这个结构式</w:t>
+      </w:r>
+      <w:r>
+        <w:rPr>
+          <w:rFonts w:hint="eastAsia" w:ascii="Times New Roman" w:hAnsi="Times New Roman" w:eastAsia="Times New Roman" w:cs="Times New Roman"/>
+        </w:rPr>
+        <w:t>？</w:t>
+      </w:r>
+      <w:r>
+        <w:rPr>
+          <w:rFonts w:hint="eastAsia" w:ascii="Times New Roman" w:hAnsi="Times New Roman" w:eastAsia="FangSong" w:cs="Times New Roman"/>
+        </w:rPr>
+        <w:t>它是生命前物质</w:t>
+      </w:r>
+      <w:r>
+        <w:rPr>
+          <w:rFonts w:hint="eastAsia" w:ascii="Times New Roman" w:hAnsi="Times New Roman" w:eastAsia="Times New Roman" w:cs="Times New Roman"/>
+        </w:rPr>
+        <w:t>？</w:t>
+      </w:r>
+      <w:r>
+        <w:rPr>
+          <w:rFonts w:hint="eastAsia" w:ascii="Times New Roman" w:hAnsi="Times New Roman" w:eastAsia="FangSong" w:cs="Times New Roman"/>
+        </w:rPr>
+        <w:t>它能合成吗</w:t>
+      </w:r>
+      <w:r>
+        <w:rPr>
+          <w:rFonts w:hint="eastAsia" w:ascii="Times New Roman" w:hAnsi="Times New Roman" w:eastAsia="Times New Roman" w:cs="Times New Roman"/>
+        </w:rPr>
+        <w:t>？</w:t>
+      </w:r>
+      <w:r>
+        <w:rPr>
+          <w:rFonts w:hint="eastAsia" w:ascii="Times New Roman" w:hAnsi="Times New Roman" w:eastAsia="FangSong" w:cs="Times New Roman"/>
+        </w:rPr>
+        <w:t>它有什么性质</w:t>
+      </w:r>
+      <w:r>
+        <w:rPr>
+          <w:rFonts w:hint="eastAsia" w:ascii="Times New Roman" w:hAnsi="Times New Roman" w:eastAsia="Times New Roman" w:cs="Times New Roman"/>
+        </w:rPr>
+        <w:t>？</w:t>
+      </w:r>
+      <w:r>
+        <w:rPr>
+          <w:rFonts w:hint="eastAsia" w:ascii="Times New Roman" w:hAnsi="Times New Roman" w:eastAsia="FangSong" w:cs="Times New Roman"/>
+        </w:rPr>
+        <w:t>不得而知</w:t>
+      </w:r>
+      <w:r>
+        <w:rPr>
+          <w:rFonts w:hint="eastAsia" w:ascii="Times New Roman" w:hAnsi="Times New Roman" w:eastAsia="Times New Roman" w:cs="Times New Roman"/>
+        </w:rPr>
+        <w:t>。</w:t>
+      </w:r>
+      <w:r>
+        <w:rPr>
+          <w:rFonts w:hint="eastAsia" w:ascii="Times New Roman" w:hAnsi="Times New Roman" w:eastAsia="FangSong" w:cs="Times New Roman"/>
+        </w:rPr>
+        <w:t>这是鲍林留给世人的一个谜</w:t>
+      </w:r>
+      <w:r>
+        <w:rPr>
+          <w:rFonts w:hint="eastAsia" w:ascii="Times New Roman" w:hAnsi="Times New Roman" w:eastAsia="Times New Roman" w:cs="Times New Roman"/>
+        </w:rPr>
+        <w:t>。</w:t>
+      </w:r>
+      <w:r>
+        <w:rPr>
+          <w:rFonts w:hint="eastAsia" w:ascii="Times New Roman" w:hAnsi="Times New Roman" w:eastAsia="FangSong" w:cs="Times New Roman"/>
+        </w:rPr>
+        <w:t>也许这是永远无法解开的谜</w:t>
+      </w:r>
+      <w:r>
+        <w:rPr>
+          <w:rFonts w:hint="eastAsia" w:ascii="Times New Roman" w:hAnsi="Times New Roman" w:eastAsia="Times New Roman" w:cs="Times New Roman"/>
+        </w:rPr>
+        <w:t>；</w:t>
+      </w:r>
+      <w:r>
+        <w:rPr>
+          <w:rFonts w:hint="eastAsia" w:ascii="Times New Roman" w:hAnsi="Times New Roman" w:eastAsia="FangSong" w:cs="Times New Roman"/>
+        </w:rPr>
+        <w:t>也许你有朝一日能解开它</w:t>
+      </w:r>
+      <w:r>
+        <w:rPr>
+          <w:rFonts w:hint="eastAsia" w:ascii="Times New Roman" w:hAnsi="Times New Roman" w:eastAsia="Times New Roman" w:cs="Times New Roman"/>
+        </w:rPr>
+        <w:t>。</w:t>
+      </w:r>
+      <w:r>
+        <w:rPr>
+          <w:rFonts w:hint="eastAsia" w:ascii="Times New Roman" w:hAnsi="Times New Roman" w:eastAsia="FangSong" w:cs="Times New Roman"/>
+        </w:rPr>
+        <w:t>不管结果如何</w:t>
+      </w:r>
+      <w:r>
+        <w:rPr>
+          <w:rFonts w:hint="eastAsia" w:ascii="Times New Roman" w:hAnsi="Times New Roman" w:eastAsia="Times New Roman" w:cs="Times New Roman"/>
+        </w:rPr>
+        <w:t>，</w:t>
+      </w:r>
+      <w:r>
+        <w:rPr>
+          <w:rFonts w:hint="eastAsia" w:ascii="Times New Roman" w:hAnsi="Times New Roman" w:eastAsia="FangSong" w:cs="Times New Roman"/>
+        </w:rPr>
+        <w:t>请先对这个结构做一番考察</w:t>
+      </w:r>
+      <w:r>
+        <w:rPr>
+          <w:rFonts w:hint="eastAsia" w:ascii="Times New Roman" w:hAnsi="Times New Roman" w:eastAsia="Times New Roman" w:cs="Times New Roman"/>
+        </w:rPr>
+        <w:t>：</w:t>
+      </w:r>
+    </w:p>
+    <w:p>
+      <w:pPr>
+        <w:pStyle w:val="FirstParagraph"/>
+        <w:spacing w:before="160" w:after="80"/>
+        <w:jc w:val="center"/>
+      </w:pPr>
+      <w:r>
+        <w:rPr>
+          <w:rFonts w:ascii="Times New Roman" w:hAnsi="Times New Roman" w:eastAsia="Times New Roman" w:cs="Times New Roman"/>
+        </w:rPr>
+        <w:drawing>
+          <wp:inline>
+            <wp:extent cx="3225800" cy="3162300"/>
+            <wp:effectExtent b="0" l="0" r="0" t="0"/>
+            <wp:docPr descr="" title="" id="11" name="Picture"/>
+            <a:graphic>
+              <a:graphicData uri="http://schemas.openxmlformats.org/drawingml/2006/picture">
+                <pic:pic>
+                  <pic:nvPicPr>
+                    <pic:cNvPr descr="7e8e05d3ef99809a316b7c07af4c52ac9e88c2f5aaba64f311bc9a37287c6104.jpg" id="12" name="Picture"/>
+                    <pic:cNvPicPr>
+                      <a:picLocks noChangeArrowheads="1" noChangeAspect="1"/>
+                    </pic:cNvPicPr>
+                  </pic:nvPicPr>
+                  <pic:blipFill>
+                    <a:blip r:embed="rId10"/>
+                    <a:stretch>
+                      <a:fillRect/>
+                    </a:stretch>
+                  </pic:blipFill>
+                  <pic:spPr bwMode="auto">
+                    <a:xfrm>
+                      <a:off x="0" y="0"/>
+                      <a:ext cx="3225800" cy="3162300"/>
+                    </a:xfrm>
+                    <a:prstGeom prst="rect">
+                      <a:avLst/>
+                    </a:prstGeom>
+                    <a:noFill/>
+                    <a:ln w="9525">
+                      <a:noFill/>
+                      <a:headEnd/>
+                      <a:tailEnd/>
+                    </a:ln>
+                  </pic:spPr>
+                </pic:pic>
+              </a:graphicData>
+            </a:graphic>
+          </wp:inline>
+        </w:drawing>
+      </w:r>
+    </w:p>
+    <w:p>
+      <w:pPr>
+        <w:pStyle w:val="BodyText"/>
+      </w:pPr>
+      <w:r>
+        <w:rPr>
+          <w:rFonts w:hint="eastAsia" w:ascii="Times New Roman" w:hAnsi="Times New Roman" w:eastAsia="Times New Roman" w:cs="Times New Roman"/>
+        </w:rPr>
+        <w:t>(1)</w:t>
+      </w:r>
+      <w:r>
+        <w:rPr>
+          <w:rFonts w:hint="eastAsia" w:ascii="Times New Roman" w:hAnsi="Times New Roman" w:eastAsia="FangSong" w:cs="Times New Roman"/>
+        </w:rPr>
+        <w:t>它的分子式是什么</w:t>
+      </w:r>
+      <w:r>
+        <w:rPr>
+          <w:rFonts w:hint="eastAsia" w:ascii="Times New Roman" w:hAnsi="Times New Roman" w:eastAsia="Times New Roman" w:cs="Times New Roman"/>
+        </w:rPr>
+        <w:t>？</w:t>
+      </w:r>
+    </w:p>
+    <w:p>
+      <w:pPr>
+        <w:pStyle w:val="BodyText"/>
+      </w:pPr>
+      <w:r>
+        <w:rPr>
+          <w:rFonts w:hint="eastAsia" w:ascii="Times New Roman" w:hAnsi="Times New Roman" w:eastAsia="Times New Roman" w:cs="Times New Roman"/>
+        </w:rPr>
+        <w:t>(2)</w:t>
+      </w:r>
+      <w:r>
+        <w:rPr>
+          <w:rFonts w:hint="eastAsia" w:ascii="Times New Roman" w:hAnsi="Times New Roman" w:eastAsia="FangSong" w:cs="Times New Roman"/>
+        </w:rPr>
+        <w:t>它的所有原子是否处于同一个平面上</w:t>
+      </w:r>
+      <w:r>
+        <w:rPr>
+          <w:rFonts w:hint="eastAsia" w:ascii="Times New Roman" w:hAnsi="Times New Roman" w:eastAsia="Times New Roman" w:cs="Times New Roman"/>
+        </w:rPr>
+        <w:t>?</w:t>
+      </w:r>
+    </w:p>
+    <w:p>
+      <w:pPr>
+        <w:pStyle w:val="BodyText"/>
+      </w:pPr>
+      <w:r>
+        <w:rPr>
+          <w:rFonts w:hint="eastAsia" w:ascii="Times New Roman" w:hAnsi="Times New Roman" w:eastAsia="Times New Roman" w:cs="Times New Roman"/>
+        </w:rPr>
+        <w:t>(3)</w:t>
+      </w:r>
+      <w:r>
+        <w:rPr>
+          <w:rFonts w:hint="eastAsia" w:ascii="Times New Roman" w:hAnsi="Times New Roman" w:eastAsia="FangSong" w:cs="Times New Roman"/>
+        </w:rPr>
+        <w:t>它是否带有电荷</w:t>
+      </w:r>
+      <w:r>
+        <w:rPr>
+          <w:rFonts w:hint="eastAsia" w:ascii="Times New Roman" w:hAnsi="Times New Roman" w:eastAsia="Times New Roman" w:cs="Times New Roman"/>
+        </w:rPr>
+        <w:t>?</w:t>
+      </w:r>
+    </w:p>
+    <w:p>
+      <w:pPr>
+        <w:pStyle w:val="BodyText"/>
+      </w:pPr>
+      <w:r>
+        <w:rPr>
+          <w:rFonts w:hint="eastAsia" w:ascii="Times New Roman" w:hAnsi="Times New Roman" w:eastAsia="Times New Roman" w:cs="Times New Roman"/>
+        </w:rPr>
+        <w:t>(4)</w:t>
+      </w:r>
+      <w:r>
+        <w:rPr>
+          <w:rFonts w:hint="eastAsia" w:ascii="Times New Roman" w:hAnsi="Times New Roman" w:eastAsia="FangSong" w:cs="Times New Roman"/>
+        </w:rPr>
+        <w:t>该分子中</w:t>
+      </w:r>
+      <w:r>
+        <w:rPr>
+          <w:rFonts w:ascii="Times New Roman" w:hAnsi="Times New Roman" w:eastAsia="Times New Roman" w:cs="Times New Roman"/>
+        </w:rPr>
+        <w:t xml:space="preserve"> sp </w:t>
+      </w:r>
+      <w:r>
+        <w:rPr>
+          <w:rFonts w:hint="eastAsia" w:ascii="Times New Roman" w:hAnsi="Times New Roman" w:eastAsia="FangSong" w:cs="Times New Roman"/>
+        </w:rPr>
+        <w:t xml:space="preserve">杂化的</w:t>
+      </w:r>
+      <w:r>
+        <w:rPr>
+          <w:rFonts w:ascii="Times New Roman" w:hAnsi="Times New Roman" w:eastAsia="Times New Roman" w:cs="Times New Roman"/>
+        </w:rPr>
+        <w:t xml:space="preserve"> N </w:t>
+      </w:r>
+      <w:r>
+        <w:rPr>
+          <w:rFonts w:hint="eastAsia" w:ascii="Times New Roman" w:hAnsi="Times New Roman" w:eastAsia="FangSong" w:cs="Times New Roman"/>
+        </w:rPr>
+        <w:t xml:space="preserve">原子有</w:t>
+      </w:r>
+      <w:r>
+        <w:rPr>
+          <w:rFonts w:ascii="Times New Roman" w:hAnsi="Times New Roman" w:eastAsia="Times New Roman" w:cs="Times New Roman"/>
+        </w:rPr>
+        <w:t xml:space="preserve"> ____ </w:t>
+      </w:r>
+      <w:r>
+        <w:rPr>
+          <w:rFonts w:hint="eastAsia" w:ascii="Times New Roman" w:hAnsi="Times New Roman" w:eastAsia="FangSong" w:cs="Times New Roman"/>
+        </w:rPr>
+        <w:t>个</w:t>
+      </w:r>
+      <w:r>
+        <w:rPr>
+          <w:rFonts w:hint="eastAsia" w:ascii="Times New Roman" w:hAnsi="Times New Roman" w:eastAsia="Times New Roman" w:cs="Times New Roman"/>
+        </w:rPr>
+        <w:t>;sp</w:t>
+      </w:r>
+      <w:r>
+        <w:rPr>
+          <w:rFonts w:hint="eastAsia" w:ascii="Times New Roman" w:hAnsi="Times New Roman" w:eastAsia="Times New Roman" w:cs="Times New Roman"/>
+          <w:vertAlign w:val="superscript"/>
+        </w:rPr>
+        <w:t>2</w:t>
+      </w:r>
+      <w:r>
+        <w:rPr>
+          <w:rFonts w:ascii="Times New Roman" w:hAnsi="Times New Roman" w:eastAsia="Times New Roman" w:cs="Times New Roman"/>
+        </w:rPr>
+        <w:t xml:space="preserve"> </w:t>
+      </w:r>
+      <w:r>
+        <w:rPr>
+          <w:rFonts w:hint="eastAsia" w:ascii="Times New Roman" w:hAnsi="Times New Roman" w:eastAsia="FangSong" w:cs="Times New Roman"/>
+        </w:rPr>
+        <w:t xml:space="preserve">杂化</w:t>
+      </w:r>
+      <w:r>
+        <w:rPr>
+          <w:rFonts w:ascii="Times New Roman" w:hAnsi="Times New Roman" w:eastAsia="Times New Roman" w:cs="Times New Roman"/>
+        </w:rPr>
+        <w:t xml:space="preserve"> ____ </w:t>
+      </w:r>
+      <w:r>
+        <w:rPr>
+          <w:rFonts w:hint="eastAsia" w:ascii="Times New Roman" w:hAnsi="Times New Roman" w:eastAsia="FangSong" w:cs="Times New Roman"/>
+        </w:rPr>
+        <w:t>个</w:t>
+      </w:r>
+      <w:r>
+        <w:rPr>
+          <w:rFonts w:hint="eastAsia" w:ascii="Times New Roman" w:hAnsi="Times New Roman" w:eastAsia="Times New Roman" w:cs="Times New Roman"/>
+        </w:rPr>
+        <w:t>;sp</w:t>
+      </w:r>
+      <w:r>
+        <w:rPr>
+          <w:rFonts w:hint="eastAsia" w:ascii="Times New Roman" w:hAnsi="Times New Roman" w:eastAsia="Times New Roman" w:cs="Times New Roman"/>
+          <w:vertAlign w:val="superscript"/>
+        </w:rPr>
+        <w:t>3</w:t>
+      </w:r>
+      <w:r>
+        <w:rPr>
+          <w:rFonts w:ascii="Times New Roman" w:hAnsi="Times New Roman" w:eastAsia="Times New Roman" w:cs="Times New Roman"/>
+        </w:rPr>
+        <w:t xml:space="preserve"> </w:t>
+      </w:r>
+      <w:r>
+        <w:rPr>
+          <w:rFonts w:hint="eastAsia" w:ascii="Times New Roman" w:hAnsi="Times New Roman" w:eastAsia="FangSong" w:cs="Times New Roman"/>
+        </w:rPr>
+        <w:t xml:space="preserve">杂化</w:t>
+      </w:r>
+      <w:r>
+        <w:rPr>
+          <w:rFonts w:ascii="Times New Roman" w:hAnsi="Times New Roman" w:eastAsia="Times New Roman" w:cs="Times New Roman"/>
+        </w:rPr>
+        <w:t xml:space="preserve"> ____ </w:t>
+      </w:r>
+      <w:r>
+        <w:rPr>
+          <w:rFonts w:hint="eastAsia" w:ascii="Times New Roman" w:hAnsi="Times New Roman" w:eastAsia="FangSong" w:cs="Times New Roman"/>
+        </w:rPr>
+        <w:t>个</w:t>
+      </w:r>
+      <w:r>
+        <w:rPr>
+          <w:rFonts w:hint="eastAsia" w:ascii="Times New Roman" w:hAnsi="Times New Roman" w:eastAsia="Times New Roman" w:cs="Times New Roman"/>
+        </w:rPr>
+        <w:t>。</w:t>
+      </w:r>
+    </w:p>
+    <w:p>
+      <w:pPr>
+        <w:pStyle w:val="BodyText"/>
+      </w:pPr>
+      <w:r>
+        <w:rPr>
+          <w:rFonts w:hint="eastAsia" w:ascii="Times New Roman" w:hAnsi="Times New Roman" w:eastAsia="Times New Roman" w:cs="Times New Roman"/>
+        </w:rPr>
+        <w:t>(5)</w:t>
+      </w:r>
+      <w:r>
+        <w:rPr>
+          <w:rFonts w:hint="eastAsia" w:ascii="Times New Roman" w:hAnsi="Times New Roman" w:eastAsia="FangSong" w:cs="Times New Roman"/>
+        </w:rPr>
+        <w:t>为什么人们猜它是炸药</w:t>
+      </w:r>
+      <w:r>
+        <w:rPr>
+          <w:rFonts w:hint="eastAsia" w:ascii="Times New Roman" w:hAnsi="Times New Roman" w:eastAsia="Times New Roman" w:cs="Times New Roman"/>
+        </w:rPr>
+        <w:t>？</w:t>
+      </w:r>
+    </w:p>
+    <w:p>
+      <w:pPr>
+        <w:pStyle w:val="BodyText"/>
+      </w:pPr>
+      <w:r>
+        <w:rPr>
+          <w:rFonts w:ascii="Times New Roman" w:hAnsi="Times New Roman" w:eastAsia="Times New Roman" w:cs="Times New Roman"/>
+        </w:rPr>
+        <w:t xml:space="preserve">📖 </w:t>
+      </w:r>
+      <w:r>
+        <w:rPr>
+          <w:rFonts w:hint="eastAsia" w:ascii="Times New Roman" w:hAnsi="Times New Roman" w:eastAsia="FangSong" w:cs="Times New Roman"/>
+        </w:rPr>
+        <w:t xml:space="preserve">查看答案</w:t>
+      </w:r>
+    </w:p>
+    <w:p>
+      <w:pPr>
+        <w:pStyle w:val="BlockText"/>
+      </w:pPr>
+      <w:r>
+        <w:rPr>
+          <w:rFonts w:hint="eastAsia" w:ascii="Times New Roman" w:hAnsi="Times New Roman" w:eastAsia="FangSong" w:cs="Times New Roman"/>
+        </w:rPr>
+        <w:t>原书未提供本题解答</w:t>
+      </w:r>
+      <w:r>
+        <w:rPr>
+          <w:rFonts w:hint="eastAsia" w:ascii="Times New Roman" w:hAnsi="Times New Roman" w:eastAsia="Times New Roman" w:cs="Times New Roman"/>
+        </w:rPr>
+        <w:t>。</w:t>
+      </w:r>
+    </w:p>
+    <w:p>
+      <w:pPr>
+        <w:spacing w:before="160" w:after="80"/>
+      </w:pPr>
+      <w:r>
+        <w:pict>
+          <v:rect style="width:0;height:1.5pt" o:hralign="center" o:hrstd="t" o:hr="t"/>
+        </w:pict>
+      </w:r>
+    </w:p>
+    <w:bookmarkEnd w:id="13"/>
+    <w:bookmarkStart w:id="14" w:name="推断a至f及x的化学式第36届初赛第二场"/>
+    <w:p>
+      <w:pPr>
+        <w:pStyle w:val="Heading2"/>
+        <w:spacing w:before="280" w:after="120"/>
+      </w:pPr>
+      <w:r>
+        <w:rPr>
+          <w:rFonts w:ascii="Times New Roman" w:hAnsi="Times New Roman" w:eastAsia="Times New Roman" w:cs="Times New Roman"/>
+        </w:rPr>
+        <w:t xml:space="preserve">6.2 </w:t>
       </w:r>
       <w:r>
         <w:rPr>
@@ -1973,8 +2595,8 @@
         </w:pict>
       </w:r>
     </w:p>
-    <w:bookmarkEnd w:id="9"/>
-    <w:bookmarkStart w:id="16" w:name="一分册测试-ch1b-10-组氨酸硅钨酸盐超分子"/>
+    <w:bookmarkEnd w:id="14"/>
+    <w:bookmarkStart w:id="15" w:name="竞赛提升"/>
     <w:p>
       <w:pPr>
         <w:pStyle w:val="Heading2"/>
@@ -1982,21 +2604,29 @@
       </w:pPr>
       <w:r>
         <w:rPr>
-          <w:rFonts w:ascii="Times New Roman" w:hAnsi="Times New Roman" w:eastAsia="Times New Roman" w:cs="Times New Roman"/>
-        </w:rPr>
-        <w:t xml:space="preserve">6.2 </w:t>
-      </w:r>
-      <w:r>
-        <w:rPr>
           <w:rFonts w:hint="eastAsia" w:ascii="Times New Roman" w:hAnsi="Times New Roman" w:eastAsia="SimHei" w:cs="Times New Roman"/>
         </w:rPr>
-        <w:t>一分册测试</w:t>
-      </w:r>
-      <w:r>
-        <w:rPr>
-          <w:rFonts w:hint="eastAsia" w:ascii="Times New Roman" w:hAnsi="Times New Roman" w:eastAsia="Times New Roman" w:cs="Times New Roman"/>
-        </w:rPr>
-        <w:t>-Ch1B-10-</w:t>
+        <w:t xml:space="preserve">竞赛提升</w:t>
+      </w:r>
+    </w:p>
+    <w:bookmarkEnd w:id="15"/>
+    <w:bookmarkStart w:id="22" w:name="ch1b-10-组氨酸硅钨酸盐超分子"/>
+    <w:p>
+      <w:pPr>
+        <w:pStyle w:val="Heading2"/>
+        <w:spacing w:before="280" w:after="120"/>
+      </w:pPr>
+      <w:r>
+        <w:rPr>
+          <w:rFonts w:ascii="Times New Roman" w:hAnsi="Times New Roman" w:eastAsia="Times New Roman" w:cs="Times New Roman"/>
+        </w:rPr>
+        <w:t xml:space="preserve">6.3 </w:t>
+      </w:r>
+      <w:r>
+        <w:rPr>
+          <w:rFonts w:hint="eastAsia" w:ascii="Times New Roman" w:hAnsi="Times New Roman" w:eastAsia="Times New Roman" w:cs="Times New Roman"/>
+        </w:rPr>
+        <w:t>Ch1B-10-</w:t>
       </w:r>
       <w:r>
         <w:rPr>
@@ -2213,18 +2843,18 @@
           <wp:inline>
             <wp:extent cx="2654300" cy="1816100"/>
             <wp:effectExtent b="0" l="0" r="0" t="0"/>
-            <wp:docPr descr="" title="" id="11" name="Picture"/>
+            <wp:docPr descr="" title="" id="17" name="Picture"/>
             <a:graphic>
               <a:graphicData uri="http://schemas.openxmlformats.org/drawingml/2006/picture">
                 <pic:pic>
                   <pic:nvPicPr>
-                    <pic:cNvPr descr="f7d1189b37a09b50253b53792883563ae8eb6868f82a7445cb43180e89aabfd7.jpg" id="12" name="Picture"/>
+                    <pic:cNvPr descr="f7d1189b37a09b50253b53792883563ae8eb6868f82a7445cb43180e89aabfd7.jpg" id="18" name="Picture"/>
                     <pic:cNvPicPr>
                       <a:picLocks noChangeArrowheads="1" noChangeAspect="1"/>
                     </pic:cNvPicPr>
                   </pic:nvPicPr>
                   <pic:blipFill>
-                    <a:blip r:embed="rId10"/>
+                    <a:blip r:embed="rId16"/>
                     <a:stretch>
                       <a:fillRect/>
                     </a:stretch>
@@ -2579,18 +3209,18 @@
           <wp:inline>
             <wp:extent cx="3600000" cy="2543119"/>
             <wp:effectExtent b="0" l="0" r="0" t="0"/>
-            <wp:docPr descr="" title="" id="14" name="Picture"/>
+            <wp:docPr descr="" title="" id="20" name="Picture"/>
             <a:graphic>
               <a:graphicData uri="http://schemas.openxmlformats.org/drawingml/2006/picture">
                 <pic:pic>
                   <pic:nvPicPr>
-                    <pic:cNvPr descr="5b14386fb0b452fff0a37af3bf785b303ac550ebc7b4183db003f61e6424b355.jpg" id="15" name="Picture"/>
+                    <pic:cNvPr descr="5b14386fb0b452fff0a37af3bf785b303ac550ebc7b4183db003f61e6424b355.jpg" id="21" name="Picture"/>
                     <pic:cNvPicPr>
                       <a:picLocks noChangeArrowheads="1" noChangeAspect="1"/>
                     </pic:cNvPicPr>
                   </pic:nvPicPr>
                   <pic:blipFill>
-                    <a:blip r:embed="rId13"/>
+                    <a:blip r:embed="rId19"/>
                     <a:stretch>
                       <a:fillRect/>
                     </a:stretch>
@@ -4878,8 +5508,8 @@
         </w:pict>
       </w:r>
     </w:p>
-    <w:bookmarkEnd w:id="16"/>
-    <w:bookmarkStart w:id="21" w:name="无机固体化学-习题10.3"/>
+    <w:bookmarkEnd w:id="22"/>
+    <w:bookmarkStart w:id="27" w:name="无机固体化学-习题10.3"/>
     <w:p>
       <w:pPr>
         <w:pStyle w:val="Heading2"/>
@@ -4889,7 +5519,7 @@
         <w:rPr>
           <w:rFonts w:ascii="Times New Roman" w:hAnsi="Times New Roman" w:eastAsia="Times New Roman" w:cs="Times New Roman"/>
         </w:rPr>
-        <w:t xml:space="preserve">6.3 </w:t>
+        <w:t xml:space="preserve">6.4 </w:t>
       </w:r>
       <w:r>
         <w:rPr>
@@ -4986,7 +5616,7 @@
         <w:t xml:space="preserve">查看答案</w:t>
       </w:r>
     </w:p>
-    <w:bookmarkStart w:id="17" w:name="能带形成"/>
+    <w:bookmarkStart w:id="23" w:name="能带形成"/>
     <w:p>
       <w:pPr>
         <w:pStyle w:val="Heading3"/>
@@ -5003,354 +5633,6 @@
           <w:rFonts w:hint="eastAsia" w:ascii="Times New Roman" w:hAnsi="Times New Roman" w:eastAsia="SimHei" w:cs="Times New Roman"/>
         </w:rPr>
         <w:t xml:space="preserve">能带形成</w:t>
-      </w:r>
-    </w:p>
-    <w:p>
-      <w:pPr>
-        <w:pStyle w:val="Compact"/>
-        <w:numPr>
-          <w:ilvl w:val="0"/>
-          <w:numId w:val="1001"/>
-        </w:numPr>
-      </w:pPr>
-      <w:r>
-        <w:rPr>
-          <w:rFonts w:ascii="Times New Roman" w:hAnsi="Times New Roman" w:eastAsia="Times New Roman" w:cs="Times New Roman"/>
-        </w:rPr>
-        <w:t xml:space="preserve">n </w:t>
-      </w:r>
-      <w:r>
-        <w:rPr>
-          <w:rFonts w:hint="eastAsia" w:ascii="Times New Roman" w:hAnsi="Times New Roman" w:eastAsia="FangSong" w:cs="Times New Roman"/>
-        </w:rPr>
-        <w:t xml:space="preserve">个原子轨道线性组合</w:t>
-      </w:r>
-      <w:r>
-        <w:rPr>
-          <w:rFonts w:ascii="Times New Roman" w:hAnsi="Times New Roman" w:eastAsia="Times New Roman" w:cs="Times New Roman"/>
-        </w:rPr>
-        <w:t xml:space="preserve"> → n </w:t>
-      </w:r>
-      <w:r>
-        <w:rPr>
-          <w:rFonts w:hint="eastAsia" w:ascii="Times New Roman" w:hAnsi="Times New Roman" w:eastAsia="FangSong" w:cs="Times New Roman"/>
-        </w:rPr>
-        <w:t>个分子轨道</w:t>
-      </w:r>
-      <w:r>
-        <w:rPr>
-          <w:rFonts w:hint="eastAsia" w:ascii="Times New Roman" w:hAnsi="Times New Roman" w:eastAsia="Times New Roman" w:cs="Times New Roman"/>
-        </w:rPr>
-        <w:t>（MO）；</w:t>
-      </w:r>
-      <w:r>
-        <w:rPr>
-          <w:rFonts w:hint="eastAsia" w:ascii="Times New Roman" w:hAnsi="Times New Roman" w:eastAsia="FangSong" w:cs="Times New Roman"/>
-        </w:rPr>
-        <w:t>当</w:t>
-      </w:r>
-      <w:r>
-        <w:rPr>
-          <w:rFonts w:ascii="Times New Roman" w:hAnsi="Times New Roman" w:eastAsia="Times New Roman" w:cs="Times New Roman"/>
-        </w:rPr>
-        <w:t xml:space="preserve"> n→∞ </w:t>
-      </w:r>
-      <w:r>
-        <w:rPr>
-          <w:rFonts w:hint="eastAsia" w:ascii="Times New Roman" w:hAnsi="Times New Roman" w:eastAsia="FangSong" w:cs="Times New Roman"/>
-        </w:rPr>
-        <w:t>时能级间距趋近于零</w:t>
-      </w:r>
-      <w:r>
-        <w:rPr>
-          <w:rFonts w:hint="eastAsia" w:ascii="Times New Roman" w:hAnsi="Times New Roman" w:eastAsia="Times New Roman" w:cs="Times New Roman"/>
-        </w:rPr>
-        <w:t>，MO</w:t>
-      </w:r>
-      <w:r>
-        <w:rPr>
-          <w:rFonts w:ascii="Times New Roman" w:hAnsi="Times New Roman" w:eastAsia="Times New Roman" w:cs="Times New Roman"/>
-        </w:rPr>
-        <w:t xml:space="preserve"> </w:t>
-      </w:r>
-      <w:r>
-        <w:rPr>
-          <w:rFonts w:hint="eastAsia" w:ascii="Times New Roman" w:hAnsi="Times New Roman" w:eastAsia="FangSong" w:cs="Times New Roman"/>
-        </w:rPr>
-        <w:t xml:space="preserve">能级趋近</w:t>
-      </w:r>
-      <w:r>
-        <w:rPr>
-          <w:rFonts w:hint="eastAsia" w:ascii="Times New Roman" w:hAnsi="Times New Roman" w:eastAsia="FangSong" w:cs="Times New Roman"/>
-          <w:b/>
-          <w:bCs/>
-        </w:rPr>
-        <w:t xml:space="preserve">连续</w:t>
-      </w:r>
-      <w:r>
-        <w:rPr>
-          <w:rFonts w:ascii="Times New Roman" w:hAnsi="Times New Roman" w:eastAsia="Times New Roman" w:cs="Times New Roman"/>
-        </w:rPr>
-        <w:t xml:space="preserve"> </w:t>
-      </w:r>
-      <w:r>
-        <w:rPr>
-          <w:rFonts w:ascii="Times New Roman" w:hAnsi="Times New Roman" w:eastAsia="Times New Roman" w:cs="Times New Roman"/>
-        </w:rPr>
-        <w:t xml:space="preserve">→ </w:t>
-      </w:r>
-      <w:r>
-        <w:rPr>
-          <w:rFonts w:hint="eastAsia" w:ascii="Times New Roman" w:hAnsi="Times New Roman" w:eastAsia="FangSong" w:cs="Times New Roman"/>
-        </w:rPr>
-        <w:t xml:space="preserve">形成能带</w:t>
-      </w:r>
-    </w:p>
-    <w:p>
-      <w:pPr>
-        <w:pStyle w:val="Compact"/>
-        <w:numPr>
-          <w:ilvl w:val="0"/>
-          <w:numId w:val="1001"/>
-        </w:numPr>
-      </w:pPr>
-      <w:r>
-        <w:rPr>
-          <w:rFonts w:hint="eastAsia" w:ascii="Times New Roman" w:hAnsi="Times New Roman" w:eastAsia="FangSong" w:cs="Times New Roman"/>
-        </w:rPr>
-        <w:t>最简单模型</w:t>
-      </w:r>
-      <w:r>
-        <w:rPr>
-          <w:rFonts w:hint="eastAsia" w:ascii="Times New Roman" w:hAnsi="Times New Roman" w:eastAsia="Times New Roman" w:cs="Times New Roman"/>
-        </w:rPr>
-        <w:t>：</w:t>
-      </w:r>
-      <w:r>
-        <w:rPr>
-          <w:rFonts w:hint="eastAsia" w:ascii="Times New Roman" w:hAnsi="Times New Roman" w:eastAsia="FangSong" w:cs="Times New Roman"/>
-        </w:rPr>
-        <w:t>一维</w:t>
-      </w:r>
-      <w:r>
-        <w:rPr>
-          <w:rFonts w:ascii="Times New Roman" w:hAnsi="Times New Roman" w:eastAsia="Times New Roman" w:cs="Times New Roman"/>
-        </w:rPr>
-        <w:t xml:space="preserve"> </w:t>
-      </w:r>
-      <m:oMath>
-        <m:sSub>
-          <m:e>
-            <m:r>
-              <m:t>H</m:t>
-            </m:r>
-          </m:e>
-          <m:sub>
-            <m:r>
-              <m:t>n</m:t>
-            </m:r>
-          </m:sub>
-        </m:sSub>
-      </m:oMath>
-      <w:r>
-        <w:rPr>
-          <w:rFonts w:ascii="Times New Roman" w:hAnsi="Times New Roman" w:eastAsia="Times New Roman" w:cs="Times New Roman"/>
-        </w:rPr>
-        <w:t xml:space="preserve"> </w:t>
-      </w:r>
-      <w:r>
-        <w:rPr>
-          <w:rFonts w:hint="eastAsia" w:ascii="Times New Roman" w:hAnsi="Times New Roman" w:eastAsia="FangSong" w:cs="Times New Roman"/>
-        </w:rPr>
-        <w:t>线性链</w:t>
-      </w:r>
-      <w:r>
-        <w:rPr>
-          <w:rFonts w:hint="eastAsia" w:ascii="Times New Roman" w:hAnsi="Times New Roman" w:eastAsia="Times New Roman" w:cs="Times New Roman"/>
-        </w:rPr>
-        <w:t>（</w:t>
-      </w:r>
-      <w:r>
-        <w:rPr>
-          <w:rFonts w:hint="eastAsia" w:ascii="Times New Roman" w:hAnsi="Times New Roman" w:eastAsia="FangSong" w:cs="Times New Roman"/>
-        </w:rPr>
-        <w:t>单轨道</w:t>
-      </w:r>
-      <w:r>
-        <w:rPr>
-          <w:rFonts w:ascii="Times New Roman" w:hAnsi="Times New Roman" w:eastAsia="Times New Roman" w:cs="Times New Roman"/>
-        </w:rPr>
-        <w:t xml:space="preserve"> → </w:t>
-      </w:r>
-      <w:r>
-        <w:rPr>
-          <w:rFonts w:hint="eastAsia" w:ascii="Times New Roman" w:hAnsi="Times New Roman" w:eastAsia="FangSong" w:cs="Times New Roman"/>
-        </w:rPr>
-        <w:t>单能带</w:t>
-      </w:r>
-      <w:r>
-        <w:rPr>
-          <w:rFonts w:hint="eastAsia" w:ascii="Times New Roman" w:hAnsi="Times New Roman" w:eastAsia="Times New Roman" w:cs="Times New Roman"/>
-        </w:rPr>
-        <w:t>）</w:t>
-      </w:r>
-    </w:p>
-    <w:p>
-      <w:pPr>
-        <w:pStyle w:val="Compact"/>
-        <w:numPr>
-          <w:ilvl w:val="0"/>
-          <w:numId w:val="1001"/>
-        </w:numPr>
-      </w:pPr>
-      <w:r>
-        <w:rPr>
-          <w:rFonts w:hint="eastAsia" w:ascii="Times New Roman" w:hAnsi="Times New Roman" w:eastAsia="FangSong" w:cs="Times New Roman"/>
-        </w:rPr>
-        <w:t>引申两点</w:t>
-      </w:r>
-      <w:r>
-        <w:rPr>
-          <w:rFonts w:hint="eastAsia" w:ascii="Times New Roman" w:hAnsi="Times New Roman" w:eastAsia="Times New Roman" w:cs="Times New Roman"/>
-        </w:rPr>
-        <w:t>：①</w:t>
-      </w:r>
-      <w:r>
-        <w:rPr>
-          <w:rFonts w:ascii="Times New Roman" w:hAnsi="Times New Roman" w:eastAsia="Times New Roman" w:cs="Times New Roman"/>
-        </w:rPr>
-        <w:t xml:space="preserve"> </w:t>
-      </w:r>
-      <w:r>
-        <w:rPr>
-          <w:rFonts w:hint="eastAsia" w:ascii="Times New Roman" w:hAnsi="Times New Roman" w:eastAsia="FangSong" w:cs="Times New Roman"/>
-        </w:rPr>
-        <w:t xml:space="preserve">原子有多种价轨道</w:t>
-      </w:r>
-      <w:r>
-        <w:rPr>
-          <w:rFonts w:ascii="Times New Roman" w:hAnsi="Times New Roman" w:eastAsia="Times New Roman" w:cs="Times New Roman"/>
-        </w:rPr>
-        <w:t xml:space="preserve"> → </w:t>
-      </w:r>
-      <w:r>
-        <w:rPr>
-          <w:rFonts w:hint="eastAsia" w:ascii="Times New Roman" w:hAnsi="Times New Roman" w:eastAsia="FangSong" w:cs="Times New Roman"/>
-        </w:rPr>
-        <w:t>多种能带</w:t>
-      </w:r>
-      <w:r>
-        <w:rPr>
-          <w:rFonts w:hint="eastAsia" w:ascii="Times New Roman" w:hAnsi="Times New Roman" w:eastAsia="Times New Roman" w:cs="Times New Roman"/>
-        </w:rPr>
-        <w:t>（</w:t>
-      </w:r>
-      <w:r>
-        <w:rPr>
-          <w:rFonts w:hint="eastAsia" w:ascii="Times New Roman" w:hAnsi="Times New Roman" w:eastAsia="FangSong" w:cs="Times New Roman"/>
-        </w:rPr>
-        <w:t>如碱金属</w:t>
-      </w:r>
-      <w:r>
-        <w:rPr>
-          <w:rFonts w:ascii="Times New Roman" w:hAnsi="Times New Roman" w:eastAsia="Times New Roman" w:cs="Times New Roman"/>
-        </w:rPr>
-        <w:t xml:space="preserve"> s/p </w:t>
-      </w:r>
-      <w:r>
-        <w:rPr>
-          <w:rFonts w:hint="eastAsia" w:ascii="Times New Roman" w:hAnsi="Times New Roman" w:eastAsia="FangSong" w:cs="Times New Roman"/>
-        </w:rPr>
-        <w:t>带</w:t>
-      </w:r>
-      <w:r>
-        <w:rPr>
-          <w:rFonts w:hint="eastAsia" w:ascii="Times New Roman" w:hAnsi="Times New Roman" w:eastAsia="Times New Roman" w:cs="Times New Roman"/>
-        </w:rPr>
-        <w:t>：</w:t>
-      </w:r>
-      <w:r>
-        <w:rPr>
-          <w:rFonts w:hint="eastAsia" w:ascii="Times New Roman" w:hAnsi="Times New Roman" w:eastAsia="FangSong" w:cs="Times New Roman"/>
-        </w:rPr>
-        <w:t>能隙大可分离</w:t>
-      </w:r>
-      <w:r>
-        <w:rPr>
-          <w:rFonts w:hint="eastAsia" w:ascii="Times New Roman" w:hAnsi="Times New Roman" w:eastAsia="Times New Roman" w:cs="Times New Roman"/>
-        </w:rPr>
-        <w:t>、</w:t>
-      </w:r>
-      <w:r>
-        <w:rPr>
-          <w:rFonts w:hint="eastAsia" w:ascii="Times New Roman" w:hAnsi="Times New Roman" w:eastAsia="FangSong" w:cs="Times New Roman"/>
-        </w:rPr>
-        <w:t>能隙小可重叠</w:t>
-      </w:r>
-      <w:r>
-        <w:rPr>
-          <w:rFonts w:hint="eastAsia" w:ascii="Times New Roman" w:hAnsi="Times New Roman" w:eastAsia="Times New Roman" w:cs="Times New Roman"/>
-        </w:rPr>
-        <w:t>）；②</w:t>
-      </w:r>
-      <w:r>
-        <w:rPr>
-          <w:rFonts w:ascii="Times New Roman" w:hAnsi="Times New Roman" w:eastAsia="Times New Roman" w:cs="Times New Roman"/>
-        </w:rPr>
-        <w:t xml:space="preserve"> </w:t>
-      </w:r>
-      <w:r>
-        <w:rPr>
-          <w:rFonts w:hint="eastAsia" w:ascii="Times New Roman" w:hAnsi="Times New Roman" w:eastAsia="FangSong" w:cs="Times New Roman"/>
-        </w:rPr>
-        <w:t xml:space="preserve">一维</w:t>
-      </w:r>
-      <w:r>
-        <w:rPr>
-          <w:rFonts w:ascii="Times New Roman" w:hAnsi="Times New Roman" w:eastAsia="Times New Roman" w:cs="Times New Roman"/>
-        </w:rPr>
-        <w:t xml:space="preserve"> → </w:t>
-      </w:r>
-      <w:r>
-        <w:rPr>
-          <w:rFonts w:hint="eastAsia" w:ascii="Times New Roman" w:hAnsi="Times New Roman" w:eastAsia="FangSong" w:cs="Times New Roman"/>
-        </w:rPr>
-        <w:t xml:space="preserve">三维推广</w:t>
-      </w:r>
-    </w:p>
-    <w:p>
-      <w:pPr>
-        <w:pStyle w:val="Compact"/>
-        <w:numPr>
-          <w:ilvl w:val="0"/>
-          <w:numId w:val="1001"/>
-        </w:numPr>
-      </w:pPr>
-      <w:r>
-        <w:rPr>
-          <w:rFonts w:hint="eastAsia" w:ascii="Times New Roman" w:hAnsi="Times New Roman" w:eastAsia="FangSong" w:cs="Times New Roman"/>
-        </w:rPr>
-        <w:t xml:space="preserve">带宽取决于原子间距与轨道重叠程度</w:t>
-      </w:r>
-    </w:p>
-    <w:bookmarkEnd w:id="17"/>
-    <w:bookmarkStart w:id="18" w:name="fermi-能级"/>
-    <w:p>
-      <w:pPr>
-        <w:pStyle w:val="Heading3"/>
-        <w:spacing w:before="280" w:after="120"/>
-      </w:pPr>
-      <w:r>
-        <w:rPr>
-          <w:rFonts w:ascii="Times New Roman" w:hAnsi="Times New Roman" w:eastAsia="Times New Roman" w:cs="Times New Roman"/>
-        </w:rPr>
-        <w:t xml:space="preserve">2. Fermi </w:t>
-      </w:r>
-      <w:r>
-        <w:rPr>
-          <w:rFonts w:hint="eastAsia" w:ascii="Times New Roman" w:hAnsi="Times New Roman" w:eastAsia="SimHei" w:cs="Times New Roman"/>
-        </w:rPr>
-        <w:t xml:space="preserve">能级</w:t>
       </w:r>
     </w:p>
     <w:p>
@@ -5363,37 +5645,95 @@
       </w:pPr>
       <w:r>
         <w:rPr>
+          <w:rFonts w:ascii="Times New Roman" w:hAnsi="Times New Roman" w:eastAsia="Times New Roman" w:cs="Times New Roman"/>
+        </w:rPr>
+        <w:t xml:space="preserve">n </w:t>
+      </w:r>
+      <w:r>
+        <w:rPr>
+          <w:rFonts w:hint="eastAsia" w:ascii="Times New Roman" w:hAnsi="Times New Roman" w:eastAsia="FangSong" w:cs="Times New Roman"/>
+        </w:rPr>
+        <w:t xml:space="preserve">个原子轨道线性组合</w:t>
+      </w:r>
+      <w:r>
+        <w:rPr>
+          <w:rFonts w:ascii="Times New Roman" w:hAnsi="Times New Roman" w:eastAsia="Times New Roman" w:cs="Times New Roman"/>
+        </w:rPr>
+        <w:t xml:space="preserve"> → n </w:t>
+      </w:r>
+      <w:r>
+        <w:rPr>
+          <w:rFonts w:hint="eastAsia" w:ascii="Times New Roman" w:hAnsi="Times New Roman" w:eastAsia="FangSong" w:cs="Times New Roman"/>
+        </w:rPr>
+        <w:t>个分子轨道</w:t>
+      </w:r>
+      <w:r>
+        <w:rPr>
+          <w:rFonts w:hint="eastAsia" w:ascii="Times New Roman" w:hAnsi="Times New Roman" w:eastAsia="Times New Roman" w:cs="Times New Roman"/>
+        </w:rPr>
+        <w:t>（MO）；</w:t>
+      </w:r>
+      <w:r>
+        <w:rPr>
+          <w:rFonts w:hint="eastAsia" w:ascii="Times New Roman" w:hAnsi="Times New Roman" w:eastAsia="FangSong" w:cs="Times New Roman"/>
+        </w:rPr>
+        <w:t>当</w:t>
+      </w:r>
+      <w:r>
+        <w:rPr>
+          <w:rFonts w:ascii="Times New Roman" w:hAnsi="Times New Roman" w:eastAsia="Times New Roman" w:cs="Times New Roman"/>
+        </w:rPr>
+        <w:t xml:space="preserve"> n→∞ </w:t>
+      </w:r>
+      <w:r>
+        <w:rPr>
+          <w:rFonts w:hint="eastAsia" w:ascii="Times New Roman" w:hAnsi="Times New Roman" w:eastAsia="FangSong" w:cs="Times New Roman"/>
+        </w:rPr>
+        <w:t>时能级间距趋近于零</w:t>
+      </w:r>
+      <w:r>
+        <w:rPr>
+          <w:rFonts w:hint="eastAsia" w:ascii="Times New Roman" w:hAnsi="Times New Roman" w:eastAsia="Times New Roman" w:cs="Times New Roman"/>
+        </w:rPr>
+        <w:t>，MO</w:t>
+      </w:r>
+      <w:r>
+        <w:rPr>
+          <w:rFonts w:ascii="Times New Roman" w:hAnsi="Times New Roman" w:eastAsia="Times New Roman" w:cs="Times New Roman"/>
+        </w:rPr>
+        <w:t xml:space="preserve"> </w:t>
+      </w:r>
+      <w:r>
+        <w:rPr>
+          <w:rFonts w:hint="eastAsia" w:ascii="Times New Roman" w:hAnsi="Times New Roman" w:eastAsia="FangSong" w:cs="Times New Roman"/>
+        </w:rPr>
+        <w:t xml:space="preserve">能级趋近</w:t>
+      </w:r>
+      <w:r>
+        <w:rPr>
           <w:rFonts w:hint="eastAsia" w:ascii="Times New Roman" w:hAnsi="Times New Roman" w:eastAsia="FangSong" w:cs="Times New Roman"/>
           <w:b/>
           <w:bCs/>
         </w:rPr>
-        <w:t xml:space="preserve">定义</w:t>
-      </w:r>
-      <w:r>
-        <w:rPr>
-          <w:rFonts w:hint="eastAsia" w:ascii="Times New Roman" w:hAnsi="Times New Roman" w:eastAsia="Times New Roman" w:cs="Times New Roman"/>
-        </w:rPr>
-        <w:t xml:space="preserve">：T=0</w:t>
-      </w:r>
-      <w:r>
-        <w:rPr>
-          <w:rFonts w:ascii="Times New Roman" w:hAnsi="Times New Roman" w:eastAsia="Times New Roman" w:cs="Times New Roman"/>
-        </w:rPr>
-        <w:t xml:space="preserve"> K </w:t>
-      </w:r>
-      <w:r>
-        <w:rPr>
-          <w:rFonts w:hint="eastAsia" w:ascii="Times New Roman" w:hAnsi="Times New Roman" w:eastAsia="FangSong" w:cs="Times New Roman"/>
-        </w:rPr>
-        <w:t xml:space="preserve">时固体中</w:t>
-      </w:r>
-      <w:r>
-        <w:rPr>
-          <w:rFonts w:hint="eastAsia" w:ascii="Times New Roman" w:hAnsi="Times New Roman" w:eastAsia="FangSong" w:cs="Times New Roman"/>
-          <w:b/>
-          <w:bCs/>
-        </w:rPr>
-        <w:t xml:space="preserve">最高被占能级</w:t>
+        <w:t xml:space="preserve">连续</w:t>
+      </w:r>
+      <w:r>
+        <w:rPr>
+          <w:rFonts w:ascii="Times New Roman" w:hAnsi="Times New Roman" w:eastAsia="Times New Roman" w:cs="Times New Roman"/>
+        </w:rPr>
+        <w:t xml:space="preserve"> </w:t>
+      </w:r>
+      <w:r>
+        <w:rPr>
+          <w:rFonts w:ascii="Times New Roman" w:hAnsi="Times New Roman" w:eastAsia="Times New Roman" w:cs="Times New Roman"/>
+        </w:rPr>
+        <w:t xml:space="preserve">→ </w:t>
+      </w:r>
+      <w:r>
+        <w:rPr>
+          <w:rFonts w:hint="eastAsia" w:ascii="Times New Roman" w:hAnsi="Times New Roman" w:eastAsia="FangSong" w:cs="Times New Roman"/>
+        </w:rPr>
+        <w:t xml:space="preserve">形成能带</w:t>
       </w:r>
     </w:p>
     <w:p>
@@ -5406,27 +5746,21 @@
       </w:pPr>
       <w:r>
         <w:rPr>
-          <w:rFonts w:ascii="Times New Roman" w:hAnsi="Times New Roman" w:eastAsia="Times New Roman" w:cs="Times New Roman"/>
-        </w:rPr>
-        <w:t xml:space="preserve">N </w:t>
-      </w:r>
-      <w:r>
-        <w:rPr>
-          <w:rFonts w:hint="eastAsia" w:ascii="Times New Roman" w:hAnsi="Times New Roman" w:eastAsia="FangSong" w:cs="Times New Roman"/>
-        </w:rPr>
-        <w:t xml:space="preserve">个原子贡献</w:t>
-      </w:r>
-      <w:r>
-        <w:rPr>
-          <w:rFonts w:ascii="Times New Roman" w:hAnsi="Times New Roman" w:eastAsia="Times New Roman" w:cs="Times New Roman"/>
-        </w:rPr>
-        <w:t xml:space="preserve"> N </w:t>
-      </w:r>
-      <w:r>
-        <w:rPr>
-          <w:rFonts w:hint="eastAsia" w:ascii="Times New Roman" w:hAnsi="Times New Roman" w:eastAsia="FangSong" w:cs="Times New Roman"/>
-        </w:rPr>
-        <w:t xml:space="preserve">个</w:t>
+          <w:rFonts w:hint="eastAsia" w:ascii="Times New Roman" w:hAnsi="Times New Roman" w:eastAsia="FangSong" w:cs="Times New Roman"/>
+        </w:rPr>
+        <w:t>最简单模型</w:t>
+      </w:r>
+      <w:r>
+        <w:rPr>
+          <w:rFonts w:hint="eastAsia" w:ascii="Times New Roman" w:hAnsi="Times New Roman" w:eastAsia="Times New Roman" w:cs="Times New Roman"/>
+        </w:rPr>
+        <w:t>：</w:t>
+      </w:r>
+      <w:r>
+        <w:rPr>
+          <w:rFonts w:hint="eastAsia" w:ascii="Times New Roman" w:hAnsi="Times New Roman" w:eastAsia="FangSong" w:cs="Times New Roman"/>
+        </w:rPr>
+        <w:t>一维</w:t>
       </w:r>
       <w:r>
         <w:rPr>
@@ -5434,12 +5768,20 @@
         </w:rPr>
         <w:t xml:space="preserve"> </w:t>
       </w:r>
-      <w:r>
-        <w:rPr>
-          <w:rFonts w:hint="eastAsia" w:ascii="Times New Roman" w:hAnsi="Times New Roman" w:eastAsia="Times New Roman" w:cs="Times New Roman"/>
-        </w:rPr>
-        <w:t xml:space="preserve">MO，N</w:t>
-      </w:r>
+      <m:oMath>
+        <m:sSub>
+          <m:e>
+            <m:r>
+              <m:t>H</m:t>
+            </m:r>
+          </m:e>
+          <m:sub>
+            <m:r>
+              <m:t>n</m:t>
+            </m:r>
+          </m:sub>
+        </m:sSub>
+      </m:oMath>
       <w:r>
         <w:rPr>
           <w:rFonts w:ascii="Times New Roman" w:hAnsi="Times New Roman" w:eastAsia="Times New Roman" w:cs="Times New Roman"/>
@@ -5450,19 +5792,7 @@
         <w:rPr>
           <w:rFonts w:hint="eastAsia" w:ascii="Times New Roman" w:hAnsi="Times New Roman" w:eastAsia="FangSong" w:cs="Times New Roman"/>
         </w:rPr>
-        <w:t xml:space="preserve">个电子填</w:t>
-      </w:r>
-      <w:r>
-        <w:rPr>
-          <w:rFonts w:ascii="Times New Roman" w:hAnsi="Times New Roman" w:eastAsia="Times New Roman" w:cs="Times New Roman"/>
-        </w:rPr>
-        <w:t xml:space="preserve"> N/2 </w:t>
-      </w:r>
-      <w:r>
-        <w:rPr>
-          <w:rFonts w:hint="eastAsia" w:ascii="Times New Roman" w:hAnsi="Times New Roman" w:eastAsia="FangSong" w:cs="Times New Roman"/>
-        </w:rPr>
-        <w:t>个成键能级</w:t>
+        <w:t>线性链</w:t>
       </w:r>
       <w:r>
         <w:rPr>
@@ -5474,25 +5804,25 @@
         <w:rPr>
           <w:rFonts w:hint="eastAsia" w:ascii="Times New Roman" w:hAnsi="Times New Roman" w:eastAsia="FangSong" w:cs="Times New Roman"/>
         </w:rPr>
-        <w:t>半充满带</w:t>
-      </w:r>
-      <w:r>
-        <w:rPr>
-          <w:rFonts w:hint="eastAsia" w:ascii="Times New Roman" w:hAnsi="Times New Roman" w:eastAsia="Times New Roman" w:cs="Times New Roman"/>
-        </w:rPr>
-        <w:t>）→</w:t>
-      </w:r>
-      <w:r>
-        <w:rPr>
-          <w:rFonts w:ascii="Times New Roman" w:hAnsi="Times New Roman" w:eastAsia="Times New Roman" w:cs="Times New Roman"/>
-        </w:rPr>
-        <w:t xml:space="preserve"> Fermi </w:t>
-      </w:r>
-      <w:r>
-        <w:rPr>
-          <w:rFonts w:hint="eastAsia" w:ascii="Times New Roman" w:hAnsi="Times New Roman" w:eastAsia="FangSong" w:cs="Times New Roman"/>
-        </w:rPr>
-        <w:t xml:space="preserve">能级位于能带中部</w:t>
+        <w:t>单轨道</w:t>
+      </w:r>
+      <w:r>
+        <w:rPr>
+          <w:rFonts w:ascii="Times New Roman" w:hAnsi="Times New Roman" w:eastAsia="Times New Roman" w:cs="Times New Roman"/>
+        </w:rPr>
+        <w:t xml:space="preserve"> → </w:t>
+      </w:r>
+      <w:r>
+        <w:rPr>
+          <w:rFonts w:hint="eastAsia" w:ascii="Times New Roman" w:hAnsi="Times New Roman" w:eastAsia="FangSong" w:cs="Times New Roman"/>
+        </w:rPr>
+        <w:t>单能带</w:t>
+      </w:r>
+      <w:r>
+        <w:rPr>
+          <w:rFonts w:hint="eastAsia" w:ascii="Times New Roman" w:hAnsi="Times New Roman" w:eastAsia="Times New Roman" w:cs="Times New Roman"/>
+        </w:rPr>
+        <w:t>）</w:t>
       </w:r>
     </w:p>
     <w:p>
@@ -5505,15 +5835,75 @@
       </w:pPr>
       <w:r>
         <w:rPr>
-          <w:rFonts w:ascii="Times New Roman" w:hAnsi="Times New Roman" w:eastAsia="Times New Roman" w:cs="Times New Roman"/>
-        </w:rPr>
-        <w:t xml:space="preserve">Fermi </w:t>
-      </w:r>
-      <w:r>
-        <w:rPr>
-          <w:rFonts w:hint="eastAsia" w:ascii="Times New Roman" w:hAnsi="Times New Roman" w:eastAsia="FangSong" w:cs="Times New Roman"/>
-        </w:rPr>
-        <w:t>能级之上为空的导带</w:t>
+          <w:rFonts w:hint="eastAsia" w:ascii="Times New Roman" w:hAnsi="Times New Roman" w:eastAsia="FangSong" w:cs="Times New Roman"/>
+        </w:rPr>
+        <w:t>引申两点</w:t>
+      </w:r>
+      <w:r>
+        <w:rPr>
+          <w:rFonts w:hint="eastAsia" w:ascii="Times New Roman" w:hAnsi="Times New Roman" w:eastAsia="Times New Roman" w:cs="Times New Roman"/>
+        </w:rPr>
+        <w:t>：①</w:t>
+      </w:r>
+      <w:r>
+        <w:rPr>
+          <w:rFonts w:ascii="Times New Roman" w:hAnsi="Times New Roman" w:eastAsia="Times New Roman" w:cs="Times New Roman"/>
+        </w:rPr>
+        <w:t xml:space="preserve"> </w:t>
+      </w:r>
+      <w:r>
+        <w:rPr>
+          <w:rFonts w:hint="eastAsia" w:ascii="Times New Roman" w:hAnsi="Times New Roman" w:eastAsia="FangSong" w:cs="Times New Roman"/>
+        </w:rPr>
+        <w:t xml:space="preserve">原子有多种价轨道</w:t>
+      </w:r>
+      <w:r>
+        <w:rPr>
+          <w:rFonts w:ascii="Times New Roman" w:hAnsi="Times New Roman" w:eastAsia="Times New Roman" w:cs="Times New Roman"/>
+        </w:rPr>
+        <w:t xml:space="preserve"> → </w:t>
+      </w:r>
+      <w:r>
+        <w:rPr>
+          <w:rFonts w:hint="eastAsia" w:ascii="Times New Roman" w:hAnsi="Times New Roman" w:eastAsia="FangSong" w:cs="Times New Roman"/>
+        </w:rPr>
+        <w:t>多种能带</w:t>
+      </w:r>
+      <w:r>
+        <w:rPr>
+          <w:rFonts w:hint="eastAsia" w:ascii="Times New Roman" w:hAnsi="Times New Roman" w:eastAsia="Times New Roman" w:cs="Times New Roman"/>
+        </w:rPr>
+        <w:t>（</w:t>
+      </w:r>
+      <w:r>
+        <w:rPr>
+          <w:rFonts w:hint="eastAsia" w:ascii="Times New Roman" w:hAnsi="Times New Roman" w:eastAsia="FangSong" w:cs="Times New Roman"/>
+        </w:rPr>
+        <w:t>如碱金属</w:t>
+      </w:r>
+      <w:r>
+        <w:rPr>
+          <w:rFonts w:ascii="Times New Roman" w:hAnsi="Times New Roman" w:eastAsia="Times New Roman" w:cs="Times New Roman"/>
+        </w:rPr>
+        <w:t xml:space="preserve"> s/p </w:t>
+      </w:r>
+      <w:r>
+        <w:rPr>
+          <w:rFonts w:hint="eastAsia" w:ascii="Times New Roman" w:hAnsi="Times New Roman" w:eastAsia="FangSong" w:cs="Times New Roman"/>
+        </w:rPr>
+        <w:t>带</w:t>
+      </w:r>
+      <w:r>
+        <w:rPr>
+          <w:rFonts w:hint="eastAsia" w:ascii="Times New Roman" w:hAnsi="Times New Roman" w:eastAsia="Times New Roman" w:cs="Times New Roman"/>
+        </w:rPr>
+        <w:t>：</w:t>
+      </w:r>
+      <w:r>
+        <w:rPr>
+          <w:rFonts w:hint="eastAsia" w:ascii="Times New Roman" w:hAnsi="Times New Roman" w:eastAsia="FangSong" w:cs="Times New Roman"/>
+        </w:rPr>
+        <w:t>能隙大可分离</w:t>
       </w:r>
       <w:r>
         <w:rPr>
@@ -5525,53 +5915,56 @@
         <w:rPr>
           <w:rFonts w:hint="eastAsia" w:ascii="Times New Roman" w:hAnsi="Times New Roman" w:eastAsia="FangSong" w:cs="Times New Roman"/>
         </w:rPr>
-        <w:t>之下为满的价带</w:t>
-      </w:r>
-      <w:r>
-        <w:rPr>
-          <w:rFonts w:hint="eastAsia" w:ascii="Times New Roman" w:hAnsi="Times New Roman" w:eastAsia="Times New Roman" w:cs="Times New Roman"/>
-        </w:rPr>
-        <w:t>（</w:t>
-      </w:r>
-      <w:r>
-        <w:rPr>
-          <w:rFonts w:hint="eastAsia" w:ascii="Times New Roman" w:hAnsi="Times New Roman" w:eastAsia="FangSong" w:cs="Times New Roman"/>
-        </w:rPr>
-        <w:t>对非导体而言</w:t>
-      </w:r>
-      <w:r>
-        <w:rPr>
-          <w:rFonts w:hint="eastAsia" w:ascii="Times New Roman" w:hAnsi="Times New Roman" w:eastAsia="Times New Roman" w:cs="Times New Roman"/>
-        </w:rPr>
-        <w:t>）；</w:t>
-      </w:r>
-      <w:r>
-        <w:rPr>
-          <w:rFonts w:hint="eastAsia" w:ascii="Times New Roman" w:hAnsi="Times New Roman" w:eastAsia="FangSong" w:cs="Times New Roman"/>
-        </w:rPr>
-        <w:t>它决定了电子填充的</w:t>
-      </w:r>
-      <w:r>
-        <w:rPr>
-          <w:rFonts w:hint="eastAsia" w:ascii="Times New Roman" w:hAnsi="Times New Roman" w:eastAsia="Times New Roman" w:cs="Times New Roman"/>
-        </w:rPr>
-        <w:t>”</w:t>
-      </w:r>
-      <w:r>
-        <w:rPr>
-          <w:rFonts w:hint="eastAsia" w:ascii="Times New Roman" w:hAnsi="Times New Roman" w:eastAsia="FangSong" w:cs="Times New Roman"/>
-        </w:rPr>
-        <w:t>水面</w:t>
-      </w:r>
-      <w:r>
-        <w:rPr>
-          <w:rFonts w:hint="eastAsia" w:ascii="Times New Roman" w:hAnsi="Times New Roman" w:eastAsia="Times New Roman" w:cs="Times New Roman"/>
-        </w:rPr>
-        <w:t>”</w:t>
+        <w:t>能隙小可重叠</w:t>
+      </w:r>
+      <w:r>
+        <w:rPr>
+          <w:rFonts w:hint="eastAsia" w:ascii="Times New Roman" w:hAnsi="Times New Roman" w:eastAsia="Times New Roman" w:cs="Times New Roman"/>
+        </w:rPr>
+        <w:t>）；②</w:t>
+      </w:r>
+      <w:r>
+        <w:rPr>
+          <w:rFonts w:ascii="Times New Roman" w:hAnsi="Times New Roman" w:eastAsia="Times New Roman" w:cs="Times New Roman"/>
+        </w:rPr>
+        <w:t xml:space="preserve"> </w:t>
+      </w:r>
+      <w:r>
+        <w:rPr>
+          <w:rFonts w:hint="eastAsia" w:ascii="Times New Roman" w:hAnsi="Times New Roman" w:eastAsia="FangSong" w:cs="Times New Roman"/>
+        </w:rPr>
+        <w:t xml:space="preserve">一维</w:t>
+      </w:r>
+      <w:r>
+        <w:rPr>
+          <w:rFonts w:ascii="Times New Roman" w:hAnsi="Times New Roman" w:eastAsia="Times New Roman" w:cs="Times New Roman"/>
+        </w:rPr>
+        <w:t xml:space="preserve"> → </w:t>
+      </w:r>
+      <w:r>
+        <w:rPr>
+          <w:rFonts w:hint="eastAsia" w:ascii="Times New Roman" w:hAnsi="Times New Roman" w:eastAsia="FangSong" w:cs="Times New Roman"/>
+        </w:rPr>
+        <w:t xml:space="preserve">三维推广</w:t>
       </w:r>
     </w:p>
-    <w:bookmarkEnd w:id="18"/>
-    <w:bookmarkStart w:id="19" w:name="能隙带隙"/>
+    <w:p>
+      <w:pPr>
+        <w:pStyle w:val="Compact"/>
+        <w:numPr>
+          <w:ilvl w:val="0"/>
+          <w:numId w:val="1002"/>
+        </w:numPr>
+      </w:pPr>
+      <w:r>
+        <w:rPr>
+          <w:rFonts w:hint="eastAsia" w:ascii="Times New Roman" w:hAnsi="Times New Roman" w:eastAsia="FangSong" w:cs="Times New Roman"/>
+        </w:rPr>
+        <w:t xml:space="preserve">带宽取决于原子间距与轨道重叠程度</w:t>
+      </w:r>
+    </w:p>
+    <w:bookmarkEnd w:id="23"/>
+    <w:bookmarkStart w:id="24" w:name="fermi-能级"/>
     <w:p>
       <w:pPr>
         <w:pStyle w:val="Heading3"/>
@@ -5581,31 +5974,13 @@
         <w:rPr>
           <w:rFonts w:ascii="Times New Roman" w:hAnsi="Times New Roman" w:eastAsia="Times New Roman" w:cs="Times New Roman"/>
         </w:rPr>
-        <w:t xml:space="preserve">3. </w:t>
+        <w:t xml:space="preserve">2. Fermi </w:t>
       </w:r>
       <w:r>
         <w:rPr>
           <w:rFonts w:hint="eastAsia" w:ascii="Times New Roman" w:hAnsi="Times New Roman" w:eastAsia="SimHei" w:cs="Times New Roman"/>
         </w:rPr>
-        <w:t>能隙</w:t>
-      </w:r>
-      <w:r>
-        <w:rPr>
-          <w:rFonts w:hint="eastAsia" w:ascii="Times New Roman" w:hAnsi="Times New Roman" w:eastAsia="Times New Roman" w:cs="Times New Roman"/>
-        </w:rPr>
-        <w:t>（</w:t>
-      </w:r>
-      <w:r>
-        <w:rPr>
-          <w:rFonts w:hint="eastAsia" w:ascii="Times New Roman" w:hAnsi="Times New Roman" w:eastAsia="SimHei" w:cs="Times New Roman"/>
-        </w:rPr>
-        <w:t>带隙</w:t>
-      </w:r>
-      <w:r>
-        <w:rPr>
-          <w:rFonts w:hint="eastAsia" w:ascii="Times New Roman" w:hAnsi="Times New Roman" w:eastAsia="Times New Roman" w:cs="Times New Roman"/>
-        </w:rPr>
-        <w:t>）</w:t>
+        <w:t xml:space="preserve">能级</w:t>
       </w:r>
     </w:p>
     <w:p>
@@ -5628,97 +6003,27 @@
         <w:rPr>
           <w:rFonts w:hint="eastAsia" w:ascii="Times New Roman" w:hAnsi="Times New Roman" w:eastAsia="Times New Roman" w:cs="Times New Roman"/>
         </w:rPr>
-        <w:t>：</w:t>
-      </w:r>
-      <w:r>
-        <w:rPr>
-          <w:rFonts w:hint="eastAsia" w:ascii="Times New Roman" w:hAnsi="Times New Roman" w:eastAsia="FangSong" w:cs="Times New Roman"/>
-        </w:rPr>
-        <w:t>上一能带</w:t>
-      </w:r>
-      <w:r>
-        <w:rPr>
-          <w:rFonts w:hint="eastAsia" w:ascii="Times New Roman" w:hAnsi="Times New Roman" w:eastAsia="Times New Roman" w:cs="Times New Roman"/>
-        </w:rPr>
-        <w:t>（</w:t>
-      </w:r>
-      <w:r>
-        <w:rPr>
-          <w:rFonts w:hint="eastAsia" w:ascii="Times New Roman" w:hAnsi="Times New Roman" w:eastAsia="FangSong" w:cs="Times New Roman"/>
-        </w:rPr>
-        <w:t>导带</w:t>
-      </w:r>
-      <w:r>
-        <w:rPr>
-          <w:rFonts w:hint="eastAsia" w:ascii="Times New Roman" w:hAnsi="Times New Roman" w:eastAsia="Times New Roman" w:cs="Times New Roman"/>
-        </w:rPr>
-        <w:t>）</w:t>
-      </w:r>
-      <w:r>
-        <w:rPr>
-          <w:rFonts w:hint="eastAsia" w:ascii="Times New Roman" w:hAnsi="Times New Roman" w:eastAsia="FangSong" w:cs="Times New Roman"/>
-        </w:rPr>
-        <w:t>最低能量与下一能带</w:t>
-      </w:r>
-      <w:r>
-        <w:rPr>
-          <w:rFonts w:hint="eastAsia" w:ascii="Times New Roman" w:hAnsi="Times New Roman" w:eastAsia="Times New Roman" w:cs="Times New Roman"/>
-        </w:rPr>
-        <w:t>（</w:t>
-      </w:r>
-      <w:r>
-        <w:rPr>
-          <w:rFonts w:hint="eastAsia" w:ascii="Times New Roman" w:hAnsi="Times New Roman" w:eastAsia="FangSong" w:cs="Times New Roman"/>
-        </w:rPr>
-        <w:t>价带</w:t>
-      </w:r>
-      <w:r>
-        <w:rPr>
-          <w:rFonts w:hint="eastAsia" w:ascii="Times New Roman" w:hAnsi="Times New Roman" w:eastAsia="Times New Roman" w:cs="Times New Roman"/>
-        </w:rPr>
-        <w:t>）</w:t>
-      </w:r>
-      <w:r>
-        <w:rPr>
-          <w:rFonts w:hint="eastAsia" w:ascii="Times New Roman" w:hAnsi="Times New Roman" w:eastAsia="FangSong" w:cs="Times New Roman"/>
-        </w:rPr>
-        <w:t>最高能量之差</w:t>
-      </w:r>
-      <w:r>
-        <w:rPr>
-          <w:rFonts w:hint="eastAsia" w:ascii="Times New Roman" w:hAnsi="Times New Roman" w:eastAsia="Times New Roman" w:cs="Times New Roman"/>
-        </w:rPr>
-        <w:t>；</w:t>
-      </w:r>
-      <w:r>
-        <w:rPr>
-          <w:rFonts w:hint="eastAsia" w:ascii="Times New Roman" w:hAnsi="Times New Roman" w:eastAsia="FangSong" w:cs="Times New Roman"/>
-        </w:rPr>
-        <w:t>带隙内无允许的电子态</w:t>
-      </w:r>
-      <w:r>
-        <w:rPr>
-          <w:rFonts w:hint="eastAsia" w:ascii="Times New Roman" w:hAnsi="Times New Roman" w:eastAsia="Times New Roman" w:cs="Times New Roman"/>
-        </w:rPr>
-        <w:t>（</w:t>
-      </w:r>
-      <w:r>
-        <w:rPr>
-          <w:rFonts w:hint="eastAsia" w:ascii="Times New Roman" w:hAnsi="Times New Roman" w:eastAsia="FangSong" w:cs="Times New Roman"/>
-        </w:rPr>
-        <w:t>态密度</w:t>
-      </w:r>
-      <w:r>
-        <w:rPr>
-          <w:rFonts w:ascii="Times New Roman" w:hAnsi="Times New Roman" w:eastAsia="Times New Roman" w:cs="Times New Roman"/>
-        </w:rPr>
-        <w:t xml:space="preserve"> </w:t>
-      </w:r>
-      <w:r>
-        <w:rPr>
-          <w:rFonts w:hint="eastAsia" w:ascii="Times New Roman" w:hAnsi="Times New Roman" w:eastAsia="Times New Roman" w:cs="Times New Roman"/>
-        </w:rPr>
-        <w:t xml:space="preserve">DOS=0）</w:t>
+        <w:t xml:space="preserve">：T=0</w:t>
+      </w:r>
+      <w:r>
+        <w:rPr>
+          <w:rFonts w:ascii="Times New Roman" w:hAnsi="Times New Roman" w:eastAsia="Times New Roman" w:cs="Times New Roman"/>
+        </w:rPr>
+        <w:t xml:space="preserve"> K </w:t>
+      </w:r>
+      <w:r>
+        <w:rPr>
+          <w:rFonts w:hint="eastAsia" w:ascii="Times New Roman" w:hAnsi="Times New Roman" w:eastAsia="FangSong" w:cs="Times New Roman"/>
+        </w:rPr>
+        <w:t xml:space="preserve">时固体中</w:t>
+      </w:r>
+      <w:r>
+        <w:rPr>
+          <w:rFonts w:hint="eastAsia" w:ascii="Times New Roman" w:hAnsi="Times New Roman" w:eastAsia="FangSong" w:cs="Times New Roman"/>
+          <w:b/>
+          <w:bCs/>
+        </w:rPr>
+        <w:t xml:space="preserve">最高被占能级</w:t>
       </w:r>
     </w:p>
     <w:p>
@@ -5731,6 +6036,331 @@
       </w:pPr>
       <w:r>
         <w:rPr>
+          <w:rFonts w:ascii="Times New Roman" w:hAnsi="Times New Roman" w:eastAsia="Times New Roman" w:cs="Times New Roman"/>
+        </w:rPr>
+        <w:t xml:space="preserve">N </w:t>
+      </w:r>
+      <w:r>
+        <w:rPr>
+          <w:rFonts w:hint="eastAsia" w:ascii="Times New Roman" w:hAnsi="Times New Roman" w:eastAsia="FangSong" w:cs="Times New Roman"/>
+        </w:rPr>
+        <w:t xml:space="preserve">个原子贡献</w:t>
+      </w:r>
+      <w:r>
+        <w:rPr>
+          <w:rFonts w:ascii="Times New Roman" w:hAnsi="Times New Roman" w:eastAsia="Times New Roman" w:cs="Times New Roman"/>
+        </w:rPr>
+        <w:t xml:space="preserve"> N </w:t>
+      </w:r>
+      <w:r>
+        <w:rPr>
+          <w:rFonts w:hint="eastAsia" w:ascii="Times New Roman" w:hAnsi="Times New Roman" w:eastAsia="FangSong" w:cs="Times New Roman"/>
+        </w:rPr>
+        <w:t xml:space="preserve">个</w:t>
+      </w:r>
+      <w:r>
+        <w:rPr>
+          <w:rFonts w:ascii="Times New Roman" w:hAnsi="Times New Roman" w:eastAsia="Times New Roman" w:cs="Times New Roman"/>
+        </w:rPr>
+        <w:t xml:space="preserve"> </w:t>
+      </w:r>
+      <w:r>
+        <w:rPr>
+          <w:rFonts w:hint="eastAsia" w:ascii="Times New Roman" w:hAnsi="Times New Roman" w:eastAsia="Times New Roman" w:cs="Times New Roman"/>
+        </w:rPr>
+        <w:t xml:space="preserve">MO，N</w:t>
+      </w:r>
+      <w:r>
+        <w:rPr>
+          <w:rFonts w:ascii="Times New Roman" w:hAnsi="Times New Roman" w:eastAsia="Times New Roman" w:cs="Times New Roman"/>
+        </w:rPr>
+        <w:t xml:space="preserve"> </w:t>
+      </w:r>
+      <w:r>
+        <w:rPr>
+          <w:rFonts w:hint="eastAsia" w:ascii="Times New Roman" w:hAnsi="Times New Roman" w:eastAsia="FangSong" w:cs="Times New Roman"/>
+        </w:rPr>
+        <w:t xml:space="preserve">个电子填</w:t>
+      </w:r>
+      <w:r>
+        <w:rPr>
+          <w:rFonts w:ascii="Times New Roman" w:hAnsi="Times New Roman" w:eastAsia="Times New Roman" w:cs="Times New Roman"/>
+        </w:rPr>
+        <w:t xml:space="preserve"> N/2 </w:t>
+      </w:r>
+      <w:r>
+        <w:rPr>
+          <w:rFonts w:hint="eastAsia" w:ascii="Times New Roman" w:hAnsi="Times New Roman" w:eastAsia="FangSong" w:cs="Times New Roman"/>
+        </w:rPr>
+        <w:t>个成键能级</w:t>
+      </w:r>
+      <w:r>
+        <w:rPr>
+          <w:rFonts w:hint="eastAsia" w:ascii="Times New Roman" w:hAnsi="Times New Roman" w:eastAsia="Times New Roman" w:cs="Times New Roman"/>
+        </w:rPr>
+        <w:t>（</w:t>
+      </w:r>
+      <w:r>
+        <w:rPr>
+          <w:rFonts w:hint="eastAsia" w:ascii="Times New Roman" w:hAnsi="Times New Roman" w:eastAsia="FangSong" w:cs="Times New Roman"/>
+        </w:rPr>
+        <w:t>半充满带</w:t>
+      </w:r>
+      <w:r>
+        <w:rPr>
+          <w:rFonts w:hint="eastAsia" w:ascii="Times New Roman" w:hAnsi="Times New Roman" w:eastAsia="Times New Roman" w:cs="Times New Roman"/>
+        </w:rPr>
+        <w:t>）→</w:t>
+      </w:r>
+      <w:r>
+        <w:rPr>
+          <w:rFonts w:ascii="Times New Roman" w:hAnsi="Times New Roman" w:eastAsia="Times New Roman" w:cs="Times New Roman"/>
+        </w:rPr>
+        <w:t xml:space="preserve"> Fermi </w:t>
+      </w:r>
+      <w:r>
+        <w:rPr>
+          <w:rFonts w:hint="eastAsia" w:ascii="Times New Roman" w:hAnsi="Times New Roman" w:eastAsia="FangSong" w:cs="Times New Roman"/>
+        </w:rPr>
+        <w:t xml:space="preserve">能级位于能带中部</w:t>
+      </w:r>
+    </w:p>
+    <w:p>
+      <w:pPr>
+        <w:pStyle w:val="Compact"/>
+        <w:numPr>
+          <w:ilvl w:val="0"/>
+          <w:numId w:val="1003"/>
+        </w:numPr>
+      </w:pPr>
+      <w:r>
+        <w:rPr>
+          <w:rFonts w:ascii="Times New Roman" w:hAnsi="Times New Roman" w:eastAsia="Times New Roman" w:cs="Times New Roman"/>
+        </w:rPr>
+        <w:t xml:space="preserve">Fermi </w:t>
+      </w:r>
+      <w:r>
+        <w:rPr>
+          <w:rFonts w:hint="eastAsia" w:ascii="Times New Roman" w:hAnsi="Times New Roman" w:eastAsia="FangSong" w:cs="Times New Roman"/>
+        </w:rPr>
+        <w:t>能级之上为空的导带</w:t>
+      </w:r>
+      <w:r>
+        <w:rPr>
+          <w:rFonts w:hint="eastAsia" w:ascii="Times New Roman" w:hAnsi="Times New Roman" w:eastAsia="Times New Roman" w:cs="Times New Roman"/>
+        </w:rPr>
+        <w:t>、</w:t>
+      </w:r>
+      <w:r>
+        <w:rPr>
+          <w:rFonts w:hint="eastAsia" w:ascii="Times New Roman" w:hAnsi="Times New Roman" w:eastAsia="FangSong" w:cs="Times New Roman"/>
+        </w:rPr>
+        <w:t>之下为满的价带</w:t>
+      </w:r>
+      <w:r>
+        <w:rPr>
+          <w:rFonts w:hint="eastAsia" w:ascii="Times New Roman" w:hAnsi="Times New Roman" w:eastAsia="Times New Roman" w:cs="Times New Roman"/>
+        </w:rPr>
+        <w:t>（</w:t>
+      </w:r>
+      <w:r>
+        <w:rPr>
+          <w:rFonts w:hint="eastAsia" w:ascii="Times New Roman" w:hAnsi="Times New Roman" w:eastAsia="FangSong" w:cs="Times New Roman"/>
+        </w:rPr>
+        <w:t>对非导体而言</w:t>
+      </w:r>
+      <w:r>
+        <w:rPr>
+          <w:rFonts w:hint="eastAsia" w:ascii="Times New Roman" w:hAnsi="Times New Roman" w:eastAsia="Times New Roman" w:cs="Times New Roman"/>
+        </w:rPr>
+        <w:t>）；</w:t>
+      </w:r>
+      <w:r>
+        <w:rPr>
+          <w:rFonts w:hint="eastAsia" w:ascii="Times New Roman" w:hAnsi="Times New Roman" w:eastAsia="FangSong" w:cs="Times New Roman"/>
+        </w:rPr>
+        <w:t>它决定了电子填充的</w:t>
+      </w:r>
+      <w:r>
+        <w:rPr>
+          <w:rFonts w:hint="eastAsia" w:ascii="Times New Roman" w:hAnsi="Times New Roman" w:eastAsia="Times New Roman" w:cs="Times New Roman"/>
+        </w:rPr>
+        <w:t>”</w:t>
+      </w:r>
+      <w:r>
+        <w:rPr>
+          <w:rFonts w:hint="eastAsia" w:ascii="Times New Roman" w:hAnsi="Times New Roman" w:eastAsia="FangSong" w:cs="Times New Roman"/>
+        </w:rPr>
+        <w:t>水面</w:t>
+      </w:r>
+      <w:r>
+        <w:rPr>
+          <w:rFonts w:hint="eastAsia" w:ascii="Times New Roman" w:hAnsi="Times New Roman" w:eastAsia="Times New Roman" w:cs="Times New Roman"/>
+        </w:rPr>
+        <w:t>”</w:t>
+      </w:r>
+    </w:p>
+    <w:bookmarkEnd w:id="24"/>
+    <w:bookmarkStart w:id="25" w:name="能隙带隙"/>
+    <w:p>
+      <w:pPr>
+        <w:pStyle w:val="Heading3"/>
+        <w:spacing w:before="280" w:after="120"/>
+      </w:pPr>
+      <w:r>
+        <w:rPr>
+          <w:rFonts w:ascii="Times New Roman" w:hAnsi="Times New Roman" w:eastAsia="Times New Roman" w:cs="Times New Roman"/>
+        </w:rPr>
+        <w:t xml:space="preserve">3. </w:t>
+      </w:r>
+      <w:r>
+        <w:rPr>
+          <w:rFonts w:hint="eastAsia" w:ascii="Times New Roman" w:hAnsi="Times New Roman" w:eastAsia="SimHei" w:cs="Times New Roman"/>
+        </w:rPr>
+        <w:t>能隙</w:t>
+      </w:r>
+      <w:r>
+        <w:rPr>
+          <w:rFonts w:hint="eastAsia" w:ascii="Times New Roman" w:hAnsi="Times New Roman" w:eastAsia="Times New Roman" w:cs="Times New Roman"/>
+        </w:rPr>
+        <w:t>（</w:t>
+      </w:r>
+      <w:r>
+        <w:rPr>
+          <w:rFonts w:hint="eastAsia" w:ascii="Times New Roman" w:hAnsi="Times New Roman" w:eastAsia="SimHei" w:cs="Times New Roman"/>
+        </w:rPr>
+        <w:t>带隙</w:t>
+      </w:r>
+      <w:r>
+        <w:rPr>
+          <w:rFonts w:hint="eastAsia" w:ascii="Times New Roman" w:hAnsi="Times New Roman" w:eastAsia="Times New Roman" w:cs="Times New Roman"/>
+        </w:rPr>
+        <w:t>）</w:t>
+      </w:r>
+    </w:p>
+    <w:p>
+      <w:pPr>
+        <w:pStyle w:val="Compact"/>
+        <w:numPr>
+          <w:ilvl w:val="0"/>
+          <w:numId w:val="1004"/>
+        </w:numPr>
+      </w:pPr>
+      <w:r>
+        <w:rPr>
+          <w:rFonts w:hint="eastAsia" w:ascii="Times New Roman" w:hAnsi="Times New Roman" w:eastAsia="FangSong" w:cs="Times New Roman"/>
+          <w:b/>
+          <w:bCs/>
+        </w:rPr>
+        <w:t xml:space="preserve">定义</w:t>
+      </w:r>
+      <w:r>
+        <w:rPr>
+          <w:rFonts w:hint="eastAsia" w:ascii="Times New Roman" w:hAnsi="Times New Roman" w:eastAsia="Times New Roman" w:cs="Times New Roman"/>
+        </w:rPr>
+        <w:t>：</w:t>
+      </w:r>
+      <w:r>
+        <w:rPr>
+          <w:rFonts w:hint="eastAsia" w:ascii="Times New Roman" w:hAnsi="Times New Roman" w:eastAsia="FangSong" w:cs="Times New Roman"/>
+        </w:rPr>
+        <w:t>上一能带</w:t>
+      </w:r>
+      <w:r>
+        <w:rPr>
+          <w:rFonts w:hint="eastAsia" w:ascii="Times New Roman" w:hAnsi="Times New Roman" w:eastAsia="Times New Roman" w:cs="Times New Roman"/>
+        </w:rPr>
+        <w:t>（</w:t>
+      </w:r>
+      <w:r>
+        <w:rPr>
+          <w:rFonts w:hint="eastAsia" w:ascii="Times New Roman" w:hAnsi="Times New Roman" w:eastAsia="FangSong" w:cs="Times New Roman"/>
+        </w:rPr>
+        <w:t>导带</w:t>
+      </w:r>
+      <w:r>
+        <w:rPr>
+          <w:rFonts w:hint="eastAsia" w:ascii="Times New Roman" w:hAnsi="Times New Roman" w:eastAsia="Times New Roman" w:cs="Times New Roman"/>
+        </w:rPr>
+        <w:t>）</w:t>
+      </w:r>
+      <w:r>
+        <w:rPr>
+          <w:rFonts w:hint="eastAsia" w:ascii="Times New Roman" w:hAnsi="Times New Roman" w:eastAsia="FangSong" w:cs="Times New Roman"/>
+        </w:rPr>
+        <w:t>最低能量与下一能带</w:t>
+      </w:r>
+      <w:r>
+        <w:rPr>
+          <w:rFonts w:hint="eastAsia" w:ascii="Times New Roman" w:hAnsi="Times New Roman" w:eastAsia="Times New Roman" w:cs="Times New Roman"/>
+        </w:rPr>
+        <w:t>（</w:t>
+      </w:r>
+      <w:r>
+        <w:rPr>
+          <w:rFonts w:hint="eastAsia" w:ascii="Times New Roman" w:hAnsi="Times New Roman" w:eastAsia="FangSong" w:cs="Times New Roman"/>
+        </w:rPr>
+        <w:t>价带</w:t>
+      </w:r>
+      <w:r>
+        <w:rPr>
+          <w:rFonts w:hint="eastAsia" w:ascii="Times New Roman" w:hAnsi="Times New Roman" w:eastAsia="Times New Roman" w:cs="Times New Roman"/>
+        </w:rPr>
+        <w:t>）</w:t>
+      </w:r>
+      <w:r>
+        <w:rPr>
+          <w:rFonts w:hint="eastAsia" w:ascii="Times New Roman" w:hAnsi="Times New Roman" w:eastAsia="FangSong" w:cs="Times New Roman"/>
+        </w:rPr>
+        <w:t>最高能量之差</w:t>
+      </w:r>
+      <w:r>
+        <w:rPr>
+          <w:rFonts w:hint="eastAsia" w:ascii="Times New Roman" w:hAnsi="Times New Roman" w:eastAsia="Times New Roman" w:cs="Times New Roman"/>
+        </w:rPr>
+        <w:t>；</w:t>
+      </w:r>
+      <w:r>
+        <w:rPr>
+          <w:rFonts w:hint="eastAsia" w:ascii="Times New Roman" w:hAnsi="Times New Roman" w:eastAsia="FangSong" w:cs="Times New Roman"/>
+        </w:rPr>
+        <w:t>带隙内无允许的电子态</w:t>
+      </w:r>
+      <w:r>
+        <w:rPr>
+          <w:rFonts w:hint="eastAsia" w:ascii="Times New Roman" w:hAnsi="Times New Roman" w:eastAsia="Times New Roman" w:cs="Times New Roman"/>
+        </w:rPr>
+        <w:t>（</w:t>
+      </w:r>
+      <w:r>
+        <w:rPr>
+          <w:rFonts w:hint="eastAsia" w:ascii="Times New Roman" w:hAnsi="Times New Roman" w:eastAsia="FangSong" w:cs="Times New Roman"/>
+        </w:rPr>
+        <w:t>态密度</w:t>
+      </w:r>
+      <w:r>
+        <w:rPr>
+          <w:rFonts w:ascii="Times New Roman" w:hAnsi="Times New Roman" w:eastAsia="Times New Roman" w:cs="Times New Roman"/>
+        </w:rPr>
+        <w:t xml:space="preserve"> </w:t>
+      </w:r>
+      <w:r>
+        <w:rPr>
+          <w:rFonts w:hint="eastAsia" w:ascii="Times New Roman" w:hAnsi="Times New Roman" w:eastAsia="Times New Roman" w:cs="Times New Roman"/>
+        </w:rPr>
+        <w:t xml:space="preserve">DOS=0）</w:t>
+      </w:r>
+    </w:p>
+    <w:p>
+      <w:pPr>
+        <w:pStyle w:val="Compact"/>
+        <w:numPr>
+          <w:ilvl w:val="0"/>
+          <w:numId w:val="1004"/>
+        </w:numPr>
+      </w:pPr>
+      <w:r>
+        <w:rPr>
           <w:rFonts w:hint="eastAsia" w:ascii="Times New Roman" w:hAnsi="Times New Roman" w:eastAsia="FangSong" w:cs="Times New Roman"/>
         </w:rPr>
         <w:t>能隙大小直接决定导电类型</w:t>
@@ -5747,7 +6377,7 @@
         <w:pStyle w:val="Compact"/>
         <w:numPr>
           <w:ilvl w:val="1"/>
-          <w:numId w:val="1004"/>
+          <w:numId w:val="1005"/>
         </w:numPr>
       </w:pPr>
       <w:r>
@@ -5810,7 +6440,7 @@
         <w:pStyle w:val="Compact"/>
         <w:numPr>
           <w:ilvl w:val="1"/>
-          <w:numId w:val="1004"/>
+          <w:numId w:val="1005"/>
         </w:numPr>
       </w:pPr>
       <w:r>
@@ -5873,7 +6503,7 @@
         <w:pStyle w:val="Compact"/>
         <w:numPr>
           <w:ilvl w:val="1"/>
-          <w:numId w:val="1004"/>
+          <w:numId w:val="1005"/>
         </w:numPr>
       </w:pPr>
       <w:r>
@@ -5919,8 +6549,8 @@
         <w:t xml:space="preserve">几乎不导电</w:t>
       </w:r>
     </w:p>
-    <w:bookmarkEnd w:id="19"/>
-    <w:bookmarkStart w:id="20" w:name="知识点关联"/>
+    <w:bookmarkEnd w:id="25"/>
+    <w:bookmarkStart w:id="26" w:name="知识点关联"/>
     <w:p>
       <w:pPr>
         <w:pStyle w:val="Heading3"/>
@@ -5931,312 +6561,6 @@
           <w:rFonts w:hint="eastAsia" w:ascii="Times New Roman" w:hAnsi="Times New Roman" w:eastAsia="SimHei" w:cs="Times New Roman"/>
         </w:rPr>
         <w:t xml:space="preserve">知识点关联</w:t>
-      </w:r>
-    </w:p>
-    <w:p>
-      <w:pPr>
-        <w:pStyle w:val="Compact"/>
-        <w:numPr>
-          <w:ilvl w:val="0"/>
-          <w:numId w:val="1005"/>
-        </w:numPr>
-      </w:pPr>
-      <w:r>
-        <w:rPr>
-          <w:rFonts w:hint="eastAsia" w:ascii="Times New Roman" w:hAnsi="Times New Roman" w:eastAsia="FangSong" w:cs="Times New Roman"/>
-        </w:rPr>
-        <w:t>能带理论</w:t>
-      </w:r>
-      <w:r>
-        <w:rPr>
-          <w:rFonts w:hint="eastAsia" w:ascii="Times New Roman" w:hAnsi="Times New Roman" w:eastAsia="Times New Roman" w:cs="Times New Roman"/>
-        </w:rPr>
-        <w:t>：</w:t>
-      </w:r>
-      <w:r>
-        <w:rPr>
-          <w:rFonts w:hint="eastAsia" w:ascii="Times New Roman" w:hAnsi="Times New Roman" w:eastAsia="FangSong" w:cs="Times New Roman"/>
-        </w:rPr>
-        <w:t>能带形成</w:t>
-      </w:r>
-      <w:r>
-        <w:rPr>
-          <w:rFonts w:hint="eastAsia" w:ascii="Times New Roman" w:hAnsi="Times New Roman" w:eastAsia="Times New Roman" w:cs="Times New Roman"/>
-        </w:rPr>
-        <w:t>、</w:t>
-      </w:r>
-      <w:r>
-        <w:rPr>
-          <w:rFonts w:hint="eastAsia" w:ascii="Times New Roman" w:hAnsi="Times New Roman" w:eastAsia="FangSong" w:cs="Times New Roman"/>
-        </w:rPr>
-        <w:t>费米能级</w:t>
-      </w:r>
-      <w:r>
-        <w:rPr>
-          <w:rFonts w:hint="eastAsia" w:ascii="Times New Roman" w:hAnsi="Times New Roman" w:eastAsia="Times New Roman" w:cs="Times New Roman"/>
-        </w:rPr>
-        <w:t>、</w:t>
-      </w:r>
-      <w:r>
-        <w:rPr>
-          <w:rFonts w:hint="eastAsia" w:ascii="Times New Roman" w:hAnsi="Times New Roman" w:eastAsia="FangSong" w:cs="Times New Roman"/>
-        </w:rPr>
-        <w:t>带隙</w:t>
-      </w:r>
-      <w:r>
-        <w:rPr>
-          <w:rFonts w:hint="eastAsia" w:ascii="Times New Roman" w:hAnsi="Times New Roman" w:eastAsia="Times New Roman" w:cs="Times New Roman"/>
-        </w:rPr>
-        <w:t>、</w:t>
-      </w:r>
-      <w:r>
-        <w:rPr>
-          <w:rFonts w:hint="eastAsia" w:ascii="Times New Roman" w:hAnsi="Times New Roman" w:eastAsia="FangSong" w:cs="Times New Roman"/>
-        </w:rPr>
-        <w:t>导体</w:t>
-      </w:r>
-      <w:r>
-        <w:rPr>
-          <w:rFonts w:hint="eastAsia" w:ascii="Times New Roman" w:hAnsi="Times New Roman" w:eastAsia="Times New Roman" w:cs="Times New Roman"/>
-        </w:rPr>
-        <w:t>/</w:t>
-      </w:r>
-      <w:r>
-        <w:rPr>
-          <w:rFonts w:hint="eastAsia" w:ascii="Times New Roman" w:hAnsi="Times New Roman" w:eastAsia="FangSong" w:cs="Times New Roman"/>
-        </w:rPr>
-        <w:t>半导体</w:t>
-      </w:r>
-      <w:r>
-        <w:rPr>
-          <w:rFonts w:hint="eastAsia" w:ascii="Times New Roman" w:hAnsi="Times New Roman" w:eastAsia="Times New Roman" w:cs="Times New Roman"/>
-        </w:rPr>
-        <w:t>/</w:t>
-      </w:r>
-      <w:r>
-        <w:rPr>
-          <w:rFonts w:hint="eastAsia" w:ascii="Times New Roman" w:hAnsi="Times New Roman" w:eastAsia="FangSong" w:cs="Times New Roman"/>
-        </w:rPr>
-        <w:t>绝缘体三分类</w:t>
-      </w:r>
-    </w:p>
-    <w:p>
-      <w:pPr>
-        <w:pStyle w:val="Compact"/>
-        <w:numPr>
-          <w:ilvl w:val="0"/>
-          <w:numId w:val="1005"/>
-        </w:numPr>
-      </w:pPr>
-      <w:r>
-        <w:rPr>
-          <w:rFonts w:hint="eastAsia" w:ascii="Times New Roman" w:hAnsi="Times New Roman" w:eastAsia="FangSong" w:cs="Times New Roman"/>
-        </w:rPr>
-        <w:t>深化</w:t>
-      </w:r>
-      <w:r>
-        <w:rPr>
-          <w:rFonts w:hint="eastAsia" w:ascii="Times New Roman" w:hAnsi="Times New Roman" w:eastAsia="Times New Roman" w:cs="Times New Roman"/>
-        </w:rPr>
-        <w:t>：</w:t>
-      </w:r>
-      <w:r>
-        <w:rPr>
-          <w:rFonts w:hint="eastAsia" w:ascii="Times New Roman" w:hAnsi="Times New Roman" w:eastAsia="FangSong" w:cs="Times New Roman"/>
-        </w:rPr>
-        <w:t>固体物理性质</w:t>
-      </w:r>
-      <w:r>
-        <w:rPr>
-          <w:rFonts w:hint="eastAsia" w:ascii="Times New Roman" w:hAnsi="Times New Roman" w:eastAsia="Times New Roman" w:cs="Times New Roman"/>
-        </w:rPr>
-        <w:t>（</w:t>
-      </w:r>
-      <w:r>
-        <w:rPr>
-          <w:rFonts w:hint="eastAsia" w:ascii="Times New Roman" w:hAnsi="Times New Roman" w:eastAsia="FangSong" w:cs="Times New Roman"/>
-        </w:rPr>
-        <w:t>能带与物性的结构</w:t>
-      </w:r>
-      <w:r>
-        <w:rPr>
-          <w:rFonts w:hint="eastAsia" w:ascii="Times New Roman" w:hAnsi="Times New Roman" w:eastAsia="Times New Roman" w:cs="Times New Roman"/>
-        </w:rPr>
-        <w:t>-</w:t>
-      </w:r>
-      <w:r>
-        <w:rPr>
-          <w:rFonts w:hint="eastAsia" w:ascii="Times New Roman" w:hAnsi="Times New Roman" w:eastAsia="FangSong" w:cs="Times New Roman"/>
-        </w:rPr>
-        <w:t>性质关联</w:t>
-      </w:r>
-      <w:r>
-        <w:rPr>
-          <w:rFonts w:hint="eastAsia" w:ascii="Times New Roman" w:hAnsi="Times New Roman" w:eastAsia="Times New Roman" w:cs="Times New Roman"/>
-        </w:rPr>
-        <w:t>）</w:t>
-      </w:r>
-    </w:p>
-    <w:p>
-      <w:pPr>
-        <w:spacing w:before="160" w:after="80"/>
-      </w:pPr>
-      <w:r>
-        <w:pict>
-          <v:rect style="width:0;height:1.5pt" o:hralign="center" o:hrstd="t" o:hr="t"/>
-        </w:pict>
-      </w:r>
-    </w:p>
-    <w:bookmarkEnd w:id="20"/>
-    <w:bookmarkEnd w:id="21"/>
-    <w:bookmarkStart w:id="28" w:name="无机固体化学-习题10.5"/>
-    <w:p>
-      <w:pPr>
-        <w:pStyle w:val="Heading2"/>
-        <w:spacing w:before="280" w:after="120"/>
-      </w:pPr>
-      <w:r>
-        <w:rPr>
-          <w:rFonts w:ascii="Times New Roman" w:hAnsi="Times New Roman" w:eastAsia="Times New Roman" w:cs="Times New Roman"/>
-        </w:rPr>
-        <w:t xml:space="preserve">6.4 </w:t>
-      </w:r>
-      <w:r>
-        <w:rPr>
-          <w:rFonts w:hint="eastAsia" w:ascii="Times New Roman" w:hAnsi="Times New Roman" w:eastAsia="SimHei" w:cs="Times New Roman"/>
-        </w:rPr>
-        <w:t>无机固体化学</w:t>
-      </w:r>
-      <w:r>
-        <w:rPr>
-          <w:rFonts w:hint="eastAsia" w:ascii="Times New Roman" w:hAnsi="Times New Roman" w:eastAsia="Times New Roman" w:cs="Times New Roman"/>
-        </w:rPr>
-        <w:t>-</w:t>
-      </w:r>
-      <w:r>
-        <w:rPr>
-          <w:rFonts w:hint="eastAsia" w:ascii="Times New Roman" w:hAnsi="Times New Roman" w:eastAsia="SimHei" w:cs="Times New Roman"/>
-        </w:rPr>
-        <w:t>习题</w:t>
-      </w:r>
-      <w:r>
-        <w:rPr>
-          <w:rFonts w:hint="eastAsia" w:ascii="Times New Roman" w:hAnsi="Times New Roman" w:eastAsia="Times New Roman" w:cs="Times New Roman"/>
-        </w:rPr>
-        <w:t>10.5</w:t>
-      </w:r>
-    </w:p>
-    <w:p>
-      <w:pPr>
-        <w:pStyle w:val="FirstParagraph"/>
-      </w:pPr>
-      <w:r>
-        <w:rPr>
-          <w:rFonts w:hint="eastAsia" w:ascii="Times New Roman" w:hAnsi="Times New Roman" w:eastAsia="FangSong" w:cs="Times New Roman"/>
-        </w:rPr>
-        <w:t>解释</w:t>
-      </w:r>
-      <w:r>
-        <w:rPr>
-          <w:rFonts w:hint="eastAsia" w:ascii="Times New Roman" w:hAnsi="Times New Roman" w:eastAsia="Times New Roman" w:cs="Times New Roman"/>
-        </w:rPr>
-        <w:t>：</w:t>
-      </w:r>
-      <w:r>
-        <w:rPr>
-          <w:rFonts w:hint="eastAsia" w:ascii="Times New Roman" w:hAnsi="Times New Roman" w:eastAsia="FangSong" w:cs="Times New Roman"/>
-        </w:rPr>
-        <w:t>本征半导体</w:t>
-      </w:r>
-      <w:r>
-        <w:rPr>
-          <w:rFonts w:hint="eastAsia" w:ascii="Times New Roman" w:hAnsi="Times New Roman" w:eastAsia="Times New Roman" w:cs="Times New Roman"/>
-        </w:rPr>
-        <w:t>，</w:t>
-      </w:r>
-      <w:r>
-        <w:rPr>
-          <w:rFonts w:hint="eastAsia" w:ascii="Times New Roman" w:hAnsi="Times New Roman" w:eastAsia="FangSong" w:cs="Times New Roman"/>
-        </w:rPr>
-        <w:t>掺杂半导体</w:t>
-      </w:r>
-      <w:r>
-        <w:rPr>
-          <w:rFonts w:hint="eastAsia" w:ascii="Times New Roman" w:hAnsi="Times New Roman" w:eastAsia="Times New Roman" w:cs="Times New Roman"/>
-        </w:rPr>
-        <w:t>，n-</w:t>
-      </w:r>
-      <w:r>
-        <w:rPr>
-          <w:rFonts w:hint="eastAsia" w:ascii="Times New Roman" w:hAnsi="Times New Roman" w:eastAsia="FangSong" w:cs="Times New Roman"/>
-        </w:rPr>
-        <w:t>型半导体</w:t>
-      </w:r>
-      <w:r>
-        <w:rPr>
-          <w:rFonts w:hint="eastAsia" w:ascii="Times New Roman" w:hAnsi="Times New Roman" w:eastAsia="Times New Roman" w:cs="Times New Roman"/>
-        </w:rPr>
-        <w:t>，p-</w:t>
-      </w:r>
-      <w:r>
-        <w:rPr>
-          <w:rFonts w:hint="eastAsia" w:ascii="Times New Roman" w:hAnsi="Times New Roman" w:eastAsia="FangSong" w:cs="Times New Roman"/>
-        </w:rPr>
-        <w:t>型半导体</w:t>
-      </w:r>
-      <w:r>
-        <w:rPr>
-          <w:rFonts w:hint="eastAsia" w:ascii="Times New Roman" w:hAnsi="Times New Roman" w:eastAsia="Times New Roman" w:cs="Times New Roman"/>
-        </w:rPr>
-        <w:t>。</w:t>
-      </w:r>
-      <w:r>
-        <w:rPr>
-          <w:rFonts w:hint="eastAsia" w:ascii="Times New Roman" w:hAnsi="Times New Roman" w:eastAsia="FangSong" w:cs="Times New Roman"/>
-        </w:rPr>
-        <w:t>它们之间的区别何在</w:t>
-      </w:r>
-      <w:r>
-        <w:rPr>
-          <w:rFonts w:hint="eastAsia" w:ascii="Times New Roman" w:hAnsi="Times New Roman" w:eastAsia="Times New Roman" w:cs="Times New Roman"/>
-        </w:rPr>
-        <w:t>？</w:t>
-      </w:r>
-    </w:p>
-    <w:p>
-      <w:pPr>
-        <w:pStyle w:val="BodyText"/>
-      </w:pPr>
-      <w:r>
-        <w:rPr>
-          <w:rFonts w:ascii="Times New Roman" w:hAnsi="Times New Roman" w:eastAsia="Times New Roman" w:cs="Times New Roman"/>
-        </w:rPr>
-        <w:t xml:space="preserve">📖 </w:t>
-      </w:r>
-      <w:r>
-        <w:rPr>
-          <w:rFonts w:hint="eastAsia" w:ascii="Times New Roman" w:hAnsi="Times New Roman" w:eastAsia="FangSong" w:cs="Times New Roman"/>
-        </w:rPr>
-        <w:t xml:space="preserve">查看答案</w:t>
-      </w:r>
-    </w:p>
-    <w:bookmarkStart w:id="22" w:name="本征半导体"/>
-    <w:p>
-      <w:pPr>
-        <w:pStyle w:val="Heading3"/>
-        <w:spacing w:before="280" w:after="120"/>
-      </w:pPr>
-      <w:r>
-        <w:rPr>
-          <w:rFonts w:ascii="Times New Roman" w:hAnsi="Times New Roman" w:eastAsia="Times New Roman" w:cs="Times New Roman"/>
-        </w:rPr>
-        <w:t xml:space="preserve">1. </w:t>
-      </w:r>
-      <w:r>
-        <w:rPr>
-          <w:rFonts w:hint="eastAsia" w:ascii="Times New Roman" w:hAnsi="Times New Roman" w:eastAsia="SimHei" w:cs="Times New Roman"/>
-        </w:rPr>
-        <w:t xml:space="preserve">本征半导体</w:t>
       </w:r>
     </w:p>
     <w:p>
@@ -6251,31 +6575,79 @@
         <w:rPr>
           <w:rFonts w:hint="eastAsia" w:ascii="Times New Roman" w:hAnsi="Times New Roman" w:eastAsia="FangSong" w:cs="Times New Roman"/>
         </w:rPr>
-        <w:t>纯净无杂质的半导体</w:t>
-      </w:r>
-      <w:r>
-        <w:rPr>
-          <w:rFonts w:hint="eastAsia" w:ascii="Times New Roman" w:hAnsi="Times New Roman" w:eastAsia="Times New Roman" w:cs="Times New Roman"/>
-        </w:rPr>
-        <w:t>（</w:t>
-      </w:r>
-      <w:r>
-        <w:rPr>
-          <w:rFonts w:hint="eastAsia" w:ascii="Times New Roman" w:hAnsi="Times New Roman" w:eastAsia="FangSong" w:cs="Times New Roman"/>
-        </w:rPr>
-        <w:t>如本征</w:t>
-      </w:r>
-      <w:r>
-        <w:rPr>
-          <w:rFonts w:ascii="Times New Roman" w:hAnsi="Times New Roman" w:eastAsia="Times New Roman" w:cs="Times New Roman"/>
-        </w:rPr>
-        <w:t xml:space="preserve"> </w:t>
-      </w:r>
-      <w:r>
-        <w:rPr>
-          <w:rFonts w:hint="eastAsia" w:ascii="Times New Roman" w:hAnsi="Times New Roman" w:eastAsia="Times New Roman" w:cs="Times New Roman"/>
-        </w:rPr>
-        <w:t xml:space="preserve">Si、Ge）</w:t>
+        <w:t>能带理论</w:t>
+      </w:r>
+      <w:r>
+        <w:rPr>
+          <w:rFonts w:hint="eastAsia" w:ascii="Times New Roman" w:hAnsi="Times New Roman" w:eastAsia="Times New Roman" w:cs="Times New Roman"/>
+        </w:rPr>
+        <w:t>：</w:t>
+      </w:r>
+      <w:r>
+        <w:rPr>
+          <w:rFonts w:hint="eastAsia" w:ascii="Times New Roman" w:hAnsi="Times New Roman" w:eastAsia="FangSong" w:cs="Times New Roman"/>
+        </w:rPr>
+        <w:t>能带形成</w:t>
+      </w:r>
+      <w:r>
+        <w:rPr>
+          <w:rFonts w:hint="eastAsia" w:ascii="Times New Roman" w:hAnsi="Times New Roman" w:eastAsia="Times New Roman" w:cs="Times New Roman"/>
+        </w:rPr>
+        <w:t>、</w:t>
+      </w:r>
+      <w:r>
+        <w:rPr>
+          <w:rFonts w:hint="eastAsia" w:ascii="Times New Roman" w:hAnsi="Times New Roman" w:eastAsia="FangSong" w:cs="Times New Roman"/>
+        </w:rPr>
+        <w:t>费米能级</w:t>
+      </w:r>
+      <w:r>
+        <w:rPr>
+          <w:rFonts w:hint="eastAsia" w:ascii="Times New Roman" w:hAnsi="Times New Roman" w:eastAsia="Times New Roman" w:cs="Times New Roman"/>
+        </w:rPr>
+        <w:t>、</w:t>
+      </w:r>
+      <w:r>
+        <w:rPr>
+          <w:rFonts w:hint="eastAsia" w:ascii="Times New Roman" w:hAnsi="Times New Roman" w:eastAsia="FangSong" w:cs="Times New Roman"/>
+        </w:rPr>
+        <w:t>带隙</w:t>
+      </w:r>
+      <w:r>
+        <w:rPr>
+          <w:rFonts w:hint="eastAsia" w:ascii="Times New Roman" w:hAnsi="Times New Roman" w:eastAsia="Times New Roman" w:cs="Times New Roman"/>
+        </w:rPr>
+        <w:t>、</w:t>
+      </w:r>
+      <w:r>
+        <w:rPr>
+          <w:rFonts w:hint="eastAsia" w:ascii="Times New Roman" w:hAnsi="Times New Roman" w:eastAsia="FangSong" w:cs="Times New Roman"/>
+        </w:rPr>
+        <w:t>导体</w:t>
+      </w:r>
+      <w:r>
+        <w:rPr>
+          <w:rFonts w:hint="eastAsia" w:ascii="Times New Roman" w:hAnsi="Times New Roman" w:eastAsia="Times New Roman" w:cs="Times New Roman"/>
+        </w:rPr>
+        <w:t>/</w:t>
+      </w:r>
+      <w:r>
+        <w:rPr>
+          <w:rFonts w:hint="eastAsia" w:ascii="Times New Roman" w:hAnsi="Times New Roman" w:eastAsia="FangSong" w:cs="Times New Roman"/>
+        </w:rPr>
+        <w:t>半导体</w:t>
+      </w:r>
+      <w:r>
+        <w:rPr>
+          <w:rFonts w:hint="eastAsia" w:ascii="Times New Roman" w:hAnsi="Times New Roman" w:eastAsia="Times New Roman" w:cs="Times New Roman"/>
+        </w:rPr>
+        <w:t>/</w:t>
+      </w:r>
+      <w:r>
+        <w:rPr>
+          <w:rFonts w:hint="eastAsia" w:ascii="Times New Roman" w:hAnsi="Times New Roman" w:eastAsia="FangSong" w:cs="Times New Roman"/>
+        </w:rPr>
+        <w:t>绝缘体三分类</w:t>
       </w:r>
     </w:p>
     <w:p>
@@ -6290,21 +6662,31 @@
         <w:rPr>
           <w:rFonts w:hint="eastAsia" w:ascii="Times New Roman" w:hAnsi="Times New Roman" w:eastAsia="FangSong" w:cs="Times New Roman"/>
         </w:rPr>
-        <w:t xml:space="preserve">靠</w:t>
-      </w:r>
-      <w:r>
-        <w:rPr>
-          <w:rFonts w:hint="eastAsia" w:ascii="Times New Roman" w:hAnsi="Times New Roman" w:eastAsia="FangSong" w:cs="Times New Roman"/>
-          <w:b/>
-          <w:bCs/>
-        </w:rPr>
-        <w:t xml:space="preserve">热激发</w:t>
-      </w:r>
-      <w:r>
-        <w:rPr>
-          <w:rFonts w:hint="eastAsia" w:ascii="Times New Roman" w:hAnsi="Times New Roman" w:eastAsia="FangSong" w:cs="Times New Roman"/>
-        </w:rPr>
-        <w:t>在价带</w:t>
+        <w:t>深化</w:t>
+      </w:r>
+      <w:r>
+        <w:rPr>
+          <w:rFonts w:hint="eastAsia" w:ascii="Times New Roman" w:hAnsi="Times New Roman" w:eastAsia="Times New Roman" w:cs="Times New Roman"/>
+        </w:rPr>
+        <w:t>：</w:t>
+      </w:r>
+      <w:r>
+        <w:rPr>
+          <w:rFonts w:hint="eastAsia" w:ascii="Times New Roman" w:hAnsi="Times New Roman" w:eastAsia="FangSong" w:cs="Times New Roman"/>
+        </w:rPr>
+        <w:t>固体物理性质</w:t>
+      </w:r>
+      <w:r>
+        <w:rPr>
+          <w:rFonts w:hint="eastAsia" w:ascii="Times New Roman" w:hAnsi="Times New Roman" w:eastAsia="Times New Roman" w:cs="Times New Roman"/>
+        </w:rPr>
+        <w:t>（</w:t>
+      </w:r>
+      <w:r>
+        <w:rPr>
+          <w:rFonts w:hint="eastAsia" w:ascii="Times New Roman" w:hAnsi="Times New Roman" w:eastAsia="FangSong" w:cs="Times New Roman"/>
+        </w:rPr>
+        <w:t>能带与物性的结构</w:t>
       </w:r>
       <w:r>
         <w:rPr>
@@ -6316,139 +6698,159 @@
         <w:rPr>
           <w:rFonts w:hint="eastAsia" w:ascii="Times New Roman" w:hAnsi="Times New Roman" w:eastAsia="FangSong" w:cs="Times New Roman"/>
         </w:rPr>
-        <w:t>导带间产生电子</w:t>
-      </w:r>
-      <w:r>
-        <w:rPr>
-          <w:rFonts w:hint="eastAsia" w:ascii="Times New Roman" w:hAnsi="Times New Roman" w:eastAsia="Times New Roman" w:cs="Times New Roman"/>
-        </w:rPr>
-        <w:t>-</w:t>
-      </w:r>
-      <w:r>
-        <w:rPr>
-          <w:rFonts w:hint="eastAsia" w:ascii="Times New Roman" w:hAnsi="Times New Roman" w:eastAsia="FangSong" w:cs="Times New Roman"/>
-        </w:rPr>
-        <w:t>空穴对导电</w:t>
-      </w:r>
-      <w:r>
-        <w:rPr>
-          <w:rFonts w:hint="eastAsia" w:ascii="Times New Roman" w:hAnsi="Times New Roman" w:eastAsia="Times New Roman" w:cs="Times New Roman"/>
-        </w:rPr>
-        <w:t>：</w:t>
-      </w:r>
-      <w:r>
-        <w:rPr>
-          <w:rFonts w:hint="eastAsia" w:ascii="Times New Roman" w:hAnsi="Times New Roman" w:eastAsia="FangSong" w:cs="Times New Roman"/>
-        </w:rPr>
-        <w:t>每激发一对产生一个导带电子</w:t>
-      </w:r>
-      <w:r>
-        <w:rPr>
-          <w:rFonts w:ascii="Times New Roman" w:hAnsi="Times New Roman" w:eastAsia="Times New Roman" w:cs="Times New Roman"/>
-        </w:rPr>
-        <w:t xml:space="preserve"> + </w:t>
-      </w:r>
-      <w:r>
-        <w:rPr>
-          <w:rFonts w:hint="eastAsia" w:ascii="Times New Roman" w:hAnsi="Times New Roman" w:eastAsia="FangSong" w:cs="Times New Roman"/>
-        </w:rPr>
-        <w:t xml:space="preserve">一个价带空穴</w:t>
+        <w:t>性质关联</w:t>
+      </w:r>
+      <w:r>
+        <w:rPr>
+          <w:rFonts w:hint="eastAsia" w:ascii="Times New Roman" w:hAnsi="Times New Roman" w:eastAsia="Times New Roman" w:cs="Times New Roman"/>
+        </w:rPr>
+        <w:t>）</w:t>
       </w:r>
     </w:p>
     <w:p>
       <w:pPr>
-        <w:pStyle w:val="Compact"/>
-        <w:numPr>
-          <w:ilvl w:val="0"/>
-          <w:numId w:val="1006"/>
-        </w:numPr>
-      </w:pPr>
-      <w:r>
-        <w:rPr>
-          <w:rFonts w:hint="eastAsia" w:ascii="Times New Roman" w:hAnsi="Times New Roman" w:eastAsia="FangSong" w:cs="Times New Roman"/>
-        </w:rPr>
-        <w:t xml:space="preserve">电导率</w:t>
-      </w:r>
-      <w:r>
-        <w:rPr>
-          <w:rFonts w:ascii="Times New Roman" w:hAnsi="Times New Roman" w:eastAsia="Times New Roman" w:cs="Times New Roman"/>
-        </w:rPr>
-        <w:t xml:space="preserve"> σ = </w:t>
-      </w:r>
-      <w:r>
-        <w:rPr>
-          <w:rFonts w:hint="eastAsia" w:ascii="Times New Roman" w:hAnsi="Times New Roman" w:eastAsia="Times New Roman" w:cs="Times New Roman"/>
-        </w:rPr>
-        <w:t>C·e^(−E/kT)（E≈</w:t>
-      </w:r>
-      <w:r>
-        <w:rPr>
-          <w:rFonts w:hint="eastAsia" w:ascii="Times New Roman" w:hAnsi="Times New Roman" w:eastAsia="FangSong" w:cs="Times New Roman"/>
-        </w:rPr>
-        <w:t>带隙一半</w:t>
-      </w:r>
-      <w:r>
-        <w:rPr>
-          <w:rFonts w:hint="eastAsia" w:ascii="Times New Roman" w:hAnsi="Times New Roman" w:eastAsia="Times New Roman" w:cs="Times New Roman"/>
-        </w:rPr>
-        <w:t>），</w:t>
-      </w:r>
-      <w:r>
-        <w:rPr>
-          <w:rFonts w:hint="eastAsia" w:ascii="Times New Roman" w:hAnsi="Times New Roman" w:eastAsia="FangSong" w:cs="Times New Roman"/>
-          <w:b/>
-          <w:bCs/>
-        </w:rPr>
-        <w:t xml:space="preserve">温度升高电导率增大</w:t>
-      </w:r>
-      <w:r>
-        <w:rPr>
-          <w:rFonts w:hint="eastAsia" w:ascii="Times New Roman" w:hAnsi="Times New Roman" w:eastAsia="Times New Roman" w:cs="Times New Roman"/>
-        </w:rPr>
-        <w:t>（</w:t>
-      </w:r>
-      <w:r>
-        <w:rPr>
-          <w:rFonts w:hint="eastAsia" w:ascii="Times New Roman" w:hAnsi="Times New Roman" w:eastAsia="FangSong" w:cs="Times New Roman"/>
-        </w:rPr>
-        <w:t>与金属相反</w:t>
-      </w:r>
-      <w:r>
-        <w:rPr>
-          <w:rFonts w:hint="eastAsia" w:ascii="Times New Roman" w:hAnsi="Times New Roman" w:eastAsia="Times New Roman" w:cs="Times New Roman"/>
-        </w:rPr>
-        <w:t>）</w:t>
+        <w:spacing w:before="160" w:after="80"/>
+      </w:pPr>
+      <w:r>
+        <w:pict>
+          <v:rect style="width:0;height:1.5pt" o:hralign="center" o:hrstd="t" o:hr="t"/>
+        </w:pict>
+      </w:r>
+    </w:p>
+    <w:bookmarkEnd w:id="26"/>
+    <w:bookmarkEnd w:id="27"/>
+    <w:bookmarkStart w:id="34" w:name="无机固体化学-习题10.5"/>
+    <w:p>
+      <w:pPr>
+        <w:pStyle w:val="Heading2"/>
+        <w:spacing w:before="280" w:after="120"/>
+      </w:pPr>
+      <w:r>
+        <w:rPr>
+          <w:rFonts w:ascii="Times New Roman" w:hAnsi="Times New Roman" w:eastAsia="Times New Roman" w:cs="Times New Roman"/>
+        </w:rPr>
+        <w:t xml:space="preserve">6.5 </w:t>
+      </w:r>
+      <w:r>
+        <w:rPr>
+          <w:rFonts w:hint="eastAsia" w:ascii="Times New Roman" w:hAnsi="Times New Roman" w:eastAsia="SimHei" w:cs="Times New Roman"/>
+        </w:rPr>
+        <w:t>无机固体化学</w:t>
+      </w:r>
+      <w:r>
+        <w:rPr>
+          <w:rFonts w:hint="eastAsia" w:ascii="Times New Roman" w:hAnsi="Times New Roman" w:eastAsia="Times New Roman" w:cs="Times New Roman"/>
+        </w:rPr>
+        <w:t>-</w:t>
+      </w:r>
+      <w:r>
+        <w:rPr>
+          <w:rFonts w:hint="eastAsia" w:ascii="Times New Roman" w:hAnsi="Times New Roman" w:eastAsia="SimHei" w:cs="Times New Roman"/>
+        </w:rPr>
+        <w:t>习题</w:t>
+      </w:r>
+      <w:r>
+        <w:rPr>
+          <w:rFonts w:hint="eastAsia" w:ascii="Times New Roman" w:hAnsi="Times New Roman" w:eastAsia="Times New Roman" w:cs="Times New Roman"/>
+        </w:rPr>
+        <w:t>10.5</w:t>
       </w:r>
     </w:p>
     <w:p>
       <w:pPr>
-        <w:pStyle w:val="Compact"/>
-        <w:numPr>
-          <w:ilvl w:val="0"/>
-          <w:numId w:val="1006"/>
-        </w:numPr>
-      </w:pPr>
-      <w:r>
-        <w:rPr>
-          <w:rFonts w:hint="eastAsia" w:ascii="Times New Roman" w:hAnsi="Times New Roman" w:eastAsia="FangSong" w:cs="Times New Roman"/>
-        </w:rPr>
-        <w:t>载流子浓度本征平衡</w:t>
-      </w:r>
-      <w:r>
-        <w:rPr>
-          <w:rFonts w:hint="eastAsia" w:ascii="Times New Roman" w:hAnsi="Times New Roman" w:eastAsia="Times New Roman" w:cs="Times New Roman"/>
-        </w:rPr>
-        <w:t>：n</w:t>
-      </w:r>
-      <w:r>
-        <w:rPr>
-          <w:rFonts w:ascii="Times New Roman" w:hAnsi="Times New Roman" w:eastAsia="Times New Roman" w:cs="Times New Roman"/>
-        </w:rPr>
-        <w:t xml:space="preserve"> = p</w:t>
+        <w:pStyle w:val="FirstParagraph"/>
+      </w:pPr>
+      <w:r>
+        <w:rPr>
+          <w:rFonts w:hint="eastAsia" w:ascii="Times New Roman" w:hAnsi="Times New Roman" w:eastAsia="FangSong" w:cs="Times New Roman"/>
+        </w:rPr>
+        <w:t>解释</w:t>
+      </w:r>
+      <w:r>
+        <w:rPr>
+          <w:rFonts w:hint="eastAsia" w:ascii="Times New Roman" w:hAnsi="Times New Roman" w:eastAsia="Times New Roman" w:cs="Times New Roman"/>
+        </w:rPr>
+        <w:t>：</w:t>
+      </w:r>
+      <w:r>
+        <w:rPr>
+          <w:rFonts w:hint="eastAsia" w:ascii="Times New Roman" w:hAnsi="Times New Roman" w:eastAsia="FangSong" w:cs="Times New Roman"/>
+        </w:rPr>
+        <w:t>本征半导体</w:t>
+      </w:r>
+      <w:r>
+        <w:rPr>
+          <w:rFonts w:hint="eastAsia" w:ascii="Times New Roman" w:hAnsi="Times New Roman" w:eastAsia="Times New Roman" w:cs="Times New Roman"/>
+        </w:rPr>
+        <w:t>，</w:t>
+      </w:r>
+      <w:r>
+        <w:rPr>
+          <w:rFonts w:hint="eastAsia" w:ascii="Times New Roman" w:hAnsi="Times New Roman" w:eastAsia="FangSong" w:cs="Times New Roman"/>
+        </w:rPr>
+        <w:t>掺杂半导体</w:t>
+      </w:r>
+      <w:r>
+        <w:rPr>
+          <w:rFonts w:hint="eastAsia" w:ascii="Times New Roman" w:hAnsi="Times New Roman" w:eastAsia="Times New Roman" w:cs="Times New Roman"/>
+        </w:rPr>
+        <w:t>，n-</w:t>
+      </w:r>
+      <w:r>
+        <w:rPr>
+          <w:rFonts w:hint="eastAsia" w:ascii="Times New Roman" w:hAnsi="Times New Roman" w:eastAsia="FangSong" w:cs="Times New Roman"/>
+        </w:rPr>
+        <w:t>型半导体</w:t>
+      </w:r>
+      <w:r>
+        <w:rPr>
+          <w:rFonts w:hint="eastAsia" w:ascii="Times New Roman" w:hAnsi="Times New Roman" w:eastAsia="Times New Roman" w:cs="Times New Roman"/>
+        </w:rPr>
+        <w:t>，p-</w:t>
+      </w:r>
+      <w:r>
+        <w:rPr>
+          <w:rFonts w:hint="eastAsia" w:ascii="Times New Roman" w:hAnsi="Times New Roman" w:eastAsia="FangSong" w:cs="Times New Roman"/>
+        </w:rPr>
+        <w:t>型半导体</w:t>
+      </w:r>
+      <w:r>
+        <w:rPr>
+          <w:rFonts w:hint="eastAsia" w:ascii="Times New Roman" w:hAnsi="Times New Roman" w:eastAsia="Times New Roman" w:cs="Times New Roman"/>
+        </w:rPr>
+        <w:t>。</w:t>
+      </w:r>
+      <w:r>
+        <w:rPr>
+          <w:rFonts w:hint="eastAsia" w:ascii="Times New Roman" w:hAnsi="Times New Roman" w:eastAsia="FangSong" w:cs="Times New Roman"/>
+        </w:rPr>
+        <w:t>它们之间的区别何在</w:t>
+      </w:r>
+      <w:r>
+        <w:rPr>
+          <w:rFonts w:hint="eastAsia" w:ascii="Times New Roman" w:hAnsi="Times New Roman" w:eastAsia="Times New Roman" w:cs="Times New Roman"/>
+        </w:rPr>
+        <w:t>？</w:t>
       </w:r>
     </w:p>
-    <w:bookmarkEnd w:id="22"/>
-    <w:bookmarkStart w:id="23" w:name="掺杂半导体"/>
+    <w:p>
+      <w:pPr>
+        <w:pStyle w:val="BodyText"/>
+      </w:pPr>
+      <w:r>
+        <w:rPr>
+          <w:rFonts w:ascii="Times New Roman" w:hAnsi="Times New Roman" w:eastAsia="Times New Roman" w:cs="Times New Roman"/>
+        </w:rPr>
+        <w:t xml:space="preserve">📖 </w:t>
+      </w:r>
+      <w:r>
+        <w:rPr>
+          <w:rFonts w:hint="eastAsia" w:ascii="Times New Roman" w:hAnsi="Times New Roman" w:eastAsia="FangSong" w:cs="Times New Roman"/>
+        </w:rPr>
+        <w:t xml:space="preserve">查看答案</w:t>
+      </w:r>
+    </w:p>
+    <w:bookmarkStart w:id="28" w:name="本征半导体"/>
     <w:p>
       <w:pPr>
         <w:pStyle w:val="Heading3"/>
@@ -6458,13 +6860,13 @@
         <w:rPr>
           <w:rFonts w:ascii="Times New Roman" w:hAnsi="Times New Roman" w:eastAsia="Times New Roman" w:cs="Times New Roman"/>
         </w:rPr>
-        <w:t xml:space="preserve">2. </w:t>
+        <w:t xml:space="preserve">1. </w:t>
       </w:r>
       <w:r>
         <w:rPr>
           <w:rFonts w:hint="eastAsia" w:ascii="Times New Roman" w:hAnsi="Times New Roman" w:eastAsia="SimHei" w:cs="Times New Roman"/>
         </w:rPr>
-        <w:t xml:space="preserve">掺杂半导体</w:t>
+        <w:t xml:space="preserve">本征半导体</w:t>
       </w:r>
     </w:p>
     <w:p>
@@ -6479,15 +6881,7 @@
         <w:rPr>
           <w:rFonts w:hint="eastAsia" w:ascii="Times New Roman" w:hAnsi="Times New Roman" w:eastAsia="FangSong" w:cs="Times New Roman"/>
         </w:rPr>
-        <w:t xml:space="preserve">向本征半导体掺入</w:t>
-      </w:r>
-      <w:r>
-        <w:rPr>
-          <w:rFonts w:hint="eastAsia" w:ascii="Times New Roman" w:hAnsi="Times New Roman" w:eastAsia="FangSong" w:cs="Times New Roman"/>
-          <w:b/>
-          <w:bCs/>
-        </w:rPr>
-        <w:t xml:space="preserve">少量杂质</w:t>
+        <w:t>纯净无杂质的半导体</w:t>
       </w:r>
       <w:r>
         <w:rPr>
@@ -6499,19 +6893,19 @@
         <w:rPr>
           <w:rFonts w:hint="eastAsia" w:ascii="Times New Roman" w:hAnsi="Times New Roman" w:eastAsia="FangSong" w:cs="Times New Roman"/>
         </w:rPr>
-        <w:t>百万分之一量级</w:t>
-      </w:r>
-      <w:r>
-        <w:rPr>
-          <w:rFonts w:hint="eastAsia" w:ascii="Times New Roman" w:hAnsi="Times New Roman" w:eastAsia="Times New Roman" w:cs="Times New Roman"/>
-        </w:rPr>
-        <w:t>），</w:t>
-      </w:r>
-      <w:r>
-        <w:rPr>
-          <w:rFonts w:hint="eastAsia" w:ascii="Times New Roman" w:hAnsi="Times New Roman" w:eastAsia="FangSong" w:cs="Times New Roman"/>
-        </w:rPr>
-        <w:t>在带隙中引入杂质能级</w:t>
+        <w:t>如本征</w:t>
+      </w:r>
+      <w:r>
+        <w:rPr>
+          <w:rFonts w:ascii="Times New Roman" w:hAnsi="Times New Roman" w:eastAsia="Times New Roman" w:cs="Times New Roman"/>
+        </w:rPr>
+        <w:t xml:space="preserve"> </w:t>
+      </w:r>
+      <w:r>
+        <w:rPr>
+          <w:rFonts w:hint="eastAsia" w:ascii="Times New Roman" w:hAnsi="Times New Roman" w:eastAsia="Times New Roman" w:cs="Times New Roman"/>
+        </w:rPr>
+        <w:t xml:space="preserve">Si、Ge）</w:t>
       </w:r>
     </w:p>
     <w:p>
@@ -6526,19 +6920,116 @@
         <w:rPr>
           <w:rFonts w:hint="eastAsia" w:ascii="Times New Roman" w:hAnsi="Times New Roman" w:eastAsia="FangSong" w:cs="Times New Roman"/>
         </w:rPr>
-        <w:t>显著改变载流子浓度与导电类型</w:t>
-      </w:r>
-      <w:r>
-        <w:rPr>
-          <w:rFonts w:hint="eastAsia" w:ascii="Times New Roman" w:hAnsi="Times New Roman" w:eastAsia="Times New Roman" w:cs="Times New Roman"/>
-        </w:rPr>
-        <w:t>——</w:t>
-      </w:r>
-      <w:r>
-        <w:rPr>
-          <w:rFonts w:hint="eastAsia" w:ascii="Times New Roman" w:hAnsi="Times New Roman" w:eastAsia="FangSong" w:cs="Times New Roman"/>
-        </w:rPr>
-        <w:t>掺杂是本征半导体实用化的前提</w:t>
+        <w:t xml:space="preserve">靠</w:t>
+      </w:r>
+      <w:r>
+        <w:rPr>
+          <w:rFonts w:hint="eastAsia" w:ascii="Times New Roman" w:hAnsi="Times New Roman" w:eastAsia="FangSong" w:cs="Times New Roman"/>
+          <w:b/>
+          <w:bCs/>
+        </w:rPr>
+        <w:t xml:space="preserve">热激发</w:t>
+      </w:r>
+      <w:r>
+        <w:rPr>
+          <w:rFonts w:hint="eastAsia" w:ascii="Times New Roman" w:hAnsi="Times New Roman" w:eastAsia="FangSong" w:cs="Times New Roman"/>
+        </w:rPr>
+        <w:t>在价带</w:t>
+      </w:r>
+      <w:r>
+        <w:rPr>
+          <w:rFonts w:hint="eastAsia" w:ascii="Times New Roman" w:hAnsi="Times New Roman" w:eastAsia="Times New Roman" w:cs="Times New Roman"/>
+        </w:rPr>
+        <w:t>-</w:t>
+      </w:r>
+      <w:r>
+        <w:rPr>
+          <w:rFonts w:hint="eastAsia" w:ascii="Times New Roman" w:hAnsi="Times New Roman" w:eastAsia="FangSong" w:cs="Times New Roman"/>
+        </w:rPr>
+        <w:t>导带间产生电子</w:t>
+      </w:r>
+      <w:r>
+        <w:rPr>
+          <w:rFonts w:hint="eastAsia" w:ascii="Times New Roman" w:hAnsi="Times New Roman" w:eastAsia="Times New Roman" w:cs="Times New Roman"/>
+        </w:rPr>
+        <w:t>-</w:t>
+      </w:r>
+      <w:r>
+        <w:rPr>
+          <w:rFonts w:hint="eastAsia" w:ascii="Times New Roman" w:hAnsi="Times New Roman" w:eastAsia="FangSong" w:cs="Times New Roman"/>
+        </w:rPr>
+        <w:t>空穴对导电</w:t>
+      </w:r>
+      <w:r>
+        <w:rPr>
+          <w:rFonts w:hint="eastAsia" w:ascii="Times New Roman" w:hAnsi="Times New Roman" w:eastAsia="Times New Roman" w:cs="Times New Roman"/>
+        </w:rPr>
+        <w:t>：</w:t>
+      </w:r>
+      <w:r>
+        <w:rPr>
+          <w:rFonts w:hint="eastAsia" w:ascii="Times New Roman" w:hAnsi="Times New Roman" w:eastAsia="FangSong" w:cs="Times New Roman"/>
+        </w:rPr>
+        <w:t>每激发一对产生一个导带电子</w:t>
+      </w:r>
+      <w:r>
+        <w:rPr>
+          <w:rFonts w:ascii="Times New Roman" w:hAnsi="Times New Roman" w:eastAsia="Times New Roman" w:cs="Times New Roman"/>
+        </w:rPr>
+        <w:t xml:space="preserve"> + </w:t>
+      </w:r>
+      <w:r>
+        <w:rPr>
+          <w:rFonts w:hint="eastAsia" w:ascii="Times New Roman" w:hAnsi="Times New Roman" w:eastAsia="FangSong" w:cs="Times New Roman"/>
+        </w:rPr>
+        <w:t xml:space="preserve">一个价带空穴</w:t>
+      </w:r>
+    </w:p>
+    <w:p>
+      <w:pPr>
+        <w:pStyle w:val="Compact"/>
+        <w:numPr>
+          <w:ilvl w:val="0"/>
+          <w:numId w:val="1007"/>
+        </w:numPr>
+      </w:pPr>
+      <w:r>
+        <w:rPr>
+          <w:rFonts w:hint="eastAsia" w:ascii="Times New Roman" w:hAnsi="Times New Roman" w:eastAsia="FangSong" w:cs="Times New Roman"/>
+        </w:rPr>
+        <w:t xml:space="preserve">电导率</w:t>
+      </w:r>
+      <w:r>
+        <w:rPr>
+          <w:rFonts w:ascii="Times New Roman" w:hAnsi="Times New Roman" w:eastAsia="Times New Roman" w:cs="Times New Roman"/>
+        </w:rPr>
+        <w:t xml:space="preserve"> σ = </w:t>
+      </w:r>
+      <w:r>
+        <w:rPr>
+          <w:rFonts w:hint="eastAsia" w:ascii="Times New Roman" w:hAnsi="Times New Roman" w:eastAsia="Times New Roman" w:cs="Times New Roman"/>
+        </w:rPr>
+        <w:t>C·e^(−E/kT)（E≈</w:t>
+      </w:r>
+      <w:r>
+        <w:rPr>
+          <w:rFonts w:hint="eastAsia" w:ascii="Times New Roman" w:hAnsi="Times New Roman" w:eastAsia="FangSong" w:cs="Times New Roman"/>
+        </w:rPr>
+        <w:t>带隙一半</w:t>
+      </w:r>
+      <w:r>
+        <w:rPr>
+          <w:rFonts w:hint="eastAsia" w:ascii="Times New Roman" w:hAnsi="Times New Roman" w:eastAsia="Times New Roman" w:cs="Times New Roman"/>
+        </w:rPr>
+        <w:t>），</w:t>
+      </w:r>
+      <w:r>
+        <w:rPr>
+          <w:rFonts w:hint="eastAsia" w:ascii="Times New Roman" w:hAnsi="Times New Roman" w:eastAsia="FangSong" w:cs="Times New Roman"/>
+          <w:b/>
+          <w:bCs/>
+        </w:rPr>
+        <w:t xml:space="preserve">温度升高电导率增大</w:t>
       </w:r>
       <w:r>
         <w:rPr>
@@ -6550,7 +7041,7 @@
         <w:rPr>
           <w:rFonts w:hint="eastAsia" w:ascii="Times New Roman" w:hAnsi="Times New Roman" w:eastAsia="FangSong" w:cs="Times New Roman"/>
         </w:rPr>
-        <w:t>器件材料几乎全是掺杂半导体</w:t>
+        <w:t>与金属相反</w:t>
       </w:r>
       <w:r>
         <w:rPr>
@@ -6559,8 +7050,35 @@
         <w:t>）</w:t>
       </w:r>
     </w:p>
-    <w:bookmarkEnd w:id="23"/>
-    <w:bookmarkStart w:id="24" w:name="n-型半导体"/>
+    <w:p>
+      <w:pPr>
+        <w:pStyle w:val="Compact"/>
+        <w:numPr>
+          <w:ilvl w:val="0"/>
+          <w:numId w:val="1007"/>
+        </w:numPr>
+      </w:pPr>
+      <w:r>
+        <w:rPr>
+          <w:rFonts w:hint="eastAsia" w:ascii="Times New Roman" w:hAnsi="Times New Roman" w:eastAsia="FangSong" w:cs="Times New Roman"/>
+        </w:rPr>
+        <w:t>载流子浓度本征平衡</w:t>
+      </w:r>
+      <w:r>
+        <w:rPr>
+          <w:rFonts w:hint="eastAsia" w:ascii="Times New Roman" w:hAnsi="Times New Roman" w:eastAsia="Times New Roman" w:cs="Times New Roman"/>
+        </w:rPr>
+        <w:t>：n</w:t>
+      </w:r>
+      <w:r>
+        <w:rPr>
+          <w:rFonts w:ascii="Times New Roman" w:hAnsi="Times New Roman" w:eastAsia="Times New Roman" w:cs="Times New Roman"/>
+        </w:rPr>
+        <w:t xml:space="preserve"> = p</w:t>
+      </w:r>
+    </w:p>
+    <w:bookmarkEnd w:id="28"/>
+    <w:bookmarkStart w:id="29" w:name="掺杂半导体"/>
     <w:p>
       <w:pPr>
         <w:pStyle w:val="Heading3"/>
@@ -6570,19 +7088,13 @@
         <w:rPr>
           <w:rFonts w:ascii="Times New Roman" w:hAnsi="Times New Roman" w:eastAsia="Times New Roman" w:cs="Times New Roman"/>
         </w:rPr>
-        <w:t xml:space="preserve">3. </w:t>
-      </w:r>
-      <w:r>
-        <w:rPr>
-          <w:rFonts w:hint="eastAsia" w:ascii="Times New Roman" w:hAnsi="Times New Roman" w:eastAsia="Times New Roman" w:cs="Times New Roman"/>
-        </w:rPr>
-        <w:t>n-</w:t>
+        <w:t xml:space="preserve">2. </w:t>
       </w:r>
       <w:r>
         <w:rPr>
           <w:rFonts w:hint="eastAsia" w:ascii="Times New Roman" w:hAnsi="Times New Roman" w:eastAsia="SimHei" w:cs="Times New Roman"/>
         </w:rPr>
-        <w:t>型半导体</w:t>
+        <w:t xml:space="preserve">掺杂半导体</w:t>
       </w:r>
     </w:p>
     <w:p>
@@ -6597,7 +7109,7 @@
         <w:rPr>
           <w:rFonts w:hint="eastAsia" w:ascii="Times New Roman" w:hAnsi="Times New Roman" w:eastAsia="FangSong" w:cs="Times New Roman"/>
         </w:rPr>
-        <w:t xml:space="preserve">掺入</w:t>
+        <w:t xml:space="preserve">向本征半导体掺入</w:t>
       </w:r>
       <w:r>
         <w:rPr>
@@ -6605,7 +7117,7 @@
           <w:b/>
           <w:bCs/>
         </w:rPr>
-        <w:t xml:space="preserve">施主杂质</w:t>
+        <w:t xml:space="preserve">少量杂质</w:t>
       </w:r>
       <w:r>
         <w:rPr>
@@ -6617,85 +7129,19 @@
         <w:rPr>
           <w:rFonts w:hint="eastAsia" w:ascii="Times New Roman" w:hAnsi="Times New Roman" w:eastAsia="FangSong" w:cs="Times New Roman"/>
         </w:rPr>
-        <w:t>价电子数多于基质</w:t>
-      </w:r>
-      <w:r>
-        <w:rPr>
-          <w:rFonts w:hint="eastAsia" w:ascii="Times New Roman" w:hAnsi="Times New Roman" w:eastAsia="Times New Roman" w:cs="Times New Roman"/>
-        </w:rPr>
-        <w:t>，</w:t>
-      </w:r>
-      <w:r>
-        <w:rPr>
-          <w:rFonts w:hint="eastAsia" w:ascii="Times New Roman" w:hAnsi="Times New Roman" w:eastAsia="FangSong" w:cs="Times New Roman"/>
-        </w:rPr>
-        <w:t>如</w:t>
-      </w:r>
-      <w:r>
-        <w:rPr>
-          <w:rFonts w:ascii="Times New Roman" w:hAnsi="Times New Roman" w:eastAsia="Times New Roman" w:cs="Times New Roman"/>
-        </w:rPr>
-        <w:t xml:space="preserve"> As </w:t>
-      </w:r>
-      <w:r>
-        <w:rPr>
-          <w:rFonts w:hint="eastAsia" w:ascii="Times New Roman" w:hAnsi="Times New Roman" w:eastAsia="FangSong" w:cs="Times New Roman"/>
-        </w:rPr>
-        <w:t xml:space="preserve">掺</w:t>
-      </w:r>
-      <w:r>
-        <w:rPr>
-          <w:rFonts w:ascii="Times New Roman" w:hAnsi="Times New Roman" w:eastAsia="Times New Roman" w:cs="Times New Roman"/>
-        </w:rPr>
-        <w:t xml:space="preserve"> Si——As </w:t>
-      </w:r>
-      <w:r>
-        <w:rPr>
-          <w:rFonts w:hint="eastAsia" w:ascii="Times New Roman" w:hAnsi="Times New Roman" w:eastAsia="FangSong" w:cs="Times New Roman"/>
-        </w:rPr>
-        <w:t xml:space="preserve">有</w:t>
-      </w:r>
-      <w:r>
-        <w:rPr>
-          <w:rFonts w:ascii="Times New Roman" w:hAnsi="Times New Roman" w:eastAsia="Times New Roman" w:cs="Times New Roman"/>
-        </w:rPr>
-        <w:t xml:space="preserve"> 5 </w:t>
-      </w:r>
-      <w:r>
-        <w:rPr>
-          <w:rFonts w:hint="eastAsia" w:ascii="Times New Roman" w:hAnsi="Times New Roman" w:eastAsia="FangSong" w:cs="Times New Roman"/>
-        </w:rPr>
-        <w:t>个价电子</w:t>
-      </w:r>
-      <w:r>
-        <w:rPr>
-          <w:rFonts w:hint="eastAsia" w:ascii="Times New Roman" w:hAnsi="Times New Roman" w:eastAsia="Times New Roman" w:cs="Times New Roman"/>
-        </w:rPr>
-        <w:t>，</w:t>
-      </w:r>
-      <w:r>
-        <w:rPr>
-          <w:rFonts w:hint="eastAsia" w:ascii="Times New Roman" w:hAnsi="Times New Roman" w:eastAsia="FangSong" w:cs="Times New Roman"/>
-        </w:rPr>
-        <w:t>多出</w:t>
-      </w:r>
-      <w:r>
-        <w:rPr>
-          <w:rFonts w:ascii="Times New Roman" w:hAnsi="Times New Roman" w:eastAsia="Times New Roman" w:cs="Times New Roman"/>
-        </w:rPr>
-        <w:t xml:space="preserve"> 1 </w:t>
-      </w:r>
-      <w:r>
-        <w:rPr>
-          <w:rFonts w:hint="eastAsia" w:ascii="Times New Roman" w:hAnsi="Times New Roman" w:eastAsia="FangSong" w:cs="Times New Roman"/>
-        </w:rPr>
-        <w:t>个</w:t>
-      </w:r>
-      <w:r>
-        <w:rPr>
-          <w:rFonts w:hint="eastAsia" w:ascii="Times New Roman" w:hAnsi="Times New Roman" w:eastAsia="Times New Roman" w:cs="Times New Roman"/>
-        </w:rPr>
-        <w:t>）</w:t>
+        <w:t>百万分之一量级</w:t>
+      </w:r>
+      <w:r>
+        <w:rPr>
+          <w:rFonts w:hint="eastAsia" w:ascii="Times New Roman" w:hAnsi="Times New Roman" w:eastAsia="Times New Roman" w:cs="Times New Roman"/>
+        </w:rPr>
+        <w:t>），</w:t>
+      </w:r>
+      <w:r>
+        <w:rPr>
+          <w:rFonts w:hint="eastAsia" w:ascii="Times New Roman" w:hAnsi="Times New Roman" w:eastAsia="FangSong" w:cs="Times New Roman"/>
+        </w:rPr>
+        <w:t>在带隙中引入杂质能级</w:t>
       </w:r>
     </w:p>
     <w:p>
@@ -6710,100 +7156,41 @@
         <w:rPr>
           <w:rFonts w:hint="eastAsia" w:ascii="Times New Roman" w:hAnsi="Times New Roman" w:eastAsia="FangSong" w:cs="Times New Roman"/>
         </w:rPr>
-        <w:t xml:space="preserve">施主杂质能级靠近导带底</w:t>
-      </w:r>
-      <w:r>
-        <w:rPr>
-          <w:rFonts w:ascii="Times New Roman" w:hAnsi="Times New Roman" w:eastAsia="Times New Roman" w:cs="Times New Roman"/>
-        </w:rPr>
-        <w:t xml:space="preserve"> → </w:t>
-      </w:r>
-      <w:r>
-        <w:rPr>
-          <w:rFonts w:hint="eastAsia" w:ascii="Times New Roman" w:hAnsi="Times New Roman" w:eastAsia="FangSong" w:cs="Times New Roman"/>
-        </w:rPr>
-        <w:t xml:space="preserve">多余电子热激发进入导带</w:t>
+        <w:t>显著改变载流子浓度与导电类型</w:t>
+      </w:r>
+      <w:r>
+        <w:rPr>
+          <w:rFonts w:hint="eastAsia" w:ascii="Times New Roman" w:hAnsi="Times New Roman" w:eastAsia="Times New Roman" w:cs="Times New Roman"/>
+        </w:rPr>
+        <w:t>——</w:t>
+      </w:r>
+      <w:r>
+        <w:rPr>
+          <w:rFonts w:hint="eastAsia" w:ascii="Times New Roman" w:hAnsi="Times New Roman" w:eastAsia="FangSong" w:cs="Times New Roman"/>
+        </w:rPr>
+        <w:t>掺杂是本征半导体实用化的前提</w:t>
+      </w:r>
+      <w:r>
+        <w:rPr>
+          <w:rFonts w:hint="eastAsia" w:ascii="Times New Roman" w:hAnsi="Times New Roman" w:eastAsia="Times New Roman" w:cs="Times New Roman"/>
+        </w:rPr>
+        <w:t>（</w:t>
+      </w:r>
+      <w:r>
+        <w:rPr>
+          <w:rFonts w:hint="eastAsia" w:ascii="Times New Roman" w:hAnsi="Times New Roman" w:eastAsia="FangSong" w:cs="Times New Roman"/>
+        </w:rPr>
+        <w:t>器件材料几乎全是掺杂半导体</w:t>
+      </w:r>
+      <w:r>
+        <w:rPr>
+          <w:rFonts w:hint="eastAsia" w:ascii="Times New Roman" w:hAnsi="Times New Roman" w:eastAsia="Times New Roman" w:cs="Times New Roman"/>
+        </w:rPr>
+        <w:t>）</w:t>
       </w:r>
     </w:p>
-    <w:p>
-      <w:pPr>
-        <w:pStyle w:val="Compact"/>
-        <w:numPr>
-          <w:ilvl w:val="0"/>
-          <w:numId w:val="1008"/>
-        </w:numPr>
-      </w:pPr>
-      <w:r>
-        <w:rPr>
-          <w:rFonts w:hint="eastAsia" w:ascii="Times New Roman" w:hAnsi="Times New Roman" w:eastAsia="FangSong" w:cs="Times New Roman"/>
-        </w:rPr>
-        <w:t>主要载流子</w:t>
-      </w:r>
-      <w:r>
-        <w:rPr>
-          <w:rFonts w:hint="eastAsia" w:ascii="Times New Roman" w:hAnsi="Times New Roman" w:eastAsia="Times New Roman" w:cs="Times New Roman"/>
-        </w:rPr>
-        <w:t>：</w:t>
-      </w:r>
-      <w:r>
-        <w:rPr>
-          <w:rFonts w:hint="eastAsia" w:ascii="Times New Roman" w:hAnsi="Times New Roman" w:eastAsia="FangSong" w:cs="Times New Roman"/>
-          <w:b/>
-          <w:bCs/>
-        </w:rPr>
-        <w:t xml:space="preserve">电子</w:t>
-      </w:r>
-      <w:r>
-        <w:rPr>
-          <w:rFonts w:hint="eastAsia" w:ascii="Times New Roman" w:hAnsi="Times New Roman" w:eastAsia="Times New Roman" w:cs="Times New Roman"/>
-        </w:rPr>
-        <w:t>（</w:t>
-      </w:r>
-      <w:r>
-        <w:rPr>
-          <w:rFonts w:hint="eastAsia" w:ascii="Times New Roman" w:hAnsi="Times New Roman" w:eastAsia="FangSong" w:cs="Times New Roman"/>
-        </w:rPr>
-        <w:t>负电荷</w:t>
-      </w:r>
-      <w:r>
-        <w:rPr>
-          <w:rFonts w:hint="eastAsia" w:ascii="Times New Roman" w:hAnsi="Times New Roman" w:eastAsia="Times New Roman" w:cs="Times New Roman"/>
-        </w:rPr>
-        <w:t>，n</w:t>
-      </w:r>
-      <w:r>
-        <w:rPr>
-          <w:rFonts w:ascii="Times New Roman" w:hAnsi="Times New Roman" w:eastAsia="Times New Roman" w:cs="Times New Roman"/>
-        </w:rPr>
-        <w:t xml:space="preserve"> </w:t>
-      </w:r>
-      <w:r>
-        <w:rPr>
-          <w:rFonts w:hint="eastAsia" w:ascii="Times New Roman" w:hAnsi="Times New Roman" w:eastAsia="FangSong" w:cs="Times New Roman"/>
-        </w:rPr>
-        <w:t>型</w:t>
-      </w:r>
-      <w:r>
-        <w:rPr>
-          <w:rFonts w:hint="eastAsia" w:ascii="Times New Roman" w:hAnsi="Times New Roman" w:eastAsia="Times New Roman" w:cs="Times New Roman"/>
-        </w:rPr>
-        <w:t>）；</w:t>
-      </w:r>
-      <w:r>
-        <w:rPr>
-          <w:rFonts w:hint="eastAsia" w:ascii="Times New Roman" w:hAnsi="Times New Roman" w:eastAsia="FangSong" w:cs="Times New Roman"/>
-        </w:rPr>
-        <w:t>多数载流子</w:t>
-      </w:r>
-      <w:r>
-        <w:rPr>
-          <w:rFonts w:ascii="Times New Roman" w:hAnsi="Times New Roman" w:eastAsia="Times New Roman" w:cs="Times New Roman"/>
-        </w:rPr>
-        <w:t xml:space="preserve"> n &gt;&gt; p</w:t>
-      </w:r>
-    </w:p>
-    <w:bookmarkEnd w:id="24"/>
-    <w:bookmarkStart w:id="25" w:name="p-型半导体"/>
+    <w:bookmarkEnd w:id="29"/>
+    <w:bookmarkStart w:id="30" w:name="n-型半导体"/>
     <w:p>
       <w:pPr>
         <w:pStyle w:val="Heading3"/>
@@ -6813,13 +7200,13 @@
         <w:rPr>
           <w:rFonts w:ascii="Times New Roman" w:hAnsi="Times New Roman" w:eastAsia="Times New Roman" w:cs="Times New Roman"/>
         </w:rPr>
-        <w:t xml:space="preserve">4. </w:t>
-      </w:r>
-      <w:r>
-        <w:rPr>
-          <w:rFonts w:hint="eastAsia" w:ascii="Times New Roman" w:hAnsi="Times New Roman" w:eastAsia="Times New Roman" w:cs="Times New Roman"/>
-        </w:rPr>
-        <w:t>p-</w:t>
+        <w:t xml:space="preserve">3. </w:t>
+      </w:r>
+      <w:r>
+        <w:rPr>
+          <w:rFonts w:hint="eastAsia" w:ascii="Times New Roman" w:hAnsi="Times New Roman" w:eastAsia="Times New Roman" w:cs="Times New Roman"/>
+        </w:rPr>
+        <w:t>n-</w:t>
       </w:r>
       <w:r>
         <w:rPr>
@@ -6848,7 +7235,7 @@
           <w:b/>
           <w:bCs/>
         </w:rPr>
-        <w:t xml:space="preserve">受主杂质</w:t>
+        <w:t xml:space="preserve">施主杂质</w:t>
       </w:r>
       <w:r>
         <w:rPr>
@@ -6860,7 +7247,7 @@
         <w:rPr>
           <w:rFonts w:hint="eastAsia" w:ascii="Times New Roman" w:hAnsi="Times New Roman" w:eastAsia="FangSong" w:cs="Times New Roman"/>
         </w:rPr>
-        <w:t>价电子数少于基质</w:t>
+        <w:t>价电子数多于基质</w:t>
       </w:r>
       <w:r>
         <w:rPr>
@@ -6878,7 +7265,7 @@
         <w:rPr>
           <w:rFonts w:ascii="Times New Roman" w:hAnsi="Times New Roman" w:eastAsia="Times New Roman" w:cs="Times New Roman"/>
         </w:rPr>
-        <w:t xml:space="preserve"> Ga </w:t>
+        <w:t xml:space="preserve"> As </w:t>
       </w:r>
       <w:r>
         <w:rPr>
@@ -6890,7 +7277,7 @@
         <w:rPr>
           <w:rFonts w:ascii="Times New Roman" w:hAnsi="Times New Roman" w:eastAsia="Times New Roman" w:cs="Times New Roman"/>
         </w:rPr>
-        <w:t xml:space="preserve"> Si——Ga </w:t>
+        <w:t xml:space="preserve"> Si——As </w:t>
       </w:r>
       <w:r>
         <w:rPr>
@@ -6902,7 +7289,7 @@
         <w:rPr>
           <w:rFonts w:ascii="Times New Roman" w:hAnsi="Times New Roman" w:eastAsia="Times New Roman" w:cs="Times New Roman"/>
         </w:rPr>
-        <w:t xml:space="preserve"> 3 </w:t>
+        <w:t xml:space="preserve"> 5 </w:t>
       </w:r>
       <w:r>
         <w:rPr>
@@ -6920,7 +7307,7 @@
         <w:rPr>
           <w:rFonts w:hint="eastAsia" w:ascii="Times New Roman" w:hAnsi="Times New Roman" w:eastAsia="FangSong" w:cs="Times New Roman"/>
         </w:rPr>
-        <w:t>缺</w:t>
+        <w:t>多出</w:t>
       </w:r>
       <w:r>
         <w:rPr>
@@ -6953,7 +7340,7 @@
         <w:rPr>
           <w:rFonts w:hint="eastAsia" w:ascii="Times New Roman" w:hAnsi="Times New Roman" w:eastAsia="FangSong" w:cs="Times New Roman"/>
         </w:rPr>
-        <w:t xml:space="preserve">受主杂质能级靠近价带顶</w:t>
+        <w:t xml:space="preserve">施主杂质能级靠近导带底</w:t>
       </w:r>
       <w:r>
         <w:rPr>
@@ -6965,27 +7352,7 @@
         <w:rPr>
           <w:rFonts w:hint="eastAsia" w:ascii="Times New Roman" w:hAnsi="Times New Roman" w:eastAsia="FangSong" w:cs="Times New Roman"/>
         </w:rPr>
-        <w:t>满带电子跳入受主能级</w:t>
-      </w:r>
-      <w:r>
-        <w:rPr>
-          <w:rFonts w:hint="eastAsia" w:ascii="Times New Roman" w:hAnsi="Times New Roman" w:eastAsia="Times New Roman" w:cs="Times New Roman"/>
-        </w:rPr>
-        <w:t>，</w:t>
-      </w:r>
-      <w:r>
-        <w:rPr>
-          <w:rFonts w:hint="eastAsia" w:ascii="Times New Roman" w:hAnsi="Times New Roman" w:eastAsia="FangSong" w:cs="Times New Roman"/>
-        </w:rPr>
-        <w:t>在价带留下</w:t>
-      </w:r>
-      <w:r>
-        <w:rPr>
-          <w:rFonts w:hint="eastAsia" w:ascii="Times New Roman" w:hAnsi="Times New Roman" w:eastAsia="FangSong" w:cs="Times New Roman"/>
-          <w:b/>
-          <w:bCs/>
-        </w:rPr>
-        <w:t xml:space="preserve">正空穴</w:t>
+        <w:t xml:space="preserve">多余电子热激发进入导带</w:t>
       </w:r>
     </w:p>
     <w:p>
@@ -7014,6 +7381,269 @@
           <w:b/>
           <w:bCs/>
         </w:rPr>
+        <w:t xml:space="preserve">电子</w:t>
+      </w:r>
+      <w:r>
+        <w:rPr>
+          <w:rFonts w:hint="eastAsia" w:ascii="Times New Roman" w:hAnsi="Times New Roman" w:eastAsia="Times New Roman" w:cs="Times New Roman"/>
+        </w:rPr>
+        <w:t>（</w:t>
+      </w:r>
+      <w:r>
+        <w:rPr>
+          <w:rFonts w:hint="eastAsia" w:ascii="Times New Roman" w:hAnsi="Times New Roman" w:eastAsia="FangSong" w:cs="Times New Roman"/>
+        </w:rPr>
+        <w:t>负电荷</w:t>
+      </w:r>
+      <w:r>
+        <w:rPr>
+          <w:rFonts w:hint="eastAsia" w:ascii="Times New Roman" w:hAnsi="Times New Roman" w:eastAsia="Times New Roman" w:cs="Times New Roman"/>
+        </w:rPr>
+        <w:t>，n</w:t>
+      </w:r>
+      <w:r>
+        <w:rPr>
+          <w:rFonts w:ascii="Times New Roman" w:hAnsi="Times New Roman" w:eastAsia="Times New Roman" w:cs="Times New Roman"/>
+        </w:rPr>
+        <w:t xml:space="preserve"> </w:t>
+      </w:r>
+      <w:r>
+        <w:rPr>
+          <w:rFonts w:hint="eastAsia" w:ascii="Times New Roman" w:hAnsi="Times New Roman" w:eastAsia="FangSong" w:cs="Times New Roman"/>
+        </w:rPr>
+        <w:t>型</w:t>
+      </w:r>
+      <w:r>
+        <w:rPr>
+          <w:rFonts w:hint="eastAsia" w:ascii="Times New Roman" w:hAnsi="Times New Roman" w:eastAsia="Times New Roman" w:cs="Times New Roman"/>
+        </w:rPr>
+        <w:t>）；</w:t>
+      </w:r>
+      <w:r>
+        <w:rPr>
+          <w:rFonts w:hint="eastAsia" w:ascii="Times New Roman" w:hAnsi="Times New Roman" w:eastAsia="FangSong" w:cs="Times New Roman"/>
+        </w:rPr>
+        <w:t>多数载流子</w:t>
+      </w:r>
+      <w:r>
+        <w:rPr>
+          <w:rFonts w:ascii="Times New Roman" w:hAnsi="Times New Roman" w:eastAsia="Times New Roman" w:cs="Times New Roman"/>
+        </w:rPr>
+        <w:t xml:space="preserve"> n &gt;&gt; p</w:t>
+      </w:r>
+    </w:p>
+    <w:bookmarkEnd w:id="30"/>
+    <w:bookmarkStart w:id="31" w:name="p-型半导体"/>
+    <w:p>
+      <w:pPr>
+        <w:pStyle w:val="Heading3"/>
+        <w:spacing w:before="280" w:after="120"/>
+      </w:pPr>
+      <w:r>
+        <w:rPr>
+          <w:rFonts w:ascii="Times New Roman" w:hAnsi="Times New Roman" w:eastAsia="Times New Roman" w:cs="Times New Roman"/>
+        </w:rPr>
+        <w:t xml:space="preserve">4. </w:t>
+      </w:r>
+      <w:r>
+        <w:rPr>
+          <w:rFonts w:hint="eastAsia" w:ascii="Times New Roman" w:hAnsi="Times New Roman" w:eastAsia="Times New Roman" w:cs="Times New Roman"/>
+        </w:rPr>
+        <w:t>p-</w:t>
+      </w:r>
+      <w:r>
+        <w:rPr>
+          <w:rFonts w:hint="eastAsia" w:ascii="Times New Roman" w:hAnsi="Times New Roman" w:eastAsia="SimHei" w:cs="Times New Roman"/>
+        </w:rPr>
+        <w:t>型半导体</w:t>
+      </w:r>
+    </w:p>
+    <w:p>
+      <w:pPr>
+        <w:pStyle w:val="Compact"/>
+        <w:numPr>
+          <w:ilvl w:val="0"/>
+          <w:numId w:val="1010"/>
+        </w:numPr>
+      </w:pPr>
+      <w:r>
+        <w:rPr>
+          <w:rFonts w:hint="eastAsia" w:ascii="Times New Roman" w:hAnsi="Times New Roman" w:eastAsia="FangSong" w:cs="Times New Roman"/>
+        </w:rPr>
+        <w:t xml:space="preserve">掺入</w:t>
+      </w:r>
+      <w:r>
+        <w:rPr>
+          <w:rFonts w:hint="eastAsia" w:ascii="Times New Roman" w:hAnsi="Times New Roman" w:eastAsia="FangSong" w:cs="Times New Roman"/>
+          <w:b/>
+          <w:bCs/>
+        </w:rPr>
+        <w:t xml:space="preserve">受主杂质</w:t>
+      </w:r>
+      <w:r>
+        <w:rPr>
+          <w:rFonts w:hint="eastAsia" w:ascii="Times New Roman" w:hAnsi="Times New Roman" w:eastAsia="Times New Roman" w:cs="Times New Roman"/>
+        </w:rPr>
+        <w:t>（</w:t>
+      </w:r>
+      <w:r>
+        <w:rPr>
+          <w:rFonts w:hint="eastAsia" w:ascii="Times New Roman" w:hAnsi="Times New Roman" w:eastAsia="FangSong" w:cs="Times New Roman"/>
+        </w:rPr>
+        <w:t>价电子数少于基质</w:t>
+      </w:r>
+      <w:r>
+        <w:rPr>
+          <w:rFonts w:hint="eastAsia" w:ascii="Times New Roman" w:hAnsi="Times New Roman" w:eastAsia="Times New Roman" w:cs="Times New Roman"/>
+        </w:rPr>
+        <w:t>，</w:t>
+      </w:r>
+      <w:r>
+        <w:rPr>
+          <w:rFonts w:hint="eastAsia" w:ascii="Times New Roman" w:hAnsi="Times New Roman" w:eastAsia="FangSong" w:cs="Times New Roman"/>
+        </w:rPr>
+        <w:t>如</w:t>
+      </w:r>
+      <w:r>
+        <w:rPr>
+          <w:rFonts w:ascii="Times New Roman" w:hAnsi="Times New Roman" w:eastAsia="Times New Roman" w:cs="Times New Roman"/>
+        </w:rPr>
+        <w:t xml:space="preserve"> Ga </w:t>
+      </w:r>
+      <w:r>
+        <w:rPr>
+          <w:rFonts w:hint="eastAsia" w:ascii="Times New Roman" w:hAnsi="Times New Roman" w:eastAsia="FangSong" w:cs="Times New Roman"/>
+        </w:rPr>
+        <w:t xml:space="preserve">掺</w:t>
+      </w:r>
+      <w:r>
+        <w:rPr>
+          <w:rFonts w:ascii="Times New Roman" w:hAnsi="Times New Roman" w:eastAsia="Times New Roman" w:cs="Times New Roman"/>
+        </w:rPr>
+        <w:t xml:space="preserve"> Si——Ga </w:t>
+      </w:r>
+      <w:r>
+        <w:rPr>
+          <w:rFonts w:hint="eastAsia" w:ascii="Times New Roman" w:hAnsi="Times New Roman" w:eastAsia="FangSong" w:cs="Times New Roman"/>
+        </w:rPr>
+        <w:t xml:space="preserve">有</w:t>
+      </w:r>
+      <w:r>
+        <w:rPr>
+          <w:rFonts w:ascii="Times New Roman" w:hAnsi="Times New Roman" w:eastAsia="Times New Roman" w:cs="Times New Roman"/>
+        </w:rPr>
+        <w:t xml:space="preserve"> 3 </w:t>
+      </w:r>
+      <w:r>
+        <w:rPr>
+          <w:rFonts w:hint="eastAsia" w:ascii="Times New Roman" w:hAnsi="Times New Roman" w:eastAsia="FangSong" w:cs="Times New Roman"/>
+        </w:rPr>
+        <w:t>个价电子</w:t>
+      </w:r>
+      <w:r>
+        <w:rPr>
+          <w:rFonts w:hint="eastAsia" w:ascii="Times New Roman" w:hAnsi="Times New Roman" w:eastAsia="Times New Roman" w:cs="Times New Roman"/>
+        </w:rPr>
+        <w:t>，</w:t>
+      </w:r>
+      <w:r>
+        <w:rPr>
+          <w:rFonts w:hint="eastAsia" w:ascii="Times New Roman" w:hAnsi="Times New Roman" w:eastAsia="FangSong" w:cs="Times New Roman"/>
+        </w:rPr>
+        <w:t>缺</w:t>
+      </w:r>
+      <w:r>
+        <w:rPr>
+          <w:rFonts w:ascii="Times New Roman" w:hAnsi="Times New Roman" w:eastAsia="Times New Roman" w:cs="Times New Roman"/>
+        </w:rPr>
+        <w:t xml:space="preserve"> 1 </w:t>
+      </w:r>
+      <w:r>
+        <w:rPr>
+          <w:rFonts w:hint="eastAsia" w:ascii="Times New Roman" w:hAnsi="Times New Roman" w:eastAsia="FangSong" w:cs="Times New Roman"/>
+        </w:rPr>
+        <w:t>个</w:t>
+      </w:r>
+      <w:r>
+        <w:rPr>
+          <w:rFonts w:hint="eastAsia" w:ascii="Times New Roman" w:hAnsi="Times New Roman" w:eastAsia="Times New Roman" w:cs="Times New Roman"/>
+        </w:rPr>
+        <w:t>）</w:t>
+      </w:r>
+    </w:p>
+    <w:p>
+      <w:pPr>
+        <w:pStyle w:val="Compact"/>
+        <w:numPr>
+          <w:ilvl w:val="0"/>
+          <w:numId w:val="1010"/>
+        </w:numPr>
+      </w:pPr>
+      <w:r>
+        <w:rPr>
+          <w:rFonts w:hint="eastAsia" w:ascii="Times New Roman" w:hAnsi="Times New Roman" w:eastAsia="FangSong" w:cs="Times New Roman"/>
+        </w:rPr>
+        <w:t xml:space="preserve">受主杂质能级靠近价带顶</w:t>
+      </w:r>
+      <w:r>
+        <w:rPr>
+          <w:rFonts w:ascii="Times New Roman" w:hAnsi="Times New Roman" w:eastAsia="Times New Roman" w:cs="Times New Roman"/>
+        </w:rPr>
+        <w:t xml:space="preserve"> → </w:t>
+      </w:r>
+      <w:r>
+        <w:rPr>
+          <w:rFonts w:hint="eastAsia" w:ascii="Times New Roman" w:hAnsi="Times New Roman" w:eastAsia="FangSong" w:cs="Times New Roman"/>
+        </w:rPr>
+        <w:t>满带电子跳入受主能级</w:t>
+      </w:r>
+      <w:r>
+        <w:rPr>
+          <w:rFonts w:hint="eastAsia" w:ascii="Times New Roman" w:hAnsi="Times New Roman" w:eastAsia="Times New Roman" w:cs="Times New Roman"/>
+        </w:rPr>
+        <w:t>，</w:t>
+      </w:r>
+      <w:r>
+        <w:rPr>
+          <w:rFonts w:hint="eastAsia" w:ascii="Times New Roman" w:hAnsi="Times New Roman" w:eastAsia="FangSong" w:cs="Times New Roman"/>
+        </w:rPr>
+        <w:t>在价带留下</w:t>
+      </w:r>
+      <w:r>
+        <w:rPr>
+          <w:rFonts w:hint="eastAsia" w:ascii="Times New Roman" w:hAnsi="Times New Roman" w:eastAsia="FangSong" w:cs="Times New Roman"/>
+          <w:b/>
+          <w:bCs/>
+        </w:rPr>
+        <w:t xml:space="preserve">正空穴</w:t>
+      </w:r>
+    </w:p>
+    <w:p>
+      <w:pPr>
+        <w:pStyle w:val="Compact"/>
+        <w:numPr>
+          <w:ilvl w:val="0"/>
+          <w:numId w:val="1010"/>
+        </w:numPr>
+      </w:pPr>
+      <w:r>
+        <w:rPr>
+          <w:rFonts w:hint="eastAsia" w:ascii="Times New Roman" w:hAnsi="Times New Roman" w:eastAsia="FangSong" w:cs="Times New Roman"/>
+        </w:rPr>
+        <w:t>主要载流子</w:t>
+      </w:r>
+      <w:r>
+        <w:rPr>
+          <w:rFonts w:hint="eastAsia" w:ascii="Times New Roman" w:hAnsi="Times New Roman" w:eastAsia="Times New Roman" w:cs="Times New Roman"/>
+        </w:rPr>
+        <w:t>：</w:t>
+      </w:r>
+      <w:r>
+        <w:rPr>
+          <w:rFonts w:hint="eastAsia" w:ascii="Times New Roman" w:hAnsi="Times New Roman" w:eastAsia="FangSong" w:cs="Times New Roman"/>
+          <w:b/>
+          <w:bCs/>
+        </w:rPr>
         <w:t xml:space="preserve">空穴</w:t>
       </w:r>
       <w:r>
@@ -7065,8 +7695,8 @@
         <w:t xml:space="preserve"> p &gt;&gt; n</w:t>
       </w:r>
     </w:p>
-    <w:bookmarkEnd w:id="25"/>
-    <w:bookmarkStart w:id="26" w:name="区别小结"/>
+    <w:bookmarkEnd w:id="31"/>
+    <w:bookmarkStart w:id="32" w:name="区别小结"/>
     <w:p>
       <w:pPr>
         <w:pStyle w:val="Heading3"/>
@@ -7455,8 +8085,8 @@
         </w:tc>
       </w:tr>
     </w:tbl>
-    <w:bookmarkEnd w:id="26"/>
-    <w:bookmarkStart w:id="27" w:name="知识点关联-1"/>
+    <w:bookmarkEnd w:id="32"/>
+    <w:bookmarkStart w:id="33" w:name="知识点关联-1"/>
     <w:p>
       <w:pPr>
         <w:pStyle w:val="Heading3"/>
@@ -7467,277 +8097,6 @@
           <w:rFonts w:hint="eastAsia" w:ascii="Times New Roman" w:hAnsi="Times New Roman" w:eastAsia="SimHei" w:cs="Times New Roman"/>
         </w:rPr>
         <w:t xml:space="preserve">知识点关联</w:t>
-      </w:r>
-    </w:p>
-    <w:p>
-      <w:pPr>
-        <w:pStyle w:val="Compact"/>
-        <w:numPr>
-          <w:ilvl w:val="0"/>
-          <w:numId w:val="1010"/>
-        </w:numPr>
-      </w:pPr>
-      <w:r>
-        <w:rPr>
-          <w:rFonts w:hint="eastAsia" w:ascii="Times New Roman" w:hAnsi="Times New Roman" w:eastAsia="FangSong" w:cs="Times New Roman"/>
-        </w:rPr>
-        <w:t>能带理论</w:t>
-      </w:r>
-      <w:r>
-        <w:rPr>
-          <w:rFonts w:hint="eastAsia" w:ascii="Times New Roman" w:hAnsi="Times New Roman" w:eastAsia="Times New Roman" w:cs="Times New Roman"/>
-        </w:rPr>
-        <w:t>：</w:t>
-      </w:r>
-      <w:r>
-        <w:rPr>
-          <w:rFonts w:hint="eastAsia" w:ascii="Times New Roman" w:hAnsi="Times New Roman" w:eastAsia="FangSong" w:cs="Times New Roman"/>
-        </w:rPr>
-        <w:t>本征</w:t>
-      </w:r>
-      <w:r>
-        <w:rPr>
-          <w:rFonts w:hint="eastAsia" w:ascii="Times New Roman" w:hAnsi="Times New Roman" w:eastAsia="Times New Roman" w:cs="Times New Roman"/>
-        </w:rPr>
-        <w:t>/</w:t>
-      </w:r>
-      <w:r>
-        <w:rPr>
-          <w:rFonts w:hint="eastAsia" w:ascii="Times New Roman" w:hAnsi="Times New Roman" w:eastAsia="FangSong" w:cs="Times New Roman"/>
-        </w:rPr>
-        <w:t>掺杂</w:t>
-      </w:r>
-      <w:r>
-        <w:rPr>
-          <w:rFonts w:hint="eastAsia" w:ascii="Times New Roman" w:hAnsi="Times New Roman" w:eastAsia="Times New Roman" w:cs="Times New Roman"/>
-        </w:rPr>
-        <w:t>/n</w:t>
-      </w:r>
-      <w:r>
-        <w:rPr>
-          <w:rFonts w:hint="eastAsia" w:ascii="Times New Roman" w:hAnsi="Times New Roman" w:eastAsia="FangSong" w:cs="Times New Roman"/>
-        </w:rPr>
-        <w:t>型</w:t>
-      </w:r>
-      <w:r>
-        <w:rPr>
-          <w:rFonts w:hint="eastAsia" w:ascii="Times New Roman" w:hAnsi="Times New Roman" w:eastAsia="Times New Roman" w:cs="Times New Roman"/>
-        </w:rPr>
-        <w:t>/p</w:t>
-      </w:r>
-      <w:r>
-        <w:rPr>
-          <w:rFonts w:hint="eastAsia" w:ascii="Times New Roman" w:hAnsi="Times New Roman" w:eastAsia="FangSong" w:cs="Times New Roman"/>
-        </w:rPr>
-        <w:t>型</w:t>
-      </w:r>
-      <w:r>
-        <w:rPr>
-          <w:rFonts w:hint="eastAsia" w:ascii="Times New Roman" w:hAnsi="Times New Roman" w:eastAsia="Times New Roman" w:cs="Times New Roman"/>
-        </w:rPr>
-        <w:t>、</w:t>
-      </w:r>
-      <w:r>
-        <w:rPr>
-          <w:rFonts w:hint="eastAsia" w:ascii="Times New Roman" w:hAnsi="Times New Roman" w:eastAsia="FangSong" w:cs="Times New Roman"/>
-        </w:rPr>
-        <w:t>施主</w:t>
-      </w:r>
-      <w:r>
-        <w:rPr>
-          <w:rFonts w:hint="eastAsia" w:ascii="Times New Roman" w:hAnsi="Times New Roman" w:eastAsia="Times New Roman" w:cs="Times New Roman"/>
-        </w:rPr>
-        <w:t>-</w:t>
-      </w:r>
-      <w:r>
-        <w:rPr>
-          <w:rFonts w:hint="eastAsia" w:ascii="Times New Roman" w:hAnsi="Times New Roman" w:eastAsia="FangSong" w:cs="Times New Roman"/>
-        </w:rPr>
-        <w:t>受主能级</w:t>
-      </w:r>
-    </w:p>
-    <w:p>
-      <w:pPr>
-        <w:pStyle w:val="Compact"/>
-        <w:numPr>
-          <w:ilvl w:val="0"/>
-          <w:numId w:val="1010"/>
-        </w:numPr>
-      </w:pPr>
-      <w:r>
-        <w:rPr>
-          <w:rFonts w:hint="eastAsia" w:ascii="Times New Roman" w:hAnsi="Times New Roman" w:eastAsia="FangSong" w:cs="Times New Roman"/>
-        </w:rPr>
-        <w:t>固体物理性质</w:t>
-      </w:r>
-      <w:r>
-        <w:rPr>
-          <w:rFonts w:hint="eastAsia" w:ascii="Times New Roman" w:hAnsi="Times New Roman" w:eastAsia="Times New Roman" w:cs="Times New Roman"/>
-        </w:rPr>
-        <w:t>：</w:t>
-      </w:r>
-      <w:r>
-        <w:rPr>
-          <w:rFonts w:hint="eastAsia" w:ascii="Times New Roman" w:hAnsi="Times New Roman" w:eastAsia="FangSong" w:cs="Times New Roman"/>
-        </w:rPr>
-        <w:t>掺杂调控物性</w:t>
-      </w:r>
-    </w:p>
-    <w:p>
-      <w:pPr>
-        <w:spacing w:before="160" w:after="80"/>
-      </w:pPr>
-      <w:r>
-        <w:pict>
-          <v:rect style="width:0;height:1.5pt" o:hralign="center" o:hrstd="t" o:hr="t"/>
-        </w:pict>
-      </w:r>
-    </w:p>
-    <w:bookmarkEnd w:id="27"/>
-    <w:bookmarkEnd w:id="28"/>
-    <w:bookmarkStart w:id="34" w:name="无机固体化学-习题10.6"/>
-    <w:p>
-      <w:pPr>
-        <w:pStyle w:val="Heading2"/>
-        <w:spacing w:before="280" w:after="120"/>
-      </w:pPr>
-      <w:r>
-        <w:rPr>
-          <w:rFonts w:ascii="Times New Roman" w:hAnsi="Times New Roman" w:eastAsia="Times New Roman" w:cs="Times New Roman"/>
-        </w:rPr>
-        <w:t xml:space="preserve">6.5 </w:t>
-      </w:r>
-      <w:r>
-        <w:rPr>
-          <w:rFonts w:hint="eastAsia" w:ascii="Times New Roman" w:hAnsi="Times New Roman" w:eastAsia="SimHei" w:cs="Times New Roman"/>
-        </w:rPr>
-        <w:t>无机固体化学</w:t>
-      </w:r>
-      <w:r>
-        <w:rPr>
-          <w:rFonts w:hint="eastAsia" w:ascii="Times New Roman" w:hAnsi="Times New Roman" w:eastAsia="Times New Roman" w:cs="Times New Roman"/>
-        </w:rPr>
-        <w:t>-</w:t>
-      </w:r>
-      <w:r>
-        <w:rPr>
-          <w:rFonts w:hint="eastAsia" w:ascii="Times New Roman" w:hAnsi="Times New Roman" w:eastAsia="SimHei" w:cs="Times New Roman"/>
-        </w:rPr>
-        <w:t>习题</w:t>
-      </w:r>
-      <w:r>
-        <w:rPr>
-          <w:rFonts w:hint="eastAsia" w:ascii="Times New Roman" w:hAnsi="Times New Roman" w:eastAsia="Times New Roman" w:cs="Times New Roman"/>
-        </w:rPr>
-        <w:t>10.6</w:t>
-      </w:r>
-    </w:p>
-    <w:p>
-      <w:pPr>
-        <w:pStyle w:val="FirstParagraph"/>
-      </w:pPr>
-      <w:r>
-        <w:rPr>
-          <w:rFonts w:ascii="Times New Roman" w:hAnsi="Times New Roman" w:eastAsia="Times New Roman" w:cs="Times New Roman"/>
-        </w:rPr>
-        <w:t xml:space="preserve">NiO </w:t>
-      </w:r>
-      <w:r>
-        <w:rPr>
-          <w:rFonts w:hint="eastAsia" w:ascii="Times New Roman" w:hAnsi="Times New Roman" w:eastAsia="FangSong" w:cs="Times New Roman"/>
-        </w:rPr>
-        <w:t xml:space="preserve">中加入</w:t>
-      </w:r>
-      <w:r>
-        <w:rPr>
-          <w:rFonts w:ascii="Times New Roman" w:hAnsi="Times New Roman" w:eastAsia="Times New Roman" w:cs="Times New Roman"/>
-        </w:rPr>
-        <w:t xml:space="preserve"> Li</w:t>
-      </w:r>
-      <w:r>
-        <w:rPr>
-          <w:rFonts w:ascii="Times New Roman" w:hAnsi="Times New Roman" w:eastAsia="Times New Roman" w:cs="Times New Roman"/>
-          <w:vertAlign w:val="subscript"/>
-        </w:rPr>
-        <w:t>2</w:t>
-      </w:r>
-      <w:r>
-        <w:rPr>
-          <w:rFonts w:ascii="Times New Roman" w:hAnsi="Times New Roman" w:eastAsia="Times New Roman" w:cs="Times New Roman"/>
-        </w:rPr>
-        <w:t xml:space="preserve">O </w:t>
-      </w:r>
-      <w:r>
-        <w:rPr>
-          <w:rFonts w:hint="eastAsia" w:ascii="Times New Roman" w:hAnsi="Times New Roman" w:eastAsia="FangSong" w:cs="Times New Roman"/>
-        </w:rPr>
-        <w:t>在空气中焙烧可增加其导电性</w:t>
-      </w:r>
-      <w:r>
-        <w:rPr>
-          <w:rFonts w:hint="eastAsia" w:ascii="Times New Roman" w:hAnsi="Times New Roman" w:eastAsia="Times New Roman" w:cs="Times New Roman"/>
-        </w:rPr>
-        <w:t>，</w:t>
-      </w:r>
-      <w:r>
-        <w:rPr>
-          <w:rFonts w:hint="eastAsia" w:ascii="Times New Roman" w:hAnsi="Times New Roman" w:eastAsia="FangSong" w:cs="Times New Roman"/>
-        </w:rPr>
-        <w:t>为什么</w:t>
-      </w:r>
-      <w:r>
-        <w:rPr>
-          <w:rFonts w:hint="eastAsia" w:ascii="Times New Roman" w:hAnsi="Times New Roman" w:eastAsia="Times New Roman" w:cs="Times New Roman"/>
-        </w:rPr>
-        <w:t>？</w:t>
-      </w:r>
-    </w:p>
-    <w:p>
-      <w:pPr>
-        <w:pStyle w:val="BodyText"/>
-      </w:pPr>
-      <w:r>
-        <w:rPr>
-          <w:rFonts w:ascii="Times New Roman" w:hAnsi="Times New Roman" w:eastAsia="Times New Roman" w:cs="Times New Roman"/>
-        </w:rPr>
-        <w:t xml:space="preserve">📖 </w:t>
-      </w:r>
-      <w:r>
-        <w:rPr>
-          <w:rFonts w:hint="eastAsia" w:ascii="Times New Roman" w:hAnsi="Times New Roman" w:eastAsia="FangSong" w:cs="Times New Roman"/>
-        </w:rPr>
-        <w:t xml:space="preserve">查看答案</w:t>
-      </w:r>
-    </w:p>
-    <w:bookmarkStart w:id="29" w:name="关键机制异价取代产生空穴"/>
-    <w:p>
-      <w:pPr>
-        <w:pStyle w:val="Heading3"/>
-        <w:spacing w:before="280" w:after="120"/>
-      </w:pPr>
-      <w:r>
-        <w:rPr>
-          <w:rFonts w:ascii="Times New Roman" w:hAnsi="Times New Roman" w:eastAsia="Times New Roman" w:cs="Times New Roman"/>
-        </w:rPr>
-        <w:t xml:space="preserve">1. </w:t>
-      </w:r>
-      <w:r>
-        <w:rPr>
-          <w:rFonts w:hint="eastAsia" w:ascii="Times New Roman" w:hAnsi="Times New Roman" w:eastAsia="SimHei" w:cs="Times New Roman"/>
-        </w:rPr>
-        <w:t>关键机制</w:t>
-      </w:r>
-      <w:r>
-        <w:rPr>
-          <w:rFonts w:hint="eastAsia" w:ascii="Times New Roman" w:hAnsi="Times New Roman" w:eastAsia="Times New Roman" w:cs="Times New Roman"/>
-        </w:rPr>
-        <w:t>：</w:t>
-      </w:r>
-      <w:r>
-        <w:rPr>
-          <w:rFonts w:hint="eastAsia" w:ascii="Times New Roman" w:hAnsi="Times New Roman" w:eastAsia="SimHei" w:cs="Times New Roman"/>
-        </w:rPr>
-        <w:t>异价取代产生空穴</w:t>
       </w:r>
     </w:p>
     <w:p>
@@ -7750,174 +8109,81 @@
       </w:pPr>
       <w:r>
         <w:rPr>
-          <w:rFonts w:ascii="Times New Roman" w:hAnsi="Times New Roman" w:eastAsia="Times New Roman" w:cs="Times New Roman"/>
-        </w:rPr>
-        <w:t>Li</w:t>
-      </w:r>
-      <w:r>
-        <w:rPr>
-          <w:rFonts w:ascii="Times New Roman" w:hAnsi="Times New Roman" w:eastAsia="Times New Roman" w:cs="Times New Roman"/>
-          <w:vertAlign w:val="subscript"/>
-        </w:rPr>
-        <w:t>2</w:t>
-      </w:r>
-      <w:r>
-        <w:rPr>
-          <w:rFonts w:ascii="Times New Roman" w:hAnsi="Times New Roman" w:eastAsia="Times New Roman" w:cs="Times New Roman"/>
-        </w:rPr>
-        <w:t xml:space="preserve">O </w:t>
-      </w:r>
-      <w:r>
-        <w:rPr>
-          <w:rFonts w:hint="eastAsia" w:ascii="Times New Roman" w:hAnsi="Times New Roman" w:eastAsia="FangSong" w:cs="Times New Roman"/>
-        </w:rPr>
-        <w:t>加入后</w:t>
-      </w:r>
-      <w:r>
-        <w:rPr>
-          <w:rFonts w:hint="eastAsia" w:ascii="Times New Roman" w:hAnsi="Times New Roman" w:eastAsia="Times New Roman" w:cs="Times New Roman"/>
-        </w:rPr>
-        <w:t>，Li</w:t>
-      </w:r>
-      <w:r>
-        <w:rPr>
-          <w:rFonts w:hint="eastAsia" w:ascii="Times New Roman" w:hAnsi="Times New Roman" w:eastAsia="Times New Roman" w:cs="Times New Roman"/>
-          <w:vertAlign w:val="superscript"/>
-        </w:rPr>
-        <w:t>+</w:t>
-      </w:r>
-      <w:r>
-        <w:rPr>
-          <w:rFonts w:ascii="Times New Roman" w:hAnsi="Times New Roman" w:eastAsia="Times New Roman" w:cs="Times New Roman"/>
-        </w:rPr>
-        <w:t xml:space="preserve"> </w:t>
-      </w:r>
-      <w:r>
-        <w:rPr>
-          <w:rFonts w:hint="eastAsia" w:ascii="Times New Roman" w:hAnsi="Times New Roman" w:eastAsia="FangSong" w:cs="Times New Roman"/>
-        </w:rPr>
-        <w:t xml:space="preserve">取代</w:t>
-      </w:r>
-      <w:r>
-        <w:rPr>
-          <w:rFonts w:ascii="Times New Roman" w:hAnsi="Times New Roman" w:eastAsia="Times New Roman" w:cs="Times New Roman"/>
-        </w:rPr>
-        <w:t xml:space="preserve"> Ni</w:t>
-      </w:r>
-      <w:r>
-        <w:rPr>
-          <w:rFonts w:ascii="Times New Roman" w:hAnsi="Times New Roman" w:eastAsia="Times New Roman" w:cs="Times New Roman"/>
-          <w:vertAlign w:val="superscript"/>
-        </w:rPr>
-        <w:t>2+</w:t>
-      </w:r>
-      <w:r>
-        <w:rPr>
-          <w:rFonts w:ascii="Times New Roman" w:hAnsi="Times New Roman" w:eastAsia="Times New Roman" w:cs="Times New Roman"/>
-        </w:rPr>
-        <w:t xml:space="preserve"> </w:t>
-      </w:r>
-      <w:r>
-        <w:rPr>
-          <w:rFonts w:hint="eastAsia" w:ascii="Times New Roman" w:hAnsi="Times New Roman" w:eastAsia="FangSong" w:cs="Times New Roman"/>
-        </w:rPr>
-        <w:t>的格位</w:t>
-      </w:r>
-      <w:r>
-        <w:rPr>
-          <w:rFonts w:hint="eastAsia" w:ascii="Times New Roman" w:hAnsi="Times New Roman" w:eastAsia="Times New Roman" w:cs="Times New Roman"/>
-        </w:rPr>
-        <w:t>，</w:t>
-      </w:r>
-      <w:r>
-        <w:rPr>
-          <w:rFonts w:hint="eastAsia" w:ascii="Times New Roman" w:hAnsi="Times New Roman" w:eastAsia="FangSong" w:cs="Times New Roman"/>
-        </w:rPr>
-        <w:t>形成带一个</w:t>
-      </w:r>
-      <w:r>
-        <w:rPr>
-          <w:rFonts w:hint="eastAsia" w:ascii="Times New Roman" w:hAnsi="Times New Roman" w:eastAsia="FangSong" w:cs="Times New Roman"/>
-          <w:b/>
-          <w:bCs/>
-        </w:rPr>
-        <w:t xml:space="preserve">有效负电荷</w:t>
-      </w:r>
-      <w:r>
-        <w:rPr>
-          <w:rFonts w:hint="eastAsia" w:ascii="Times New Roman" w:hAnsi="Times New Roman" w:eastAsia="FangSong" w:cs="Times New Roman"/>
-        </w:rPr>
-        <w:t xml:space="preserve">的缺陷</w:t>
-      </w:r>
-      <w:r>
-        <w:rPr>
-          <w:rFonts w:ascii="Times New Roman" w:hAnsi="Times New Roman" w:eastAsia="Times New Roman" w:cs="Times New Roman"/>
-        </w:rPr>
-        <w:t xml:space="preserve"> </w:t>
-      </w:r>
-      <m:oMath>
-        <m:r>
-          <m:rPr>
-            <m:sty m:val="p"/>
-          </m:rPr>
-          <m:t>L</m:t>
-        </m:r>
-        <m:sSubSup>
-          <m:e>
-            <m:r>
-              <m:rPr>
-                <m:sty m:val="p"/>
-              </m:rPr>
-              <m:t>i</m:t>
-            </m:r>
-          </m:e>
-          <m:sub>
-            <m:r>
-              <m:rPr>
-                <m:sty m:val="p"/>
-              </m:rPr>
-              <m:t>N</m:t>
-            </m:r>
-            <m:r>
-              <m:rPr>
-                <m:sty m:val="p"/>
-              </m:rPr>
-              <m:t>i</m:t>
-            </m:r>
-          </m:sub>
-          <m:sup>
-            <m:r>
-              <m:rPr>
-                <m:sty m:val="p"/>
-              </m:rPr>
-              <m:t>′</m:t>
-            </m:r>
-          </m:sup>
-        </m:sSubSup>
-      </m:oMath>
-      <w:r>
-        <w:rPr>
-          <w:rFonts w:hint="eastAsia" w:ascii="Times New Roman" w:hAnsi="Times New Roman" w:eastAsia="Times New Roman" w:cs="Times New Roman"/>
-        </w:rPr>
-        <w:t xml:space="preserve">（Kröger-Vink</w:t>
-      </w:r>
-      <w:r>
-        <w:rPr>
-          <w:rFonts w:ascii="Times New Roman" w:hAnsi="Times New Roman" w:eastAsia="Times New Roman" w:cs="Times New Roman"/>
-        </w:rPr>
-        <w:t xml:space="preserve"> </w:t>
-      </w:r>
-      <w:r>
-        <w:rPr>
-          <w:rFonts w:hint="eastAsia" w:ascii="Times New Roman" w:hAnsi="Times New Roman" w:eastAsia="FangSong" w:cs="Times New Roman"/>
-        </w:rPr>
-        <w:t>记号</w:t>
-      </w:r>
-      <w:r>
-        <w:rPr>
-          <w:rFonts w:hint="eastAsia" w:ascii="Times New Roman" w:hAnsi="Times New Roman" w:eastAsia="Times New Roman" w:cs="Times New Roman"/>
-        </w:rPr>
-        <w:t>）</w:t>
+          <w:rFonts w:hint="eastAsia" w:ascii="Times New Roman" w:hAnsi="Times New Roman" w:eastAsia="FangSong" w:cs="Times New Roman"/>
+        </w:rPr>
+        <w:t>能带理论</w:t>
+      </w:r>
+      <w:r>
+        <w:rPr>
+          <w:rFonts w:hint="eastAsia" w:ascii="Times New Roman" w:hAnsi="Times New Roman" w:eastAsia="Times New Roman" w:cs="Times New Roman"/>
+        </w:rPr>
+        <w:t>：</w:t>
+      </w:r>
+      <w:r>
+        <w:rPr>
+          <w:rFonts w:hint="eastAsia" w:ascii="Times New Roman" w:hAnsi="Times New Roman" w:eastAsia="FangSong" w:cs="Times New Roman"/>
+        </w:rPr>
+        <w:t>本征</w:t>
+      </w:r>
+      <w:r>
+        <w:rPr>
+          <w:rFonts w:hint="eastAsia" w:ascii="Times New Roman" w:hAnsi="Times New Roman" w:eastAsia="Times New Roman" w:cs="Times New Roman"/>
+        </w:rPr>
+        <w:t>/</w:t>
+      </w:r>
+      <w:r>
+        <w:rPr>
+          <w:rFonts w:hint="eastAsia" w:ascii="Times New Roman" w:hAnsi="Times New Roman" w:eastAsia="FangSong" w:cs="Times New Roman"/>
+        </w:rPr>
+        <w:t>掺杂</w:t>
+      </w:r>
+      <w:r>
+        <w:rPr>
+          <w:rFonts w:hint="eastAsia" w:ascii="Times New Roman" w:hAnsi="Times New Roman" w:eastAsia="Times New Roman" w:cs="Times New Roman"/>
+        </w:rPr>
+        <w:t>/n</w:t>
+      </w:r>
+      <w:r>
+        <w:rPr>
+          <w:rFonts w:hint="eastAsia" w:ascii="Times New Roman" w:hAnsi="Times New Roman" w:eastAsia="FangSong" w:cs="Times New Roman"/>
+        </w:rPr>
+        <w:t>型</w:t>
+      </w:r>
+      <w:r>
+        <w:rPr>
+          <w:rFonts w:hint="eastAsia" w:ascii="Times New Roman" w:hAnsi="Times New Roman" w:eastAsia="Times New Roman" w:cs="Times New Roman"/>
+        </w:rPr>
+        <w:t>/p</w:t>
+      </w:r>
+      <w:r>
+        <w:rPr>
+          <w:rFonts w:hint="eastAsia" w:ascii="Times New Roman" w:hAnsi="Times New Roman" w:eastAsia="FangSong" w:cs="Times New Roman"/>
+        </w:rPr>
+        <w:t>型</w:t>
+      </w:r>
+      <w:r>
+        <w:rPr>
+          <w:rFonts w:hint="eastAsia" w:ascii="Times New Roman" w:hAnsi="Times New Roman" w:eastAsia="Times New Roman" w:cs="Times New Roman"/>
+        </w:rPr>
+        <w:t>、</w:t>
+      </w:r>
+      <w:r>
+        <w:rPr>
+          <w:rFonts w:hint="eastAsia" w:ascii="Times New Roman" w:hAnsi="Times New Roman" w:eastAsia="FangSong" w:cs="Times New Roman"/>
+        </w:rPr>
+        <w:t>施主</w:t>
+      </w:r>
+      <w:r>
+        <w:rPr>
+          <w:rFonts w:hint="eastAsia" w:ascii="Times New Roman" w:hAnsi="Times New Roman" w:eastAsia="Times New Roman" w:cs="Times New Roman"/>
+        </w:rPr>
+        <w:t>-</w:t>
+      </w:r>
+      <w:r>
+        <w:rPr>
+          <w:rFonts w:hint="eastAsia" w:ascii="Times New Roman" w:hAnsi="Times New Roman" w:eastAsia="FangSong" w:cs="Times New Roman"/>
+        </w:rPr>
+        <w:t>受主能级</w:t>
       </w:r>
     </w:p>
     <w:p>
@@ -7932,146 +8198,91 @@
         <w:rPr>
           <w:rFonts w:hint="eastAsia" w:ascii="Times New Roman" w:hAnsi="Times New Roman" w:eastAsia="FangSong" w:cs="Times New Roman"/>
         </w:rPr>
-        <w:t>为保持电中性</w:t>
-      </w:r>
-      <w:r>
-        <w:rPr>
-          <w:rFonts w:hint="eastAsia" w:ascii="Times New Roman" w:hAnsi="Times New Roman" w:eastAsia="Times New Roman" w:cs="Times New Roman"/>
-        </w:rPr>
-        <w:t>，</w:t>
-      </w:r>
-      <w:r>
-        <w:rPr>
-          <w:rFonts w:hint="eastAsia" w:ascii="Times New Roman" w:hAnsi="Times New Roman" w:eastAsia="FangSong" w:cs="Times New Roman"/>
-        </w:rPr>
-        <w:t>部分</w:t>
-      </w:r>
-      <w:r>
-        <w:rPr>
-          <w:rFonts w:ascii="Times New Roman" w:hAnsi="Times New Roman" w:eastAsia="Times New Roman" w:cs="Times New Roman"/>
-        </w:rPr>
-        <w:t xml:space="preserve"> Ni</w:t>
-      </w:r>
-      <w:r>
-        <w:rPr>
-          <w:rFonts w:ascii="Times New Roman" w:hAnsi="Times New Roman" w:eastAsia="Times New Roman" w:cs="Times New Roman"/>
-          <w:vertAlign w:val="superscript"/>
-        </w:rPr>
-        <w:t>2+</w:t>
-      </w:r>
-      <w:r>
-        <w:rPr>
-          <w:rFonts w:ascii="Times New Roman" w:hAnsi="Times New Roman" w:eastAsia="Times New Roman" w:cs="Times New Roman"/>
-        </w:rPr>
-        <w:t xml:space="preserve"> </w:t>
-      </w:r>
-      <w:r>
-        <w:rPr>
-          <w:rFonts w:hint="eastAsia" w:ascii="Times New Roman" w:hAnsi="Times New Roman" w:eastAsia="FangSong" w:cs="Times New Roman"/>
-        </w:rPr>
-        <w:t xml:space="preserve">被氧化为</w:t>
-      </w:r>
-      <w:r>
-        <w:rPr>
-          <w:rFonts w:ascii="Times New Roman" w:hAnsi="Times New Roman" w:eastAsia="Times New Roman" w:cs="Times New Roman"/>
-        </w:rPr>
-        <w:t xml:space="preserve"> </w:t>
-      </w:r>
-      <w:r>
-        <w:rPr>
-          <w:rFonts w:hint="eastAsia" w:ascii="Times New Roman" w:hAnsi="Times New Roman" w:eastAsia="Times New Roman" w:cs="Times New Roman"/>
-        </w:rPr>
-        <w:t>Ni</w:t>
-      </w:r>
-      <w:r>
-        <w:rPr>
-          <w:rFonts w:hint="eastAsia" w:ascii="Times New Roman" w:hAnsi="Times New Roman" w:eastAsia="Times New Roman" w:cs="Times New Roman"/>
-          <w:vertAlign w:val="superscript"/>
-        </w:rPr>
-        <w:t>3+</w:t>
-      </w:r>
-      <w:r>
-        <w:rPr>
-          <w:rFonts w:hint="eastAsia" w:ascii="Times New Roman" w:hAnsi="Times New Roman" w:eastAsia="Times New Roman" w:cs="Times New Roman"/>
-        </w:rPr>
-        <w:t>，</w:t>
-      </w:r>
-      <w:r>
-        <w:rPr>
-          <w:rFonts w:hint="eastAsia" w:ascii="Times New Roman" w:hAnsi="Times New Roman" w:eastAsia="FangSong" w:cs="Times New Roman"/>
-        </w:rPr>
-        <w:t>即产生</w:t>
-      </w:r>
-      <w:r>
-        <w:rPr>
-          <w:rFonts w:hint="eastAsia" w:ascii="Times New Roman" w:hAnsi="Times New Roman" w:eastAsia="FangSong" w:cs="Times New Roman"/>
-          <w:b/>
-          <w:bCs/>
-        </w:rPr>
-        <w:t xml:space="preserve">空穴</w:t>
-      </w:r>
-      <w:r>
-        <w:rPr>
-          <w:rFonts w:ascii="Times New Roman" w:hAnsi="Times New Roman" w:eastAsia="Times New Roman" w:cs="Times New Roman"/>
-        </w:rPr>
-        <w:t xml:space="preserve"> </w:t>
-      </w:r>
-      <w:r>
-        <w:rPr>
-          <w:rFonts w:hint="eastAsia" w:ascii="Times New Roman" w:hAnsi="Times New Roman" w:eastAsia="Times New Roman" w:cs="Times New Roman"/>
-        </w:rPr>
-        <w:t xml:space="preserve">h•（p</w:t>
-      </w:r>
-      <w:r>
-        <w:rPr>
-          <w:rFonts w:ascii="Times New Roman" w:hAnsi="Times New Roman" w:eastAsia="Times New Roman" w:cs="Times New Roman"/>
-        </w:rPr>
-        <w:t xml:space="preserve"> </w:t>
-      </w:r>
-      <w:r>
-        <w:rPr>
-          <w:rFonts w:hint="eastAsia" w:ascii="Times New Roman" w:hAnsi="Times New Roman" w:eastAsia="FangSong" w:cs="Times New Roman"/>
-        </w:rPr>
-        <w:t>型载流子</w:t>
-      </w:r>
-      <w:r>
-        <w:rPr>
-          <w:rFonts w:hint="eastAsia" w:ascii="Times New Roman" w:hAnsi="Times New Roman" w:eastAsia="Times New Roman" w:cs="Times New Roman"/>
-        </w:rPr>
-        <w:t>）</w:t>
+        <w:t>固体物理性质</w:t>
+      </w:r>
+      <w:r>
+        <w:rPr>
+          <w:rFonts w:hint="eastAsia" w:ascii="Times New Roman" w:hAnsi="Times New Roman" w:eastAsia="Times New Roman" w:cs="Times New Roman"/>
+        </w:rPr>
+        <w:t>：</w:t>
+      </w:r>
+      <w:r>
+        <w:rPr>
+          <w:rFonts w:hint="eastAsia" w:ascii="Times New Roman" w:hAnsi="Times New Roman" w:eastAsia="FangSong" w:cs="Times New Roman"/>
+        </w:rPr>
+        <w:t>掺杂调控物性</w:t>
       </w:r>
     </w:p>
     <w:p>
       <w:pPr>
-        <w:pStyle w:val="Compact"/>
-        <w:numPr>
-          <w:ilvl w:val="0"/>
-          <w:numId w:val="1011"/>
-        </w:numPr>
-      </w:pPr>
-      <w:r>
-        <w:rPr>
-          <w:rFonts w:hint="eastAsia" w:ascii="Times New Roman" w:hAnsi="Times New Roman" w:eastAsia="FangSong" w:cs="Times New Roman"/>
-        </w:rPr>
-        <w:t>缺陷反应</w:t>
-      </w:r>
-      <w:r>
-        <w:rPr>
-          <w:rFonts w:hint="eastAsia" w:ascii="Times New Roman" w:hAnsi="Times New Roman" w:eastAsia="Times New Roman" w:cs="Times New Roman"/>
-        </w:rPr>
-        <w:t>（</w:t>
-      </w:r>
-      <w:r>
-        <w:rPr>
-          <w:rFonts w:hint="eastAsia" w:ascii="Times New Roman" w:hAnsi="Times New Roman" w:eastAsia="FangSong" w:cs="Times New Roman"/>
-        </w:rPr>
-        <w:t>空气中</w:t>
-      </w:r>
-      <w:r>
-        <w:rPr>
-          <w:rFonts w:ascii="Times New Roman" w:hAnsi="Times New Roman" w:eastAsia="Times New Roman" w:cs="Times New Roman"/>
-        </w:rPr>
-        <w:t xml:space="preserve"> O</w:t>
+        <w:spacing w:before="160" w:after="80"/>
+      </w:pPr>
+      <w:r>
+        <w:pict>
+          <v:rect style="width:0;height:1.5pt" o:hralign="center" o:hrstd="t" o:hr="t"/>
+        </w:pict>
+      </w:r>
+    </w:p>
+    <w:bookmarkEnd w:id="33"/>
+    <w:bookmarkEnd w:id="34"/>
+    <w:bookmarkStart w:id="40" w:name="无机固体化学-习题10.6"/>
+    <w:p>
+      <w:pPr>
+        <w:pStyle w:val="Heading2"/>
+        <w:spacing w:before="280" w:after="120"/>
+      </w:pPr>
+      <w:r>
+        <w:rPr>
+          <w:rFonts w:ascii="Times New Roman" w:hAnsi="Times New Roman" w:eastAsia="Times New Roman" w:cs="Times New Roman"/>
+        </w:rPr>
+        <w:t xml:space="preserve">6.6 </w:t>
+      </w:r>
+      <w:r>
+        <w:rPr>
+          <w:rFonts w:hint="eastAsia" w:ascii="Times New Roman" w:hAnsi="Times New Roman" w:eastAsia="SimHei" w:cs="Times New Roman"/>
+        </w:rPr>
+        <w:t>无机固体化学</w:t>
+      </w:r>
+      <w:r>
+        <w:rPr>
+          <w:rFonts w:hint="eastAsia" w:ascii="Times New Roman" w:hAnsi="Times New Roman" w:eastAsia="Times New Roman" w:cs="Times New Roman"/>
+        </w:rPr>
+        <w:t>-</w:t>
+      </w:r>
+      <w:r>
+        <w:rPr>
+          <w:rFonts w:hint="eastAsia" w:ascii="Times New Roman" w:hAnsi="Times New Roman" w:eastAsia="SimHei" w:cs="Times New Roman"/>
+        </w:rPr>
+        <w:t>习题</w:t>
+      </w:r>
+      <w:r>
+        <w:rPr>
+          <w:rFonts w:hint="eastAsia" w:ascii="Times New Roman" w:hAnsi="Times New Roman" w:eastAsia="Times New Roman" w:cs="Times New Roman"/>
+        </w:rPr>
+        <w:t>10.6</w:t>
+      </w:r>
+    </w:p>
+    <w:p>
+      <w:pPr>
+        <w:pStyle w:val="FirstParagraph"/>
+      </w:pPr>
+      <w:r>
+        <w:rPr>
+          <w:rFonts w:ascii="Times New Roman" w:hAnsi="Times New Roman" w:eastAsia="Times New Roman" w:cs="Times New Roman"/>
+        </w:rPr>
+        <w:t xml:space="preserve">NiO </w:t>
+      </w:r>
+      <w:r>
+        <w:rPr>
+          <w:rFonts w:hint="eastAsia" w:ascii="Times New Roman" w:hAnsi="Times New Roman" w:eastAsia="FangSong" w:cs="Times New Roman"/>
+        </w:rPr>
+        <w:t xml:space="preserve">中加入</w:t>
+      </w:r>
+      <w:r>
+        <w:rPr>
+          <w:rFonts w:ascii="Times New Roman" w:hAnsi="Times New Roman" w:eastAsia="Times New Roman" w:cs="Times New Roman"/>
+        </w:rPr>
+        <w:t xml:space="preserve"> Li</w:t>
       </w:r>
       <w:r>
         <w:rPr>
@@ -8084,113 +8295,51 @@
         <w:rPr>
           <w:rFonts w:ascii="Times New Roman" w:hAnsi="Times New Roman" w:eastAsia="Times New Roman" w:cs="Times New Roman"/>
         </w:rPr>
-        <w:t xml:space="preserve"> </w:t>
-      </w:r>
-      <w:r>
-        <w:rPr>
-          <w:rFonts w:hint="eastAsia" w:ascii="Times New Roman" w:hAnsi="Times New Roman" w:eastAsia="FangSong" w:cs="Times New Roman"/>
-        </w:rPr>
-        <w:t>参与</w:t>
-      </w:r>
-      <w:r>
-        <w:rPr>
-          <w:rFonts w:hint="eastAsia" w:ascii="Times New Roman" w:hAnsi="Times New Roman" w:eastAsia="Times New Roman" w:cs="Times New Roman"/>
-        </w:rPr>
-        <w:t>）：</w:t>
-      </w:r>
-      <w:r>
-        <w:rPr>
-          <w:rFonts w:ascii="Times New Roman" w:hAnsi="Times New Roman" w:eastAsia="Times New Roman" w:cs="Times New Roman"/>
-        </w:rPr>
-        <w:t xml:space="preserve"> </w:t>
-      </w:r>
-      <w:r>
-        <w:rPr>
-          <w:rFonts w:ascii="Times New Roman" w:hAnsi="Times New Roman" w:eastAsia="Times New Roman" w:cs="Times New Roman"/>
-        </w:rPr>
-        <w:t>Li</w:t>
-      </w:r>
-      <w:r>
-        <w:rPr>
-          <w:rFonts w:ascii="Times New Roman" w:hAnsi="Times New Roman" w:eastAsia="Times New Roman" w:cs="Times New Roman"/>
-          <w:vertAlign w:val="subscript"/>
-        </w:rPr>
-        <w:t>2</w:t>
-      </w:r>
-      <w:r>
-        <w:rPr>
-          <w:rFonts w:ascii="Times New Roman" w:hAnsi="Times New Roman" w:eastAsia="Times New Roman" w:cs="Times New Roman"/>
-        </w:rPr>
-        <w:t>O + ½O</w:t>
-      </w:r>
-      <w:r>
-        <w:rPr>
-          <w:rFonts w:ascii="Times New Roman" w:hAnsi="Times New Roman" w:eastAsia="Times New Roman" w:cs="Times New Roman"/>
-          <w:vertAlign w:val="subscript"/>
-        </w:rPr>
-        <w:t>2</w:t>
-      </w:r>
-      <w:r>
-        <w:rPr>
-          <w:rFonts w:ascii="Times New Roman" w:hAnsi="Times New Roman" w:eastAsia="Times New Roman" w:cs="Times New Roman"/>
-        </w:rPr>
-        <w:t xml:space="preserve"> → 2</w:t>
-      </w:r>
-      <m:oMath>
-        <m:r>
-          <m:rPr>
-            <m:sty m:val="p"/>
-          </m:rPr>
-          <m:t>L</m:t>
-        </m:r>
-        <m:sSubSup>
-          <m:e>
-            <m:r>
-              <m:rPr>
-                <m:sty m:val="p"/>
-              </m:rPr>
-              <m:t>i</m:t>
-            </m:r>
-          </m:e>
-          <m:sub>
-            <m:r>
-              <m:rPr>
-                <m:sty m:val="p"/>
-              </m:rPr>
-              <m:t>N</m:t>
-            </m:r>
-            <m:r>
-              <m:rPr>
-                <m:sty m:val="p"/>
-              </m:rPr>
-              <m:t>i</m:t>
-            </m:r>
-          </m:sub>
-          <m:sup>
-            <m:r>
-              <m:rPr>
-                <m:sty m:val="p"/>
-              </m:rPr>
-              <m:t>′</m:t>
-            </m:r>
-          </m:sup>
-        </m:sSubSup>
-      </m:oMath>
-      <w:r>
-        <w:rPr>
-          <w:rFonts w:ascii="Times New Roman" w:hAnsi="Times New Roman" w:eastAsia="Times New Roman" w:cs="Times New Roman"/>
-        </w:rPr>
-        <w:t xml:space="preserve"> </w:t>
-      </w:r>
-      <w:r>
-        <w:rPr>
-          <w:rFonts w:ascii="Times New Roman" w:hAnsi="Times New Roman" w:eastAsia="Times New Roman" w:cs="Times New Roman"/>
-        </w:rPr>
-        <w:t xml:space="preserve">+ 2h• + 2O_O^x</w:t>
+        <w:t xml:space="preserve">O </w:t>
+      </w:r>
+      <w:r>
+        <w:rPr>
+          <w:rFonts w:hint="eastAsia" w:ascii="Times New Roman" w:hAnsi="Times New Roman" w:eastAsia="FangSong" w:cs="Times New Roman"/>
+        </w:rPr>
+        <w:t>在空气中焙烧可增加其导电性</w:t>
+      </w:r>
+      <w:r>
+        <w:rPr>
+          <w:rFonts w:hint="eastAsia" w:ascii="Times New Roman" w:hAnsi="Times New Roman" w:eastAsia="Times New Roman" w:cs="Times New Roman"/>
+        </w:rPr>
+        <w:t>，</w:t>
+      </w:r>
+      <w:r>
+        <w:rPr>
+          <w:rFonts w:hint="eastAsia" w:ascii="Times New Roman" w:hAnsi="Times New Roman" w:eastAsia="FangSong" w:cs="Times New Roman"/>
+        </w:rPr>
+        <w:t>为什么</w:t>
+      </w:r>
+      <w:r>
+        <w:rPr>
+          <w:rFonts w:hint="eastAsia" w:ascii="Times New Roman" w:hAnsi="Times New Roman" w:eastAsia="Times New Roman" w:cs="Times New Roman"/>
+        </w:rPr>
+        <w:t>？</w:t>
       </w:r>
     </w:p>
-    <w:bookmarkEnd w:id="29"/>
-    <w:bookmarkStart w:id="30" w:name="电荷平衡视角"/>
+    <w:p>
+      <w:pPr>
+        <w:pStyle w:val="BodyText"/>
+      </w:pPr>
+      <w:r>
+        <w:rPr>
+          <w:rFonts w:ascii="Times New Roman" w:hAnsi="Times New Roman" w:eastAsia="Times New Roman" w:cs="Times New Roman"/>
+        </w:rPr>
+        <w:t xml:space="preserve">📖 </w:t>
+      </w:r>
+      <w:r>
+        <w:rPr>
+          <w:rFonts w:hint="eastAsia" w:ascii="Times New Roman" w:hAnsi="Times New Roman" w:eastAsia="FangSong" w:cs="Times New Roman"/>
+        </w:rPr>
+        <w:t xml:space="preserve">查看答案</w:t>
+      </w:r>
+    </w:p>
+    <w:bookmarkStart w:id="35" w:name="关键机制异价取代产生空穴"/>
     <w:p>
       <w:pPr>
         <w:pStyle w:val="Heading3"/>
@@ -8200,142 +8349,13 @@
         <w:rPr>
           <w:rFonts w:ascii="Times New Roman" w:hAnsi="Times New Roman" w:eastAsia="Times New Roman" w:cs="Times New Roman"/>
         </w:rPr>
-        <w:t xml:space="preserve">2. </w:t>
+        <w:t xml:space="preserve">1. </w:t>
       </w:r>
       <w:r>
         <w:rPr>
           <w:rFonts w:hint="eastAsia" w:ascii="Times New Roman" w:hAnsi="Times New Roman" w:eastAsia="SimHei" w:cs="Times New Roman"/>
         </w:rPr>
-        <w:t xml:space="preserve">电荷平衡视角</w:t>
-      </w:r>
-    </w:p>
-    <w:p>
-      <w:pPr>
-        <w:pStyle w:val="FirstParagraph"/>
-      </w:pPr>
-      <w:r>
-        <w:rPr>
-          <w:rFonts w:hint="eastAsia" w:ascii="Times New Roman" w:hAnsi="Times New Roman" w:eastAsia="FangSong" w:cs="Times New Roman"/>
-        </w:rPr>
-        <w:t xml:space="preserve">每个</w:t>
-      </w:r>
-      <w:r>
-        <w:rPr>
-          <w:rFonts w:ascii="Times New Roman" w:hAnsi="Times New Roman" w:eastAsia="Times New Roman" w:cs="Times New Roman"/>
-        </w:rPr>
-        <w:t xml:space="preserve"> Li</w:t>
-      </w:r>
-      <w:r>
-        <w:rPr>
-          <w:rFonts w:ascii="Times New Roman" w:hAnsi="Times New Roman" w:eastAsia="Times New Roman" w:cs="Times New Roman"/>
-          <w:vertAlign w:val="superscript"/>
-        </w:rPr>
-        <w:t>+</w:t>
-      </w:r>
-      <w:r>
-        <w:rPr>
-          <w:rFonts w:ascii="Times New Roman" w:hAnsi="Times New Roman" w:eastAsia="Times New Roman" w:cs="Times New Roman"/>
-        </w:rPr>
-        <w:t xml:space="preserve"> </w:t>
-      </w:r>
-      <w:r>
-        <w:rPr>
-          <w:rFonts w:hint="eastAsia" w:ascii="Times New Roman" w:hAnsi="Times New Roman" w:eastAsia="FangSong" w:cs="Times New Roman"/>
-        </w:rPr>
-        <w:t xml:space="preserve">取代一个</w:t>
-      </w:r>
-      <w:r>
-        <w:rPr>
-          <w:rFonts w:ascii="Times New Roman" w:hAnsi="Times New Roman" w:eastAsia="Times New Roman" w:cs="Times New Roman"/>
-        </w:rPr>
-        <w:t xml:space="preserve"> </w:t>
-      </w:r>
-      <w:r>
-        <w:rPr>
-          <w:rFonts w:hint="eastAsia" w:ascii="Times New Roman" w:hAnsi="Times New Roman" w:eastAsia="Times New Roman" w:cs="Times New Roman"/>
-        </w:rPr>
-        <w:t>Ni</w:t>
-      </w:r>
-      <w:r>
-        <w:rPr>
-          <w:rFonts w:hint="eastAsia" w:ascii="Times New Roman" w:hAnsi="Times New Roman" w:eastAsia="Times New Roman" w:cs="Times New Roman"/>
-          <w:vertAlign w:val="superscript"/>
-        </w:rPr>
-        <w:t>2+</w:t>
-      </w:r>
-      <w:r>
-        <w:rPr>
-          <w:rFonts w:hint="eastAsia" w:ascii="Times New Roman" w:hAnsi="Times New Roman" w:eastAsia="Times New Roman" w:cs="Times New Roman"/>
-        </w:rPr>
-        <w:t>，</w:t>
-      </w:r>
-      <w:r>
-        <w:rPr>
-          <w:rFonts w:hint="eastAsia" w:ascii="Times New Roman" w:hAnsi="Times New Roman" w:eastAsia="FangSong" w:cs="Times New Roman"/>
-        </w:rPr>
-        <w:t>等价于体系少了一个正电荷</w:t>
-      </w:r>
-      <w:r>
-        <w:rPr>
-          <w:rFonts w:ascii="Times New Roman" w:hAnsi="Times New Roman" w:eastAsia="Times New Roman" w:cs="Times New Roman"/>
-        </w:rPr>
-        <w:t xml:space="preserve"> → </w:t>
-      </w:r>
-      <w:r>
-        <w:rPr>
-          <w:rFonts w:hint="eastAsia" w:ascii="Times New Roman" w:hAnsi="Times New Roman" w:eastAsia="FangSong" w:cs="Times New Roman"/>
-        </w:rPr>
-        <w:t xml:space="preserve">必须氧化一个</w:t>
-      </w:r>
-      <w:r>
-        <w:rPr>
-          <w:rFonts w:ascii="Times New Roman" w:hAnsi="Times New Roman" w:eastAsia="Times New Roman" w:cs="Times New Roman"/>
-        </w:rPr>
-        <w:t xml:space="preserve"> Ni</w:t>
-      </w:r>
-      <w:r>
-        <w:rPr>
-          <w:rFonts w:ascii="Times New Roman" w:hAnsi="Times New Roman" w:eastAsia="Times New Roman" w:cs="Times New Roman"/>
-          <w:vertAlign w:val="superscript"/>
-        </w:rPr>
-        <w:t>2+</w:t>
-      </w:r>
-      <w:r>
-        <w:rPr>
-          <w:rFonts w:ascii="Times New Roman" w:hAnsi="Times New Roman" w:eastAsia="Times New Roman" w:cs="Times New Roman"/>
-        </w:rPr>
-        <w:t xml:space="preserve"> </w:t>
-      </w:r>
-      <w:r>
-        <w:rPr>
-          <w:rFonts w:hint="eastAsia" w:ascii="Times New Roman" w:hAnsi="Times New Roman" w:eastAsia="FangSong" w:cs="Times New Roman"/>
-        </w:rPr>
-        <w:t xml:space="preserve">为</w:t>
-      </w:r>
-      <w:r>
-        <w:rPr>
-          <w:rFonts w:ascii="Times New Roman" w:hAnsi="Times New Roman" w:eastAsia="Times New Roman" w:cs="Times New Roman"/>
-        </w:rPr>
-        <w:t xml:space="preserve"> Ni</w:t>
-      </w:r>
-      <w:r>
-        <w:rPr>
-          <w:rFonts w:ascii="Times New Roman" w:hAnsi="Times New Roman" w:eastAsia="Times New Roman" w:cs="Times New Roman"/>
-          <w:vertAlign w:val="superscript"/>
-        </w:rPr>
-        <w:t>3+</w:t>
-      </w:r>
-      <w:r>
-        <w:rPr>
-          <w:rFonts w:ascii="Times New Roman" w:hAnsi="Times New Roman" w:eastAsia="Times New Roman" w:cs="Times New Roman"/>
-        </w:rPr>
-        <w:t xml:space="preserve"> </w:t>
-      </w:r>
-      <w:r>
-        <w:rPr>
-          <w:rFonts w:hint="eastAsia" w:ascii="Times New Roman" w:hAnsi="Times New Roman" w:eastAsia="FangSong" w:cs="Times New Roman"/>
-        </w:rPr>
-        <w:t>补偿</w:t>
+        <w:t>关键机制</w:t>
       </w:r>
       <w:r>
         <w:rPr>
@@ -8345,147 +8365,9 @@
       </w:r>
       <w:r>
         <w:rPr>
-          <w:rFonts w:ascii="Times New Roman" w:hAnsi="Times New Roman" w:eastAsia="Times New Roman" w:cs="Times New Roman"/>
-        </w:rPr>
-        <w:t xml:space="preserve"> </w:t>
-      </w:r>
-      <w:r>
-        <w:rPr>
-          <w:rFonts w:ascii="Times New Roman" w:hAnsi="Times New Roman" w:eastAsia="Times New Roman" w:cs="Times New Roman"/>
-        </w:rPr>
-        <w:t>- Ni</w:t>
-      </w:r>
-      <w:r>
-        <w:rPr>
-          <w:rFonts w:ascii="Times New Roman" w:hAnsi="Times New Roman" w:eastAsia="Times New Roman" w:cs="Times New Roman"/>
-          <w:vertAlign w:val="superscript"/>
-        </w:rPr>
-        <w:t>2+</w:t>
-      </w:r>
-      <w:r>
-        <w:rPr>
-          <w:rFonts w:ascii="Times New Roman" w:hAnsi="Times New Roman" w:eastAsia="Times New Roman" w:cs="Times New Roman"/>
-        </w:rPr>
-        <w:t xml:space="preserve"> → Ni</w:t>
-      </w:r>
-      <w:r>
-        <w:rPr>
-          <w:rFonts w:ascii="Times New Roman" w:hAnsi="Times New Roman" w:eastAsia="Times New Roman" w:cs="Times New Roman"/>
-          <w:vertAlign w:val="superscript"/>
-        </w:rPr>
-        <w:t>3+</w:t>
-      </w:r>
-      <w:r>
-        <w:rPr>
-          <w:rFonts w:ascii="Times New Roman" w:hAnsi="Times New Roman" w:eastAsia="Times New Roman" w:cs="Times New Roman"/>
-        </w:rPr>
-        <w:t xml:space="preserve"> + </w:t>
-      </w:r>
-      <w:r>
-        <w:rPr>
-          <w:rFonts w:hint="eastAsia" w:ascii="Times New Roman" w:hAnsi="Times New Roman" w:eastAsia="Times New Roman" w:cs="Times New Roman"/>
-        </w:rPr>
-        <w:t>e</w:t>
-      </w:r>
-      <w:r>
-        <w:rPr>
-          <w:rFonts w:hint="eastAsia" w:ascii="Times New Roman" w:hAnsi="Times New Roman" w:eastAsia="Times New Roman" w:cs="Times New Roman"/>
-          <w:vertAlign w:val="superscript"/>
-        </w:rPr>
-        <w:t>-</w:t>
-      </w:r>
-      <w:r>
-        <w:rPr>
-          <w:rFonts w:hint="eastAsia" w:ascii="Times New Roman" w:hAnsi="Times New Roman" w:eastAsia="Times New Roman" w:cs="Times New Roman"/>
-        </w:rPr>
-        <w:t>（</w:t>
-      </w:r>
-      <w:r>
-        <w:rPr>
-          <w:rFonts w:hint="eastAsia" w:ascii="Times New Roman" w:hAnsi="Times New Roman" w:eastAsia="FangSong" w:cs="Times New Roman"/>
-        </w:rPr>
-        <w:t>释放的电子对应一个空穴</w:t>
-      </w:r>
-      <w:r>
-        <w:rPr>
-          <w:rFonts w:hint="eastAsia" w:ascii="Times New Roman" w:hAnsi="Times New Roman" w:eastAsia="Times New Roman" w:cs="Times New Roman"/>
-        </w:rPr>
-        <w:t>）</w:t>
-      </w:r>
-      <w:r>
-        <w:rPr>
-          <w:rFonts w:ascii="Times New Roman" w:hAnsi="Times New Roman" w:eastAsia="Times New Roman" w:cs="Times New Roman"/>
-        </w:rPr>
-        <w:t xml:space="preserve"> </w:t>
-      </w:r>
-      <w:r>
-        <w:rPr>
-          <w:rFonts w:ascii="Times New Roman" w:hAnsi="Times New Roman" w:eastAsia="Times New Roman" w:cs="Times New Roman"/>
-        </w:rPr>
-        <w:t xml:space="preserve">- </w:t>
-      </w:r>
-      <w:r>
-        <w:rPr>
-          <w:rFonts w:hint="eastAsia" w:ascii="Times New Roman" w:hAnsi="Times New Roman" w:eastAsia="FangSong" w:cs="Times New Roman"/>
-        </w:rPr>
-        <w:t xml:space="preserve">空穴浓度</w:t>
-      </w:r>
-      <w:r>
-        <w:rPr>
-          <w:rFonts w:ascii="Times New Roman" w:hAnsi="Times New Roman" w:eastAsia="Times New Roman" w:cs="Times New Roman"/>
-        </w:rPr>
-        <w:t xml:space="preserve"> [h•] </w:t>
-      </w:r>
-      <w:r>
-        <w:rPr>
-          <w:rFonts w:hint="eastAsia" w:ascii="Times New Roman" w:hAnsi="Times New Roman" w:eastAsia="FangSong" w:cs="Times New Roman"/>
-        </w:rPr>
-        <w:t xml:space="preserve">随</w:t>
-      </w:r>
-      <w:r>
-        <w:rPr>
-          <w:rFonts w:ascii="Times New Roman" w:hAnsi="Times New Roman" w:eastAsia="Times New Roman" w:cs="Times New Roman"/>
-        </w:rPr>
-        <w:t xml:space="preserve"> Li</w:t>
-      </w:r>
-      <w:r>
-        <w:rPr>
-          <w:rFonts w:ascii="Times New Roman" w:hAnsi="Times New Roman" w:eastAsia="Times New Roman" w:cs="Times New Roman"/>
-          <w:vertAlign w:val="subscript"/>
-        </w:rPr>
-        <w:t>2</w:t>
-      </w:r>
-      <w:r>
-        <w:rPr>
-          <w:rFonts w:ascii="Times New Roman" w:hAnsi="Times New Roman" w:eastAsia="Times New Roman" w:cs="Times New Roman"/>
-        </w:rPr>
-        <w:t xml:space="preserve">O </w:t>
-      </w:r>
-      <w:r>
-        <w:rPr>
-          <w:rFonts w:hint="eastAsia" w:ascii="Times New Roman" w:hAnsi="Times New Roman" w:eastAsia="FangSong" w:cs="Times New Roman"/>
-        </w:rPr>
-        <w:t xml:space="preserve">掺杂量增大而增大</w:t>
-      </w:r>
-    </w:p>
-    <w:bookmarkEnd w:id="30"/>
-    <w:bookmarkStart w:id="31" w:name="导电性变化"/>
-    <w:p>
-      <w:pPr>
-        <w:pStyle w:val="Heading3"/>
-        <w:spacing w:before="280" w:after="120"/>
-      </w:pPr>
-      <w:r>
-        <w:rPr>
-          <w:rFonts w:ascii="Times New Roman" w:hAnsi="Times New Roman" w:eastAsia="Times New Roman" w:cs="Times New Roman"/>
-        </w:rPr>
-        <w:t xml:space="preserve">3. </w:t>
-      </w:r>
-      <w:r>
-        <w:rPr>
           <w:rFonts w:hint="eastAsia" w:ascii="Times New Roman" w:hAnsi="Times New Roman" w:eastAsia="SimHei" w:cs="Times New Roman"/>
         </w:rPr>
-        <w:t xml:space="preserve">导电性变化</w:t>
+        <w:t>异价取代产生空穴</w:t>
       </w:r>
     </w:p>
     <w:p>
@@ -8500,31 +8382,39 @@
         <w:rPr>
           <w:rFonts w:ascii="Times New Roman" w:hAnsi="Times New Roman" w:eastAsia="Times New Roman" w:cs="Times New Roman"/>
         </w:rPr>
-        <w:t xml:space="preserve">NiO </w:t>
-      </w:r>
-      <w:r>
-        <w:rPr>
-          <w:rFonts w:hint="eastAsia" w:ascii="Times New Roman" w:hAnsi="Times New Roman" w:eastAsia="FangSong" w:cs="Times New Roman"/>
-        </w:rPr>
-        <w:t xml:space="preserve">本身已是</w:t>
-      </w:r>
-      <w:r>
-        <w:rPr>
-          <w:rFonts w:ascii="Times New Roman" w:hAnsi="Times New Roman" w:eastAsia="Times New Roman" w:cs="Times New Roman"/>
-        </w:rPr>
-        <w:t xml:space="preserve"> p </w:t>
-      </w:r>
-      <w:r>
-        <w:rPr>
-          <w:rFonts w:hint="eastAsia" w:ascii="Times New Roman" w:hAnsi="Times New Roman" w:eastAsia="FangSong" w:cs="Times New Roman"/>
-        </w:rPr>
-        <w:t>型半导体</w:t>
-      </w:r>
-      <w:r>
-        <w:rPr>
-          <w:rFonts w:hint="eastAsia" w:ascii="Times New Roman" w:hAnsi="Times New Roman" w:eastAsia="Times New Roman" w:cs="Times New Roman"/>
-        </w:rPr>
-        <w:t>（Ni</w:t>
+        <w:t>Li</w:t>
+      </w:r>
+      <w:r>
+        <w:rPr>
+          <w:rFonts w:ascii="Times New Roman" w:hAnsi="Times New Roman" w:eastAsia="Times New Roman" w:cs="Times New Roman"/>
+          <w:vertAlign w:val="subscript"/>
+        </w:rPr>
+        <w:t>2</w:t>
+      </w:r>
+      <w:r>
+        <w:rPr>
+          <w:rFonts w:ascii="Times New Roman" w:hAnsi="Times New Roman" w:eastAsia="Times New Roman" w:cs="Times New Roman"/>
+        </w:rPr>
+        <w:t xml:space="preserve">O </w:t>
+      </w:r>
+      <w:r>
+        <w:rPr>
+          <w:rFonts w:hint="eastAsia" w:ascii="Times New Roman" w:hAnsi="Times New Roman" w:eastAsia="FangSong" w:cs="Times New Roman"/>
+        </w:rPr>
+        <w:t>加入后</w:t>
+      </w:r>
+      <w:r>
+        <w:rPr>
+          <w:rFonts w:hint="eastAsia" w:ascii="Times New Roman" w:hAnsi="Times New Roman" w:eastAsia="Times New Roman" w:cs="Times New Roman"/>
+        </w:rPr>
+        <w:t>，Li</w:t>
+      </w:r>
+      <w:r>
+        <w:rPr>
+          <w:rFonts w:hint="eastAsia" w:ascii="Times New Roman" w:hAnsi="Times New Roman" w:eastAsia="Times New Roman" w:cs="Times New Roman"/>
+          <w:vertAlign w:val="superscript"/>
+        </w:rPr>
+        <w:t>+</w:t>
       </w:r>
       <w:r>
         <w:rPr>
@@ -8536,20 +8426,20 @@
         <w:rPr>
           <w:rFonts w:hint="eastAsia" w:ascii="Times New Roman" w:hAnsi="Times New Roman" w:eastAsia="FangSong" w:cs="Times New Roman"/>
         </w:rPr>
-        <w:t xml:space="preserve">空位</w:t>
-      </w:r>
-      <w:r>
-        <w:rPr>
-          <w:rFonts w:ascii="Times New Roman" w:hAnsi="Times New Roman" w:eastAsia="Times New Roman" w:cs="Times New Roman"/>
-        </w:rPr>
-        <w:t xml:space="preserve"> + Ni</w:t>
+        <w:t xml:space="preserve">取代</w:t>
+      </w:r>
+      <w:r>
+        <w:rPr>
+          <w:rFonts w:ascii="Times New Roman" w:hAnsi="Times New Roman" w:eastAsia="Times New Roman" w:cs="Times New Roman"/>
+        </w:rPr>
+        <w:t xml:space="preserve"> Ni</w:t>
       </w:r>
       <w:r>
         <w:rPr>
           <w:rFonts w:ascii="Times New Roman" w:hAnsi="Times New Roman" w:eastAsia="Times New Roman" w:cs="Times New Roman"/>
           <w:vertAlign w:val="superscript"/>
         </w:rPr>
-        <w:t>3+</w:t>
+        <w:t>2+</w:t>
       </w:r>
       <w:r>
         <w:rPr>
@@ -8561,7 +8451,97 @@
         <w:rPr>
           <w:rFonts w:hint="eastAsia" w:ascii="Times New Roman" w:hAnsi="Times New Roman" w:eastAsia="FangSong" w:cs="Times New Roman"/>
         </w:rPr>
-        <w:t>补偿</w:t>
+        <w:t>的格位</w:t>
+      </w:r>
+      <w:r>
+        <w:rPr>
+          <w:rFonts w:hint="eastAsia" w:ascii="Times New Roman" w:hAnsi="Times New Roman" w:eastAsia="Times New Roman" w:cs="Times New Roman"/>
+        </w:rPr>
+        <w:t>，</w:t>
+      </w:r>
+      <w:r>
+        <w:rPr>
+          <w:rFonts w:hint="eastAsia" w:ascii="Times New Roman" w:hAnsi="Times New Roman" w:eastAsia="FangSong" w:cs="Times New Roman"/>
+        </w:rPr>
+        <w:t>形成带一个</w:t>
+      </w:r>
+      <w:r>
+        <w:rPr>
+          <w:rFonts w:hint="eastAsia" w:ascii="Times New Roman" w:hAnsi="Times New Roman" w:eastAsia="FangSong" w:cs="Times New Roman"/>
+          <w:b/>
+          <w:bCs/>
+        </w:rPr>
+        <w:t xml:space="preserve">有效负电荷</w:t>
+      </w:r>
+      <w:r>
+        <w:rPr>
+          <w:rFonts w:hint="eastAsia" w:ascii="Times New Roman" w:hAnsi="Times New Roman" w:eastAsia="FangSong" w:cs="Times New Roman"/>
+        </w:rPr>
+        <w:t xml:space="preserve">的缺陷</w:t>
+      </w:r>
+      <w:r>
+        <w:rPr>
+          <w:rFonts w:ascii="Times New Roman" w:hAnsi="Times New Roman" w:eastAsia="Times New Roman" w:cs="Times New Roman"/>
+        </w:rPr>
+        <w:t xml:space="preserve"> </w:t>
+      </w:r>
+      <m:oMath>
+        <m:r>
+          <m:rPr>
+            <m:sty m:val="p"/>
+          </m:rPr>
+          <m:t>L</m:t>
+        </m:r>
+        <m:sSubSup>
+          <m:e>
+            <m:r>
+              <m:rPr>
+                <m:sty m:val="p"/>
+              </m:rPr>
+              <m:t>i</m:t>
+            </m:r>
+          </m:e>
+          <m:sub>
+            <m:r>
+              <m:rPr>
+                <m:sty m:val="p"/>
+              </m:rPr>
+              <m:t>N</m:t>
+            </m:r>
+            <m:r>
+              <m:rPr>
+                <m:sty m:val="p"/>
+              </m:rPr>
+              <m:t>i</m:t>
+            </m:r>
+          </m:sub>
+          <m:sup>
+            <m:r>
+              <m:rPr>
+                <m:sty m:val="p"/>
+              </m:rPr>
+              <m:t>′</m:t>
+            </m:r>
+          </m:sup>
+        </m:sSubSup>
+      </m:oMath>
+      <w:r>
+        <w:rPr>
+          <w:rFonts w:hint="eastAsia" w:ascii="Times New Roman" w:hAnsi="Times New Roman" w:eastAsia="Times New Roman" w:cs="Times New Roman"/>
+        </w:rPr>
+        <w:t xml:space="preserve">（Kröger-Vink</w:t>
+      </w:r>
+      <w:r>
+        <w:rPr>
+          <w:rFonts w:ascii="Times New Roman" w:hAnsi="Times New Roman" w:eastAsia="Times New Roman" w:cs="Times New Roman"/>
+        </w:rPr>
+        <w:t xml:space="preserve"> </w:t>
+      </w:r>
+      <w:r>
+        <w:rPr>
+          <w:rFonts w:hint="eastAsia" w:ascii="Times New Roman" w:hAnsi="Times New Roman" w:eastAsia="FangSong" w:cs="Times New Roman"/>
+        </w:rPr>
+        <w:t>记号</w:t>
       </w:r>
       <w:r>
         <w:rPr>
@@ -8582,38 +8562,32 @@
         <w:rPr>
           <w:rFonts w:hint="eastAsia" w:ascii="Times New Roman" w:hAnsi="Times New Roman" w:eastAsia="FangSong" w:cs="Times New Roman"/>
         </w:rPr>
-        <w:t xml:space="preserve">掺</w:t>
-      </w:r>
-      <w:r>
-        <w:rPr>
-          <w:rFonts w:ascii="Times New Roman" w:hAnsi="Times New Roman" w:eastAsia="Times New Roman" w:cs="Times New Roman"/>
-        </w:rPr>
-        <w:t xml:space="preserve"> Li</w:t>
-      </w:r>
-      <w:r>
-        <w:rPr>
-          <w:rFonts w:ascii="Times New Roman" w:hAnsi="Times New Roman" w:eastAsia="Times New Roman" w:cs="Times New Roman"/>
-          <w:vertAlign w:val="subscript"/>
-        </w:rPr>
-        <w:t>2</w:t>
-      </w:r>
-      <w:r>
-        <w:rPr>
-          <w:rFonts w:ascii="Times New Roman" w:hAnsi="Times New Roman" w:eastAsia="Times New Roman" w:cs="Times New Roman"/>
-        </w:rPr>
-        <w:t xml:space="preserve">O </w:t>
-      </w:r>
-      <w:r>
-        <w:rPr>
-          <w:rFonts w:hint="eastAsia" w:ascii="Times New Roman" w:hAnsi="Times New Roman" w:eastAsia="FangSong" w:cs="Times New Roman"/>
-        </w:rPr>
-        <w:t xml:space="preserve">后空穴浓度显著增大</w:t>
-      </w:r>
-      <w:r>
-        <w:rPr>
-          <w:rFonts w:ascii="Times New Roman" w:hAnsi="Times New Roman" w:eastAsia="Times New Roman" w:cs="Times New Roman"/>
-        </w:rPr>
-        <w:t xml:space="preserve"> →</w:t>
+        <w:t>为保持电中性</w:t>
+      </w:r>
+      <w:r>
+        <w:rPr>
+          <w:rFonts w:hint="eastAsia" w:ascii="Times New Roman" w:hAnsi="Times New Roman" w:eastAsia="Times New Roman" w:cs="Times New Roman"/>
+        </w:rPr>
+        <w:t>，</w:t>
+      </w:r>
+      <w:r>
+        <w:rPr>
+          <w:rFonts w:hint="eastAsia" w:ascii="Times New Roman" w:hAnsi="Times New Roman" w:eastAsia="FangSong" w:cs="Times New Roman"/>
+        </w:rPr>
+        <w:t>部分</w:t>
+      </w:r>
+      <w:r>
+        <w:rPr>
+          <w:rFonts w:ascii="Times New Roman" w:hAnsi="Times New Roman" w:eastAsia="Times New Roman" w:cs="Times New Roman"/>
+        </w:rPr>
+        <w:t xml:space="preserve"> Ni</w:t>
+      </w:r>
+      <w:r>
+        <w:rPr>
+          <w:rFonts w:ascii="Times New Roman" w:hAnsi="Times New Roman" w:eastAsia="Times New Roman" w:cs="Times New Roman"/>
+          <w:vertAlign w:val="superscript"/>
+        </w:rPr>
+        <w:t>2+</w:t>
       </w:r>
       <w:r>
         <w:rPr>
@@ -8623,19 +8597,78 @@
       </w:r>
       <w:r>
         <w:rPr>
-          <w:rFonts w:ascii="Times New Roman" w:hAnsi="Times New Roman" w:eastAsia="Times New Roman" w:cs="Times New Roman"/>
+          <w:rFonts w:hint="eastAsia" w:ascii="Times New Roman" w:hAnsi="Times New Roman" w:eastAsia="FangSong" w:cs="Times New Roman"/>
+        </w:rPr>
+        <w:t xml:space="preserve">被氧化为</w:t>
+      </w:r>
+      <w:r>
+        <w:rPr>
+          <w:rFonts w:ascii="Times New Roman" w:hAnsi="Times New Roman" w:eastAsia="Times New Roman" w:cs="Times New Roman"/>
+        </w:rPr>
+        <w:t xml:space="preserve"> </w:t>
+      </w:r>
+      <w:r>
+        <w:rPr>
+          <w:rFonts w:hint="eastAsia" w:ascii="Times New Roman" w:hAnsi="Times New Roman" w:eastAsia="Times New Roman" w:cs="Times New Roman"/>
+        </w:rPr>
+        <w:t>Ni</w:t>
+      </w:r>
+      <w:r>
+        <w:rPr>
+          <w:rFonts w:hint="eastAsia" w:ascii="Times New Roman" w:hAnsi="Times New Roman" w:eastAsia="Times New Roman" w:cs="Times New Roman"/>
+          <w:vertAlign w:val="superscript"/>
+        </w:rPr>
+        <w:t>3+</w:t>
+      </w:r>
+      <w:r>
+        <w:rPr>
+          <w:rFonts w:hint="eastAsia" w:ascii="Times New Roman" w:hAnsi="Times New Roman" w:eastAsia="Times New Roman" w:cs="Times New Roman"/>
+        </w:rPr>
+        <w:t>，</w:t>
+      </w:r>
+      <w:r>
+        <w:rPr>
+          <w:rFonts w:hint="eastAsia" w:ascii="Times New Roman" w:hAnsi="Times New Roman" w:eastAsia="FangSong" w:cs="Times New Roman"/>
+        </w:rPr>
+        <w:t>即产生</w:t>
+      </w:r>
+      <w:r>
+        <w:rPr>
+          <w:rFonts w:hint="eastAsia" w:ascii="Times New Roman" w:hAnsi="Times New Roman" w:eastAsia="FangSong" w:cs="Times New Roman"/>
           <w:b/>
           <w:bCs/>
         </w:rPr>
-        <w:t xml:space="preserve">p </w:t>
-      </w:r>
-      <w:r>
-        <w:rPr>
-          <w:rFonts w:hint="eastAsia" w:ascii="Times New Roman" w:hAnsi="Times New Roman" w:eastAsia="FangSong" w:cs="Times New Roman"/>
-          <w:b/>
-          <w:bCs/>
-        </w:rPr>
-        <w:t xml:space="preserve">型电导率升高</w:t>
+        <w:t xml:space="preserve">空穴</w:t>
+      </w:r>
+      <w:r>
+        <w:rPr>
+          <w:rFonts w:ascii="Times New Roman" w:hAnsi="Times New Roman" w:eastAsia="Times New Roman" w:cs="Times New Roman"/>
+        </w:rPr>
+        <w:t xml:space="preserve"> </w:t>
+      </w:r>
+      <w:r>
+        <w:rPr>
+          <w:rFonts w:hint="eastAsia" w:ascii="Times New Roman" w:hAnsi="Times New Roman" w:eastAsia="Times New Roman" w:cs="Times New Roman"/>
+        </w:rPr>
+        <w:t xml:space="preserve">h•（p</w:t>
+      </w:r>
+      <w:r>
+        <w:rPr>
+          <w:rFonts w:ascii="Times New Roman" w:hAnsi="Times New Roman" w:eastAsia="Times New Roman" w:cs="Times New Roman"/>
+        </w:rPr>
+        <w:t xml:space="preserve"> </w:t>
+      </w:r>
+      <w:r>
+        <w:rPr>
+          <w:rFonts w:hint="eastAsia" w:ascii="Times New Roman" w:hAnsi="Times New Roman" w:eastAsia="FangSong" w:cs="Times New Roman"/>
+        </w:rPr>
+        <w:t>型载流子</w:t>
+      </w:r>
+      <w:r>
+        <w:rPr>
+          <w:rFonts w:hint="eastAsia" w:ascii="Times New Roman" w:hAnsi="Times New Roman" w:eastAsia="Times New Roman" w:cs="Times New Roman"/>
+        </w:rPr>
+        <w:t>）</w:t>
       </w:r>
     </w:p>
     <w:p>
@@ -8650,43 +8683,7 @@
         <w:rPr>
           <w:rFonts w:hint="eastAsia" w:ascii="Times New Roman" w:hAnsi="Times New Roman" w:eastAsia="FangSong" w:cs="Times New Roman"/>
         </w:rPr>
-        <w:t>这与</w:t>
-      </w:r>
-      <w:r>
-        <w:rPr>
-          <w:rFonts w:hint="eastAsia" w:ascii="Times New Roman" w:hAnsi="Times New Roman" w:eastAsia="Times New Roman" w:cs="Times New Roman"/>
-        </w:rPr>
-        <w:t>”</w:t>
-      </w:r>
-      <w:r>
-        <w:rPr>
-          <w:rFonts w:hint="eastAsia" w:ascii="Times New Roman" w:hAnsi="Times New Roman" w:eastAsia="FangSong" w:cs="Times New Roman"/>
-        </w:rPr>
-        <w:t>本征半导体靠热激发</w:t>
-      </w:r>
-      <w:r>
-        <w:rPr>
-          <w:rFonts w:hint="eastAsia" w:ascii="Times New Roman" w:hAnsi="Times New Roman" w:eastAsia="Times New Roman" w:cs="Times New Roman"/>
-        </w:rPr>
-        <w:t>、</w:t>
-      </w:r>
-      <w:r>
-        <w:rPr>
-          <w:rFonts w:hint="eastAsia" w:ascii="Times New Roman" w:hAnsi="Times New Roman" w:eastAsia="FangSong" w:cs="Times New Roman"/>
-        </w:rPr>
-        <w:t>掺杂后载流子浓度由杂质决定</w:t>
-      </w:r>
-      <w:r>
-        <w:rPr>
-          <w:rFonts w:hint="eastAsia" w:ascii="Times New Roman" w:hAnsi="Times New Roman" w:eastAsia="Times New Roman" w:cs="Times New Roman"/>
-        </w:rPr>
-        <w:t>”</w:t>
-      </w:r>
-      <w:r>
-        <w:rPr>
-          <w:rFonts w:hint="eastAsia" w:ascii="Times New Roman" w:hAnsi="Times New Roman" w:eastAsia="FangSong" w:cs="Times New Roman"/>
-        </w:rPr>
-        <w:t>是同一逻辑</w:t>
+        <w:t>缺陷反应</w:t>
       </w:r>
       <w:r>
         <w:rPr>
@@ -8698,7 +8695,20 @@
         <w:rPr>
           <w:rFonts w:hint="eastAsia" w:ascii="Times New Roman" w:hAnsi="Times New Roman" w:eastAsia="FangSong" w:cs="Times New Roman"/>
         </w:rPr>
-        <w:t>参见</w:t>
+        <w:t>空气中</w:t>
+      </w:r>
+      <w:r>
+        <w:rPr>
+          <w:rFonts w:ascii="Times New Roman" w:hAnsi="Times New Roman" w:eastAsia="Times New Roman" w:cs="Times New Roman"/>
+        </w:rPr>
+        <w:t xml:space="preserve"> O</w:t>
+      </w:r>
+      <w:r>
+        <w:rPr>
+          <w:rFonts w:ascii="Times New Roman" w:hAnsi="Times New Roman" w:eastAsia="Times New Roman" w:cs="Times New Roman"/>
+          <w:vertAlign w:val="subscript"/>
+        </w:rPr>
+        <w:t>2</w:t>
       </w:r>
       <w:r>
         <w:rPr>
@@ -8710,7 +8720,13 @@
         <w:rPr>
           <w:rFonts w:hint="eastAsia" w:ascii="Times New Roman" w:hAnsi="Times New Roman" w:eastAsia="FangSong" w:cs="Times New Roman"/>
         </w:rPr>
-        <w:t xml:space="preserve">能带理论</w:t>
+        <w:t>参与</w:t>
+      </w:r>
+      <w:r>
+        <w:rPr>
+          <w:rFonts w:hint="eastAsia" w:ascii="Times New Roman" w:hAnsi="Times New Roman" w:eastAsia="Times New Roman" w:cs="Times New Roman"/>
+        </w:rPr>
+        <w:t>）：</w:t>
       </w:r>
       <w:r>
         <w:rPr>
@@ -8720,19 +8736,91 @@
       </w:r>
       <w:r>
         <w:rPr>
-          <w:rFonts w:hint="eastAsia" w:ascii="Times New Roman" w:hAnsi="Times New Roman" w:eastAsia="FangSong" w:cs="Times New Roman"/>
-        </w:rPr>
-        <w:t>掺杂半导体</w:t>
-      </w:r>
-      <w:r>
-        <w:rPr>
-          <w:rFonts w:hint="eastAsia" w:ascii="Times New Roman" w:hAnsi="Times New Roman" w:eastAsia="Times New Roman" w:cs="Times New Roman"/>
-        </w:rPr>
-        <w:t>）</w:t>
+          <w:rFonts w:ascii="Times New Roman" w:hAnsi="Times New Roman" w:eastAsia="Times New Roman" w:cs="Times New Roman"/>
+        </w:rPr>
+        <w:t>Li</w:t>
+      </w:r>
+      <w:r>
+        <w:rPr>
+          <w:rFonts w:ascii="Times New Roman" w:hAnsi="Times New Roman" w:eastAsia="Times New Roman" w:cs="Times New Roman"/>
+          <w:vertAlign w:val="subscript"/>
+        </w:rPr>
+        <w:t>2</w:t>
+      </w:r>
+      <w:r>
+        <w:rPr>
+          <w:rFonts w:ascii="Times New Roman" w:hAnsi="Times New Roman" w:eastAsia="Times New Roman" w:cs="Times New Roman"/>
+        </w:rPr>
+        <w:t>O + ½O</w:t>
+      </w:r>
+      <w:r>
+        <w:rPr>
+          <w:rFonts w:ascii="Times New Roman" w:hAnsi="Times New Roman" w:eastAsia="Times New Roman" w:cs="Times New Roman"/>
+          <w:vertAlign w:val="subscript"/>
+        </w:rPr>
+        <w:t>2</w:t>
+      </w:r>
+      <w:r>
+        <w:rPr>
+          <w:rFonts w:ascii="Times New Roman" w:hAnsi="Times New Roman" w:eastAsia="Times New Roman" w:cs="Times New Roman"/>
+        </w:rPr>
+        <w:t xml:space="preserve"> → 2</w:t>
+      </w:r>
+      <m:oMath>
+        <m:r>
+          <m:rPr>
+            <m:sty m:val="p"/>
+          </m:rPr>
+          <m:t>L</m:t>
+        </m:r>
+        <m:sSubSup>
+          <m:e>
+            <m:r>
+              <m:rPr>
+                <m:sty m:val="p"/>
+              </m:rPr>
+              <m:t>i</m:t>
+            </m:r>
+          </m:e>
+          <m:sub>
+            <m:r>
+              <m:rPr>
+                <m:sty m:val="p"/>
+              </m:rPr>
+              <m:t>N</m:t>
+            </m:r>
+            <m:r>
+              <m:rPr>
+                <m:sty m:val="p"/>
+              </m:rPr>
+              <m:t>i</m:t>
+            </m:r>
+          </m:sub>
+          <m:sup>
+            <m:r>
+              <m:rPr>
+                <m:sty m:val="p"/>
+              </m:rPr>
+              <m:t>′</m:t>
+            </m:r>
+          </m:sup>
+        </m:sSubSup>
+      </m:oMath>
+      <w:r>
+        <w:rPr>
+          <w:rFonts w:ascii="Times New Roman" w:hAnsi="Times New Roman" w:eastAsia="Times New Roman" w:cs="Times New Roman"/>
+        </w:rPr>
+        <w:t xml:space="preserve"> </w:t>
+      </w:r>
+      <w:r>
+        <w:rPr>
+          <w:rFonts w:ascii="Times New Roman" w:hAnsi="Times New Roman" w:eastAsia="Times New Roman" w:cs="Times New Roman"/>
+        </w:rPr>
+        <w:t xml:space="preserve">+ 2h• + 2O_O^x</w:t>
       </w:r>
     </w:p>
-    <w:bookmarkEnd w:id="31"/>
-    <w:bookmarkStart w:id="32" w:name="总结"/>
+    <w:bookmarkEnd w:id="35"/>
+    <w:bookmarkStart w:id="36" w:name="电荷平衡视角"/>
     <w:p>
       <w:pPr>
         <w:pStyle w:val="Heading3"/>
@@ -8740,9 +8828,15 @@
       </w:pPr>
       <w:r>
         <w:rPr>
+          <w:rFonts w:ascii="Times New Roman" w:hAnsi="Times New Roman" w:eastAsia="Times New Roman" w:cs="Times New Roman"/>
+        </w:rPr>
+        <w:t xml:space="preserve">2. </w:t>
+      </w:r>
+      <w:r>
+        <w:rPr>
           <w:rFonts w:hint="eastAsia" w:ascii="Times New Roman" w:hAnsi="Times New Roman" w:eastAsia="SimHei" w:cs="Times New Roman"/>
         </w:rPr>
-        <w:t xml:space="preserve">总结</w:t>
+        <w:t xml:space="preserve">电荷平衡视角</w:t>
       </w:r>
     </w:p>
     <w:p>
@@ -8751,15 +8845,165 @@
       </w:pPr>
       <w:r>
         <w:rPr>
-          <w:rFonts w:hint="eastAsia" w:ascii="Times New Roman" w:hAnsi="Times New Roman" w:eastAsia="Times New Roman" w:cs="Times New Roman"/>
-        </w:rPr>
-        <w:t>“</w:t>
-      </w:r>
-      <w:r>
-        <w:rPr>
-          <w:rFonts w:hint="eastAsia" w:ascii="Times New Roman" w:hAnsi="Times New Roman" w:eastAsia="FangSong" w:cs="Times New Roman"/>
-        </w:rPr>
-        <w:t>异价取代</w:t>
+          <w:rFonts w:hint="eastAsia" w:ascii="Times New Roman" w:hAnsi="Times New Roman" w:eastAsia="FangSong" w:cs="Times New Roman"/>
+        </w:rPr>
+        <w:t xml:space="preserve">每个</w:t>
+      </w:r>
+      <w:r>
+        <w:rPr>
+          <w:rFonts w:ascii="Times New Roman" w:hAnsi="Times New Roman" w:eastAsia="Times New Roman" w:cs="Times New Roman"/>
+        </w:rPr>
+        <w:t xml:space="preserve"> Li</w:t>
+      </w:r>
+      <w:r>
+        <w:rPr>
+          <w:rFonts w:ascii="Times New Roman" w:hAnsi="Times New Roman" w:eastAsia="Times New Roman" w:cs="Times New Roman"/>
+          <w:vertAlign w:val="superscript"/>
+        </w:rPr>
+        <w:t>+</w:t>
+      </w:r>
+      <w:r>
+        <w:rPr>
+          <w:rFonts w:ascii="Times New Roman" w:hAnsi="Times New Roman" w:eastAsia="Times New Roman" w:cs="Times New Roman"/>
+        </w:rPr>
+        <w:t xml:space="preserve"> </w:t>
+      </w:r>
+      <w:r>
+        <w:rPr>
+          <w:rFonts w:hint="eastAsia" w:ascii="Times New Roman" w:hAnsi="Times New Roman" w:eastAsia="FangSong" w:cs="Times New Roman"/>
+        </w:rPr>
+        <w:t xml:space="preserve">取代一个</w:t>
+      </w:r>
+      <w:r>
+        <w:rPr>
+          <w:rFonts w:ascii="Times New Roman" w:hAnsi="Times New Roman" w:eastAsia="Times New Roman" w:cs="Times New Roman"/>
+        </w:rPr>
+        <w:t xml:space="preserve"> </w:t>
+      </w:r>
+      <w:r>
+        <w:rPr>
+          <w:rFonts w:hint="eastAsia" w:ascii="Times New Roman" w:hAnsi="Times New Roman" w:eastAsia="Times New Roman" w:cs="Times New Roman"/>
+        </w:rPr>
+        <w:t>Ni</w:t>
+      </w:r>
+      <w:r>
+        <w:rPr>
+          <w:rFonts w:hint="eastAsia" w:ascii="Times New Roman" w:hAnsi="Times New Roman" w:eastAsia="Times New Roman" w:cs="Times New Roman"/>
+          <w:vertAlign w:val="superscript"/>
+        </w:rPr>
+        <w:t>2+</w:t>
+      </w:r>
+      <w:r>
+        <w:rPr>
+          <w:rFonts w:hint="eastAsia" w:ascii="Times New Roman" w:hAnsi="Times New Roman" w:eastAsia="Times New Roman" w:cs="Times New Roman"/>
+        </w:rPr>
+        <w:t>，</w:t>
+      </w:r>
+      <w:r>
+        <w:rPr>
+          <w:rFonts w:hint="eastAsia" w:ascii="Times New Roman" w:hAnsi="Times New Roman" w:eastAsia="FangSong" w:cs="Times New Roman"/>
+        </w:rPr>
+        <w:t>等价于体系少了一个正电荷</w:t>
+      </w:r>
+      <w:r>
+        <w:rPr>
+          <w:rFonts w:ascii="Times New Roman" w:hAnsi="Times New Roman" w:eastAsia="Times New Roman" w:cs="Times New Roman"/>
+        </w:rPr>
+        <w:t xml:space="preserve"> → </w:t>
+      </w:r>
+      <w:r>
+        <w:rPr>
+          <w:rFonts w:hint="eastAsia" w:ascii="Times New Roman" w:hAnsi="Times New Roman" w:eastAsia="FangSong" w:cs="Times New Roman"/>
+        </w:rPr>
+        <w:t xml:space="preserve">必须氧化一个</w:t>
+      </w:r>
+      <w:r>
+        <w:rPr>
+          <w:rFonts w:ascii="Times New Roman" w:hAnsi="Times New Roman" w:eastAsia="Times New Roman" w:cs="Times New Roman"/>
+        </w:rPr>
+        <w:t xml:space="preserve"> Ni</w:t>
+      </w:r>
+      <w:r>
+        <w:rPr>
+          <w:rFonts w:ascii="Times New Roman" w:hAnsi="Times New Roman" w:eastAsia="Times New Roman" w:cs="Times New Roman"/>
+          <w:vertAlign w:val="superscript"/>
+        </w:rPr>
+        <w:t>2+</w:t>
+      </w:r>
+      <w:r>
+        <w:rPr>
+          <w:rFonts w:ascii="Times New Roman" w:hAnsi="Times New Roman" w:eastAsia="Times New Roman" w:cs="Times New Roman"/>
+        </w:rPr>
+        <w:t xml:space="preserve"> </w:t>
+      </w:r>
+      <w:r>
+        <w:rPr>
+          <w:rFonts w:hint="eastAsia" w:ascii="Times New Roman" w:hAnsi="Times New Roman" w:eastAsia="FangSong" w:cs="Times New Roman"/>
+        </w:rPr>
+        <w:t xml:space="preserve">为</w:t>
+      </w:r>
+      <w:r>
+        <w:rPr>
+          <w:rFonts w:ascii="Times New Roman" w:hAnsi="Times New Roman" w:eastAsia="Times New Roman" w:cs="Times New Roman"/>
+        </w:rPr>
+        <w:t xml:space="preserve"> Ni</w:t>
+      </w:r>
+      <w:r>
+        <w:rPr>
+          <w:rFonts w:ascii="Times New Roman" w:hAnsi="Times New Roman" w:eastAsia="Times New Roman" w:cs="Times New Roman"/>
+          <w:vertAlign w:val="superscript"/>
+        </w:rPr>
+        <w:t>3+</w:t>
+      </w:r>
+      <w:r>
+        <w:rPr>
+          <w:rFonts w:ascii="Times New Roman" w:hAnsi="Times New Roman" w:eastAsia="Times New Roman" w:cs="Times New Roman"/>
+        </w:rPr>
+        <w:t xml:space="preserve"> </w:t>
+      </w:r>
+      <w:r>
+        <w:rPr>
+          <w:rFonts w:hint="eastAsia" w:ascii="Times New Roman" w:hAnsi="Times New Roman" w:eastAsia="FangSong" w:cs="Times New Roman"/>
+        </w:rPr>
+        <w:t>补偿</w:t>
+      </w:r>
+      <w:r>
+        <w:rPr>
+          <w:rFonts w:hint="eastAsia" w:ascii="Times New Roman" w:hAnsi="Times New Roman" w:eastAsia="Times New Roman" w:cs="Times New Roman"/>
+        </w:rPr>
+        <w:t>：</w:t>
+      </w:r>
+      <w:r>
+        <w:rPr>
+          <w:rFonts w:ascii="Times New Roman" w:hAnsi="Times New Roman" w:eastAsia="Times New Roman" w:cs="Times New Roman"/>
+        </w:rPr>
+        <w:t xml:space="preserve"> </w:t>
+      </w:r>
+      <w:r>
+        <w:rPr>
+          <w:rFonts w:ascii="Times New Roman" w:hAnsi="Times New Roman" w:eastAsia="Times New Roman" w:cs="Times New Roman"/>
+        </w:rPr>
+        <w:t>- Ni</w:t>
+      </w:r>
+      <w:r>
+        <w:rPr>
+          <w:rFonts w:ascii="Times New Roman" w:hAnsi="Times New Roman" w:eastAsia="Times New Roman" w:cs="Times New Roman"/>
+          <w:vertAlign w:val="superscript"/>
+        </w:rPr>
+        <w:t>2+</w:t>
+      </w:r>
+      <w:r>
+        <w:rPr>
+          <w:rFonts w:ascii="Times New Roman" w:hAnsi="Times New Roman" w:eastAsia="Times New Roman" w:cs="Times New Roman"/>
+        </w:rPr>
+        <w:t xml:space="preserve"> → Ni</w:t>
+      </w:r>
+      <w:r>
+        <w:rPr>
+          <w:rFonts w:ascii="Times New Roman" w:hAnsi="Times New Roman" w:eastAsia="Times New Roman" w:cs="Times New Roman"/>
+          <w:vertAlign w:val="superscript"/>
+        </w:rPr>
+        <w:t>3+</w:t>
       </w:r>
       <w:r>
         <w:rPr>
@@ -8769,71 +9013,28 @@
       </w:r>
       <w:r>
         <w:rPr>
-          <w:rFonts w:hint="eastAsia" w:ascii="Times New Roman" w:hAnsi="Times New Roman" w:eastAsia="FangSong" w:cs="Times New Roman"/>
-        </w:rPr>
-        <w:t xml:space="preserve">电荷补偿</w:t>
-      </w:r>
-      <w:r>
-        <w:rPr>
-          <w:rFonts w:ascii="Times New Roman" w:hAnsi="Times New Roman" w:eastAsia="Times New Roman" w:cs="Times New Roman"/>
-        </w:rPr>
-        <w:t xml:space="preserve"> → </w:t>
-      </w:r>
-      <w:r>
-        <w:rPr>
-          <w:rFonts w:hint="eastAsia" w:ascii="Times New Roman" w:hAnsi="Times New Roman" w:eastAsia="FangSong" w:cs="Times New Roman"/>
-        </w:rPr>
-        <w:t>产生载流子</w:t>
-      </w:r>
-      <w:r>
-        <w:rPr>
-          <w:rFonts w:hint="eastAsia" w:ascii="Times New Roman" w:hAnsi="Times New Roman" w:eastAsia="Times New Roman" w:cs="Times New Roman"/>
-        </w:rPr>
-        <w:t>”</w:t>
-      </w:r>
-      <w:r>
-        <w:rPr>
-          <w:rFonts w:hint="eastAsia" w:ascii="Times New Roman" w:hAnsi="Times New Roman" w:eastAsia="FangSong" w:cs="Times New Roman"/>
-        </w:rPr>
-        <w:t>是缺陷化学调控导电性的核心范式</w:t>
-      </w:r>
-      <w:r>
-        <w:rPr>
-          <w:rFonts w:hint="eastAsia" w:ascii="Times New Roman" w:hAnsi="Times New Roman" w:eastAsia="Times New Roman" w:cs="Times New Roman"/>
-        </w:rPr>
-        <w:t>：</w:t>
-      </w:r>
-      <w:r>
-        <w:rPr>
-          <w:rFonts w:hint="eastAsia" w:ascii="Times New Roman" w:hAnsi="Times New Roman" w:eastAsia="FangSong" w:cs="Times New Roman"/>
-        </w:rPr>
-        <w:t>低价取代</w:t>
-      </w:r>
-      <w:r>
-        <w:rPr>
-          <w:rFonts w:hint="eastAsia" w:ascii="Times New Roman" w:hAnsi="Times New Roman" w:eastAsia="Times New Roman" w:cs="Times New Roman"/>
-        </w:rPr>
-        <w:t>（Li</w:t>
+          <w:rFonts w:hint="eastAsia" w:ascii="Times New Roman" w:hAnsi="Times New Roman" w:eastAsia="Times New Roman" w:cs="Times New Roman"/>
+        </w:rPr>
+        <w:t>e</w:t>
       </w:r>
       <w:r>
         <w:rPr>
           <w:rFonts w:hint="eastAsia" w:ascii="Times New Roman" w:hAnsi="Times New Roman" w:eastAsia="Times New Roman" w:cs="Times New Roman"/>
           <w:vertAlign w:val="superscript"/>
         </w:rPr>
-        <w:t>+</w:t>
-      </w:r>
-      <w:r>
-        <w:rPr>
-          <w:rFonts w:hint="eastAsia" w:ascii="Times New Roman" w:hAnsi="Times New Roman" w:eastAsia="Times New Roman" w:cs="Times New Roman"/>
-        </w:rPr>
-        <w:t>→Ni</w:t>
-      </w:r>
-      <w:r>
-        <w:rPr>
-          <w:rFonts w:hint="eastAsia" w:ascii="Times New Roman" w:hAnsi="Times New Roman" w:eastAsia="Times New Roman" w:cs="Times New Roman"/>
-          <w:vertAlign w:val="superscript"/>
-        </w:rPr>
-        <w:t>2+</w:t>
+        <w:t>-</w:t>
+      </w:r>
+      <w:r>
+        <w:rPr>
+          <w:rFonts w:hint="eastAsia" w:ascii="Times New Roman" w:hAnsi="Times New Roman" w:eastAsia="Times New Roman" w:cs="Times New Roman"/>
+        </w:rPr>
+        <w:t>（</w:t>
+      </w:r>
+      <w:r>
+        <w:rPr>
+          <w:rFonts w:hint="eastAsia" w:ascii="Times New Roman" w:hAnsi="Times New Roman" w:eastAsia="FangSong" w:cs="Times New Roman"/>
+        </w:rPr>
+        <w:t>释放的电子对应一个空穴</w:t>
       </w:r>
       <w:r>
         <w:rPr>
@@ -8843,67 +9044,62 @@
       </w:r>
       <w:r>
         <w:rPr>
-          <w:rFonts w:hint="eastAsia" w:ascii="Times New Roman" w:hAnsi="Times New Roman" w:eastAsia="FangSong" w:cs="Times New Roman"/>
-        </w:rPr>
-        <w:t>产空穴</w:t>
-      </w:r>
-      <w:r>
-        <w:rPr>
-          <w:rFonts w:hint="eastAsia" w:ascii="Times New Roman" w:hAnsi="Times New Roman" w:eastAsia="Times New Roman" w:cs="Times New Roman"/>
-        </w:rPr>
-        <w:t>（p</w:t>
-      </w:r>
-      <w:r>
-        <w:rPr>
           <w:rFonts w:ascii="Times New Roman" w:hAnsi="Times New Roman" w:eastAsia="Times New Roman" w:cs="Times New Roman"/>
         </w:rPr>
         <w:t xml:space="preserve"> </w:t>
       </w:r>
       <w:r>
         <w:rPr>
-          <w:rFonts w:hint="eastAsia" w:ascii="Times New Roman" w:hAnsi="Times New Roman" w:eastAsia="FangSong" w:cs="Times New Roman"/>
-        </w:rPr>
-        <w:t>型</w:t>
-      </w:r>
-      <w:r>
-        <w:rPr>
-          <w:rFonts w:hint="eastAsia" w:ascii="Times New Roman" w:hAnsi="Times New Roman" w:eastAsia="Times New Roman" w:cs="Times New Roman"/>
-        </w:rPr>
-        <w:t>）；</w:t>
-      </w:r>
-      <w:r>
-        <w:rPr>
-          <w:rFonts w:hint="eastAsia" w:ascii="Times New Roman" w:hAnsi="Times New Roman" w:eastAsia="FangSong" w:cs="Times New Roman"/>
-        </w:rPr>
-        <w:t>高价取代则产电子</w:t>
-      </w:r>
-      <w:r>
-        <w:rPr>
-          <w:rFonts w:hint="eastAsia" w:ascii="Times New Roman" w:hAnsi="Times New Roman" w:eastAsia="Times New Roman" w:cs="Times New Roman"/>
-        </w:rPr>
-        <w:t>（n</w:t>
-      </w:r>
-      <w:r>
-        <w:rPr>
-          <w:rFonts w:ascii="Times New Roman" w:hAnsi="Times New Roman" w:eastAsia="Times New Roman" w:cs="Times New Roman"/>
-        </w:rPr>
-        <w:t xml:space="preserve"> </w:t>
-      </w:r>
-      <w:r>
-        <w:rPr>
-          <w:rFonts w:hint="eastAsia" w:ascii="Times New Roman" w:hAnsi="Times New Roman" w:eastAsia="FangSong" w:cs="Times New Roman"/>
-        </w:rPr>
-        <w:t>型</w:t>
-      </w:r>
-      <w:r>
-        <w:rPr>
-          <w:rFonts w:hint="eastAsia" w:ascii="Times New Roman" w:hAnsi="Times New Roman" w:eastAsia="Times New Roman" w:cs="Times New Roman"/>
-        </w:rPr>
-        <w:t>）。</w:t>
+          <w:rFonts w:ascii="Times New Roman" w:hAnsi="Times New Roman" w:eastAsia="Times New Roman" w:cs="Times New Roman"/>
+        </w:rPr>
+        <w:t xml:space="preserve">- </w:t>
+      </w:r>
+      <w:r>
+        <w:rPr>
+          <w:rFonts w:hint="eastAsia" w:ascii="Times New Roman" w:hAnsi="Times New Roman" w:eastAsia="FangSong" w:cs="Times New Roman"/>
+        </w:rPr>
+        <w:t xml:space="preserve">空穴浓度</w:t>
+      </w:r>
+      <w:r>
+        <w:rPr>
+          <w:rFonts w:ascii="Times New Roman" w:hAnsi="Times New Roman" w:eastAsia="Times New Roman" w:cs="Times New Roman"/>
+        </w:rPr>
+        <w:t xml:space="preserve"> [h•] </w:t>
+      </w:r>
+      <w:r>
+        <w:rPr>
+          <w:rFonts w:hint="eastAsia" w:ascii="Times New Roman" w:hAnsi="Times New Roman" w:eastAsia="FangSong" w:cs="Times New Roman"/>
+        </w:rPr>
+        <w:t xml:space="preserve">随</w:t>
+      </w:r>
+      <w:r>
+        <w:rPr>
+          <w:rFonts w:ascii="Times New Roman" w:hAnsi="Times New Roman" w:eastAsia="Times New Roman" w:cs="Times New Roman"/>
+        </w:rPr>
+        <w:t xml:space="preserve"> Li</w:t>
+      </w:r>
+      <w:r>
+        <w:rPr>
+          <w:rFonts w:ascii="Times New Roman" w:hAnsi="Times New Roman" w:eastAsia="Times New Roman" w:cs="Times New Roman"/>
+          <w:vertAlign w:val="subscript"/>
+        </w:rPr>
+        <w:t>2</w:t>
+      </w:r>
+      <w:r>
+        <w:rPr>
+          <w:rFonts w:ascii="Times New Roman" w:hAnsi="Times New Roman" w:eastAsia="Times New Roman" w:cs="Times New Roman"/>
+        </w:rPr>
+        <w:t xml:space="preserve">O </w:t>
+      </w:r>
+      <w:r>
+        <w:rPr>
+          <w:rFonts w:hint="eastAsia" w:ascii="Times New Roman" w:hAnsi="Times New Roman" w:eastAsia="FangSong" w:cs="Times New Roman"/>
+        </w:rPr>
+        <w:t xml:space="preserve">掺杂量增大而增大</w:t>
       </w:r>
     </w:p>
-    <w:bookmarkEnd w:id="32"/>
-    <w:bookmarkStart w:id="33" w:name="知识点关联-2"/>
+    <w:bookmarkEnd w:id="36"/>
+    <w:bookmarkStart w:id="37" w:name="导电性变化"/>
     <w:p>
       <w:pPr>
         <w:pStyle w:val="Heading3"/>
@@ -8911,9 +9107,15 @@
       </w:pPr>
       <w:r>
         <w:rPr>
+          <w:rFonts w:ascii="Times New Roman" w:hAnsi="Times New Roman" w:eastAsia="Times New Roman" w:cs="Times New Roman"/>
+        </w:rPr>
+        <w:t xml:space="preserve">3. </w:t>
+      </w:r>
+      <w:r>
+        <w:rPr>
           <w:rFonts w:hint="eastAsia" w:ascii="Times New Roman" w:hAnsi="Times New Roman" w:eastAsia="SimHei" w:cs="Times New Roman"/>
         </w:rPr>
-        <w:t xml:space="preserve">知识点关联</w:t>
+        <w:t xml:space="preserve">导电性变化</w:t>
       </w:r>
     </w:p>
     <w:p>
@@ -8926,39 +9128,33 @@
       </w:pPr>
       <w:r>
         <w:rPr>
-          <w:rFonts w:hint="eastAsia" w:ascii="Times New Roman" w:hAnsi="Times New Roman" w:eastAsia="FangSong" w:cs="Times New Roman"/>
-        </w:rPr>
-        <w:t>非整比化合物</w:t>
-      </w:r>
-      <w:r>
-        <w:rPr>
-          <w:rFonts w:hint="eastAsia" w:ascii="Times New Roman" w:hAnsi="Times New Roman" w:eastAsia="Times New Roman" w:cs="Times New Roman"/>
-        </w:rPr>
-        <w:t>：</w:t>
-      </w:r>
-      <w:r>
-        <w:rPr>
-          <w:rFonts w:hint="eastAsia" w:ascii="Times New Roman" w:hAnsi="Times New Roman" w:eastAsia="FangSong" w:cs="Times New Roman"/>
-        </w:rPr>
-        <w:t>缺陷反应</w:t>
-      </w:r>
-      <w:r>
-        <w:rPr>
-          <w:rFonts w:hint="eastAsia" w:ascii="Times New Roman" w:hAnsi="Times New Roman" w:eastAsia="Times New Roman" w:cs="Times New Roman"/>
-        </w:rPr>
-        <w:t>、</w:t>
-      </w:r>
-      <w:r>
-        <w:rPr>
-          <w:rFonts w:hint="eastAsia" w:ascii="Times New Roman" w:hAnsi="Times New Roman" w:eastAsia="FangSong" w:cs="Times New Roman"/>
-        </w:rPr>
-        <w:t>电荷补偿</w:t>
-      </w:r>
-      <w:r>
-        <w:rPr>
-          <w:rFonts w:hint="eastAsia" w:ascii="Times New Roman" w:hAnsi="Times New Roman" w:eastAsia="Times New Roman" w:cs="Times New Roman"/>
-        </w:rPr>
-        <w:t>、p</w:t>
+          <w:rFonts w:ascii="Times New Roman" w:hAnsi="Times New Roman" w:eastAsia="Times New Roman" w:cs="Times New Roman"/>
+        </w:rPr>
+        <w:t xml:space="preserve">NiO </w:t>
+      </w:r>
+      <w:r>
+        <w:rPr>
+          <w:rFonts w:hint="eastAsia" w:ascii="Times New Roman" w:hAnsi="Times New Roman" w:eastAsia="FangSong" w:cs="Times New Roman"/>
+        </w:rPr>
+        <w:t xml:space="preserve">本身已是</w:t>
+      </w:r>
+      <w:r>
+        <w:rPr>
+          <w:rFonts w:ascii="Times New Roman" w:hAnsi="Times New Roman" w:eastAsia="Times New Roman" w:cs="Times New Roman"/>
+        </w:rPr>
+        <w:t xml:space="preserve"> p </w:t>
+      </w:r>
+      <w:r>
+        <w:rPr>
+          <w:rFonts w:hint="eastAsia" w:ascii="Times New Roman" w:hAnsi="Times New Roman" w:eastAsia="FangSong" w:cs="Times New Roman"/>
+        </w:rPr>
+        <w:t>型半导体</w:t>
+      </w:r>
+      <w:r>
+        <w:rPr>
+          <w:rFonts w:hint="eastAsia" w:ascii="Times New Roman" w:hAnsi="Times New Roman" w:eastAsia="Times New Roman" w:cs="Times New Roman"/>
+        </w:rPr>
+        <w:t>（Ni</w:t>
       </w:r>
       <w:r>
         <w:rPr>
@@ -8970,7 +9166,38 @@
         <w:rPr>
           <w:rFonts w:hint="eastAsia" w:ascii="Times New Roman" w:hAnsi="Times New Roman" w:eastAsia="FangSong" w:cs="Times New Roman"/>
         </w:rPr>
-        <w:t xml:space="preserve">型导电</w:t>
+        <w:t xml:space="preserve">空位</w:t>
+      </w:r>
+      <w:r>
+        <w:rPr>
+          <w:rFonts w:ascii="Times New Roman" w:hAnsi="Times New Roman" w:eastAsia="Times New Roman" w:cs="Times New Roman"/>
+        </w:rPr>
+        <w:t xml:space="preserve"> + Ni</w:t>
+      </w:r>
+      <w:r>
+        <w:rPr>
+          <w:rFonts w:ascii="Times New Roman" w:hAnsi="Times New Roman" w:eastAsia="Times New Roman" w:cs="Times New Roman"/>
+          <w:vertAlign w:val="superscript"/>
+        </w:rPr>
+        <w:t>3+</w:t>
+      </w:r>
+      <w:r>
+        <w:rPr>
+          <w:rFonts w:ascii="Times New Roman" w:hAnsi="Times New Roman" w:eastAsia="Times New Roman" w:cs="Times New Roman"/>
+        </w:rPr>
+        <w:t xml:space="preserve"> </w:t>
+      </w:r>
+      <w:r>
+        <w:rPr>
+          <w:rFonts w:hint="eastAsia" w:ascii="Times New Roman" w:hAnsi="Times New Roman" w:eastAsia="FangSong" w:cs="Times New Roman"/>
+        </w:rPr>
+        <w:t>补偿</w:t>
+      </w:r>
+      <w:r>
+        <w:rPr>
+          <w:rFonts w:hint="eastAsia" w:ascii="Times New Roman" w:hAnsi="Times New Roman" w:eastAsia="Times New Roman" w:cs="Times New Roman"/>
+        </w:rPr>
+        <w:t>）</w:t>
       </w:r>
     </w:p>
     <w:p>
@@ -8985,68 +9212,167 @@
         <w:rPr>
           <w:rFonts w:hint="eastAsia" w:ascii="Times New Roman" w:hAnsi="Times New Roman" w:eastAsia="FangSong" w:cs="Times New Roman"/>
         </w:rPr>
-        <w:t>能带理论</w:t>
-      </w:r>
-      <w:r>
-        <w:rPr>
-          <w:rFonts w:hint="eastAsia" w:ascii="Times New Roman" w:hAnsi="Times New Roman" w:eastAsia="Times New Roman" w:cs="Times New Roman"/>
-        </w:rPr>
-        <w:t>：</w:t>
-      </w:r>
-      <w:r>
-        <w:rPr>
-          <w:rFonts w:hint="eastAsia" w:ascii="Times New Roman" w:hAnsi="Times New Roman" w:eastAsia="FangSong" w:cs="Times New Roman"/>
-        </w:rPr>
-        <w:t>掺杂产生载流子</w:t>
+        <w:t xml:space="preserve">掺</w:t>
+      </w:r>
+      <w:r>
+        <w:rPr>
+          <w:rFonts w:ascii="Times New Roman" w:hAnsi="Times New Roman" w:eastAsia="Times New Roman" w:cs="Times New Roman"/>
+        </w:rPr>
+        <w:t xml:space="preserve"> Li</w:t>
+      </w:r>
+      <w:r>
+        <w:rPr>
+          <w:rFonts w:ascii="Times New Roman" w:hAnsi="Times New Roman" w:eastAsia="Times New Roman" w:cs="Times New Roman"/>
+          <w:vertAlign w:val="subscript"/>
+        </w:rPr>
+        <w:t>2</w:t>
+      </w:r>
+      <w:r>
+        <w:rPr>
+          <w:rFonts w:ascii="Times New Roman" w:hAnsi="Times New Roman" w:eastAsia="Times New Roman" w:cs="Times New Roman"/>
+        </w:rPr>
+        <w:t xml:space="preserve">O </w:t>
+      </w:r>
+      <w:r>
+        <w:rPr>
+          <w:rFonts w:hint="eastAsia" w:ascii="Times New Roman" w:hAnsi="Times New Roman" w:eastAsia="FangSong" w:cs="Times New Roman"/>
+        </w:rPr>
+        <w:t xml:space="preserve">后空穴浓度显著增大</w:t>
+      </w:r>
+      <w:r>
+        <w:rPr>
+          <w:rFonts w:ascii="Times New Roman" w:hAnsi="Times New Roman" w:eastAsia="Times New Roman" w:cs="Times New Roman"/>
+        </w:rPr>
+        <w:t xml:space="preserve"> →</w:t>
+      </w:r>
+      <w:r>
+        <w:rPr>
+          <w:rFonts w:ascii="Times New Roman" w:hAnsi="Times New Roman" w:eastAsia="Times New Roman" w:cs="Times New Roman"/>
+        </w:rPr>
+        <w:t xml:space="preserve"> </w:t>
+      </w:r>
+      <w:r>
+        <w:rPr>
+          <w:rFonts w:ascii="Times New Roman" w:hAnsi="Times New Roman" w:eastAsia="Times New Roman" w:cs="Times New Roman"/>
+          <w:b/>
+          <w:bCs/>
+        </w:rPr>
+        <w:t xml:space="preserve">p </w:t>
+      </w:r>
+      <w:r>
+        <w:rPr>
+          <w:rFonts w:hint="eastAsia" w:ascii="Times New Roman" w:hAnsi="Times New Roman" w:eastAsia="FangSong" w:cs="Times New Roman"/>
+          <w:b/>
+          <w:bCs/>
+        </w:rPr>
+        <w:t xml:space="preserve">型电导率升高</w:t>
       </w:r>
     </w:p>
     <w:p>
       <w:pPr>
-        <w:spacing w:before="160" w:after="80"/>
-      </w:pPr>
-      <w:r>
-        <w:pict>
-          <v:rect style="width:0;height:1.5pt" o:hralign="center" o:hrstd="t" o:hr="t"/>
-        </w:pict>
+        <w:pStyle w:val="Compact"/>
+        <w:numPr>
+          <w:ilvl w:val="0"/>
+          <w:numId w:val="1013"/>
+        </w:numPr>
+      </w:pPr>
+      <w:r>
+        <w:rPr>
+          <w:rFonts w:hint="eastAsia" w:ascii="Times New Roman" w:hAnsi="Times New Roman" w:eastAsia="FangSong" w:cs="Times New Roman"/>
+        </w:rPr>
+        <w:t>这与</w:t>
+      </w:r>
+      <w:r>
+        <w:rPr>
+          <w:rFonts w:hint="eastAsia" w:ascii="Times New Roman" w:hAnsi="Times New Roman" w:eastAsia="Times New Roman" w:cs="Times New Roman"/>
+        </w:rPr>
+        <w:t>”</w:t>
+      </w:r>
+      <w:r>
+        <w:rPr>
+          <w:rFonts w:hint="eastAsia" w:ascii="Times New Roman" w:hAnsi="Times New Roman" w:eastAsia="FangSong" w:cs="Times New Roman"/>
+        </w:rPr>
+        <w:t>本征半导体靠热激发</w:t>
+      </w:r>
+      <w:r>
+        <w:rPr>
+          <w:rFonts w:hint="eastAsia" w:ascii="Times New Roman" w:hAnsi="Times New Roman" w:eastAsia="Times New Roman" w:cs="Times New Roman"/>
+        </w:rPr>
+        <w:t>、</w:t>
+      </w:r>
+      <w:r>
+        <w:rPr>
+          <w:rFonts w:hint="eastAsia" w:ascii="Times New Roman" w:hAnsi="Times New Roman" w:eastAsia="FangSong" w:cs="Times New Roman"/>
+        </w:rPr>
+        <w:t>掺杂后载流子浓度由杂质决定</w:t>
+      </w:r>
+      <w:r>
+        <w:rPr>
+          <w:rFonts w:hint="eastAsia" w:ascii="Times New Roman" w:hAnsi="Times New Roman" w:eastAsia="Times New Roman" w:cs="Times New Roman"/>
+        </w:rPr>
+        <w:t>”</w:t>
+      </w:r>
+      <w:r>
+        <w:rPr>
+          <w:rFonts w:hint="eastAsia" w:ascii="Times New Roman" w:hAnsi="Times New Roman" w:eastAsia="FangSong" w:cs="Times New Roman"/>
+        </w:rPr>
+        <w:t>是同一逻辑</w:t>
+      </w:r>
+      <w:r>
+        <w:rPr>
+          <w:rFonts w:hint="eastAsia" w:ascii="Times New Roman" w:hAnsi="Times New Roman" w:eastAsia="Times New Roman" w:cs="Times New Roman"/>
+        </w:rPr>
+        <w:t>（</w:t>
+      </w:r>
+      <w:r>
+        <w:rPr>
+          <w:rFonts w:hint="eastAsia" w:ascii="Times New Roman" w:hAnsi="Times New Roman" w:eastAsia="FangSong" w:cs="Times New Roman"/>
+        </w:rPr>
+        <w:t>参见</w:t>
+      </w:r>
+      <w:r>
+        <w:rPr>
+          <w:rFonts w:ascii="Times New Roman" w:hAnsi="Times New Roman" w:eastAsia="Times New Roman" w:cs="Times New Roman"/>
+        </w:rPr>
+        <w:t xml:space="preserve"> </w:t>
+      </w:r>
+      <w:r>
+        <w:rPr>
+          <w:rFonts w:hint="eastAsia" w:ascii="Times New Roman" w:hAnsi="Times New Roman" w:eastAsia="FangSong" w:cs="Times New Roman"/>
+        </w:rPr>
+        <w:t xml:space="preserve">能带理论</w:t>
+      </w:r>
+      <w:r>
+        <w:rPr>
+          <w:rFonts w:ascii="Times New Roman" w:hAnsi="Times New Roman" w:eastAsia="Times New Roman" w:cs="Times New Roman"/>
+        </w:rPr>
+        <w:t xml:space="preserve"> </w:t>
+      </w:r>
+      <w:r>
+        <w:rPr>
+          <w:rFonts w:hint="eastAsia" w:ascii="Times New Roman" w:hAnsi="Times New Roman" w:eastAsia="FangSong" w:cs="Times New Roman"/>
+        </w:rPr>
+        <w:t>掺杂半导体</w:t>
+      </w:r>
+      <w:r>
+        <w:rPr>
+          <w:rFonts w:hint="eastAsia" w:ascii="Times New Roman" w:hAnsi="Times New Roman" w:eastAsia="Times New Roman" w:cs="Times New Roman"/>
+        </w:rPr>
+        <w:t>）</w:t>
       </w:r>
     </w:p>
-    <w:bookmarkEnd w:id="33"/>
-    <w:bookmarkEnd w:id="34"/>
-    <w:bookmarkStart w:id="40" w:name="无机固体化学-习题10.7"/>
+    <w:bookmarkEnd w:id="37"/>
+    <w:bookmarkStart w:id="38" w:name="总结"/>
     <w:p>
       <w:pPr>
-        <w:pStyle w:val="Heading2"/>
+        <w:pStyle w:val="Heading3"/>
         <w:spacing w:before="280" w:after="120"/>
       </w:pPr>
       <w:r>
         <w:rPr>
-          <w:rFonts w:ascii="Times New Roman" w:hAnsi="Times New Roman" w:eastAsia="Times New Roman" w:cs="Times New Roman"/>
-        </w:rPr>
-        <w:t xml:space="preserve">6.6 </w:t>
-      </w:r>
-      <w:r>
-        <w:rPr>
           <w:rFonts w:hint="eastAsia" w:ascii="Times New Roman" w:hAnsi="Times New Roman" w:eastAsia="SimHei" w:cs="Times New Roman"/>
         </w:rPr>
-        <w:t>无机固体化学</w:t>
-      </w:r>
-      <w:r>
-        <w:rPr>
-          <w:rFonts w:hint="eastAsia" w:ascii="Times New Roman" w:hAnsi="Times New Roman" w:eastAsia="Times New Roman" w:cs="Times New Roman"/>
-        </w:rPr>
-        <w:t>-</w:t>
-      </w:r>
-      <w:r>
-        <w:rPr>
-          <w:rFonts w:hint="eastAsia" w:ascii="Times New Roman" w:hAnsi="Times New Roman" w:eastAsia="SimHei" w:cs="Times New Roman"/>
-        </w:rPr>
-        <w:t>习题</w:t>
-      </w:r>
-      <w:r>
-        <w:rPr>
-          <w:rFonts w:hint="eastAsia" w:ascii="Times New Roman" w:hAnsi="Times New Roman" w:eastAsia="Times New Roman" w:cs="Times New Roman"/>
-        </w:rPr>
-        <w:t>10.7</w:t>
+        <w:t xml:space="preserve">总结</w:t>
       </w:r>
     </w:p>
     <w:p>
@@ -9055,9 +9381,51 @@
       </w:pPr>
       <w:r>
         <w:rPr>
-          <w:rFonts w:hint="eastAsia" w:ascii="Times New Roman" w:hAnsi="Times New Roman" w:eastAsia="FangSong" w:cs="Times New Roman"/>
-        </w:rPr>
-        <w:t>解释</w:t>
+          <w:rFonts w:hint="eastAsia" w:ascii="Times New Roman" w:hAnsi="Times New Roman" w:eastAsia="Times New Roman" w:cs="Times New Roman"/>
+        </w:rPr>
+        <w:t>“</w:t>
+      </w:r>
+      <w:r>
+        <w:rPr>
+          <w:rFonts w:hint="eastAsia" w:ascii="Times New Roman" w:hAnsi="Times New Roman" w:eastAsia="FangSong" w:cs="Times New Roman"/>
+        </w:rPr>
+        <w:t>异价取代</w:t>
+      </w:r>
+      <w:r>
+        <w:rPr>
+          <w:rFonts w:ascii="Times New Roman" w:hAnsi="Times New Roman" w:eastAsia="Times New Roman" w:cs="Times New Roman"/>
+        </w:rPr>
+        <w:t xml:space="preserve"> + </w:t>
+      </w:r>
+      <w:r>
+        <w:rPr>
+          <w:rFonts w:hint="eastAsia" w:ascii="Times New Roman" w:hAnsi="Times New Roman" w:eastAsia="FangSong" w:cs="Times New Roman"/>
+        </w:rPr>
+        <w:t xml:space="preserve">电荷补偿</w:t>
+      </w:r>
+      <w:r>
+        <w:rPr>
+          <w:rFonts w:ascii="Times New Roman" w:hAnsi="Times New Roman" w:eastAsia="Times New Roman" w:cs="Times New Roman"/>
+        </w:rPr>
+        <w:t xml:space="preserve"> → </w:t>
+      </w:r>
+      <w:r>
+        <w:rPr>
+          <w:rFonts w:hint="eastAsia" w:ascii="Times New Roman" w:hAnsi="Times New Roman" w:eastAsia="FangSong" w:cs="Times New Roman"/>
+        </w:rPr>
+        <w:t>产生载流子</w:t>
+      </w:r>
+      <w:r>
+        <w:rPr>
+          <w:rFonts w:hint="eastAsia" w:ascii="Times New Roman" w:hAnsi="Times New Roman" w:eastAsia="Times New Roman" w:cs="Times New Roman"/>
+        </w:rPr>
+        <w:t>”</w:t>
+      </w:r>
+      <w:r>
+        <w:rPr>
+          <w:rFonts w:hint="eastAsia" w:ascii="Times New Roman" w:hAnsi="Times New Roman" w:eastAsia="FangSong" w:cs="Times New Roman"/>
+        </w:rPr>
+        <w:t>是缺陷化学调控导电性的核心范式</w:t>
       </w:r>
       <w:r>
         <w:rPr>
@@ -9067,34 +9435,83 @@
       </w:r>
       <w:r>
         <w:rPr>
+          <w:rFonts w:hint="eastAsia" w:ascii="Times New Roman" w:hAnsi="Times New Roman" w:eastAsia="FangSong" w:cs="Times New Roman"/>
+        </w:rPr>
+        <w:t>低价取代</w:t>
+      </w:r>
+      <w:r>
+        <w:rPr>
+          <w:rFonts w:hint="eastAsia" w:ascii="Times New Roman" w:hAnsi="Times New Roman" w:eastAsia="Times New Roman" w:cs="Times New Roman"/>
+        </w:rPr>
+        <w:t>（Li</w:t>
+      </w:r>
+      <w:r>
+        <w:rPr>
+          <w:rFonts w:hint="eastAsia" w:ascii="Times New Roman" w:hAnsi="Times New Roman" w:eastAsia="Times New Roman" w:cs="Times New Roman"/>
+          <w:vertAlign w:val="superscript"/>
+        </w:rPr>
+        <w:t>+</w:t>
+      </w:r>
+      <w:r>
+        <w:rPr>
+          <w:rFonts w:hint="eastAsia" w:ascii="Times New Roman" w:hAnsi="Times New Roman" w:eastAsia="Times New Roman" w:cs="Times New Roman"/>
+        </w:rPr>
+        <w:t>→Ni</w:t>
+      </w:r>
+      <w:r>
+        <w:rPr>
+          <w:rFonts w:hint="eastAsia" w:ascii="Times New Roman" w:hAnsi="Times New Roman" w:eastAsia="Times New Roman" w:cs="Times New Roman"/>
+          <w:vertAlign w:val="superscript"/>
+        </w:rPr>
+        <w:t>2+</w:t>
+      </w:r>
+      <w:r>
+        <w:rPr>
+          <w:rFonts w:hint="eastAsia" w:ascii="Times New Roman" w:hAnsi="Times New Roman" w:eastAsia="Times New Roman" w:cs="Times New Roman"/>
+        </w:rPr>
+        <w:t>）</w:t>
+      </w:r>
+      <w:r>
+        <w:rPr>
+          <w:rFonts w:hint="eastAsia" w:ascii="Times New Roman" w:hAnsi="Times New Roman" w:eastAsia="FangSong" w:cs="Times New Roman"/>
+        </w:rPr>
+        <w:t>产空穴</w:t>
+      </w:r>
+      <w:r>
+        <w:rPr>
+          <w:rFonts w:hint="eastAsia" w:ascii="Times New Roman" w:hAnsi="Times New Roman" w:eastAsia="Times New Roman" w:cs="Times New Roman"/>
+        </w:rPr>
+        <w:t>（p</w:t>
+      </w:r>
+      <w:r>
+        <w:rPr>
           <w:rFonts w:ascii="Times New Roman" w:hAnsi="Times New Roman" w:eastAsia="Times New Roman" w:cs="Times New Roman"/>
         </w:rPr>
         <w:t xml:space="preserve"> </w:t>
       </w:r>
       <w:r>
         <w:rPr>
-          <w:rFonts w:ascii="Times New Roman" w:hAnsi="Times New Roman" w:eastAsia="Times New Roman" w:cs="Times New Roman"/>
-        </w:rPr>
-        <w:t xml:space="preserve">(1) Schottky </w:t>
-      </w:r>
-      <w:r>
-        <w:rPr>
-          <w:rFonts w:hint="eastAsia" w:ascii="Times New Roman" w:hAnsi="Times New Roman" w:eastAsia="FangSong" w:cs="Times New Roman"/>
-        </w:rPr>
-        <w:t xml:space="preserve">缺陷在</w:t>
-      </w:r>
-      <w:r>
-        <w:rPr>
-          <w:rFonts w:ascii="Times New Roman" w:hAnsi="Times New Roman" w:eastAsia="Times New Roman" w:cs="Times New Roman"/>
-        </w:rPr>
-        <w:t xml:space="preserve"> CaCl</w:t>
-      </w:r>
-      <w:r>
-        <w:rPr>
-          <w:rFonts w:ascii="Times New Roman" w:hAnsi="Times New Roman" w:eastAsia="Times New Roman" w:cs="Times New Roman"/>
-          <w:vertAlign w:val="subscript"/>
-        </w:rPr>
-        <w:t>2</w:t>
+          <w:rFonts w:hint="eastAsia" w:ascii="Times New Roman" w:hAnsi="Times New Roman" w:eastAsia="FangSong" w:cs="Times New Roman"/>
+        </w:rPr>
+        <w:t>型</w:t>
+      </w:r>
+      <w:r>
+        <w:rPr>
+          <w:rFonts w:hint="eastAsia" w:ascii="Times New Roman" w:hAnsi="Times New Roman" w:eastAsia="Times New Roman" w:cs="Times New Roman"/>
+        </w:rPr>
+        <w:t>）；</w:t>
+      </w:r>
+      <w:r>
+        <w:rPr>
+          <w:rFonts w:hint="eastAsia" w:ascii="Times New Roman" w:hAnsi="Times New Roman" w:eastAsia="FangSong" w:cs="Times New Roman"/>
+        </w:rPr>
+        <w:t>高价取代则产电子</w:t>
+      </w:r>
+      <w:r>
+        <w:rPr>
+          <w:rFonts w:hint="eastAsia" w:ascii="Times New Roman" w:hAnsi="Times New Roman" w:eastAsia="Times New Roman" w:cs="Times New Roman"/>
+        </w:rPr>
+        <w:t>（n</w:t>
       </w:r>
       <w:r>
         <w:rPr>
@@ -9106,142 +9523,17 @@
         <w:rPr>
           <w:rFonts w:hint="eastAsia" w:ascii="Times New Roman" w:hAnsi="Times New Roman" w:eastAsia="FangSong" w:cs="Times New Roman"/>
         </w:rPr>
-        <w:t>中</w:t>
-      </w:r>
-      <w:r>
-        <w:rPr>
-          <w:rFonts w:hint="eastAsia" w:ascii="Times New Roman" w:hAnsi="Times New Roman" w:eastAsia="Times New Roman" w:cs="Times New Roman"/>
-        </w:rPr>
-        <w:t>；</w:t>
-      </w:r>
-      <w:r>
-        <w:rPr>
-          <w:rFonts w:ascii="Times New Roman" w:hAnsi="Times New Roman" w:eastAsia="Times New Roman" w:cs="Times New Roman"/>
-        </w:rPr>
-        <w:t xml:space="preserve"> </w:t>
-      </w:r>
-      <w:r>
-        <w:rPr>
-          <w:rFonts w:ascii="Times New Roman" w:hAnsi="Times New Roman" w:eastAsia="Times New Roman" w:cs="Times New Roman"/>
-        </w:rPr>
-        <w:t xml:space="preserve">(2) Frenkel </w:t>
-      </w:r>
-      <w:r>
-        <w:rPr>
-          <w:rFonts w:hint="eastAsia" w:ascii="Times New Roman" w:hAnsi="Times New Roman" w:eastAsia="FangSong" w:cs="Times New Roman"/>
-        </w:rPr>
-        <w:t xml:space="preserve">缺陷在</w:t>
-      </w:r>
-      <w:r>
-        <w:rPr>
-          <w:rFonts w:ascii="Times New Roman" w:hAnsi="Times New Roman" w:eastAsia="Times New Roman" w:cs="Times New Roman"/>
-        </w:rPr>
-        <w:t xml:space="preserve"> AgBr </w:t>
-      </w:r>
-      <w:r>
-        <w:rPr>
-          <w:rFonts w:hint="eastAsia" w:ascii="Times New Roman" w:hAnsi="Times New Roman" w:eastAsia="FangSong" w:cs="Times New Roman"/>
-        </w:rPr>
-        <w:t>中</w:t>
-      </w:r>
-      <w:r>
-        <w:rPr>
-          <w:rFonts w:hint="eastAsia" w:ascii="Times New Roman" w:hAnsi="Times New Roman" w:eastAsia="Times New Roman" w:cs="Times New Roman"/>
-        </w:rPr>
-        <w:t>；</w:t>
-      </w:r>
-      <w:r>
-        <w:rPr>
-          <w:rFonts w:ascii="Times New Roman" w:hAnsi="Times New Roman" w:eastAsia="Times New Roman" w:cs="Times New Roman"/>
-        </w:rPr>
-        <w:t xml:space="preserve"> </w:t>
-      </w:r>
-      <w:r>
-        <w:rPr>
-          <w:rFonts w:ascii="Times New Roman" w:hAnsi="Times New Roman" w:eastAsia="Times New Roman" w:cs="Times New Roman"/>
-        </w:rPr>
-        <w:t xml:space="preserve">(3) AgCl </w:t>
-      </w:r>
-      <w:r>
-        <w:rPr>
-          <w:rFonts w:hint="eastAsia" w:ascii="Times New Roman" w:hAnsi="Times New Roman" w:eastAsia="FangSong" w:cs="Times New Roman"/>
-        </w:rPr>
-        <w:t xml:space="preserve">中用</w:t>
-      </w:r>
-      <w:r>
-        <w:rPr>
-          <w:rFonts w:ascii="Times New Roman" w:hAnsi="Times New Roman" w:eastAsia="Times New Roman" w:cs="Times New Roman"/>
-        </w:rPr>
-        <w:t xml:space="preserve"> CdCl</w:t>
-      </w:r>
-      <w:r>
-        <w:rPr>
-          <w:rFonts w:ascii="Times New Roman" w:hAnsi="Times New Roman" w:eastAsia="Times New Roman" w:cs="Times New Roman"/>
-          <w:vertAlign w:val="subscript"/>
-        </w:rPr>
-        <w:t>2</w:t>
-      </w:r>
-      <w:r>
-        <w:rPr>
-          <w:rFonts w:ascii="Times New Roman" w:hAnsi="Times New Roman" w:eastAsia="Times New Roman" w:cs="Times New Roman"/>
-        </w:rPr>
-        <w:t xml:space="preserve"> </w:t>
-      </w:r>
-      <w:r>
-        <w:rPr>
-          <w:rFonts w:hint="eastAsia" w:ascii="Times New Roman" w:hAnsi="Times New Roman" w:eastAsia="FangSong" w:cs="Times New Roman"/>
-        </w:rPr>
-        <w:t>掺杂</w:t>
-      </w:r>
-      <w:r>
-        <w:rPr>
-          <w:rFonts w:hint="eastAsia" w:ascii="Times New Roman" w:hAnsi="Times New Roman" w:eastAsia="Times New Roman" w:cs="Times New Roman"/>
-        </w:rPr>
-        <w:t>，</w:t>
-      </w:r>
-      <w:r>
-        <w:rPr>
-          <w:rFonts w:hint="eastAsia" w:ascii="Times New Roman" w:hAnsi="Times New Roman" w:eastAsia="FangSong" w:cs="Times New Roman"/>
-        </w:rPr>
-        <w:t>引起</w:t>
-      </w:r>
-      <w:r>
-        <w:rPr>
-          <w:rFonts w:ascii="Times New Roman" w:hAnsi="Times New Roman" w:eastAsia="Times New Roman" w:cs="Times New Roman"/>
-        </w:rPr>
-        <w:t xml:space="preserve"> AgCl </w:t>
-      </w:r>
-      <w:r>
-        <w:rPr>
-          <w:rFonts w:hint="eastAsia" w:ascii="Times New Roman" w:hAnsi="Times New Roman" w:eastAsia="FangSong" w:cs="Times New Roman"/>
-        </w:rPr>
-        <w:t>晶体结构发生什么变化</w:t>
-      </w:r>
-      <w:r>
-        <w:rPr>
-          <w:rFonts w:hint="eastAsia" w:ascii="Times New Roman" w:hAnsi="Times New Roman" w:eastAsia="Times New Roman" w:cs="Times New Roman"/>
-        </w:rPr>
-        <w:t>？</w:t>
+        <w:t>型</w:t>
+      </w:r>
+      <w:r>
+        <w:rPr>
+          <w:rFonts w:hint="eastAsia" w:ascii="Times New Roman" w:hAnsi="Times New Roman" w:eastAsia="Times New Roman" w:cs="Times New Roman"/>
+        </w:rPr>
+        <w:t>）。</w:t>
       </w:r>
     </w:p>
-    <w:p>
-      <w:pPr>
-        <w:pStyle w:val="BodyText"/>
-      </w:pPr>
-      <w:r>
-        <w:rPr>
-          <w:rFonts w:ascii="Times New Roman" w:hAnsi="Times New Roman" w:eastAsia="Times New Roman" w:cs="Times New Roman"/>
-        </w:rPr>
-        <w:t xml:space="preserve">📖 </w:t>
-      </w:r>
-      <w:r>
-        <w:rPr>
-          <w:rFonts w:hint="eastAsia" w:ascii="Times New Roman" w:hAnsi="Times New Roman" w:eastAsia="FangSong" w:cs="Times New Roman"/>
-        </w:rPr>
-        <w:t xml:space="preserve">查看答案</w:t>
-      </w:r>
-    </w:p>
-    <w:bookmarkStart w:id="35" w:name="schottky-缺陷在-cacl₂-中"/>
+    <w:bookmarkEnd w:id="38"/>
+    <w:bookmarkStart w:id="39" w:name="知识点关联-2"/>
     <w:p>
       <w:pPr>
         <w:pStyle w:val="Heading3"/>
@@ -9249,40 +9541,9 @@
       </w:pPr>
       <w:r>
         <w:rPr>
-          <w:rFonts w:ascii="Times New Roman" w:hAnsi="Times New Roman" w:eastAsia="Times New Roman" w:cs="Times New Roman"/>
-        </w:rPr>
-        <w:t xml:space="preserve">(1) Schottky </w:t>
-      </w:r>
-      <w:r>
-        <w:rPr>
           <w:rFonts w:hint="eastAsia" w:ascii="Times New Roman" w:hAnsi="Times New Roman" w:eastAsia="SimHei" w:cs="Times New Roman"/>
         </w:rPr>
-        <w:t xml:space="preserve">缺陷在</w:t>
-      </w:r>
-      <w:r>
-        <w:rPr>
-          <w:rFonts w:ascii="Times New Roman" w:hAnsi="Times New Roman" w:eastAsia="Times New Roman" w:cs="Times New Roman"/>
-        </w:rPr>
-        <w:t xml:space="preserve"> CaCl</w:t>
-      </w:r>
-      <w:r>
-        <w:rPr>
-          <w:rFonts w:ascii="Times New Roman" w:hAnsi="Times New Roman" w:eastAsia="Times New Roman" w:cs="Times New Roman"/>
-          <w:vertAlign w:val="subscript"/>
-        </w:rPr>
-        <w:t>2</w:t>
-      </w:r>
-      <w:r>
-        <w:rPr>
-          <w:rFonts w:ascii="Times New Roman" w:hAnsi="Times New Roman" w:eastAsia="Times New Roman" w:cs="Times New Roman"/>
-        </w:rPr>
-        <w:t xml:space="preserve"> </w:t>
-      </w:r>
-      <w:r>
-        <w:rPr>
-          <w:rFonts w:hint="eastAsia" w:ascii="Times New Roman" w:hAnsi="Times New Roman" w:eastAsia="SimHei" w:cs="Times New Roman"/>
-        </w:rPr>
-        <w:t xml:space="preserve">中</w:t>
+        <w:t xml:space="preserve">知识点关联</w:t>
       </w:r>
     </w:p>
     <w:p>
@@ -9295,21 +9556,39 @@
       </w:pPr>
       <w:r>
         <w:rPr>
-          <w:rFonts w:ascii="Times New Roman" w:hAnsi="Times New Roman" w:eastAsia="Times New Roman" w:cs="Times New Roman"/>
-        </w:rPr>
-        <w:t xml:space="preserve">Schottky </w:t>
-      </w:r>
-      <w:r>
-        <w:rPr>
-          <w:rFonts w:hint="eastAsia" w:ascii="Times New Roman" w:hAnsi="Times New Roman" w:eastAsia="FangSong" w:cs="Times New Roman"/>
-        </w:rPr>
-        <w:t xml:space="preserve">缺陷</w:t>
-      </w:r>
-      <w:r>
-        <w:rPr>
-          <w:rFonts w:ascii="Times New Roman" w:hAnsi="Times New Roman" w:eastAsia="Times New Roman" w:cs="Times New Roman"/>
-        </w:rPr>
-        <w:t xml:space="preserve"> =</w:t>
+          <w:rFonts w:hint="eastAsia" w:ascii="Times New Roman" w:hAnsi="Times New Roman" w:eastAsia="FangSong" w:cs="Times New Roman"/>
+        </w:rPr>
+        <w:t>非整比化合物</w:t>
+      </w:r>
+      <w:r>
+        <w:rPr>
+          <w:rFonts w:hint="eastAsia" w:ascii="Times New Roman" w:hAnsi="Times New Roman" w:eastAsia="Times New Roman" w:cs="Times New Roman"/>
+        </w:rPr>
+        <w:t>：</w:t>
+      </w:r>
+      <w:r>
+        <w:rPr>
+          <w:rFonts w:hint="eastAsia" w:ascii="Times New Roman" w:hAnsi="Times New Roman" w:eastAsia="FangSong" w:cs="Times New Roman"/>
+        </w:rPr>
+        <w:t>缺陷反应</w:t>
+      </w:r>
+      <w:r>
+        <w:rPr>
+          <w:rFonts w:hint="eastAsia" w:ascii="Times New Roman" w:hAnsi="Times New Roman" w:eastAsia="Times New Roman" w:cs="Times New Roman"/>
+        </w:rPr>
+        <w:t>、</w:t>
+      </w:r>
+      <w:r>
+        <w:rPr>
+          <w:rFonts w:hint="eastAsia" w:ascii="Times New Roman" w:hAnsi="Times New Roman" w:eastAsia="FangSong" w:cs="Times New Roman"/>
+        </w:rPr>
+        <w:t>电荷补偿</w:t>
+      </w:r>
+      <w:r>
+        <w:rPr>
+          <w:rFonts w:hint="eastAsia" w:ascii="Times New Roman" w:hAnsi="Times New Roman" w:eastAsia="Times New Roman" w:cs="Times New Roman"/>
+        </w:rPr>
+        <w:t>、p</w:t>
       </w:r>
       <w:r>
         <w:rPr>
@@ -9320,22 +9599,8 @@
       <w:r>
         <w:rPr>
           <w:rFonts w:hint="eastAsia" w:ascii="Times New Roman" w:hAnsi="Times New Roman" w:eastAsia="FangSong" w:cs="Times New Roman"/>
-          <w:b/>
-          <w:bCs/>
-        </w:rPr>
-        <w:t xml:space="preserve">正负离子空位成对出现</w:t>
-      </w:r>
-      <w:r>
-        <w:rPr>
-          <w:rFonts w:hint="eastAsia" w:ascii="Times New Roman" w:hAnsi="Times New Roman" w:eastAsia="Times New Roman" w:cs="Times New Roman"/>
-        </w:rPr>
-        <w:t>，</w:t>
-      </w:r>
-      <w:r>
-        <w:rPr>
-          <w:rFonts w:hint="eastAsia" w:ascii="Times New Roman" w:hAnsi="Times New Roman" w:eastAsia="FangSong" w:cs="Times New Roman"/>
-        </w:rPr>
-        <w:t>保持晶体整体电中性与化学计量</w:t>
+        </w:rPr>
+        <w:t xml:space="preserve">型导电</w:t>
       </w:r>
     </w:p>
     <w:p>
@@ -9348,6 +9613,371 @@
       </w:pPr>
       <w:r>
         <w:rPr>
+          <w:rFonts w:hint="eastAsia" w:ascii="Times New Roman" w:hAnsi="Times New Roman" w:eastAsia="FangSong" w:cs="Times New Roman"/>
+        </w:rPr>
+        <w:t>能带理论</w:t>
+      </w:r>
+      <w:r>
+        <w:rPr>
+          <w:rFonts w:hint="eastAsia" w:ascii="Times New Roman" w:hAnsi="Times New Roman" w:eastAsia="Times New Roman" w:cs="Times New Roman"/>
+        </w:rPr>
+        <w:t>：</w:t>
+      </w:r>
+      <w:r>
+        <w:rPr>
+          <w:rFonts w:hint="eastAsia" w:ascii="Times New Roman" w:hAnsi="Times New Roman" w:eastAsia="FangSong" w:cs="Times New Roman"/>
+        </w:rPr>
+        <w:t>掺杂产生载流子</w:t>
+      </w:r>
+    </w:p>
+    <w:p>
+      <w:pPr>
+        <w:spacing w:before="160" w:after="80"/>
+      </w:pPr>
+      <w:r>
+        <w:pict>
+          <v:rect style="width:0;height:1.5pt" o:hralign="center" o:hrstd="t" o:hr="t"/>
+        </w:pict>
+      </w:r>
+    </w:p>
+    <w:bookmarkEnd w:id="39"/>
+    <w:bookmarkEnd w:id="40"/>
+    <w:bookmarkStart w:id="46" w:name="无机固体化学-习题10.7"/>
+    <w:p>
+      <w:pPr>
+        <w:pStyle w:val="Heading2"/>
+        <w:spacing w:before="280" w:after="120"/>
+      </w:pPr>
+      <w:r>
+        <w:rPr>
+          <w:rFonts w:ascii="Times New Roman" w:hAnsi="Times New Roman" w:eastAsia="Times New Roman" w:cs="Times New Roman"/>
+        </w:rPr>
+        <w:t xml:space="preserve">6.7 </w:t>
+      </w:r>
+      <w:r>
+        <w:rPr>
+          <w:rFonts w:hint="eastAsia" w:ascii="Times New Roman" w:hAnsi="Times New Roman" w:eastAsia="SimHei" w:cs="Times New Roman"/>
+        </w:rPr>
+        <w:t>无机固体化学</w:t>
+      </w:r>
+      <w:r>
+        <w:rPr>
+          <w:rFonts w:hint="eastAsia" w:ascii="Times New Roman" w:hAnsi="Times New Roman" w:eastAsia="Times New Roman" w:cs="Times New Roman"/>
+        </w:rPr>
+        <w:t>-</w:t>
+      </w:r>
+      <w:r>
+        <w:rPr>
+          <w:rFonts w:hint="eastAsia" w:ascii="Times New Roman" w:hAnsi="Times New Roman" w:eastAsia="SimHei" w:cs="Times New Roman"/>
+        </w:rPr>
+        <w:t>习题</w:t>
+      </w:r>
+      <w:r>
+        <w:rPr>
+          <w:rFonts w:hint="eastAsia" w:ascii="Times New Roman" w:hAnsi="Times New Roman" w:eastAsia="Times New Roman" w:cs="Times New Roman"/>
+        </w:rPr>
+        <w:t>10.7</w:t>
+      </w:r>
+    </w:p>
+    <w:p>
+      <w:pPr>
+        <w:pStyle w:val="FirstParagraph"/>
+      </w:pPr>
+      <w:r>
+        <w:rPr>
+          <w:rFonts w:hint="eastAsia" w:ascii="Times New Roman" w:hAnsi="Times New Roman" w:eastAsia="FangSong" w:cs="Times New Roman"/>
+        </w:rPr>
+        <w:t>解释</w:t>
+      </w:r>
+      <w:r>
+        <w:rPr>
+          <w:rFonts w:hint="eastAsia" w:ascii="Times New Roman" w:hAnsi="Times New Roman" w:eastAsia="Times New Roman" w:cs="Times New Roman"/>
+        </w:rPr>
+        <w:t>：</w:t>
+      </w:r>
+      <w:r>
+        <w:rPr>
+          <w:rFonts w:ascii="Times New Roman" w:hAnsi="Times New Roman" w:eastAsia="Times New Roman" w:cs="Times New Roman"/>
+        </w:rPr>
+        <w:t xml:space="preserve"> </w:t>
+      </w:r>
+      <w:r>
+        <w:rPr>
+          <w:rFonts w:ascii="Times New Roman" w:hAnsi="Times New Roman" w:eastAsia="Times New Roman" w:cs="Times New Roman"/>
+        </w:rPr>
+        <w:t xml:space="preserve">(1) Schottky </w:t>
+      </w:r>
+      <w:r>
+        <w:rPr>
+          <w:rFonts w:hint="eastAsia" w:ascii="Times New Roman" w:hAnsi="Times New Roman" w:eastAsia="FangSong" w:cs="Times New Roman"/>
+        </w:rPr>
+        <w:t xml:space="preserve">缺陷在</w:t>
+      </w:r>
+      <w:r>
+        <w:rPr>
+          <w:rFonts w:ascii="Times New Roman" w:hAnsi="Times New Roman" w:eastAsia="Times New Roman" w:cs="Times New Roman"/>
+        </w:rPr>
+        <w:t xml:space="preserve"> CaCl</w:t>
+      </w:r>
+      <w:r>
+        <w:rPr>
+          <w:rFonts w:ascii="Times New Roman" w:hAnsi="Times New Roman" w:eastAsia="Times New Roman" w:cs="Times New Roman"/>
+          <w:vertAlign w:val="subscript"/>
+        </w:rPr>
+        <w:t>2</w:t>
+      </w:r>
+      <w:r>
+        <w:rPr>
+          <w:rFonts w:ascii="Times New Roman" w:hAnsi="Times New Roman" w:eastAsia="Times New Roman" w:cs="Times New Roman"/>
+        </w:rPr>
+        <w:t xml:space="preserve"> </w:t>
+      </w:r>
+      <w:r>
+        <w:rPr>
+          <w:rFonts w:hint="eastAsia" w:ascii="Times New Roman" w:hAnsi="Times New Roman" w:eastAsia="FangSong" w:cs="Times New Roman"/>
+        </w:rPr>
+        <w:t>中</w:t>
+      </w:r>
+      <w:r>
+        <w:rPr>
+          <w:rFonts w:hint="eastAsia" w:ascii="Times New Roman" w:hAnsi="Times New Roman" w:eastAsia="Times New Roman" w:cs="Times New Roman"/>
+        </w:rPr>
+        <w:t>；</w:t>
+      </w:r>
+      <w:r>
+        <w:rPr>
+          <w:rFonts w:ascii="Times New Roman" w:hAnsi="Times New Roman" w:eastAsia="Times New Roman" w:cs="Times New Roman"/>
+        </w:rPr>
+        <w:t xml:space="preserve"> </w:t>
+      </w:r>
+      <w:r>
+        <w:rPr>
+          <w:rFonts w:ascii="Times New Roman" w:hAnsi="Times New Roman" w:eastAsia="Times New Roman" w:cs="Times New Roman"/>
+        </w:rPr>
+        <w:t xml:space="preserve">(2) Frenkel </w:t>
+      </w:r>
+      <w:r>
+        <w:rPr>
+          <w:rFonts w:hint="eastAsia" w:ascii="Times New Roman" w:hAnsi="Times New Roman" w:eastAsia="FangSong" w:cs="Times New Roman"/>
+        </w:rPr>
+        <w:t xml:space="preserve">缺陷在</w:t>
+      </w:r>
+      <w:r>
+        <w:rPr>
+          <w:rFonts w:ascii="Times New Roman" w:hAnsi="Times New Roman" w:eastAsia="Times New Roman" w:cs="Times New Roman"/>
+        </w:rPr>
+        <w:t xml:space="preserve"> AgBr </w:t>
+      </w:r>
+      <w:r>
+        <w:rPr>
+          <w:rFonts w:hint="eastAsia" w:ascii="Times New Roman" w:hAnsi="Times New Roman" w:eastAsia="FangSong" w:cs="Times New Roman"/>
+        </w:rPr>
+        <w:t>中</w:t>
+      </w:r>
+      <w:r>
+        <w:rPr>
+          <w:rFonts w:hint="eastAsia" w:ascii="Times New Roman" w:hAnsi="Times New Roman" w:eastAsia="Times New Roman" w:cs="Times New Roman"/>
+        </w:rPr>
+        <w:t>；</w:t>
+      </w:r>
+      <w:r>
+        <w:rPr>
+          <w:rFonts w:ascii="Times New Roman" w:hAnsi="Times New Roman" w:eastAsia="Times New Roman" w:cs="Times New Roman"/>
+        </w:rPr>
+        <w:t xml:space="preserve"> </w:t>
+      </w:r>
+      <w:r>
+        <w:rPr>
+          <w:rFonts w:ascii="Times New Roman" w:hAnsi="Times New Roman" w:eastAsia="Times New Roman" w:cs="Times New Roman"/>
+        </w:rPr>
+        <w:t xml:space="preserve">(3) AgCl </w:t>
+      </w:r>
+      <w:r>
+        <w:rPr>
+          <w:rFonts w:hint="eastAsia" w:ascii="Times New Roman" w:hAnsi="Times New Roman" w:eastAsia="FangSong" w:cs="Times New Roman"/>
+        </w:rPr>
+        <w:t xml:space="preserve">中用</w:t>
+      </w:r>
+      <w:r>
+        <w:rPr>
+          <w:rFonts w:ascii="Times New Roman" w:hAnsi="Times New Roman" w:eastAsia="Times New Roman" w:cs="Times New Roman"/>
+        </w:rPr>
+        <w:t xml:space="preserve"> CdCl</w:t>
+      </w:r>
+      <w:r>
+        <w:rPr>
+          <w:rFonts w:ascii="Times New Roman" w:hAnsi="Times New Roman" w:eastAsia="Times New Roman" w:cs="Times New Roman"/>
+          <w:vertAlign w:val="subscript"/>
+        </w:rPr>
+        <w:t>2</w:t>
+      </w:r>
+      <w:r>
+        <w:rPr>
+          <w:rFonts w:ascii="Times New Roman" w:hAnsi="Times New Roman" w:eastAsia="Times New Roman" w:cs="Times New Roman"/>
+        </w:rPr>
+        <w:t xml:space="preserve"> </w:t>
+      </w:r>
+      <w:r>
+        <w:rPr>
+          <w:rFonts w:hint="eastAsia" w:ascii="Times New Roman" w:hAnsi="Times New Roman" w:eastAsia="FangSong" w:cs="Times New Roman"/>
+        </w:rPr>
+        <w:t>掺杂</w:t>
+      </w:r>
+      <w:r>
+        <w:rPr>
+          <w:rFonts w:hint="eastAsia" w:ascii="Times New Roman" w:hAnsi="Times New Roman" w:eastAsia="Times New Roman" w:cs="Times New Roman"/>
+        </w:rPr>
+        <w:t>，</w:t>
+      </w:r>
+      <w:r>
+        <w:rPr>
+          <w:rFonts w:hint="eastAsia" w:ascii="Times New Roman" w:hAnsi="Times New Roman" w:eastAsia="FangSong" w:cs="Times New Roman"/>
+        </w:rPr>
+        <w:t>引起</w:t>
+      </w:r>
+      <w:r>
+        <w:rPr>
+          <w:rFonts w:ascii="Times New Roman" w:hAnsi="Times New Roman" w:eastAsia="Times New Roman" w:cs="Times New Roman"/>
+        </w:rPr>
+        <w:t xml:space="preserve"> AgCl </w:t>
+      </w:r>
+      <w:r>
+        <w:rPr>
+          <w:rFonts w:hint="eastAsia" w:ascii="Times New Roman" w:hAnsi="Times New Roman" w:eastAsia="FangSong" w:cs="Times New Roman"/>
+        </w:rPr>
+        <w:t>晶体结构发生什么变化</w:t>
+      </w:r>
+      <w:r>
+        <w:rPr>
+          <w:rFonts w:hint="eastAsia" w:ascii="Times New Roman" w:hAnsi="Times New Roman" w:eastAsia="Times New Roman" w:cs="Times New Roman"/>
+        </w:rPr>
+        <w:t>？</w:t>
+      </w:r>
+    </w:p>
+    <w:p>
+      <w:pPr>
+        <w:pStyle w:val="BodyText"/>
+      </w:pPr>
+      <w:r>
+        <w:rPr>
+          <w:rFonts w:ascii="Times New Roman" w:hAnsi="Times New Roman" w:eastAsia="Times New Roman" w:cs="Times New Roman"/>
+        </w:rPr>
+        <w:t xml:space="preserve">📖 </w:t>
+      </w:r>
+      <w:r>
+        <w:rPr>
+          <w:rFonts w:hint="eastAsia" w:ascii="Times New Roman" w:hAnsi="Times New Roman" w:eastAsia="FangSong" w:cs="Times New Roman"/>
+        </w:rPr>
+        <w:t xml:space="preserve">查看答案</w:t>
+      </w:r>
+    </w:p>
+    <w:bookmarkStart w:id="41" w:name="schottky-缺陷在-cacl₂-中"/>
+    <w:p>
+      <w:pPr>
+        <w:pStyle w:val="Heading3"/>
+        <w:spacing w:before="280" w:after="120"/>
+      </w:pPr>
+      <w:r>
+        <w:rPr>
+          <w:rFonts w:ascii="Times New Roman" w:hAnsi="Times New Roman" w:eastAsia="Times New Roman" w:cs="Times New Roman"/>
+        </w:rPr>
+        <w:t xml:space="preserve">(1) Schottky </w:t>
+      </w:r>
+      <w:r>
+        <w:rPr>
+          <w:rFonts w:hint="eastAsia" w:ascii="Times New Roman" w:hAnsi="Times New Roman" w:eastAsia="SimHei" w:cs="Times New Roman"/>
+        </w:rPr>
+        <w:t xml:space="preserve">缺陷在</w:t>
+      </w:r>
+      <w:r>
+        <w:rPr>
+          <w:rFonts w:ascii="Times New Roman" w:hAnsi="Times New Roman" w:eastAsia="Times New Roman" w:cs="Times New Roman"/>
+        </w:rPr>
+        <w:t xml:space="preserve"> CaCl</w:t>
+      </w:r>
+      <w:r>
+        <w:rPr>
+          <w:rFonts w:ascii="Times New Roman" w:hAnsi="Times New Roman" w:eastAsia="Times New Roman" w:cs="Times New Roman"/>
+          <w:vertAlign w:val="subscript"/>
+        </w:rPr>
+        <w:t>2</w:t>
+      </w:r>
+      <w:r>
+        <w:rPr>
+          <w:rFonts w:ascii="Times New Roman" w:hAnsi="Times New Roman" w:eastAsia="Times New Roman" w:cs="Times New Roman"/>
+        </w:rPr>
+        <w:t xml:space="preserve"> </w:t>
+      </w:r>
+      <w:r>
+        <w:rPr>
+          <w:rFonts w:hint="eastAsia" w:ascii="Times New Roman" w:hAnsi="Times New Roman" w:eastAsia="SimHei" w:cs="Times New Roman"/>
+        </w:rPr>
+        <w:t xml:space="preserve">中</w:t>
+      </w:r>
+    </w:p>
+    <w:p>
+      <w:pPr>
+        <w:pStyle w:val="Compact"/>
+        <w:numPr>
+          <w:ilvl w:val="0"/>
+          <w:numId w:val="1015"/>
+        </w:numPr>
+      </w:pPr>
+      <w:r>
+        <w:rPr>
+          <w:rFonts w:ascii="Times New Roman" w:hAnsi="Times New Roman" w:eastAsia="Times New Roman" w:cs="Times New Roman"/>
+        </w:rPr>
+        <w:t xml:space="preserve">Schottky </w:t>
+      </w:r>
+      <w:r>
+        <w:rPr>
+          <w:rFonts w:hint="eastAsia" w:ascii="Times New Roman" w:hAnsi="Times New Roman" w:eastAsia="FangSong" w:cs="Times New Roman"/>
+        </w:rPr>
+        <w:t xml:space="preserve">缺陷</w:t>
+      </w:r>
+      <w:r>
+        <w:rPr>
+          <w:rFonts w:ascii="Times New Roman" w:hAnsi="Times New Roman" w:eastAsia="Times New Roman" w:cs="Times New Roman"/>
+        </w:rPr>
+        <w:t xml:space="preserve"> =</w:t>
+      </w:r>
+      <w:r>
+        <w:rPr>
+          <w:rFonts w:ascii="Times New Roman" w:hAnsi="Times New Roman" w:eastAsia="Times New Roman" w:cs="Times New Roman"/>
+        </w:rPr>
+        <w:t xml:space="preserve"> </w:t>
+      </w:r>
+      <w:r>
+        <w:rPr>
+          <w:rFonts w:hint="eastAsia" w:ascii="Times New Roman" w:hAnsi="Times New Roman" w:eastAsia="FangSong" w:cs="Times New Roman"/>
+          <w:b/>
+          <w:bCs/>
+        </w:rPr>
+        <w:t xml:space="preserve">正负离子空位成对出现</w:t>
+      </w:r>
+      <w:r>
+        <w:rPr>
+          <w:rFonts w:hint="eastAsia" w:ascii="Times New Roman" w:hAnsi="Times New Roman" w:eastAsia="Times New Roman" w:cs="Times New Roman"/>
+        </w:rPr>
+        <w:t>，</w:t>
+      </w:r>
+      <w:r>
+        <w:rPr>
+          <w:rFonts w:hint="eastAsia" w:ascii="Times New Roman" w:hAnsi="Times New Roman" w:eastAsia="FangSong" w:cs="Times New Roman"/>
+        </w:rPr>
+        <w:t>保持晶体整体电中性与化学计量</w:t>
+      </w:r>
+    </w:p>
+    <w:p>
+      <w:pPr>
+        <w:pStyle w:val="Compact"/>
+        <w:numPr>
+          <w:ilvl w:val="0"/>
+          <w:numId w:val="1015"/>
+        </w:numPr>
+      </w:pPr>
+      <w:r>
+        <w:rPr>
           <w:rFonts w:ascii="Times New Roman" w:hAnsi="Times New Roman" w:eastAsia="Times New Roman" w:cs="Times New Roman"/>
         </w:rPr>
         <w:t>CaCl</w:t>
@@ -9617,7 +10247,7 @@
         <w:pStyle w:val="Compact"/>
         <w:numPr>
           <w:ilvl w:val="0"/>
-          <w:numId w:val="1014"/>
+          <w:numId w:val="1015"/>
         </w:numPr>
       </w:pPr>
       <w:r>
@@ -9687,8 +10317,8 @@
         <w:t>实测密度降低</w:t>
       </w:r>
     </w:p>
-    <w:bookmarkEnd w:id="35"/>
-    <w:bookmarkStart w:id="36" w:name="frenkel-缺陷在-agbr-中"/>
+    <w:bookmarkEnd w:id="41"/>
+    <w:bookmarkStart w:id="42" w:name="frenkel-缺陷在-agbr-中"/>
     <w:p>
       <w:pPr>
         <w:pStyle w:val="Heading3"/>
@@ -9724,7 +10354,7 @@
         <w:pStyle w:val="Compact"/>
         <w:numPr>
           <w:ilvl w:val="0"/>
-          <w:numId w:val="1015"/>
+          <w:numId w:val="1016"/>
         </w:numPr>
       </w:pPr>
       <w:r>
@@ -9890,7 +10520,7 @@
         <w:pStyle w:val="Compact"/>
         <w:numPr>
           <w:ilvl w:val="0"/>
-          <w:numId w:val="1015"/>
+          <w:numId w:val="1016"/>
         </w:numPr>
       </w:pPr>
       <w:r>
@@ -10014,146 +10644,6 @@
           <w:rFonts w:hint="eastAsia" w:ascii="Times New Roman" w:hAnsi="Times New Roman" w:eastAsia="FangSong" w:cs="Times New Roman"/>
         </w:rPr>
         <w:t>难形成阴离子空位</w:t>
-      </w:r>
-    </w:p>
-    <w:p>
-      <w:pPr>
-        <w:pStyle w:val="Compact"/>
-        <w:numPr>
-          <w:ilvl w:val="0"/>
-          <w:numId w:val="1015"/>
-        </w:numPr>
-      </w:pPr>
-      <w:r>
-        <w:rPr>
-          <w:rFonts w:hint="eastAsia" w:ascii="Times New Roman" w:hAnsi="Times New Roman" w:eastAsia="FangSong" w:cs="Times New Roman"/>
-        </w:rPr>
-        <w:t>特点</w:t>
-      </w:r>
-      <w:r>
-        <w:rPr>
-          <w:rFonts w:hint="eastAsia" w:ascii="Times New Roman" w:hAnsi="Times New Roman" w:eastAsia="Times New Roman" w:cs="Times New Roman"/>
-        </w:rPr>
-        <w:t>：</w:t>
-      </w:r>
-      <w:r>
-        <w:rPr>
-          <w:rFonts w:hint="eastAsia" w:ascii="Times New Roman" w:hAnsi="Times New Roman" w:eastAsia="FangSong" w:cs="Times New Roman"/>
-          <w:b/>
-          <w:bCs/>
-        </w:rPr>
-        <w:t xml:space="preserve">不改变组成与密度</w:t>
-      </w:r>
-      <w:r>
-        <w:rPr>
-          <w:rFonts w:hint="eastAsia" w:ascii="Times New Roman" w:hAnsi="Times New Roman" w:eastAsia="Times New Roman" w:cs="Times New Roman"/>
-        </w:rPr>
-        <w:t>（</w:t>
-      </w:r>
-      <w:r>
-        <w:rPr>
-          <w:rFonts w:hint="eastAsia" w:ascii="Times New Roman" w:hAnsi="Times New Roman" w:eastAsia="FangSong" w:cs="Times New Roman"/>
-        </w:rPr>
-        <w:t>原子未丢失</w:t>
-      </w:r>
-      <w:r>
-        <w:rPr>
-          <w:rFonts w:hint="eastAsia" w:ascii="Times New Roman" w:hAnsi="Times New Roman" w:eastAsia="Times New Roman" w:cs="Times New Roman"/>
-        </w:rPr>
-        <w:t>，</w:t>
-      </w:r>
-      <w:r>
-        <w:rPr>
-          <w:rFonts w:hint="eastAsia" w:ascii="Times New Roman" w:hAnsi="Times New Roman" w:eastAsia="FangSong" w:cs="Times New Roman"/>
-        </w:rPr>
-        <w:t>只移位</w:t>
-      </w:r>
-      <w:r>
-        <w:rPr>
-          <w:rFonts w:hint="eastAsia" w:ascii="Times New Roman" w:hAnsi="Times New Roman" w:eastAsia="Times New Roman" w:cs="Times New Roman"/>
-        </w:rPr>
-        <w:t>），</w:t>
-      </w:r>
-      <w:r>
-        <w:rPr>
-          <w:rFonts w:hint="eastAsia" w:ascii="Times New Roman" w:hAnsi="Times New Roman" w:eastAsia="FangSong" w:cs="Times New Roman"/>
-        </w:rPr>
-        <w:t>需谱学</w:t>
-      </w:r>
-      <w:r>
-        <w:rPr>
-          <w:rFonts w:hint="eastAsia" w:ascii="Times New Roman" w:hAnsi="Times New Roman" w:eastAsia="Times New Roman" w:cs="Times New Roman"/>
-        </w:rPr>
-        <w:t>/</w:t>
-      </w:r>
-      <w:r>
-        <w:rPr>
-          <w:rFonts w:hint="eastAsia" w:ascii="Times New Roman" w:hAnsi="Times New Roman" w:eastAsia="FangSong" w:cs="Times New Roman"/>
-        </w:rPr>
-        <w:t>电学</w:t>
-      </w:r>
-      <w:r>
-        <w:rPr>
-          <w:rFonts w:hint="eastAsia" w:ascii="Times New Roman" w:hAnsi="Times New Roman" w:eastAsia="Times New Roman" w:cs="Times New Roman"/>
-        </w:rPr>
-        <w:t>/XRD</w:t>
-      </w:r>
-      <w:r>
-        <w:rPr>
-          <w:rFonts w:ascii="Times New Roman" w:hAnsi="Times New Roman" w:eastAsia="Times New Roman" w:cs="Times New Roman"/>
-        </w:rPr>
-        <w:t xml:space="preserve"> </w:t>
-      </w:r>
-      <w:r>
-        <w:rPr>
-          <w:rFonts w:hint="eastAsia" w:ascii="Times New Roman" w:hAnsi="Times New Roman" w:eastAsia="FangSong" w:cs="Times New Roman"/>
-        </w:rPr>
-        <w:t xml:space="preserve">检测</w:t>
-      </w:r>
-    </w:p>
-    <w:bookmarkEnd w:id="36"/>
-    <w:bookmarkStart w:id="37" w:name="agcl-掺-cdcl₂-的结构变化"/>
-    <w:p>
-      <w:pPr>
-        <w:pStyle w:val="Heading3"/>
-        <w:spacing w:before="280" w:after="120"/>
-      </w:pPr>
-      <w:r>
-        <w:rPr>
-          <w:rFonts w:ascii="Times New Roman" w:hAnsi="Times New Roman" w:eastAsia="Times New Roman" w:cs="Times New Roman"/>
-        </w:rPr>
-        <w:t xml:space="preserve">(3) AgCl </w:t>
-      </w:r>
-      <w:r>
-        <w:rPr>
-          <w:rFonts w:hint="eastAsia" w:ascii="Times New Roman" w:hAnsi="Times New Roman" w:eastAsia="SimHei" w:cs="Times New Roman"/>
-        </w:rPr>
-        <w:t xml:space="preserve">掺</w:t>
-      </w:r>
-      <w:r>
-        <w:rPr>
-          <w:rFonts w:ascii="Times New Roman" w:hAnsi="Times New Roman" w:eastAsia="Times New Roman" w:cs="Times New Roman"/>
-        </w:rPr>
-        <w:t xml:space="preserve"> CdCl</w:t>
-      </w:r>
-      <w:r>
-        <w:rPr>
-          <w:rFonts w:ascii="Times New Roman" w:hAnsi="Times New Roman" w:eastAsia="Times New Roman" w:cs="Times New Roman"/>
-          <w:vertAlign w:val="subscript"/>
-        </w:rPr>
-        <w:t>2</w:t>
-      </w:r>
-      <w:r>
-        <w:rPr>
-          <w:rFonts w:ascii="Times New Roman" w:hAnsi="Times New Roman" w:eastAsia="Times New Roman" w:cs="Times New Roman"/>
-        </w:rPr>
-        <w:t xml:space="preserve"> </w:t>
-      </w:r>
-      <w:r>
-        <w:rPr>
-          <w:rFonts w:hint="eastAsia" w:ascii="Times New Roman" w:hAnsi="Times New Roman" w:eastAsia="SimHei" w:cs="Times New Roman"/>
-        </w:rPr>
-        <w:t xml:space="preserve">的结构变化</w:t>
       </w:r>
     </w:p>
     <w:p>
@@ -10166,6 +10656,146 @@
       </w:pPr>
       <w:r>
         <w:rPr>
+          <w:rFonts w:hint="eastAsia" w:ascii="Times New Roman" w:hAnsi="Times New Roman" w:eastAsia="FangSong" w:cs="Times New Roman"/>
+        </w:rPr>
+        <w:t>特点</w:t>
+      </w:r>
+      <w:r>
+        <w:rPr>
+          <w:rFonts w:hint="eastAsia" w:ascii="Times New Roman" w:hAnsi="Times New Roman" w:eastAsia="Times New Roman" w:cs="Times New Roman"/>
+        </w:rPr>
+        <w:t>：</w:t>
+      </w:r>
+      <w:r>
+        <w:rPr>
+          <w:rFonts w:hint="eastAsia" w:ascii="Times New Roman" w:hAnsi="Times New Roman" w:eastAsia="FangSong" w:cs="Times New Roman"/>
+          <w:b/>
+          <w:bCs/>
+        </w:rPr>
+        <w:t xml:space="preserve">不改变组成与密度</w:t>
+      </w:r>
+      <w:r>
+        <w:rPr>
+          <w:rFonts w:hint="eastAsia" w:ascii="Times New Roman" w:hAnsi="Times New Roman" w:eastAsia="Times New Roman" w:cs="Times New Roman"/>
+        </w:rPr>
+        <w:t>（</w:t>
+      </w:r>
+      <w:r>
+        <w:rPr>
+          <w:rFonts w:hint="eastAsia" w:ascii="Times New Roman" w:hAnsi="Times New Roman" w:eastAsia="FangSong" w:cs="Times New Roman"/>
+        </w:rPr>
+        <w:t>原子未丢失</w:t>
+      </w:r>
+      <w:r>
+        <w:rPr>
+          <w:rFonts w:hint="eastAsia" w:ascii="Times New Roman" w:hAnsi="Times New Roman" w:eastAsia="Times New Roman" w:cs="Times New Roman"/>
+        </w:rPr>
+        <w:t>，</w:t>
+      </w:r>
+      <w:r>
+        <w:rPr>
+          <w:rFonts w:hint="eastAsia" w:ascii="Times New Roman" w:hAnsi="Times New Roman" w:eastAsia="FangSong" w:cs="Times New Roman"/>
+        </w:rPr>
+        <w:t>只移位</w:t>
+      </w:r>
+      <w:r>
+        <w:rPr>
+          <w:rFonts w:hint="eastAsia" w:ascii="Times New Roman" w:hAnsi="Times New Roman" w:eastAsia="Times New Roman" w:cs="Times New Roman"/>
+        </w:rPr>
+        <w:t>），</w:t>
+      </w:r>
+      <w:r>
+        <w:rPr>
+          <w:rFonts w:hint="eastAsia" w:ascii="Times New Roman" w:hAnsi="Times New Roman" w:eastAsia="FangSong" w:cs="Times New Roman"/>
+        </w:rPr>
+        <w:t>需谱学</w:t>
+      </w:r>
+      <w:r>
+        <w:rPr>
+          <w:rFonts w:hint="eastAsia" w:ascii="Times New Roman" w:hAnsi="Times New Roman" w:eastAsia="Times New Roman" w:cs="Times New Roman"/>
+        </w:rPr>
+        <w:t>/</w:t>
+      </w:r>
+      <w:r>
+        <w:rPr>
+          <w:rFonts w:hint="eastAsia" w:ascii="Times New Roman" w:hAnsi="Times New Roman" w:eastAsia="FangSong" w:cs="Times New Roman"/>
+        </w:rPr>
+        <w:t>电学</w:t>
+      </w:r>
+      <w:r>
+        <w:rPr>
+          <w:rFonts w:hint="eastAsia" w:ascii="Times New Roman" w:hAnsi="Times New Roman" w:eastAsia="Times New Roman" w:cs="Times New Roman"/>
+        </w:rPr>
+        <w:t>/XRD</w:t>
+      </w:r>
+      <w:r>
+        <w:rPr>
+          <w:rFonts w:ascii="Times New Roman" w:hAnsi="Times New Roman" w:eastAsia="Times New Roman" w:cs="Times New Roman"/>
+        </w:rPr>
+        <w:t xml:space="preserve"> </w:t>
+      </w:r>
+      <w:r>
+        <w:rPr>
+          <w:rFonts w:hint="eastAsia" w:ascii="Times New Roman" w:hAnsi="Times New Roman" w:eastAsia="FangSong" w:cs="Times New Roman"/>
+        </w:rPr>
+        <w:t xml:space="preserve">检测</w:t>
+      </w:r>
+    </w:p>
+    <w:bookmarkEnd w:id="42"/>
+    <w:bookmarkStart w:id="43" w:name="agcl-掺-cdcl₂-的结构变化"/>
+    <w:p>
+      <w:pPr>
+        <w:pStyle w:val="Heading3"/>
+        <w:spacing w:before="280" w:after="120"/>
+      </w:pPr>
+      <w:r>
+        <w:rPr>
+          <w:rFonts w:ascii="Times New Roman" w:hAnsi="Times New Roman" w:eastAsia="Times New Roman" w:cs="Times New Roman"/>
+        </w:rPr>
+        <w:t xml:space="preserve">(3) AgCl </w:t>
+      </w:r>
+      <w:r>
+        <w:rPr>
+          <w:rFonts w:hint="eastAsia" w:ascii="Times New Roman" w:hAnsi="Times New Roman" w:eastAsia="SimHei" w:cs="Times New Roman"/>
+        </w:rPr>
+        <w:t xml:space="preserve">掺</w:t>
+      </w:r>
+      <w:r>
+        <w:rPr>
+          <w:rFonts w:ascii="Times New Roman" w:hAnsi="Times New Roman" w:eastAsia="Times New Roman" w:cs="Times New Roman"/>
+        </w:rPr>
+        <w:t xml:space="preserve"> CdCl</w:t>
+      </w:r>
+      <w:r>
+        <w:rPr>
+          <w:rFonts w:ascii="Times New Roman" w:hAnsi="Times New Roman" w:eastAsia="Times New Roman" w:cs="Times New Roman"/>
+          <w:vertAlign w:val="subscript"/>
+        </w:rPr>
+        <w:t>2</w:t>
+      </w:r>
+      <w:r>
+        <w:rPr>
+          <w:rFonts w:ascii="Times New Roman" w:hAnsi="Times New Roman" w:eastAsia="Times New Roman" w:cs="Times New Roman"/>
+        </w:rPr>
+        <w:t xml:space="preserve"> </w:t>
+      </w:r>
+      <w:r>
+        <w:rPr>
+          <w:rFonts w:hint="eastAsia" w:ascii="Times New Roman" w:hAnsi="Times New Roman" w:eastAsia="SimHei" w:cs="Times New Roman"/>
+        </w:rPr>
+        <w:t xml:space="preserve">的结构变化</w:t>
+      </w:r>
+    </w:p>
+    <w:p>
+      <w:pPr>
+        <w:pStyle w:val="Compact"/>
+        <w:numPr>
+          <w:ilvl w:val="0"/>
+          <w:numId w:val="1017"/>
+        </w:numPr>
+      </w:pPr>
+      <w:r>
+        <w:rPr>
           <w:rFonts w:ascii="Times New Roman" w:hAnsi="Times New Roman" w:eastAsia="Times New Roman" w:cs="Times New Roman"/>
         </w:rPr>
         <w:t>Cd</w:t>
@@ -10296,7 +10926,7 @@
         <w:pStyle w:val="Compact"/>
         <w:numPr>
           <w:ilvl w:val="0"/>
-          <w:numId w:val="1016"/>
+          <w:numId w:val="1017"/>
         </w:numPr>
       </w:pPr>
       <w:r>
@@ -10592,7 +11222,7 @@
         <w:pStyle w:val="Compact"/>
         <w:numPr>
           <w:ilvl w:val="0"/>
-          <w:numId w:val="1016"/>
+          <w:numId w:val="1017"/>
         </w:numPr>
       </w:pPr>
       <w:r>
@@ -10764,7 +11394,7 @@
         <w:pStyle w:val="Compact"/>
         <w:numPr>
           <w:ilvl w:val="0"/>
-          <w:numId w:val="1016"/>
+          <w:numId w:val="1017"/>
         </w:numPr>
       </w:pPr>
       <w:r>
@@ -10842,8 +11472,8 @@
         <w:t xml:space="preserve">本征缺陷来源不同</w:t>
       </w:r>
     </w:p>
-    <w:bookmarkEnd w:id="37"/>
-    <w:bookmarkStart w:id="38" w:name="拓展对比"/>
+    <w:bookmarkEnd w:id="43"/>
+    <w:bookmarkStart w:id="44" w:name="拓展对比"/>
     <w:p>
       <w:pPr>
         <w:pStyle w:val="Heading3"/>
@@ -11150,8 +11780,8 @@
         </w:tc>
       </w:tr>
     </w:tbl>
-    <w:bookmarkEnd w:id="38"/>
-    <w:bookmarkStart w:id="39" w:name="知识点关联-3"/>
+    <w:bookmarkEnd w:id="44"/>
+    <w:bookmarkStart w:id="45" w:name="知识点关联-3"/>
     <w:p>
       <w:pPr>
         <w:pStyle w:val="Heading3"/>
@@ -11169,7 +11799,7 @@
         <w:pStyle w:val="Compact"/>
         <w:numPr>
           <w:ilvl w:val="0"/>
-          <w:numId w:val="1017"/>
+          <w:numId w:val="1018"/>
         </w:numPr>
       </w:pPr>
       <w:r>
@@ -11232,7 +11862,7 @@
         <w:pStyle w:val="Compact"/>
         <w:numPr>
           <w:ilvl w:val="0"/>
-          <w:numId w:val="1017"/>
+          <w:numId w:val="1018"/>
         </w:numPr>
       </w:pPr>
       <w:r>
@@ -11294,9 +11924,9 @@
         </w:pict>
       </w:r>
     </w:p>
-    <w:bookmarkEnd w:id="39"/>
-    <w:bookmarkEnd w:id="40"/>
-    <w:bookmarkStart w:id="47" w:name="化学能力测试-ch3b-3-licoo2电极材料"/>
+    <w:bookmarkEnd w:id="45"/>
+    <w:bookmarkEnd w:id="46"/>
+    <w:bookmarkStart w:id="53" w:name="ch3b-3-licoo2电极材料"/>
     <w:p>
       <w:pPr>
         <w:pStyle w:val="Heading2"/>
@@ -11306,19 +11936,13 @@
         <w:rPr>
           <w:rFonts w:ascii="Times New Roman" w:hAnsi="Times New Roman" w:eastAsia="Times New Roman" w:cs="Times New Roman"/>
         </w:rPr>
-        <w:t xml:space="preserve">6.7 </w:t>
-      </w:r>
-      <w:r>
-        <w:rPr>
-          <w:rFonts w:hint="eastAsia" w:ascii="Times New Roman" w:hAnsi="Times New Roman" w:eastAsia="SimHei" w:cs="Times New Roman"/>
-        </w:rPr>
-        <w:t>化学能力测试</w:t>
-      </w:r>
-      <w:r>
-        <w:rPr>
-          <w:rFonts w:hint="eastAsia" w:ascii="Times New Roman" w:hAnsi="Times New Roman" w:eastAsia="Times New Roman" w:cs="Times New Roman"/>
-        </w:rPr>
-        <w:t>-Ch3B-3-LiCoO2</w:t>
+        <w:t xml:space="preserve">6.8 </w:t>
+      </w:r>
+      <w:r>
+        <w:rPr>
+          <w:rFonts w:hint="eastAsia" w:ascii="Times New Roman" w:hAnsi="Times New Roman" w:eastAsia="Times New Roman" w:cs="Times New Roman"/>
+        </w:rPr>
+        <w:t>Ch3B-3-LiCoO2</w:t>
       </w:r>
       <w:r>
         <w:rPr>
@@ -11370,18 +11994,18 @@
           <wp:inline>
             <wp:extent cx="2095500" cy="5930900"/>
             <wp:effectExtent b="0" l="0" r="0" t="0"/>
-            <wp:docPr descr="" title="" id="42" name="Picture"/>
+            <wp:docPr descr="" title="" id="48" name="Picture"/>
             <a:graphic>
               <a:graphicData uri="http://schemas.openxmlformats.org/drawingml/2006/picture">
                 <pic:pic>
                   <pic:nvPicPr>
-                    <pic:cNvPr descr="bfd06cb6af8ec92631039aa6884e22d2438340c14a36619ae840fffb8d5d7b0d.jpg" id="43" name="Picture"/>
+                    <pic:cNvPr descr="bfd06cb6af8ec92631039aa6884e22d2438340c14a36619ae840fffb8d5d7b0d.jpg" id="49" name="Picture"/>
                     <pic:cNvPicPr>
                       <a:picLocks noChangeArrowheads="1" noChangeAspect="1"/>
                     </pic:cNvPicPr>
                   </pic:nvPicPr>
                   <pic:blipFill>
-                    <a:blip r:embed="rId41"/>
+                    <a:blip r:embed="rId47"/>
                     <a:stretch>
                       <a:fillRect/>
                     </a:stretch>
@@ -11919,18 +12543,18 @@
           <wp:inline>
             <wp:extent cx="2520000" cy="3653592"/>
             <wp:effectExtent b="0" l="0" r="0" t="0"/>
-            <wp:docPr descr="" title="" id="45" name="Picture"/>
+            <wp:docPr descr="" title="" id="51" name="Picture"/>
             <a:graphic>
               <a:graphicData uri="http://schemas.openxmlformats.org/drawingml/2006/picture">
                 <pic:pic>
                   <pic:nvPicPr>
-                    <pic:cNvPr descr="42d34317d318a0132a21da52cf701fa06540e97170ce00b877824b7b10aca185.jpg" id="46" name="Picture"/>
+                    <pic:cNvPr descr="42d34317d318a0132a21da52cf701fa06540e97170ce00b877824b7b10aca185.jpg" id="52" name="Picture"/>
                     <pic:cNvPicPr>
                       <a:picLocks noChangeArrowheads="1" noChangeAspect="1"/>
                     </pic:cNvPicPr>
                   </pic:nvPicPr>
                   <pic:blipFill>
-                    <a:blip r:embed="rId44"/>
+                    <a:blip r:embed="rId50"/>
                     <a:stretch>
                       <a:fillRect/>
                     </a:stretch>
@@ -13456,8 +14080,8 @@
         </w:pict>
       </w:r>
     </w:p>
-    <w:bookmarkEnd w:id="47"/>
-    <w:bookmarkStart w:id="48" w:name="超分子-习题10.1"/>
+    <w:bookmarkEnd w:id="53"/>
+    <w:bookmarkStart w:id="54" w:name="超分子-习题10.1"/>
     <w:p>
       <w:pPr>
         <w:pStyle w:val="Heading2"/>
@@ -13467,7 +14091,7 @@
         <w:rPr>
           <w:rFonts w:ascii="Times New Roman" w:hAnsi="Times New Roman" w:eastAsia="Times New Roman" w:cs="Times New Roman"/>
         </w:rPr>
-        <w:t xml:space="preserve">6.8 </w:t>
+        <w:t xml:space="preserve">6.9 </w:t>
       </w:r>
       <w:r>
         <w:rPr>
@@ -14490,8 +15114,8 @@
         </w:pict>
       </w:r>
     </w:p>
-    <w:bookmarkEnd w:id="48"/>
-    <w:bookmarkStart w:id="49" w:name="超分子-习题10.2"/>
+    <w:bookmarkEnd w:id="54"/>
+    <w:bookmarkStart w:id="55" w:name="超分子-习题10.2"/>
     <w:p>
       <w:pPr>
         <w:pStyle w:val="Heading2"/>
@@ -14501,7 +15125,7 @@
         <w:rPr>
           <w:rFonts w:ascii="Times New Roman" w:hAnsi="Times New Roman" w:eastAsia="Times New Roman" w:cs="Times New Roman"/>
         </w:rPr>
-        <w:t xml:space="preserve">6.9 </w:t>
+        <w:t xml:space="preserve">6.10 </w:t>
       </w:r>
       <w:r>
         <w:rPr>
@@ -16172,8 +16796,8 @@
         </w:pict>
       </w:r>
     </w:p>
-    <w:bookmarkEnd w:id="49"/>
-    <w:bookmarkStart w:id="50" w:name="超分子-习题10.3"/>
+    <w:bookmarkEnd w:id="55"/>
+    <w:bookmarkStart w:id="56" w:name="超分子-习题10.3"/>
     <w:p>
       <w:pPr>
         <w:pStyle w:val="Heading2"/>
@@ -16183,7 +16807,7 @@
         <w:rPr>
           <w:rFonts w:ascii="Times New Roman" w:hAnsi="Times New Roman" w:eastAsia="Times New Roman" w:cs="Times New Roman"/>
         </w:rPr>
-        <w:t xml:space="preserve">6.10 </w:t>
+        <w:t xml:space="preserve">6.11 </w:t>
       </w:r>
       <w:r>
         <w:rPr>
@@ -16427,7 +17051,7 @@
       <w:pPr>
         <w:numPr>
           <w:ilvl w:val="0"/>
-          <w:numId w:val="1018"/>
+          <w:numId w:val="1019"/>
         </w:numPr>
       </w:pPr>
       <w:r>
@@ -16490,7 +17114,7 @@
       <w:pPr>
         <w:numPr>
           <w:ilvl w:val="0"/>
-          <w:numId w:val="1018"/>
+          <w:numId w:val="1019"/>
         </w:numPr>
       </w:pPr>
       <m:oMath>
@@ -16770,7 +17394,7 @@
       <w:pPr>
         <w:numPr>
           <w:ilvl w:val="0"/>
-          <w:numId w:val="1018"/>
+          <w:numId w:val="1019"/>
         </w:numPr>
       </w:pPr>
       <m:oMath>
@@ -17005,7 +17629,7 @@
       <w:pPr>
         <w:numPr>
           <w:ilvl w:val="0"/>
-          <w:numId w:val="1018"/>
+          <w:numId w:val="1019"/>
         </w:numPr>
       </w:pPr>
       <m:oMath>
@@ -17281,7 +17905,7 @@
       <w:pPr>
         <w:numPr>
           <w:ilvl w:val="0"/>
-          <w:numId w:val="1018"/>
+          <w:numId w:val="1019"/>
         </w:numPr>
       </w:pPr>
       <m:oMath>
@@ -18831,8 +19455,8 @@
         </w:pict>
       </w:r>
     </w:p>
-    <w:bookmarkEnd w:id="50"/>
-    <w:bookmarkStart w:id="51" w:name="超分子-习题10.4"/>
+    <w:bookmarkEnd w:id="56"/>
+    <w:bookmarkStart w:id="57" w:name="超分子-习题10.4"/>
     <w:p>
       <w:pPr>
         <w:pStyle w:val="Heading2"/>
@@ -18842,7 +19466,7 @@
         <w:rPr>
           <w:rFonts w:ascii="Times New Roman" w:hAnsi="Times New Roman" w:eastAsia="Times New Roman" w:cs="Times New Roman"/>
         </w:rPr>
-        <w:t xml:space="preserve">6.11 </w:t>
+        <w:t xml:space="preserve">6.12 </w:t>
       </w:r>
       <w:r>
         <w:rPr>
@@ -19819,8 +20443,8 @@
         </w:pict>
       </w:r>
     </w:p>
-    <w:bookmarkEnd w:id="51"/>
-    <w:bookmarkStart w:id="52" w:name="超分子-习题10.5"/>
+    <w:bookmarkEnd w:id="57"/>
+    <w:bookmarkStart w:id="58" w:name="超分子-习题10.5"/>
     <w:p>
       <w:pPr>
         <w:pStyle w:val="Heading2"/>
@@ -19830,7 +20454,7 @@
         <w:rPr>
           <w:rFonts w:ascii="Times New Roman" w:hAnsi="Times New Roman" w:eastAsia="Times New Roman" w:cs="Times New Roman"/>
         </w:rPr>
-        <w:t xml:space="preserve">6.12 </w:t>
+        <w:t xml:space="preserve">6.13 </w:t>
       </w:r>
       <w:r>
         <w:rPr>
@@ -20495,8 +21119,8 @@
         </w:pict>
       </w:r>
     </w:p>
-    <w:bookmarkEnd w:id="52"/>
-    <w:bookmarkStart w:id="53" w:name="超分子-习题10.6"/>
+    <w:bookmarkEnd w:id="58"/>
+    <w:bookmarkStart w:id="59" w:name="超分子-习题10.6"/>
     <w:p>
       <w:pPr>
         <w:pStyle w:val="Heading2"/>
@@ -20506,7 +21130,7 @@
         <w:rPr>
           <w:rFonts w:ascii="Times New Roman" w:hAnsi="Times New Roman" w:eastAsia="Times New Roman" w:cs="Times New Roman"/>
         </w:rPr>
-        <w:t xml:space="preserve">6.13 </w:t>
+        <w:t xml:space="preserve">6.14 </w:t>
       </w:r>
       <w:r>
         <w:rPr>
@@ -20787,7 +21411,7 @@
         <w:pStyle w:val="Compact"/>
         <w:numPr>
           <w:ilvl w:val="0"/>
-          <w:numId w:val="1019"/>
+          <w:numId w:val="1020"/>
         </w:numPr>
       </w:pPr>
       <w:r>
@@ -21303,7 +21927,7 @@
         <w:pStyle w:val="Compact"/>
         <w:numPr>
           <w:ilvl w:val="0"/>
-          <w:numId w:val="1020"/>
+          <w:numId w:val="1021"/>
         </w:numPr>
       </w:pPr>
       <m:oMath>
@@ -21865,7 +22489,7 @@
         <w:pStyle w:val="Compact"/>
         <w:numPr>
           <w:ilvl w:val="0"/>
-          <w:numId w:val="1021"/>
+          <w:numId w:val="1022"/>
         </w:numPr>
       </w:pPr>
       <m:oMath>
@@ -22452,8 +23076,8 @@
         </w:pict>
       </w:r>
     </w:p>
-    <w:bookmarkEnd w:id="53"/>
-    <w:bookmarkStart w:id="54" w:name="超分子-习题10.7"/>
+    <w:bookmarkEnd w:id="59"/>
+    <w:bookmarkStart w:id="60" w:name="超分子-习题10.7"/>
     <w:p>
       <w:pPr>
         <w:pStyle w:val="Heading2"/>
@@ -22463,7 +23087,7 @@
         <w:rPr>
           <w:rFonts w:ascii="Times New Roman" w:hAnsi="Times New Roman" w:eastAsia="Times New Roman" w:cs="Times New Roman"/>
         </w:rPr>
-        <w:t xml:space="preserve">6.14 </w:t>
+        <w:t xml:space="preserve">6.15 </w:t>
       </w:r>
       <w:r>
         <w:rPr>
@@ -23113,8 +23737,8 @@
         </w:pict>
       </w:r>
     </w:p>
-    <w:bookmarkEnd w:id="54"/>
-    <w:bookmarkStart w:id="58" w:name="超分子-习题10.8"/>
+    <w:bookmarkEnd w:id="60"/>
+    <w:bookmarkStart w:id="64" w:name="超分子-习题10.8"/>
     <w:p>
       <w:pPr>
         <w:pStyle w:val="Heading2"/>
@@ -23124,7 +23748,7 @@
         <w:rPr>
           <w:rFonts w:ascii="Times New Roman" w:hAnsi="Times New Roman" w:eastAsia="Times New Roman" w:cs="Times New Roman"/>
         </w:rPr>
-        <w:t xml:space="preserve">6.15 </w:t>
+        <w:t xml:space="preserve">6.16 </w:t>
       </w:r>
       <w:r>
         <w:rPr>
@@ -23799,18 +24423,18 @@
           <wp:inline>
             <wp:extent cx="3600000" cy="674999"/>
             <wp:effectExtent b="0" l="0" r="0" t="0"/>
-            <wp:docPr descr="" title="" id="56" name="Picture"/>
+            <wp:docPr descr="" title="" id="62" name="Picture"/>
             <a:graphic>
               <a:graphicData uri="http://schemas.openxmlformats.org/drawingml/2006/picture">
                 <pic:pic>
                   <pic:nvPicPr>
-                    <pic:cNvPr descr="b2b63330e36403c81db21cfa65f2d4263705ac4a9720051c21df7c38de0f2471.jpg" id="57" name="Picture"/>
+                    <pic:cNvPr descr="b2b63330e36403c81db21cfa65f2d4263705ac4a9720051c21df7c38de0f2471.jpg" id="63" name="Picture"/>
                     <pic:cNvPicPr>
                       <a:picLocks noChangeArrowheads="1" noChangeAspect="1"/>
                     </pic:cNvPicPr>
                   </pic:nvPicPr>
                   <pic:blipFill>
-                    <a:blip r:embed="rId55"/>
+                    <a:blip r:embed="rId61"/>
                     <a:stretch>
                       <a:fillRect/>
                     </a:stretch>
@@ -24082,8 +24706,8 @@
         </w:pict>
       </w:r>
     </w:p>
-    <w:bookmarkEnd w:id="58"/>
-    <w:bookmarkStart w:id="59" w:name="超分子-习题10.9"/>
+    <w:bookmarkEnd w:id="64"/>
+    <w:bookmarkStart w:id="65" w:name="超分子-习题10.9"/>
     <w:p>
       <w:pPr>
         <w:pStyle w:val="Heading2"/>
@@ -24093,7 +24717,7 @@
         <w:rPr>
           <w:rFonts w:ascii="Times New Roman" w:hAnsi="Times New Roman" w:eastAsia="Times New Roman" w:cs="Times New Roman"/>
         </w:rPr>
-        <w:t xml:space="preserve">6.16 </w:t>
+        <w:t xml:space="preserve">6.17 </w:t>
       </w:r>
       <w:r>
         <w:rPr>
@@ -24482,8 +25106,8 @@
         </w:pict>
       </w:r>
     </w:p>
-    <w:bookmarkEnd w:id="59"/>
-    <w:bookmarkStart w:id="60" w:name="超分子-习题10.10"/>
+    <w:bookmarkEnd w:id="65"/>
+    <w:bookmarkStart w:id="66" w:name="超分子-习题10.10"/>
     <w:p>
       <w:pPr>
         <w:pStyle w:val="Heading2"/>
@@ -24493,7 +25117,7 @@
         <w:rPr>
           <w:rFonts w:ascii="Times New Roman" w:hAnsi="Times New Roman" w:eastAsia="Times New Roman" w:cs="Times New Roman"/>
         </w:rPr>
-        <w:t xml:space="preserve">6.17 </w:t>
+        <w:t xml:space="preserve">6.18 </w:t>
       </w:r>
       <w:r>
         <w:rPr>
@@ -25486,8 +26110,8 @@
         </w:pict>
       </w:r>
     </w:p>
-    <w:bookmarkEnd w:id="60"/>
-    <w:bookmarkStart w:id="64" w:name="超分子-习题10.11"/>
+    <w:bookmarkEnd w:id="66"/>
+    <w:bookmarkStart w:id="70" w:name="超分子-习题10.11"/>
     <w:p>
       <w:pPr>
         <w:pStyle w:val="Heading2"/>
@@ -25497,7 +26121,7 @@
         <w:rPr>
           <w:rFonts w:ascii="Times New Roman" w:hAnsi="Times New Roman" w:eastAsia="Times New Roman" w:cs="Times New Roman"/>
         </w:rPr>
-        <w:t xml:space="preserve">6.18 </w:t>
+        <w:t xml:space="preserve">6.19 </w:t>
       </w:r>
       <w:r>
         <w:rPr>
@@ -26426,18 +27050,18 @@
           <wp:inline>
             <wp:extent cx="3240000" cy="2524417"/>
             <wp:effectExtent b="0" l="0" r="0" t="0"/>
-            <wp:docPr descr="" title="" id="62" name="Picture"/>
+            <wp:docPr descr="" title="" id="68" name="Picture"/>
             <a:graphic>
               <a:graphicData uri="http://schemas.openxmlformats.org/drawingml/2006/picture">
                 <pic:pic>
                   <pic:nvPicPr>
-                    <pic:cNvPr descr="a2022578c363e934ebe0272b5fa7ed0b863857898f07bf67b311f317a1ae632b.jpg" id="63" name="Picture"/>
+                    <pic:cNvPr descr="a2022578c363e934ebe0272b5fa7ed0b863857898f07bf67b311f317a1ae632b.jpg" id="69" name="Picture"/>
                     <pic:cNvPicPr>
                       <a:picLocks noChangeArrowheads="1" noChangeAspect="1"/>
                     </pic:cNvPicPr>
                   </pic:nvPicPr>
                   <pic:blipFill>
-                    <a:blip r:embed="rId61"/>
+                    <a:blip r:embed="rId67"/>
                     <a:stretch>
                       <a:fillRect/>
                     </a:stretch>
@@ -26492,8 +27116,8 @@
         </w:pict>
       </w:r>
     </w:p>
-    <w:bookmarkEnd w:id="64"/>
-    <w:bookmarkStart w:id="65" w:name="超分子-习题10.12"/>
+    <w:bookmarkEnd w:id="70"/>
+    <w:bookmarkStart w:id="71" w:name="超分子-习题10.12"/>
     <w:p>
       <w:pPr>
         <w:pStyle w:val="Heading2"/>
@@ -26503,7 +27127,7 @@
         <w:rPr>
           <w:rFonts w:ascii="Times New Roman" w:hAnsi="Times New Roman" w:eastAsia="Times New Roman" w:cs="Times New Roman"/>
         </w:rPr>
-        <w:t xml:space="preserve">6.19 </w:t>
+        <w:t xml:space="preserve">6.20 </w:t>
       </w:r>
       <w:r>
         <w:rPr>
@@ -26867,8 +27491,8 @@
         </w:pict>
       </w:r>
     </w:p>
-    <w:bookmarkEnd w:id="65"/>
-    <w:bookmarkStart w:id="66" w:name="超分子-习题10.13"/>
+    <w:bookmarkEnd w:id="71"/>
+    <w:bookmarkStart w:id="72" w:name="超分子-习题10.13"/>
     <w:p>
       <w:pPr>
         <w:pStyle w:val="Heading2"/>
@@ -26878,7 +27502,7 @@
         <w:rPr>
           <w:rFonts w:ascii="Times New Roman" w:hAnsi="Times New Roman" w:eastAsia="Times New Roman" w:cs="Times New Roman"/>
         </w:rPr>
-        <w:t xml:space="preserve">6.20 </w:t>
+        <w:t xml:space="preserve">6.21 </w:t>
       </w:r>
       <w:r>
         <w:rPr>
@@ -28580,8 +29204,8 @@
         </w:pict>
       </w:r>
     </w:p>
-    <w:bookmarkEnd w:id="66"/>
-    <w:bookmarkStart w:id="67" w:name="超分子-习题10.14"/>
+    <w:bookmarkEnd w:id="72"/>
+    <w:bookmarkStart w:id="73" w:name="超分子-习题10.14"/>
     <w:p>
       <w:pPr>
         <w:pStyle w:val="Heading2"/>
@@ -28591,7 +29215,7 @@
         <w:rPr>
           <w:rFonts w:ascii="Times New Roman" w:hAnsi="Times New Roman" w:eastAsia="Times New Roman" w:cs="Times New Roman"/>
         </w:rPr>
-        <w:t xml:space="preserve">6.21 </w:t>
+        <w:t xml:space="preserve">6.22 </w:t>
       </w:r>
       <w:r>
         <w:rPr>
@@ -29490,8 +30114,8 @@
         </w:pict>
       </w:r>
     </w:p>
-    <w:bookmarkEnd w:id="67"/>
-    <w:bookmarkStart w:id="68" w:name="超分子-习题10.15"/>
+    <w:bookmarkEnd w:id="73"/>
+    <w:bookmarkStart w:id="74" w:name="超分子-习题10.15"/>
     <w:p>
       <w:pPr>
         <w:pStyle w:val="Heading2"/>
@@ -29501,7 +30125,7 @@
         <w:rPr>
           <w:rFonts w:ascii="Times New Roman" w:hAnsi="Times New Roman" w:eastAsia="Times New Roman" w:cs="Times New Roman"/>
         </w:rPr>
-        <w:t xml:space="preserve">6.22 </w:t>
+        <w:t xml:space="preserve">6.23 </w:t>
       </w:r>
       <w:r>
         <w:rPr>
@@ -29983,8 +30607,8 @@
         </w:pict>
       </w:r>
     </w:p>
-    <w:bookmarkEnd w:id="68"/>
-    <w:bookmarkStart w:id="72" w:name="超分子-习题10.16"/>
+    <w:bookmarkEnd w:id="74"/>
+    <w:bookmarkStart w:id="78" w:name="超分子-习题10.16"/>
     <w:p>
       <w:pPr>
         <w:pStyle w:val="Heading2"/>
@@ -29994,7 +30618,7 @@
         <w:rPr>
           <w:rFonts w:ascii="Times New Roman" w:hAnsi="Times New Roman" w:eastAsia="Times New Roman" w:cs="Times New Roman"/>
         </w:rPr>
-        <w:t xml:space="preserve">6.23 </w:t>
+        <w:t xml:space="preserve">6.24 </w:t>
       </w:r>
       <w:r>
         <w:rPr>
@@ -31087,18 +31711,18 @@
           <wp:inline>
             <wp:extent cx="3240000" cy="2751864"/>
             <wp:effectExtent b="0" l="0" r="0" t="0"/>
-            <wp:docPr descr="" title="" id="70" name="Picture"/>
+            <wp:docPr descr="" title="" id="76" name="Picture"/>
             <a:graphic>
               <a:graphicData uri="http://schemas.openxmlformats.org/drawingml/2006/picture">
                 <pic:pic>
                   <pic:nvPicPr>
-                    <pic:cNvPr descr="42c7b1fea4e8d063b4c94132ecfcd16a8f99f0156d281d52000f94325d7dffb7.jpg" id="71" name="Picture"/>
+                    <pic:cNvPr descr="42c7b1fea4e8d063b4c94132ecfcd16a8f99f0156d281d52000f94325d7dffb7.jpg" id="77" name="Picture"/>
                     <pic:cNvPicPr>
                       <a:picLocks noChangeArrowheads="1" noChangeAspect="1"/>
                     </pic:cNvPicPr>
                   </pic:nvPicPr>
                   <pic:blipFill>
-                    <a:blip r:embed="rId69"/>
+                    <a:blip r:embed="rId75"/>
                     <a:stretch>
                       <a:fillRect/>
                     </a:stretch>
@@ -31189,8 +31813,8 @@
         </w:pict>
       </w:r>
     </w:p>
-    <w:bookmarkEnd w:id="72"/>
-    <w:bookmarkStart w:id="76" w:name="超分子-习题10.17"/>
+    <w:bookmarkEnd w:id="78"/>
+    <w:bookmarkStart w:id="82" w:name="超分子-习题10.17"/>
     <w:p>
       <w:pPr>
         <w:pStyle w:val="Heading2"/>
@@ -31200,7 +31824,7 @@
         <w:rPr>
           <w:rFonts w:ascii="Times New Roman" w:hAnsi="Times New Roman" w:eastAsia="Times New Roman" w:cs="Times New Roman"/>
         </w:rPr>
-        <w:t xml:space="preserve">6.24 </w:t>
+        <w:t xml:space="preserve">6.25 </w:t>
       </w:r>
       <w:r>
         <w:rPr>
@@ -32126,18 +32750,18 @@
           <wp:inline>
             <wp:extent cx="3600000" cy="1370392"/>
             <wp:effectExtent b="0" l="0" r="0" t="0"/>
-            <wp:docPr descr="" title="" id="74" name="Picture"/>
+            <wp:docPr descr="" title="" id="80" name="Picture"/>
             <a:graphic>
               <a:graphicData uri="http://schemas.openxmlformats.org/drawingml/2006/picture">
                 <pic:pic>
                   <pic:nvPicPr>
-                    <pic:cNvPr descr="b50e3f7371d455655f0cda20a4a330e857be35488a94753db3620b07be40bd63.jpg" id="75" name="Picture"/>
+                    <pic:cNvPr descr="b50e3f7371d455655f0cda20a4a330e857be35488a94753db3620b07be40bd63.jpg" id="81" name="Picture"/>
                     <pic:cNvPicPr>
                       <a:picLocks noChangeArrowheads="1" noChangeAspect="1"/>
                     </pic:cNvPicPr>
                   </pic:nvPicPr>
                   <pic:blipFill>
-                    <a:blip r:embed="rId73"/>
+                    <a:blip r:embed="rId79"/>
                     <a:stretch>
                       <a:fillRect/>
                     </a:stretch>
@@ -32899,8 +33523,8 @@
         </w:pict>
       </w:r>
     </w:p>
-    <w:bookmarkEnd w:id="76"/>
-    <w:bookmarkStart w:id="80" w:name="超分子-习题10.18"/>
+    <w:bookmarkEnd w:id="82"/>
+    <w:bookmarkStart w:id="86" w:name="超分子-习题10.18"/>
     <w:p>
       <w:pPr>
         <w:pStyle w:val="Heading2"/>
@@ -32910,7 +33534,7 @@
         <w:rPr>
           <w:rFonts w:ascii="Times New Roman" w:hAnsi="Times New Roman" w:eastAsia="Times New Roman" w:cs="Times New Roman"/>
         </w:rPr>
-        <w:t xml:space="preserve">6.25 </w:t>
+        <w:t xml:space="preserve">6.26 </w:t>
       </w:r>
       <w:r>
         <w:rPr>
@@ -33100,18 +33724,18 @@
           <wp:inline>
             <wp:extent cx="2971800" cy="3263900"/>
             <wp:effectExtent b="0" l="0" r="0" t="0"/>
-            <wp:docPr descr="" title="" id="78" name="Picture"/>
+            <wp:docPr descr="" title="" id="84" name="Picture"/>
             <a:graphic>
               <a:graphicData uri="http://schemas.openxmlformats.org/drawingml/2006/picture">
                 <pic:pic>
                   <pic:nvPicPr>
-                    <pic:cNvPr descr="ac5fd14d78e380b7c9426860fdbfd9f3fdebcc95bfe27e1d84172a23cdbbc71a.jpg" id="79" name="Picture"/>
+                    <pic:cNvPr descr="ac5fd14d78e380b7c9426860fdbfd9f3fdebcc95bfe27e1d84172a23cdbbc71a.jpg" id="85" name="Picture"/>
                     <pic:cNvPicPr>
                       <a:picLocks noChangeArrowheads="1" noChangeAspect="1"/>
                     </pic:cNvPicPr>
                   </pic:nvPicPr>
                   <pic:blipFill>
-                    <a:blip r:embed="rId77"/>
+                    <a:blip r:embed="rId83"/>
                     <a:stretch>
                       <a:fillRect/>
                     </a:stretch>
@@ -33148,8 +33772,8 @@
         </w:pict>
       </w:r>
     </w:p>
-    <w:bookmarkEnd w:id="80"/>
-    <w:bookmarkStart w:id="81" w:name="超分子-习题10.19"/>
+    <w:bookmarkEnd w:id="86"/>
+    <w:bookmarkStart w:id="87" w:name="超分子-习题10.19"/>
     <w:p>
       <w:pPr>
         <w:pStyle w:val="Heading2"/>
@@ -33159,7 +33783,7 @@
         <w:rPr>
           <w:rFonts w:ascii="Times New Roman" w:hAnsi="Times New Roman" w:eastAsia="Times New Roman" w:cs="Times New Roman"/>
         </w:rPr>
-        <w:t xml:space="preserve">6.26 </w:t>
+        <w:t xml:space="preserve">6.27 </w:t>
       </w:r>
       <w:r>
         <w:rPr>
@@ -35017,8 +35641,8 @@
         </w:pict>
       </w:r>
     </w:p>
-    <w:bookmarkEnd w:id="81"/>
-    <w:bookmarkStart w:id="82" w:name="超分子-习题10.20"/>
+    <w:bookmarkEnd w:id="87"/>
+    <w:bookmarkStart w:id="88" w:name="超分子-习题10.20"/>
     <w:p>
       <w:pPr>
         <w:pStyle w:val="Heading2"/>
@@ -35028,7 +35652,7 @@
         <w:rPr>
           <w:rFonts w:ascii="Times New Roman" w:hAnsi="Times New Roman" w:eastAsia="Times New Roman" w:cs="Times New Roman"/>
         </w:rPr>
-        <w:t xml:space="preserve">6.27 </w:t>
+        <w:t xml:space="preserve">6.28 </w:t>
       </w:r>
       <w:r>
         <w:rPr>
@@ -35480,8 +36104,8 @@
         </w:pict>
       </w:r>
     </w:p>
-    <w:bookmarkEnd w:id="82"/>
-    <w:bookmarkStart w:id="83" w:name="超分子-习题10.21"/>
+    <w:bookmarkEnd w:id="88"/>
+    <w:bookmarkStart w:id="89" w:name="超分子-习题10.21"/>
     <w:p>
       <w:pPr>
         <w:pStyle w:val="Heading2"/>
@@ -35491,7 +36115,7 @@
         <w:rPr>
           <w:rFonts w:ascii="Times New Roman" w:hAnsi="Times New Roman" w:eastAsia="Times New Roman" w:cs="Times New Roman"/>
         </w:rPr>
-        <w:t xml:space="preserve">6.28 </w:t>
+        <w:t xml:space="preserve">6.29 </w:t>
       </w:r>
       <w:r>
         <w:rPr>
@@ -35752,8 +36376,8 @@
         </w:pict>
       </w:r>
     </w:p>
-    <w:bookmarkEnd w:id="83"/>
-    <w:bookmarkStart w:id="84" w:name="化学能力测试-ch7b-7-银纳米簇电化学"/>
+    <w:bookmarkEnd w:id="89"/>
+    <w:bookmarkStart w:id="90" w:name="ch7b-7-银纳米簇电化学"/>
     <w:p>
       <w:pPr>
         <w:pStyle w:val="Heading2"/>
@@ -35763,19 +36387,13 @@
         <w:rPr>
           <w:rFonts w:ascii="Times New Roman" w:hAnsi="Times New Roman" w:eastAsia="Times New Roman" w:cs="Times New Roman"/>
         </w:rPr>
-        <w:t xml:space="preserve">6.29 </w:t>
-      </w:r>
-      <w:r>
-        <w:rPr>
-          <w:rFonts w:hint="eastAsia" w:ascii="Times New Roman" w:hAnsi="Times New Roman" w:eastAsia="SimHei" w:cs="Times New Roman"/>
-        </w:rPr>
-        <w:t>化学能力测试</w:t>
-      </w:r>
-      <w:r>
-        <w:rPr>
-          <w:rFonts w:hint="eastAsia" w:ascii="Times New Roman" w:hAnsi="Times New Roman" w:eastAsia="Times New Roman" w:cs="Times New Roman"/>
-        </w:rPr>
-        <w:t>-Ch7B-7-</w:t>
+        <w:t xml:space="preserve">6.30 </w:t>
+      </w:r>
+      <w:r>
+        <w:rPr>
+          <w:rFonts w:hint="eastAsia" w:ascii="Times New Roman" w:hAnsi="Times New Roman" w:eastAsia="Times New Roman" w:cs="Times New Roman"/>
+        </w:rPr>
+        <w:t>Ch7B-7-</w:t>
       </w:r>
       <w:r>
         <w:rPr>
@@ -37478,7 +38096,7 @@
       <w:pPr>
         <w:numPr>
           <w:ilvl w:val="0"/>
-          <w:numId w:val="1022"/>
+          <w:numId w:val="1023"/>
         </w:numPr>
       </w:pPr>
       <w:r>
@@ -37740,7 +38358,7 @@
       <w:pPr>
         <w:numPr>
           <w:ilvl w:val="0"/>
-          <w:numId w:val="1022"/>
+          <w:numId w:val="1023"/>
         </w:numPr>
         <w:spacing w:after="80"/>
       </w:pPr>
@@ -38178,8 +38796,8 @@
         </w:pict>
       </w:r>
     </w:p>
-    <w:bookmarkEnd w:id="84"/>
-    <w:bookmarkEnd w:id="85"/>
+    <w:bookmarkEnd w:id="90"/>
+    <w:bookmarkEnd w:id="91"/>
     <w:sectPr>
       <w:footerReference w:type="default" r:id="rId9"/>
       <w:footnotePr>
@@ -38328,6 +38946,91 @@
       </w:pPr>
     </w:lvl>
   </w:abstractNum>
+  <w:abstractNum w:abstractNumId="994156">
+    <w:nsid w:val="0A994156"/>
+    <w:multiLevelType w:val="multilevel"/>
+    <w:lvl w:ilvl="0">
+      <w:start w:val="56"/>
+      <w:numFmt w:val="decimal"/>
+      <w:lvlText w:val="%1."/>
+      <w:lvlJc w:val="left"/>
+      <w:pPr>
+        <w:ind w:left="720" w:hanging="360"/>
+      </w:pPr>
+    </w:lvl>
+    <w:lvl w:ilvl="1">
+      <w:start w:val="56"/>
+      <w:numFmt w:val="decimal"/>
+      <w:lvlText w:val="%2."/>
+      <w:lvlJc w:val="left"/>
+      <w:pPr>
+        <w:ind w:left="1440" w:hanging="360"/>
+      </w:pPr>
+    </w:lvl>
+    <w:lvl w:ilvl="2">
+      <w:start w:val="56"/>
+      <w:numFmt w:val="decimal"/>
+      <w:lvlText w:val="%3."/>
+      <w:lvlJc w:val="left"/>
+      <w:pPr>
+        <w:ind w:left="2160" w:hanging="360"/>
+      </w:pPr>
+    </w:lvl>
+    <w:lvl w:ilvl="3">
+      <w:start w:val="56"/>
+      <w:numFmt w:val="decimal"/>
+      <w:lvlText w:val="%4."/>
+      <w:lvlJc w:val="left"/>
+      <w:pPr>
+        <w:ind w:left="2880" w:hanging="360"/>
+      </w:pPr>
+    </w:lvl>
+    <w:lvl w:ilvl="4">
+      <w:start w:val="56"/>
+      <w:numFmt w:val="decimal"/>
+      <w:lvlText w:val="%5."/>
+      <w:lvlJc w:val="left"/>
+      <w:pPr>
+        <w:ind w:left="3600" w:hanging="360"/>
+      </w:pPr>
+    </w:lvl>
+    <w:lvl w:ilvl="5">
+      <w:start w:val="56"/>
+      <w:numFmt w:val="decimal"/>
+      <w:lvlText w:val="%6."/>
+      <w:lvlJc w:val="left"/>
+      <w:pPr>
+        <w:ind w:left="4320" w:hanging="360"/>
+      </w:pPr>
+    </w:lvl>
+    <w:lvl w:ilvl="6">
+      <w:start w:val="56"/>
+      <w:numFmt w:val="decimal"/>
+      <w:lvlText w:val="%7."/>
+      <w:lvlJc w:val="left"/>
+      <w:pPr>
+        <w:ind w:left="5040" w:hanging="360"/>
+      </w:pPr>
+    </w:lvl>
+    <w:lvl w:ilvl="7">
+      <w:start w:val="56"/>
+      <w:numFmt w:val="decimal"/>
+      <w:lvlText w:val="%8."/>
+      <w:lvlJc w:val="left"/>
+      <w:pPr>
+        <w:ind w:left="5760" w:hanging="360"/>
+      </w:pPr>
+    </w:lvl>
+    <w:lvl w:ilvl="8">
+      <w:start w:val="56"/>
+      <w:numFmt w:val="decimal"/>
+      <w:lvlText w:val="%9."/>
+      <w:lvlJc w:val="left"/>
+      <w:pPr>
+        <w:ind w:left="6480" w:hanging="360"/>
+      </w:pPr>
+    </w:lvl>
+  </w:abstractNum>
   <w:abstractNum w:abstractNumId="991">
     <w:nsid w:val="0000A991"/>
     <w:multiLevelType w:val="multilevel"/>
@@ -38690,7 +39393,34 @@
     <w:abstractNumId w:val="990"/>
   </w:num>
   <w:num w:numId="1001">
-    <w:abstractNumId w:val="991"/>
+    <w:abstractNumId w:val="994156"/>
+    <w:lvlOverride w:ilvl="0">
+      <w:startOverride w:val="56"/>
+    </w:lvlOverride>
+    <w:lvlOverride w:ilvl="1">
+      <w:startOverride w:val="56"/>
+    </w:lvlOverride>
+    <w:lvlOverride w:ilvl="2">
+      <w:startOverride w:val="56"/>
+    </w:lvlOverride>
+    <w:lvlOverride w:ilvl="3">
+      <w:startOverride w:val="56"/>
+    </w:lvlOverride>
+    <w:lvlOverride w:ilvl="4">
+      <w:startOverride w:val="56"/>
+    </w:lvlOverride>
+    <w:lvlOverride w:ilvl="5">
+      <w:startOverride w:val="56"/>
+    </w:lvlOverride>
+    <w:lvlOverride w:ilvl="6">
+      <w:startOverride w:val="56"/>
+    </w:lvlOverride>
+    <w:lvlOverride w:ilvl="7">
+      <w:startOverride w:val="56"/>
+    </w:lvlOverride>
+    <w:lvlOverride w:ilvl="8">
+      <w:startOverride w:val="56"/>
+    </w:lvlOverride>
   </w:num>
   <w:num w:numId="1002">
     <w:abstractNumId w:val="991"/>
@@ -38741,34 +39471,7 @@
     <w:abstractNumId w:val="991"/>
   </w:num>
   <w:num w:numId="1018">
-    <w:abstractNumId w:val="99431"/>
-    <w:lvlOverride w:ilvl="0">
-      <w:startOverride w:val="1"/>
-    </w:lvlOverride>
-    <w:lvlOverride w:ilvl="1">
-      <w:startOverride w:val="1"/>
-    </w:lvlOverride>
-    <w:lvlOverride w:ilvl="2">
-      <w:startOverride w:val="1"/>
-    </w:lvlOverride>
-    <w:lvlOverride w:ilvl="3">
-      <w:startOverride w:val="1"/>
-    </w:lvlOverride>
-    <w:lvlOverride w:ilvl="4">
-      <w:startOverride w:val="1"/>
-    </w:lvlOverride>
-    <w:lvlOverride w:ilvl="5">
-      <w:startOverride w:val="1"/>
-    </w:lvlOverride>
-    <w:lvlOverride w:ilvl="6">
-      <w:startOverride w:val="1"/>
-    </w:lvlOverride>
-    <w:lvlOverride w:ilvl="7">
-      <w:startOverride w:val="1"/>
-    </w:lvlOverride>
-    <w:lvlOverride w:ilvl="8">
-      <w:startOverride w:val="1"/>
-    </w:lvlOverride>
+    <w:abstractNumId w:val="991"/>
   </w:num>
   <w:num w:numId="1019">
     <w:abstractNumId w:val="99431"/>
@@ -38801,6 +39504,36 @@
     </w:lvlOverride>
   </w:num>
   <w:num w:numId="1020">
+    <w:abstractNumId w:val="99431"/>
+    <w:lvlOverride w:ilvl="0">
+      <w:startOverride w:val="1"/>
+    </w:lvlOverride>
+    <w:lvlOverride w:ilvl="1">
+      <w:startOverride w:val="1"/>
+    </w:lvlOverride>
+    <w:lvlOverride w:ilvl="2">
+      <w:startOverride w:val="1"/>
+    </w:lvlOverride>
+    <w:lvlOverride w:ilvl="3">
+      <w:startOverride w:val="1"/>
+    </w:lvlOverride>
+    <w:lvlOverride w:ilvl="4">
+      <w:startOverride w:val="1"/>
+    </w:lvlOverride>
+    <w:lvlOverride w:ilvl="5">
+      <w:startOverride w:val="1"/>
+    </w:lvlOverride>
+    <w:lvlOverride w:ilvl="6">
+      <w:startOverride w:val="1"/>
+    </w:lvlOverride>
+    <w:lvlOverride w:ilvl="7">
+      <w:startOverride w:val="1"/>
+    </w:lvlOverride>
+    <w:lvlOverride w:ilvl="8">
+      <w:startOverride w:val="1"/>
+    </w:lvlOverride>
+  </w:num>
+  <w:num w:numId="1021">
     <w:abstractNumId w:val="99432"/>
     <w:lvlOverride w:ilvl="0">
       <w:startOverride w:val="2"/>
@@ -38830,7 +39563,7 @@
       <w:startOverride w:val="2"/>
     </w:lvlOverride>
   </w:num>
-  <w:num w:numId="1021">
+  <w:num w:numId="1022">
     <w:abstractNumId w:val="99433"/>
     <w:lvlOverride w:ilvl="0">
       <w:startOverride w:val="3"/>
@@ -38860,7 +39593,7 @@
       <w:startOverride w:val="3"/>
     </w:lvlOverride>
   </w:num>
-  <w:num w:numId="1022">
+  <w:num w:numId="1023">
     <w:abstractNumId w:val="99432"/>
     <w:lvlOverride w:ilvl="0">
       <w:startOverride w:val="2"/>
